--- a/cv/CV_English_Urmas_Repinski.docx
+++ b/cv/CV_English_Urmas_Repinski.docx
@@ -184,7 +184,7 @@
             <wp:extent cx="1804670" cy="1819275"/>
             <wp:effectExtent b="0" l="0" r="0" t="0"/>
             <wp:wrapSquare wrapText="bothSides" distB="0" distT="0" distL="114935" distR="114935"/>
-            <wp:docPr id="4" name="image1.png"/>
+            <wp:docPr id="5" name="image1.png"/>
             <a:graphic>
               <a:graphicData uri="http://schemas.openxmlformats.org/drawingml/2006/picture">
                 <pic:pic>
@@ -1676,7 +1676,7 @@
           <w:szCs w:val="24"/>
           <w:rtl w:val="0"/>
         </w:rPr>
-        <w:t xml:space="preserve">1. Site Map - https://urimus.github.io/index_eng.html?type=aboutme&amp;sortby=name. JavaScript Code that makes this section work - https://urimus.github.io/scripts/showContents.js</w:t>
+        <w:t xml:space="preserve">1. Site Map - https://urimus.github.io/site_map_eng.html?type=aboutme&amp;sortby=name. JavaScript Code that makes this section work - https://urimus.github.io/scripts/showContents.js</w:t>
       </w:r>
     </w:p>
     <w:p>
@@ -2659,7 +2659,7 @@
         <w:widowControl w:val="0"/>
         <w:numPr>
           <w:ilvl w:val="0"/>
-          <w:numId w:val="10"/>
+          <w:numId w:val="2"/>
         </w:numPr>
         <w:pBdr>
           <w:top w:space="0" w:sz="0" w:val="nil"/>
@@ -2716,7 +2716,7 @@
         <w:widowControl w:val="0"/>
         <w:numPr>
           <w:ilvl w:val="0"/>
-          <w:numId w:val="10"/>
+          <w:numId w:val="2"/>
         </w:numPr>
         <w:pBdr>
           <w:top w:space="0" w:sz="0" w:val="nil"/>
@@ -2773,7 +2773,7 @@
         <w:widowControl w:val="0"/>
         <w:numPr>
           <w:ilvl w:val="0"/>
-          <w:numId w:val="10"/>
+          <w:numId w:val="2"/>
         </w:numPr>
         <w:pBdr>
           <w:top w:space="0" w:sz="0" w:val="nil"/>
@@ -3209,7 +3209,7 @@
         <w:widowControl w:val="0"/>
         <w:numPr>
           <w:ilvl w:val="0"/>
-          <w:numId w:val="10"/>
+          <w:numId w:val="2"/>
         </w:numPr>
         <w:pBdr>
           <w:top w:space="0" w:sz="0" w:val="nil"/>
@@ -3264,6 +3264,3584 @@
         <w:keepLines w:val="0"/>
         <w:pageBreakBefore w:val="0"/>
         <w:widowControl w:val="0"/>
+        <w:numPr>
+          <w:ilvl w:val="0"/>
+          <w:numId w:val="2"/>
+        </w:numPr>
+        <w:pBdr>
+          <w:top w:space="0" w:sz="0" w:val="nil"/>
+          <w:left w:space="0" w:sz="0" w:val="nil"/>
+          <w:bottom w:space="0" w:sz="0" w:val="nil"/>
+          <w:right w:space="0" w:sz="0" w:val="nil"/>
+          <w:between w:space="0" w:sz="0" w:val="nil"/>
+        </w:pBdr>
+        <w:shd w:fill="auto" w:val="clear"/>
+        <w:spacing w:after="0" w:before="0" w:line="240" w:lineRule="auto"/>
+        <w:ind w:left="0" w:right="0" w:firstLine="0"/>
+        <w:jc w:val="left"/>
+        <w:rPr>
+          <w:rFonts w:ascii="Times New Roman" w:cs="Times New Roman" w:eastAsia="Times New Roman" w:hAnsi="Times New Roman"/>
+          <w:b w:val="0"/>
+          <w:bCs w:val="0"/>
+          <w:i w:val="0"/>
+          <w:iCs w:val="0"/>
+          <w:smallCaps w:val="0"/>
+          <w:strike w:val="0"/>
+          <w:color w:val="000000"/>
+          <w:sz w:val="24"/>
+          <w:szCs w:val="24"/>
+          <w:u w:val="none"/>
+          <w:shd w:fill="auto" w:val="clear"/>
+          <w:vertAlign w:val="baseline"/>
+        </w:rPr>
+      </w:pPr>
+      <w:r>
+        <w:rPr>
+          <w:rFonts w:ascii="Times New Roman" w:cs="Times New Roman" w:eastAsia="Times New Roman" w:hAnsi="Times New Roman"/>
+          <w:b w:val="0"/>
+          <w:bCs w:val="0"/>
+          <w:i w:val="0"/>
+          <w:iCs w:val="0"/>
+          <w:smallCaps w:val="0"/>
+          <w:strike w:val="0"/>
+          <w:color w:val="000000"/>
+          <w:sz w:val="24"/>
+          <w:szCs w:val="24"/>
+          <w:u w:val="none"/>
+          <w:shd w:fill="auto" w:val="clear"/>
+          <w:vertAlign w:val="baseline"/>
+          <w:rtl w:val="0"/>
+        </w:rPr>
+        <w:t xml:space="preserve">Part-time work.</w:t>
+      </w:r>
+    </w:p>
+    <w:p>
+      <w:pPr>
+        <w:keepNext w:val="0"/>
+        <w:keepLines w:val="0"/>
+        <w:pageBreakBefore w:val="0"/>
+        <w:widowControl w:val="0"/>
+        <w:pBdr>
+          <w:top w:space="0" w:sz="0" w:val="nil"/>
+          <w:left w:space="0" w:sz="0" w:val="nil"/>
+          <w:bottom w:space="0" w:sz="0" w:val="nil"/>
+          <w:right w:space="0" w:sz="0" w:val="nil"/>
+          <w:between w:space="0" w:sz="0" w:val="nil"/>
+        </w:pBdr>
+        <w:shd w:fill="auto" w:val="clear"/>
+        <w:spacing w:after="0" w:before="0" w:line="240" w:lineRule="auto"/>
+        <w:ind w:left="0" w:right="0" w:firstLine="0"/>
+        <w:jc w:val="left"/>
+        <w:rPr>
+          <w:rFonts w:ascii="Times New Roman" w:cs="Times New Roman" w:eastAsia="Times New Roman" w:hAnsi="Times New Roman"/>
+          <w:b w:val="0"/>
+          <w:bCs w:val="0"/>
+          <w:i w:val="0"/>
+          <w:iCs w:val="0"/>
+          <w:smallCaps w:val="0"/>
+          <w:strike w:val="0"/>
+          <w:color w:val="000000"/>
+          <w:sz w:val="24"/>
+          <w:szCs w:val="24"/>
+          <w:u w:val="none"/>
+          <w:shd w:fill="auto" w:val="clear"/>
+          <w:vertAlign w:val="baseline"/>
+        </w:rPr>
+      </w:pPr>
+      <w:r>
+        <w:rPr>
+          <w:rtl w:val="0"/>
+        </w:rPr>
+      </w:r>
+    </w:p>
+    <w:p>
+      <w:pPr>
+        <w:keepNext w:val="0"/>
+        <w:keepLines w:val="0"/>
+        <w:pageBreakBefore w:val="0"/>
+        <w:widowControl w:val="0"/>
+        <w:pBdr>
+          <w:top w:space="0" w:sz="0" w:val="nil"/>
+          <w:left w:space="0" w:sz="0" w:val="nil"/>
+          <w:bottom w:space="0" w:sz="0" w:val="nil"/>
+          <w:right w:space="0" w:sz="0" w:val="nil"/>
+          <w:between w:space="0" w:sz="0" w:val="nil"/>
+        </w:pBdr>
+        <w:shd w:fill="auto" w:val="clear"/>
+        <w:spacing w:after="0" w:before="0" w:line="240" w:lineRule="auto"/>
+        <w:ind w:left="0" w:right="0" w:firstLine="0"/>
+        <w:jc w:val="left"/>
+        <w:rPr>
+          <w:rFonts w:ascii="Times New Roman" w:cs="Times New Roman" w:eastAsia="Times New Roman" w:hAnsi="Times New Roman"/>
+          <w:b w:val="0"/>
+          <w:bCs w:val="0"/>
+          <w:i w:val="0"/>
+          <w:iCs w:val="0"/>
+          <w:smallCaps w:val="0"/>
+          <w:strike w:val="0"/>
+          <w:color w:val="000000"/>
+          <w:sz w:val="24"/>
+          <w:szCs w:val="24"/>
+          <w:u w:val="none"/>
+          <w:shd w:fill="auto" w:val="clear"/>
+          <w:vertAlign w:val="baseline"/>
+        </w:rPr>
+      </w:pPr>
+      <w:r>
+        <w:rPr>
+          <w:rtl w:val="0"/>
+        </w:rPr>
+      </w:r>
+    </w:p>
+    <w:p>
+      <w:pPr>
+        <w:keepNext w:val="0"/>
+        <w:keepLines w:val="0"/>
+        <w:pageBreakBefore w:val="0"/>
+        <w:widowControl w:val="0"/>
+        <w:pBdr>
+          <w:top w:space="0" w:sz="0" w:val="nil"/>
+          <w:left w:space="0" w:sz="0" w:val="nil"/>
+          <w:bottom w:space="0" w:sz="0" w:val="nil"/>
+          <w:right w:space="0" w:sz="0" w:val="nil"/>
+          <w:between w:space="0" w:sz="0" w:val="nil"/>
+        </w:pBdr>
+        <w:shd w:fill="auto" w:val="clear"/>
+        <w:spacing w:after="0" w:before="0" w:line="240" w:lineRule="auto"/>
+        <w:ind w:left="0" w:right="0" w:firstLine="0"/>
+        <w:jc w:val="left"/>
+        <w:rPr>
+          <w:rFonts w:ascii="Times New Roman" w:cs="Times New Roman" w:eastAsia="Times New Roman" w:hAnsi="Times New Roman"/>
+          <w:b w:val="0"/>
+          <w:bCs w:val="0"/>
+          <w:i w:val="0"/>
+          <w:iCs w:val="0"/>
+          <w:smallCaps w:val="0"/>
+          <w:strike w:val="0"/>
+          <w:color w:val="000000"/>
+          <w:sz w:val="24"/>
+          <w:szCs w:val="24"/>
+          <w:u w:val="none"/>
+          <w:shd w:fill="auto" w:val="clear"/>
+          <w:vertAlign w:val="baseline"/>
+        </w:rPr>
+      </w:pPr>
+      <w:r>
+        <w:rPr>
+          <w:rFonts w:ascii="Times New Roman" w:cs="Times New Roman" w:eastAsia="Times New Roman" w:hAnsi="Times New Roman"/>
+          <w:b w:val="1"/>
+          <w:bCs w:val="1"/>
+          <w:i w:val="0"/>
+          <w:iCs w:val="0"/>
+          <w:smallCaps w:val="0"/>
+          <w:strike w:val="0"/>
+          <w:color w:val="000000"/>
+          <w:sz w:val="24"/>
+          <w:szCs w:val="24"/>
+          <w:u w:val="none"/>
+          <w:shd w:fill="auto" w:val="clear"/>
+          <w:vertAlign w:val="baseline"/>
+          <w:rtl w:val="0"/>
+        </w:rPr>
+        <w:t xml:space="preserve">▪ General Worker - Packer at Staffline Recruitment, May 2014 - October 2014.</w:t>
+      </w:r>
+      <w:r>
+        <w:rPr>
+          <w:rtl w:val="0"/>
+        </w:rPr>
+      </w:r>
+    </w:p>
+    <w:p>
+      <w:pPr>
+        <w:keepNext w:val="0"/>
+        <w:keepLines w:val="0"/>
+        <w:pageBreakBefore w:val="0"/>
+        <w:widowControl w:val="0"/>
+        <w:pBdr>
+          <w:top w:space="0" w:sz="0" w:val="nil"/>
+          <w:left w:space="0" w:sz="0" w:val="nil"/>
+          <w:bottom w:space="0" w:sz="0" w:val="nil"/>
+          <w:right w:space="0" w:sz="0" w:val="nil"/>
+          <w:between w:space="0" w:sz="0" w:val="nil"/>
+        </w:pBdr>
+        <w:shd w:fill="auto" w:val="clear"/>
+        <w:spacing w:after="0" w:before="0" w:line="240" w:lineRule="auto"/>
+        <w:ind w:left="0" w:right="0" w:firstLine="0"/>
+        <w:jc w:val="left"/>
+        <w:rPr>
+          <w:rFonts w:ascii="Times New Roman" w:cs="Times New Roman" w:eastAsia="Times New Roman" w:hAnsi="Times New Roman"/>
+          <w:b w:val="0"/>
+          <w:bCs w:val="0"/>
+          <w:i w:val="0"/>
+          <w:iCs w:val="0"/>
+          <w:smallCaps w:val="0"/>
+          <w:strike w:val="0"/>
+          <w:color w:val="000000"/>
+          <w:sz w:val="24"/>
+          <w:szCs w:val="24"/>
+          <w:u w:val="none"/>
+          <w:shd w:fill="auto" w:val="clear"/>
+          <w:vertAlign w:val="baseline"/>
+        </w:rPr>
+      </w:pPr>
+      <w:r>
+        <w:rPr>
+          <w:rFonts w:ascii="Times New Roman" w:cs="Times New Roman" w:eastAsia="Times New Roman" w:hAnsi="Times New Roman"/>
+          <w:b w:val="0"/>
+          <w:bCs w:val="0"/>
+          <w:i w:val="0"/>
+          <w:iCs w:val="0"/>
+          <w:smallCaps w:val="0"/>
+          <w:strike w:val="0"/>
+          <w:color w:val="000000"/>
+          <w:sz w:val="24"/>
+          <w:szCs w:val="24"/>
+          <w:u w:val="none"/>
+          <w:shd w:fill="auto" w:val="clear"/>
+          <w:vertAlign w:val="baseline"/>
+          <w:rtl w:val="0"/>
+        </w:rPr>
+        <w:t xml:space="preserve">Address: 21 Melford Rd, Righead Ind Est, Bellshill, Lanarkshire, UK, ML4 3LR</w:t>
+      </w:r>
+    </w:p>
+    <w:p>
+      <w:pPr>
+        <w:keepNext w:val="0"/>
+        <w:keepLines w:val="0"/>
+        <w:pageBreakBefore w:val="0"/>
+        <w:widowControl w:val="0"/>
+        <w:pBdr>
+          <w:top w:space="0" w:sz="0" w:val="nil"/>
+          <w:left w:space="0" w:sz="0" w:val="nil"/>
+          <w:bottom w:space="0" w:sz="0" w:val="nil"/>
+          <w:right w:space="0" w:sz="0" w:val="nil"/>
+          <w:between w:space="0" w:sz="0" w:val="nil"/>
+        </w:pBdr>
+        <w:shd w:fill="auto" w:val="clear"/>
+        <w:spacing w:after="0" w:before="0" w:line="240" w:lineRule="auto"/>
+        <w:ind w:left="0" w:right="0" w:firstLine="0"/>
+        <w:jc w:val="left"/>
+        <w:rPr>
+          <w:rFonts w:ascii="Times New Roman" w:cs="Times New Roman" w:eastAsia="Times New Roman" w:hAnsi="Times New Roman"/>
+          <w:b w:val="0"/>
+          <w:bCs w:val="0"/>
+          <w:i w:val="0"/>
+          <w:iCs w:val="0"/>
+          <w:smallCaps w:val="0"/>
+          <w:strike w:val="0"/>
+          <w:color w:val="000000"/>
+          <w:sz w:val="24"/>
+          <w:szCs w:val="24"/>
+          <w:u w:val="none"/>
+          <w:shd w:fill="auto" w:val="clear"/>
+          <w:vertAlign w:val="baseline"/>
+        </w:rPr>
+      </w:pPr>
+      <w:r>
+        <w:rPr>
+          <w:rFonts w:ascii="Times New Roman" w:cs="Times New Roman" w:eastAsia="Times New Roman" w:hAnsi="Times New Roman"/>
+          <w:b w:val="0"/>
+          <w:bCs w:val="0"/>
+          <w:i w:val="0"/>
+          <w:iCs w:val="0"/>
+          <w:smallCaps w:val="0"/>
+          <w:strike w:val="0"/>
+          <w:color w:val="000000"/>
+          <w:sz w:val="24"/>
+          <w:szCs w:val="24"/>
+          <w:u w:val="none"/>
+          <w:shd w:fill="auto" w:val="clear"/>
+          <w:vertAlign w:val="baseline"/>
+          <w:rtl w:val="0"/>
+        </w:rPr>
+        <w:t xml:space="preserve">Phone Number: 01698 748016</w:t>
+      </w:r>
+    </w:p>
+    <w:p>
+      <w:pPr>
+        <w:keepNext w:val="0"/>
+        <w:keepLines w:val="0"/>
+        <w:pageBreakBefore w:val="0"/>
+        <w:widowControl w:val="0"/>
+        <w:pBdr>
+          <w:top w:space="0" w:sz="0" w:val="nil"/>
+          <w:left w:space="0" w:sz="0" w:val="nil"/>
+          <w:bottom w:space="0" w:sz="0" w:val="nil"/>
+          <w:right w:space="0" w:sz="0" w:val="nil"/>
+          <w:between w:space="0" w:sz="0" w:val="nil"/>
+        </w:pBdr>
+        <w:shd w:fill="auto" w:val="clear"/>
+        <w:spacing w:after="0" w:before="0" w:line="240" w:lineRule="auto"/>
+        <w:ind w:left="0" w:right="0" w:firstLine="0"/>
+        <w:jc w:val="left"/>
+        <w:rPr>
+          <w:rFonts w:ascii="Times New Roman" w:cs="Times New Roman" w:eastAsia="Times New Roman" w:hAnsi="Times New Roman"/>
+          <w:b w:val="0"/>
+          <w:bCs w:val="0"/>
+          <w:i w:val="0"/>
+          <w:iCs w:val="0"/>
+          <w:smallCaps w:val="0"/>
+          <w:strike w:val="0"/>
+          <w:color w:val="000000"/>
+          <w:sz w:val="24"/>
+          <w:szCs w:val="24"/>
+          <w:u w:val="none"/>
+          <w:shd w:fill="auto" w:val="clear"/>
+          <w:vertAlign w:val="baseline"/>
+        </w:rPr>
+      </w:pPr>
+      <w:r>
+        <w:rPr>
+          <w:rFonts w:ascii="Times New Roman" w:cs="Times New Roman" w:eastAsia="Times New Roman" w:hAnsi="Times New Roman"/>
+          <w:b w:val="0"/>
+          <w:bCs w:val="0"/>
+          <w:i w:val="0"/>
+          <w:iCs w:val="0"/>
+          <w:smallCaps w:val="0"/>
+          <w:strike w:val="0"/>
+          <w:color w:val="000000"/>
+          <w:sz w:val="24"/>
+          <w:szCs w:val="24"/>
+          <w:u w:val="none"/>
+          <w:shd w:fill="auto" w:val="clear"/>
+          <w:vertAlign w:val="baseline"/>
+          <w:rtl w:val="0"/>
+        </w:rPr>
+        <w:t xml:space="preserve">Email: enquiries@staffline.co.uk</w:t>
+      </w:r>
+    </w:p>
+    <w:p>
+      <w:pPr>
+        <w:keepNext w:val="0"/>
+        <w:keepLines w:val="0"/>
+        <w:pageBreakBefore w:val="0"/>
+        <w:widowControl w:val="0"/>
+        <w:pBdr>
+          <w:top w:space="0" w:sz="0" w:val="nil"/>
+          <w:left w:space="0" w:sz="0" w:val="nil"/>
+          <w:bottom w:space="0" w:sz="0" w:val="nil"/>
+          <w:right w:space="0" w:sz="0" w:val="nil"/>
+          <w:between w:space="0" w:sz="0" w:val="nil"/>
+        </w:pBdr>
+        <w:shd w:fill="auto" w:val="clear"/>
+        <w:spacing w:after="0" w:before="0" w:line="240" w:lineRule="auto"/>
+        <w:ind w:left="0" w:right="0" w:firstLine="0"/>
+        <w:jc w:val="left"/>
+        <w:rPr>
+          <w:rFonts w:ascii="Times New Roman" w:cs="Times New Roman" w:eastAsia="Times New Roman" w:hAnsi="Times New Roman"/>
+          <w:b w:val="0"/>
+          <w:bCs w:val="0"/>
+          <w:i w:val="0"/>
+          <w:iCs w:val="0"/>
+          <w:smallCaps w:val="0"/>
+          <w:strike w:val="0"/>
+          <w:color w:val="000000"/>
+          <w:sz w:val="24"/>
+          <w:szCs w:val="24"/>
+          <w:u w:val="none"/>
+          <w:shd w:fill="auto" w:val="clear"/>
+          <w:vertAlign w:val="baseline"/>
+        </w:rPr>
+      </w:pPr>
+      <w:r>
+        <w:rPr>
+          <w:rFonts w:ascii="Times New Roman" w:cs="Times New Roman" w:eastAsia="Times New Roman" w:hAnsi="Times New Roman"/>
+          <w:b w:val="0"/>
+          <w:bCs w:val="0"/>
+          <w:i w:val="0"/>
+          <w:iCs w:val="0"/>
+          <w:smallCaps w:val="0"/>
+          <w:strike w:val="0"/>
+          <w:color w:val="000000"/>
+          <w:sz w:val="24"/>
+          <w:szCs w:val="24"/>
+          <w:u w:val="none"/>
+          <w:shd w:fill="auto" w:val="clear"/>
+          <w:vertAlign w:val="baseline"/>
+          <w:rtl w:val="0"/>
+        </w:rPr>
+        <w:t xml:space="preserve">Worked as General Worker at Staffline Recruitment in Morrisons Warehouse, Bellshill, Schottland, UK. My tasks were:</w:t>
+      </w:r>
+    </w:p>
+    <w:p>
+      <w:pPr>
+        <w:keepNext w:val="0"/>
+        <w:keepLines w:val="0"/>
+        <w:pageBreakBefore w:val="0"/>
+        <w:widowControl w:val="0"/>
+        <w:numPr>
+          <w:ilvl w:val="0"/>
+          <w:numId w:val="3"/>
+        </w:numPr>
+        <w:pBdr>
+          <w:top w:space="0" w:sz="0" w:val="nil"/>
+          <w:left w:space="0" w:sz="0" w:val="nil"/>
+          <w:bottom w:space="0" w:sz="0" w:val="nil"/>
+          <w:right w:space="0" w:sz="0" w:val="nil"/>
+          <w:between w:space="0" w:sz="0" w:val="nil"/>
+        </w:pBdr>
+        <w:shd w:fill="auto" w:val="clear"/>
+        <w:spacing w:after="0" w:before="0" w:line="240" w:lineRule="auto"/>
+        <w:ind w:left="0" w:right="0" w:firstLine="0"/>
+        <w:jc w:val="left"/>
+        <w:rPr>
+          <w:rFonts w:ascii="Times New Roman" w:cs="Times New Roman" w:eastAsia="Times New Roman" w:hAnsi="Times New Roman"/>
+          <w:b w:val="0"/>
+          <w:bCs w:val="0"/>
+          <w:i w:val="0"/>
+          <w:iCs w:val="0"/>
+          <w:smallCaps w:val="0"/>
+          <w:strike w:val="0"/>
+          <w:color w:val="000000"/>
+          <w:sz w:val="24"/>
+          <w:szCs w:val="24"/>
+          <w:u w:val="none"/>
+          <w:shd w:fill="auto" w:val="clear"/>
+          <w:vertAlign w:val="baseline"/>
+        </w:rPr>
+      </w:pPr>
+      <w:r>
+        <w:rPr>
+          <w:rFonts w:ascii="Times New Roman" w:cs="Times New Roman" w:eastAsia="Times New Roman" w:hAnsi="Times New Roman"/>
+          <w:b w:val="0"/>
+          <w:bCs w:val="0"/>
+          <w:i w:val="0"/>
+          <w:iCs w:val="0"/>
+          <w:smallCaps w:val="0"/>
+          <w:strike w:val="0"/>
+          <w:color w:val="000000"/>
+          <w:sz w:val="24"/>
+          <w:szCs w:val="24"/>
+          <w:u w:val="none"/>
+          <w:shd w:fill="auto" w:val="clear"/>
+          <w:vertAlign w:val="baseline"/>
+          <w:rtl w:val="0"/>
+        </w:rPr>
+        <w:t xml:space="preserve">The work was 8 hours per day, 5-6 days per week.</w:t>
+      </w:r>
+    </w:p>
+    <w:p>
+      <w:pPr>
+        <w:keepNext w:val="0"/>
+        <w:keepLines w:val="0"/>
+        <w:pageBreakBefore w:val="0"/>
+        <w:widowControl w:val="0"/>
+        <w:numPr>
+          <w:ilvl w:val="0"/>
+          <w:numId w:val="3"/>
+        </w:numPr>
+        <w:pBdr>
+          <w:top w:space="0" w:sz="0" w:val="nil"/>
+          <w:left w:space="0" w:sz="0" w:val="nil"/>
+          <w:bottom w:space="0" w:sz="0" w:val="nil"/>
+          <w:right w:space="0" w:sz="0" w:val="nil"/>
+          <w:between w:space="0" w:sz="0" w:val="nil"/>
+        </w:pBdr>
+        <w:shd w:fill="auto" w:val="clear"/>
+        <w:spacing w:after="0" w:before="0" w:line="240" w:lineRule="auto"/>
+        <w:ind w:left="0" w:right="0" w:firstLine="0"/>
+        <w:jc w:val="left"/>
+        <w:rPr>
+          <w:rFonts w:ascii="Times New Roman" w:cs="Times New Roman" w:eastAsia="Times New Roman" w:hAnsi="Times New Roman"/>
+          <w:b w:val="1"/>
+          <w:bCs w:val="1"/>
+          <w:i w:val="0"/>
+          <w:iCs w:val="0"/>
+          <w:smallCaps w:val="0"/>
+          <w:strike w:val="0"/>
+          <w:color w:val="000000"/>
+          <w:sz w:val="24"/>
+          <w:szCs w:val="24"/>
+          <w:u w:val="none"/>
+          <w:shd w:fill="auto" w:val="clear"/>
+          <w:vertAlign w:val="baseline"/>
+        </w:rPr>
+      </w:pPr>
+      <w:r>
+        <w:rPr>
+          <w:rFonts w:ascii="Times New Roman" w:cs="Times New Roman" w:eastAsia="Times New Roman" w:hAnsi="Times New Roman"/>
+          <w:b w:val="0"/>
+          <w:bCs w:val="0"/>
+          <w:i w:val="0"/>
+          <w:iCs w:val="0"/>
+          <w:smallCaps w:val="0"/>
+          <w:strike w:val="0"/>
+          <w:color w:val="000000"/>
+          <w:sz w:val="24"/>
+          <w:szCs w:val="24"/>
+          <w:u w:val="none"/>
+          <w:shd w:fill="auto" w:val="clear"/>
+          <w:vertAlign w:val="baseline"/>
+          <w:rtl w:val="0"/>
+        </w:rPr>
+        <w:t xml:space="preserve">After moved to London.</w:t>
+      </w:r>
+      <w:r>
+        <w:rPr>
+          <w:rtl w:val="0"/>
+        </w:rPr>
+      </w:r>
+    </w:p>
+    <w:p>
+      <w:pPr>
+        <w:keepNext w:val="0"/>
+        <w:keepLines w:val="0"/>
+        <w:pageBreakBefore w:val="0"/>
+        <w:widowControl w:val="0"/>
+        <w:pBdr>
+          <w:top w:space="0" w:sz="0" w:val="nil"/>
+          <w:left w:space="0" w:sz="0" w:val="nil"/>
+          <w:bottom w:space="0" w:sz="0" w:val="nil"/>
+          <w:right w:space="0" w:sz="0" w:val="nil"/>
+          <w:between w:space="0" w:sz="0" w:val="nil"/>
+        </w:pBdr>
+        <w:shd w:fill="auto" w:val="clear"/>
+        <w:spacing w:after="0" w:before="0" w:line="240" w:lineRule="auto"/>
+        <w:ind w:left="0" w:right="0" w:firstLine="0"/>
+        <w:jc w:val="left"/>
+        <w:rPr>
+          <w:rFonts w:ascii="Times New Roman" w:cs="Times New Roman" w:eastAsia="Times New Roman" w:hAnsi="Times New Roman"/>
+          <w:b w:val="1"/>
+          <w:bCs w:val="1"/>
+          <w:i w:val="0"/>
+          <w:iCs w:val="0"/>
+          <w:smallCaps w:val="0"/>
+          <w:strike w:val="0"/>
+          <w:color w:val="000000"/>
+          <w:sz w:val="24"/>
+          <w:szCs w:val="24"/>
+          <w:u w:val="none"/>
+          <w:shd w:fill="auto" w:val="clear"/>
+          <w:vertAlign w:val="baseline"/>
+        </w:rPr>
+      </w:pPr>
+      <w:r>
+        <w:rPr>
+          <w:rtl w:val="0"/>
+        </w:rPr>
+      </w:r>
+    </w:p>
+    <w:p>
+      <w:pPr>
+        <w:keepNext w:val="0"/>
+        <w:keepLines w:val="0"/>
+        <w:pageBreakBefore w:val="0"/>
+        <w:widowControl w:val="0"/>
+        <w:pBdr>
+          <w:top w:space="0" w:sz="0" w:val="nil"/>
+          <w:left w:space="0" w:sz="0" w:val="nil"/>
+          <w:bottom w:space="0" w:sz="0" w:val="nil"/>
+          <w:right w:space="0" w:sz="0" w:val="nil"/>
+          <w:between w:space="0" w:sz="0" w:val="nil"/>
+        </w:pBdr>
+        <w:shd w:fill="auto" w:val="clear"/>
+        <w:spacing w:after="0" w:before="0" w:line="240" w:lineRule="auto"/>
+        <w:ind w:left="0" w:right="0" w:firstLine="0"/>
+        <w:jc w:val="both"/>
+        <w:rPr>
+          <w:rFonts w:ascii="Times New Roman" w:cs="Times New Roman" w:eastAsia="Times New Roman" w:hAnsi="Times New Roman"/>
+          <w:b w:val="1"/>
+          <w:bCs w:val="1"/>
+          <w:i w:val="0"/>
+          <w:iCs w:val="0"/>
+          <w:smallCaps w:val="0"/>
+          <w:strike w:val="0"/>
+          <w:color w:val="000000"/>
+          <w:sz w:val="24"/>
+          <w:szCs w:val="24"/>
+          <w:u w:val="none"/>
+          <w:shd w:fill="auto" w:val="clear"/>
+          <w:vertAlign w:val="baseline"/>
+        </w:rPr>
+      </w:pPr>
+      <w:r>
+        <w:rPr>
+          <w:rtl w:val="0"/>
+        </w:rPr>
+      </w:r>
+    </w:p>
+    <w:p>
+      <w:pPr>
+        <w:keepNext w:val="0"/>
+        <w:keepLines w:val="0"/>
+        <w:pageBreakBefore w:val="0"/>
+        <w:widowControl w:val="0"/>
+        <w:pBdr>
+          <w:top w:space="0" w:sz="0" w:val="nil"/>
+          <w:left w:space="0" w:sz="0" w:val="nil"/>
+          <w:bottom w:space="0" w:sz="0" w:val="nil"/>
+          <w:right w:space="0" w:sz="0" w:val="nil"/>
+          <w:between w:space="0" w:sz="0" w:val="nil"/>
+        </w:pBdr>
+        <w:shd w:fill="auto" w:val="clear"/>
+        <w:spacing w:after="0" w:before="0" w:line="240" w:lineRule="auto"/>
+        <w:ind w:left="0" w:right="0" w:firstLine="0"/>
+        <w:jc w:val="both"/>
+        <w:rPr>
+          <w:rFonts w:ascii="Times New Roman" w:cs="Times New Roman" w:eastAsia="Times New Roman" w:hAnsi="Times New Roman"/>
+          <w:b w:val="1"/>
+          <w:bCs w:val="1"/>
+          <w:i w:val="0"/>
+          <w:iCs w:val="0"/>
+          <w:smallCaps w:val="0"/>
+          <w:strike w:val="0"/>
+          <w:color w:val="000000"/>
+          <w:sz w:val="24"/>
+          <w:szCs w:val="24"/>
+          <w:u w:val="none"/>
+          <w:shd w:fill="auto" w:val="clear"/>
+          <w:vertAlign w:val="baseline"/>
+        </w:rPr>
+      </w:pPr>
+      <w:r>
+        <w:rPr>
+          <w:rFonts w:ascii="Times New Roman" w:cs="Times New Roman" w:eastAsia="Times New Roman" w:hAnsi="Times New Roman"/>
+          <w:b w:val="1"/>
+          <w:bCs w:val="1"/>
+          <w:i w:val="0"/>
+          <w:iCs w:val="0"/>
+          <w:smallCaps w:val="0"/>
+          <w:strike w:val="0"/>
+          <w:color w:val="000000"/>
+          <w:sz w:val="24"/>
+          <w:szCs w:val="24"/>
+          <w:u w:val="none"/>
+          <w:shd w:fill="auto" w:val="clear"/>
+          <w:vertAlign w:val="baseline"/>
+          <w:rtl w:val="0"/>
+        </w:rPr>
+        <w:t xml:space="preserve">▪ PHP Developer – Satron RD (TOP-Tronic)</w:t>
+      </w:r>
+    </w:p>
+    <w:p>
+      <w:pPr>
+        <w:keepNext w:val="0"/>
+        <w:keepLines w:val="0"/>
+        <w:pageBreakBefore w:val="0"/>
+        <w:widowControl w:val="0"/>
+        <w:pBdr>
+          <w:top w:space="0" w:sz="0" w:val="nil"/>
+          <w:left w:space="0" w:sz="0" w:val="nil"/>
+          <w:bottom w:space="0" w:sz="0" w:val="nil"/>
+          <w:right w:space="0" w:sz="0" w:val="nil"/>
+          <w:between w:space="0" w:sz="0" w:val="nil"/>
+        </w:pBdr>
+        <w:shd w:fill="auto" w:val="clear"/>
+        <w:tabs>
+          <w:tab w:val="left" w:leader="none" w:pos="3120"/>
+        </w:tabs>
+        <w:spacing w:after="0" w:before="0" w:line="240" w:lineRule="auto"/>
+        <w:ind w:left="0" w:right="0" w:firstLine="0"/>
+        <w:jc w:val="both"/>
+        <w:rPr>
+          <w:rFonts w:ascii="Times New Roman" w:cs="Times New Roman" w:eastAsia="Times New Roman" w:hAnsi="Times New Roman"/>
+          <w:b w:val="1"/>
+          <w:bCs w:val="1"/>
+          <w:i w:val="0"/>
+          <w:iCs w:val="0"/>
+          <w:smallCaps w:val="0"/>
+          <w:strike w:val="0"/>
+          <w:color w:val="000000"/>
+          <w:sz w:val="24"/>
+          <w:szCs w:val="24"/>
+          <w:u w:val="none"/>
+          <w:shd w:fill="auto" w:val="clear"/>
+          <w:vertAlign w:val="baseline"/>
+        </w:rPr>
+      </w:pPr>
+      <w:r>
+        <w:rPr>
+          <w:rFonts w:ascii="Times New Roman" w:cs="Times New Roman" w:eastAsia="Times New Roman" w:hAnsi="Times New Roman"/>
+          <w:b w:val="1"/>
+          <w:bCs w:val="1"/>
+          <w:i w:val="0"/>
+          <w:iCs w:val="0"/>
+          <w:smallCaps w:val="0"/>
+          <w:strike w:val="0"/>
+          <w:color w:val="000000"/>
+          <w:sz w:val="24"/>
+          <w:szCs w:val="24"/>
+          <w:u w:val="none"/>
+          <w:shd w:fill="auto" w:val="clear"/>
+          <w:vertAlign w:val="baseline"/>
+          <w:rtl w:val="0"/>
+        </w:rPr>
+        <w:t xml:space="preserve">May 2012 – July 2012</w:t>
+        <w:tab/>
+      </w:r>
+    </w:p>
+    <w:p>
+      <w:pPr>
+        <w:keepNext w:val="0"/>
+        <w:keepLines w:val="0"/>
+        <w:pageBreakBefore w:val="0"/>
+        <w:widowControl w:val="0"/>
+        <w:pBdr>
+          <w:top w:space="0" w:sz="0" w:val="nil"/>
+          <w:left w:space="0" w:sz="0" w:val="nil"/>
+          <w:bottom w:space="0" w:sz="0" w:val="nil"/>
+          <w:right w:space="0" w:sz="0" w:val="nil"/>
+          <w:between w:space="0" w:sz="0" w:val="nil"/>
+        </w:pBdr>
+        <w:shd w:fill="auto" w:val="clear"/>
+        <w:spacing w:after="0" w:before="0" w:line="240" w:lineRule="auto"/>
+        <w:ind w:left="0" w:right="0" w:firstLine="0"/>
+        <w:jc w:val="both"/>
+        <w:rPr>
+          <w:rFonts w:ascii="Times New Roman" w:cs="Times New Roman" w:eastAsia="Times New Roman" w:hAnsi="Times New Roman"/>
+          <w:b w:val="1"/>
+          <w:bCs w:val="1"/>
+          <w:i w:val="0"/>
+          <w:iCs w:val="0"/>
+          <w:smallCaps w:val="0"/>
+          <w:strike w:val="0"/>
+          <w:color w:val="000000"/>
+          <w:sz w:val="24"/>
+          <w:szCs w:val="24"/>
+          <w:u w:val="none"/>
+          <w:shd w:fill="auto" w:val="clear"/>
+          <w:vertAlign w:val="baseline"/>
+        </w:rPr>
+      </w:pPr>
+      <w:r>
+        <w:rPr>
+          <w:rtl w:val="0"/>
+        </w:rPr>
+      </w:r>
+    </w:p>
+    <w:p>
+      <w:pPr>
+        <w:keepNext w:val="0"/>
+        <w:keepLines w:val="0"/>
+        <w:pageBreakBefore w:val="0"/>
+        <w:widowControl w:val="0"/>
+        <w:pBdr>
+          <w:top w:space="0" w:sz="0" w:val="nil"/>
+          <w:left w:space="0" w:sz="0" w:val="nil"/>
+          <w:bottom w:space="0" w:sz="0" w:val="nil"/>
+          <w:right w:space="0" w:sz="0" w:val="nil"/>
+          <w:between w:space="0" w:sz="0" w:val="nil"/>
+        </w:pBdr>
+        <w:shd w:fill="auto" w:val="clear"/>
+        <w:spacing w:after="0" w:before="0" w:line="240" w:lineRule="auto"/>
+        <w:ind w:left="0" w:right="0" w:firstLine="0"/>
+        <w:jc w:val="both"/>
+        <w:rPr>
+          <w:rFonts w:ascii="Times New Roman" w:cs="Times New Roman" w:eastAsia="Times New Roman" w:hAnsi="Times New Roman"/>
+          <w:b w:val="0"/>
+          <w:bCs w:val="0"/>
+          <w:i w:val="0"/>
+          <w:iCs w:val="0"/>
+          <w:smallCaps w:val="0"/>
+          <w:strike w:val="0"/>
+          <w:color w:val="000000"/>
+          <w:sz w:val="24"/>
+          <w:szCs w:val="24"/>
+          <w:u w:val="none"/>
+          <w:shd w:fill="auto" w:val="clear"/>
+          <w:vertAlign w:val="baseline"/>
+        </w:rPr>
+      </w:pPr>
+      <w:r>
+        <w:rPr>
+          <w:rFonts w:ascii="Times New Roman" w:cs="Times New Roman" w:eastAsia="Times New Roman" w:hAnsi="Times New Roman"/>
+          <w:b w:val="0"/>
+          <w:bCs w:val="0"/>
+          <w:i w:val="0"/>
+          <w:iCs w:val="0"/>
+          <w:smallCaps w:val="0"/>
+          <w:strike w:val="0"/>
+          <w:color w:val="000000"/>
+          <w:sz w:val="24"/>
+          <w:szCs w:val="24"/>
+          <w:u w:val="none"/>
+          <w:shd w:fill="auto" w:val="clear"/>
+          <w:vertAlign w:val="baseline"/>
+          <w:rtl w:val="0"/>
+        </w:rPr>
+        <w:t xml:space="preserve">Worked as a PHP Developer in Satron RD, Estonia</w:t>
+      </w:r>
+    </w:p>
+    <w:p>
+      <w:pPr>
+        <w:keepNext w:val="0"/>
+        <w:keepLines w:val="0"/>
+        <w:pageBreakBefore w:val="0"/>
+        <w:widowControl w:val="0"/>
+        <w:numPr>
+          <w:ilvl w:val="0"/>
+          <w:numId w:val="4"/>
+        </w:numPr>
+        <w:pBdr>
+          <w:top w:space="0" w:sz="0" w:val="nil"/>
+          <w:left w:space="0" w:sz="0" w:val="nil"/>
+          <w:bottom w:space="0" w:sz="0" w:val="nil"/>
+          <w:right w:space="0" w:sz="0" w:val="nil"/>
+          <w:between w:space="0" w:sz="0" w:val="nil"/>
+        </w:pBdr>
+        <w:shd w:fill="auto" w:val="clear"/>
+        <w:spacing w:after="0" w:before="0" w:line="240" w:lineRule="auto"/>
+        <w:ind w:left="0" w:right="0" w:firstLine="0"/>
+        <w:jc w:val="both"/>
+        <w:rPr>
+          <w:rFonts w:ascii="Times New Roman" w:cs="Times New Roman" w:eastAsia="Times New Roman" w:hAnsi="Times New Roman"/>
+          <w:b w:val="0"/>
+          <w:bCs w:val="0"/>
+          <w:i w:val="0"/>
+          <w:iCs w:val="0"/>
+          <w:smallCaps w:val="0"/>
+          <w:strike w:val="0"/>
+          <w:color w:val="000000"/>
+          <w:sz w:val="24"/>
+          <w:szCs w:val="24"/>
+          <w:u w:val="none"/>
+          <w:shd w:fill="auto" w:val="clear"/>
+          <w:vertAlign w:val="baseline"/>
+        </w:rPr>
+      </w:pPr>
+      <w:r>
+        <w:rPr>
+          <w:rFonts w:ascii="Times New Roman" w:cs="Times New Roman" w:eastAsia="Times New Roman" w:hAnsi="Times New Roman"/>
+          <w:b w:val="0"/>
+          <w:bCs w:val="0"/>
+          <w:i w:val="0"/>
+          <w:iCs w:val="0"/>
+          <w:smallCaps w:val="0"/>
+          <w:strike w:val="0"/>
+          <w:color w:val="000000"/>
+          <w:sz w:val="24"/>
+          <w:szCs w:val="24"/>
+          <w:u w:val="none"/>
+          <w:shd w:fill="auto" w:val="clear"/>
+          <w:vertAlign w:val="baseline"/>
+          <w:rtl w:val="0"/>
+        </w:rPr>
+        <w:t xml:space="preserve">Responsible for Development of the Object-Oriented Structure for the PHP Software.</w:t>
+      </w:r>
+    </w:p>
+    <w:p>
+      <w:pPr>
+        <w:keepNext w:val="0"/>
+        <w:keepLines w:val="0"/>
+        <w:pageBreakBefore w:val="0"/>
+        <w:widowControl w:val="0"/>
+        <w:numPr>
+          <w:ilvl w:val="0"/>
+          <w:numId w:val="4"/>
+        </w:numPr>
+        <w:pBdr>
+          <w:top w:space="0" w:sz="0" w:val="nil"/>
+          <w:left w:space="0" w:sz="0" w:val="nil"/>
+          <w:bottom w:space="0" w:sz="0" w:val="nil"/>
+          <w:right w:space="0" w:sz="0" w:val="nil"/>
+          <w:between w:space="0" w:sz="0" w:val="nil"/>
+        </w:pBdr>
+        <w:shd w:fill="auto" w:val="clear"/>
+        <w:spacing w:after="0" w:before="0" w:line="240" w:lineRule="auto"/>
+        <w:ind w:left="0" w:right="0" w:firstLine="0"/>
+        <w:jc w:val="both"/>
+        <w:rPr>
+          <w:rFonts w:ascii="Times New Roman" w:cs="Times New Roman" w:eastAsia="Times New Roman" w:hAnsi="Times New Roman"/>
+          <w:b w:val="0"/>
+          <w:bCs w:val="0"/>
+          <w:i w:val="0"/>
+          <w:iCs w:val="0"/>
+          <w:smallCaps w:val="0"/>
+          <w:strike w:val="0"/>
+          <w:color w:val="000000"/>
+          <w:sz w:val="24"/>
+          <w:szCs w:val="24"/>
+          <w:u w:val="none"/>
+          <w:shd w:fill="auto" w:val="clear"/>
+          <w:vertAlign w:val="baseline"/>
+        </w:rPr>
+      </w:pPr>
+      <w:r>
+        <w:rPr>
+          <w:rFonts w:ascii="Times New Roman" w:cs="Times New Roman" w:eastAsia="Times New Roman" w:hAnsi="Times New Roman"/>
+          <w:b w:val="0"/>
+          <w:bCs w:val="0"/>
+          <w:i w:val="0"/>
+          <w:iCs w:val="0"/>
+          <w:smallCaps w:val="0"/>
+          <w:strike w:val="0"/>
+          <w:color w:val="000000"/>
+          <w:sz w:val="24"/>
+          <w:szCs w:val="24"/>
+          <w:u w:val="none"/>
+          <w:shd w:fill="auto" w:val="clear"/>
+          <w:vertAlign w:val="baseline"/>
+          <w:rtl w:val="0"/>
+        </w:rPr>
+        <w:t xml:space="preserve">The size of the code is above 5 thousands lines of code.</w:t>
+      </w:r>
+    </w:p>
+    <w:p>
+      <w:pPr>
+        <w:keepNext w:val="0"/>
+        <w:keepLines w:val="0"/>
+        <w:pageBreakBefore w:val="0"/>
+        <w:widowControl w:val="0"/>
+        <w:numPr>
+          <w:ilvl w:val="0"/>
+          <w:numId w:val="4"/>
+        </w:numPr>
+        <w:pBdr>
+          <w:top w:space="0" w:sz="0" w:val="nil"/>
+          <w:left w:space="0" w:sz="0" w:val="nil"/>
+          <w:bottom w:space="0" w:sz="0" w:val="nil"/>
+          <w:right w:space="0" w:sz="0" w:val="nil"/>
+          <w:between w:space="0" w:sz="0" w:val="nil"/>
+        </w:pBdr>
+        <w:shd w:fill="auto" w:val="clear"/>
+        <w:spacing w:after="0" w:before="0" w:line="240" w:lineRule="auto"/>
+        <w:ind w:left="0" w:right="0" w:firstLine="0"/>
+        <w:jc w:val="both"/>
+        <w:rPr>
+          <w:rFonts w:ascii="Times New Roman" w:cs="Times New Roman" w:eastAsia="Times New Roman" w:hAnsi="Times New Roman"/>
+          <w:b w:val="1"/>
+          <w:bCs w:val="1"/>
+          <w:i w:val="0"/>
+          <w:iCs w:val="0"/>
+          <w:smallCaps w:val="0"/>
+          <w:strike w:val="0"/>
+          <w:color w:val="000000"/>
+          <w:sz w:val="24"/>
+          <w:szCs w:val="24"/>
+          <w:u w:val="none"/>
+          <w:shd w:fill="auto" w:val="clear"/>
+          <w:vertAlign w:val="baseline"/>
+        </w:rPr>
+      </w:pPr>
+      <w:r>
+        <w:rPr>
+          <w:rFonts w:ascii="Times New Roman" w:cs="Times New Roman" w:eastAsia="Times New Roman" w:hAnsi="Times New Roman"/>
+          <w:b w:val="0"/>
+          <w:bCs w:val="0"/>
+          <w:i w:val="0"/>
+          <w:iCs w:val="0"/>
+          <w:smallCaps w:val="0"/>
+          <w:strike w:val="0"/>
+          <w:color w:val="000000"/>
+          <w:sz w:val="24"/>
+          <w:szCs w:val="24"/>
+          <w:u w:val="none"/>
+          <w:shd w:fill="auto" w:val="clear"/>
+          <w:vertAlign w:val="baseline"/>
+          <w:rtl w:val="0"/>
+        </w:rPr>
+        <w:t xml:space="preserve">Simple and reliable software for Editing Languages in Jura Coffee Machines.</w:t>
+      </w:r>
+      <w:r>
+        <w:rPr>
+          <w:rtl w:val="0"/>
+        </w:rPr>
+      </w:r>
+    </w:p>
+    <w:p>
+      <w:pPr>
+        <w:keepNext w:val="0"/>
+        <w:keepLines w:val="0"/>
+        <w:pageBreakBefore w:val="0"/>
+        <w:widowControl w:val="0"/>
+        <w:pBdr>
+          <w:top w:space="0" w:sz="0" w:val="nil"/>
+          <w:left w:space="0" w:sz="0" w:val="nil"/>
+          <w:bottom w:space="0" w:sz="0" w:val="nil"/>
+          <w:right w:space="0" w:sz="0" w:val="nil"/>
+          <w:between w:space="0" w:sz="0" w:val="nil"/>
+        </w:pBdr>
+        <w:shd w:fill="auto" w:val="clear"/>
+        <w:spacing w:after="0" w:before="0" w:line="240" w:lineRule="auto"/>
+        <w:ind w:left="0" w:right="0" w:firstLine="0"/>
+        <w:jc w:val="both"/>
+        <w:rPr>
+          <w:rFonts w:ascii="Times New Roman" w:cs="Times New Roman" w:eastAsia="Times New Roman" w:hAnsi="Times New Roman"/>
+          <w:b w:val="1"/>
+          <w:bCs w:val="1"/>
+          <w:i w:val="0"/>
+          <w:iCs w:val="0"/>
+          <w:smallCaps w:val="0"/>
+          <w:strike w:val="0"/>
+          <w:color w:val="000000"/>
+          <w:sz w:val="24"/>
+          <w:szCs w:val="24"/>
+          <w:u w:val="none"/>
+          <w:shd w:fill="auto" w:val="clear"/>
+          <w:vertAlign w:val="baseline"/>
+        </w:rPr>
+      </w:pPr>
+      <w:r>
+        <w:rPr>
+          <w:rtl w:val="0"/>
+        </w:rPr>
+      </w:r>
+    </w:p>
+    <w:p>
+      <w:pPr>
+        <w:keepNext w:val="0"/>
+        <w:keepLines w:val="0"/>
+        <w:pageBreakBefore w:val="0"/>
+        <w:widowControl w:val="0"/>
+        <w:pBdr>
+          <w:top w:space="0" w:sz="0" w:val="nil"/>
+          <w:left w:space="0" w:sz="0" w:val="nil"/>
+          <w:bottom w:space="0" w:sz="0" w:val="nil"/>
+          <w:right w:space="0" w:sz="0" w:val="nil"/>
+          <w:between w:space="0" w:sz="0" w:val="nil"/>
+        </w:pBdr>
+        <w:shd w:fill="auto" w:val="clear"/>
+        <w:spacing w:after="0" w:before="0" w:line="240" w:lineRule="auto"/>
+        <w:ind w:left="0" w:right="0" w:firstLine="0"/>
+        <w:jc w:val="both"/>
+        <w:rPr>
+          <w:rFonts w:ascii="Times New Roman" w:cs="Times New Roman" w:eastAsia="Times New Roman" w:hAnsi="Times New Roman"/>
+          <w:b w:val="1"/>
+          <w:bCs w:val="1"/>
+          <w:i w:val="0"/>
+          <w:iCs w:val="0"/>
+          <w:smallCaps w:val="0"/>
+          <w:strike w:val="0"/>
+          <w:color w:val="000000"/>
+          <w:sz w:val="24"/>
+          <w:szCs w:val="24"/>
+          <w:u w:val="none"/>
+          <w:shd w:fill="auto" w:val="clear"/>
+          <w:vertAlign w:val="baseline"/>
+        </w:rPr>
+      </w:pPr>
+      <w:r>
+        <w:rPr>
+          <w:rtl w:val="0"/>
+        </w:rPr>
+      </w:r>
+    </w:p>
+    <w:p>
+      <w:pPr>
+        <w:keepNext w:val="0"/>
+        <w:keepLines w:val="0"/>
+        <w:pageBreakBefore w:val="0"/>
+        <w:widowControl w:val="0"/>
+        <w:pBdr>
+          <w:top w:space="0" w:sz="0" w:val="nil"/>
+          <w:left w:space="0" w:sz="0" w:val="nil"/>
+          <w:bottom w:space="0" w:sz="0" w:val="nil"/>
+          <w:right w:space="0" w:sz="0" w:val="nil"/>
+          <w:between w:space="0" w:sz="0" w:val="nil"/>
+        </w:pBdr>
+        <w:shd w:fill="auto" w:val="clear"/>
+        <w:spacing w:after="0" w:before="0" w:line="240" w:lineRule="auto"/>
+        <w:ind w:left="0" w:right="0" w:firstLine="0"/>
+        <w:jc w:val="both"/>
+        <w:rPr>
+          <w:rFonts w:ascii="Times New Roman" w:cs="Times New Roman" w:eastAsia="Times New Roman" w:hAnsi="Times New Roman"/>
+          <w:b w:val="1"/>
+          <w:bCs w:val="1"/>
+          <w:i w:val="0"/>
+          <w:iCs w:val="0"/>
+          <w:smallCaps w:val="0"/>
+          <w:strike w:val="0"/>
+          <w:color w:val="000000"/>
+          <w:sz w:val="24"/>
+          <w:szCs w:val="24"/>
+          <w:u w:val="none"/>
+          <w:shd w:fill="auto" w:val="clear"/>
+          <w:vertAlign w:val="baseline"/>
+        </w:rPr>
+      </w:pPr>
+      <w:r>
+        <w:rPr>
+          <w:rFonts w:ascii="Times New Roman" w:cs="Times New Roman" w:eastAsia="Times New Roman" w:hAnsi="Times New Roman"/>
+          <w:b w:val="1"/>
+          <w:bCs w:val="1"/>
+          <w:i w:val="0"/>
+          <w:iCs w:val="0"/>
+          <w:smallCaps w:val="0"/>
+          <w:strike w:val="0"/>
+          <w:color w:val="000000"/>
+          <w:sz w:val="24"/>
+          <w:szCs w:val="24"/>
+          <w:u w:val="none"/>
+          <w:shd w:fill="auto" w:val="clear"/>
+          <w:vertAlign w:val="baseline"/>
+          <w:rtl w:val="0"/>
+        </w:rPr>
+        <w:t xml:space="preserve">▪ C++ Developer – Tallinn University of Technology</w:t>
+      </w:r>
+    </w:p>
+    <w:p>
+      <w:pPr>
+        <w:keepNext w:val="0"/>
+        <w:keepLines w:val="0"/>
+        <w:pageBreakBefore w:val="0"/>
+        <w:widowControl w:val="0"/>
+        <w:pBdr>
+          <w:top w:space="0" w:sz="0" w:val="nil"/>
+          <w:left w:space="0" w:sz="0" w:val="nil"/>
+          <w:bottom w:space="0" w:sz="0" w:val="nil"/>
+          <w:right w:space="0" w:sz="0" w:val="nil"/>
+          <w:between w:space="0" w:sz="0" w:val="nil"/>
+        </w:pBdr>
+        <w:shd w:fill="auto" w:val="clear"/>
+        <w:tabs>
+          <w:tab w:val="left" w:leader="none" w:pos="3120"/>
+        </w:tabs>
+        <w:spacing w:after="0" w:before="0" w:line="240" w:lineRule="auto"/>
+        <w:ind w:left="0" w:right="0" w:firstLine="0"/>
+        <w:jc w:val="both"/>
+        <w:rPr>
+          <w:rFonts w:ascii="Times New Roman" w:cs="Times New Roman" w:eastAsia="Times New Roman" w:hAnsi="Times New Roman"/>
+          <w:b w:val="1"/>
+          <w:bCs w:val="1"/>
+          <w:i w:val="0"/>
+          <w:iCs w:val="0"/>
+          <w:smallCaps w:val="0"/>
+          <w:strike w:val="0"/>
+          <w:color w:val="000000"/>
+          <w:sz w:val="24"/>
+          <w:szCs w:val="24"/>
+          <w:u w:val="none"/>
+          <w:shd w:fill="auto" w:val="clear"/>
+          <w:vertAlign w:val="baseline"/>
+        </w:rPr>
+      </w:pPr>
+      <w:r>
+        <w:rPr>
+          <w:rFonts w:ascii="Times New Roman" w:cs="Times New Roman" w:eastAsia="Times New Roman" w:hAnsi="Times New Roman"/>
+          <w:b w:val="1"/>
+          <w:bCs w:val="1"/>
+          <w:i w:val="0"/>
+          <w:iCs w:val="0"/>
+          <w:smallCaps w:val="0"/>
+          <w:strike w:val="0"/>
+          <w:color w:val="000000"/>
+          <w:sz w:val="24"/>
+          <w:szCs w:val="24"/>
+          <w:u w:val="none"/>
+          <w:shd w:fill="auto" w:val="clear"/>
+          <w:vertAlign w:val="baseline"/>
+          <w:rtl w:val="0"/>
+        </w:rPr>
+        <w:t xml:space="preserve">January 2010 – March 2012</w:t>
+        <w:tab/>
+      </w:r>
+    </w:p>
+    <w:p>
+      <w:pPr>
+        <w:keepNext w:val="0"/>
+        <w:keepLines w:val="0"/>
+        <w:pageBreakBefore w:val="0"/>
+        <w:widowControl w:val="0"/>
+        <w:pBdr>
+          <w:top w:space="0" w:sz="0" w:val="nil"/>
+          <w:left w:space="0" w:sz="0" w:val="nil"/>
+          <w:bottom w:space="0" w:sz="0" w:val="nil"/>
+          <w:right w:space="0" w:sz="0" w:val="nil"/>
+          <w:between w:space="0" w:sz="0" w:val="nil"/>
+        </w:pBdr>
+        <w:shd w:fill="auto" w:val="clear"/>
+        <w:spacing w:after="0" w:before="0" w:line="240" w:lineRule="auto"/>
+        <w:ind w:left="0" w:right="0" w:firstLine="0"/>
+        <w:jc w:val="both"/>
+        <w:rPr>
+          <w:rFonts w:ascii="Times New Roman" w:cs="Times New Roman" w:eastAsia="Times New Roman" w:hAnsi="Times New Roman"/>
+          <w:b w:val="1"/>
+          <w:bCs w:val="1"/>
+          <w:i w:val="0"/>
+          <w:iCs w:val="0"/>
+          <w:smallCaps w:val="0"/>
+          <w:strike w:val="0"/>
+          <w:color w:val="000000"/>
+          <w:sz w:val="24"/>
+          <w:szCs w:val="24"/>
+          <w:u w:val="none"/>
+          <w:shd w:fill="auto" w:val="clear"/>
+          <w:vertAlign w:val="baseline"/>
+        </w:rPr>
+      </w:pPr>
+      <w:r>
+        <w:rPr>
+          <w:rtl w:val="0"/>
+        </w:rPr>
+      </w:r>
+    </w:p>
+    <w:p>
+      <w:pPr>
+        <w:keepNext w:val="0"/>
+        <w:keepLines w:val="0"/>
+        <w:pageBreakBefore w:val="0"/>
+        <w:widowControl w:val="0"/>
+        <w:pBdr>
+          <w:top w:space="0" w:sz="0" w:val="nil"/>
+          <w:left w:space="0" w:sz="0" w:val="nil"/>
+          <w:bottom w:space="0" w:sz="0" w:val="nil"/>
+          <w:right w:space="0" w:sz="0" w:val="nil"/>
+          <w:between w:space="0" w:sz="0" w:val="nil"/>
+        </w:pBdr>
+        <w:shd w:fill="auto" w:val="clear"/>
+        <w:spacing w:after="0" w:before="0" w:line="240" w:lineRule="auto"/>
+        <w:ind w:left="0" w:right="0" w:firstLine="0"/>
+        <w:jc w:val="both"/>
+        <w:rPr>
+          <w:rFonts w:ascii="Times New Roman" w:cs="Times New Roman" w:eastAsia="Times New Roman" w:hAnsi="Times New Roman"/>
+          <w:b w:val="0"/>
+          <w:bCs w:val="0"/>
+          <w:i w:val="0"/>
+          <w:iCs w:val="0"/>
+          <w:smallCaps w:val="0"/>
+          <w:strike w:val="0"/>
+          <w:color w:val="000000"/>
+          <w:sz w:val="24"/>
+          <w:szCs w:val="24"/>
+          <w:u w:val="none"/>
+          <w:shd w:fill="auto" w:val="clear"/>
+          <w:vertAlign w:val="baseline"/>
+        </w:rPr>
+      </w:pPr>
+      <w:r>
+        <w:rPr>
+          <w:rFonts w:ascii="Times New Roman" w:cs="Times New Roman" w:eastAsia="Times New Roman" w:hAnsi="Times New Roman"/>
+          <w:b w:val="0"/>
+          <w:bCs w:val="0"/>
+          <w:i w:val="0"/>
+          <w:iCs w:val="0"/>
+          <w:smallCaps w:val="0"/>
+          <w:strike w:val="0"/>
+          <w:color w:val="000000"/>
+          <w:sz w:val="24"/>
+          <w:szCs w:val="24"/>
+          <w:u w:val="none"/>
+          <w:shd w:fill="auto" w:val="clear"/>
+          <w:vertAlign w:val="baseline"/>
+          <w:rtl w:val="0"/>
+        </w:rPr>
+        <w:t xml:space="preserve">In 2010 started to work as developer for Tallinn University of Technology. Project’s web page is at the address fp7-diamond.eu.  The project were based on C++ object oriented model, model-based error localisation and mutation-based error correction of C designs, and is complete.</w:t>
+      </w:r>
+    </w:p>
+    <w:p>
+      <w:pPr>
+        <w:keepNext w:val="0"/>
+        <w:keepLines w:val="0"/>
+        <w:pageBreakBefore w:val="0"/>
+        <w:widowControl w:val="0"/>
+        <w:numPr>
+          <w:ilvl w:val="0"/>
+          <w:numId w:val="5"/>
+        </w:numPr>
+        <w:pBdr>
+          <w:top w:space="0" w:sz="0" w:val="nil"/>
+          <w:left w:space="0" w:sz="0" w:val="nil"/>
+          <w:bottom w:space="0" w:sz="0" w:val="nil"/>
+          <w:right w:space="0" w:sz="0" w:val="nil"/>
+          <w:between w:space="0" w:sz="0" w:val="nil"/>
+        </w:pBdr>
+        <w:shd w:fill="auto" w:val="clear"/>
+        <w:spacing w:after="0" w:before="0" w:line="240" w:lineRule="auto"/>
+        <w:ind w:left="0" w:right="0" w:firstLine="0"/>
+        <w:jc w:val="both"/>
+        <w:rPr>
+          <w:rFonts w:ascii="Times New Roman" w:cs="Times New Roman" w:eastAsia="Times New Roman" w:hAnsi="Times New Roman"/>
+          <w:b w:val="0"/>
+          <w:bCs w:val="0"/>
+          <w:i w:val="0"/>
+          <w:iCs w:val="0"/>
+          <w:smallCaps w:val="0"/>
+          <w:strike w:val="0"/>
+          <w:color w:val="000000"/>
+          <w:sz w:val="24"/>
+          <w:szCs w:val="24"/>
+          <w:u w:val="none"/>
+          <w:shd w:fill="auto" w:val="clear"/>
+          <w:vertAlign w:val="baseline"/>
+        </w:rPr>
+      </w:pPr>
+      <w:r>
+        <w:rPr>
+          <w:rFonts w:ascii="Times New Roman" w:cs="Times New Roman" w:eastAsia="Times New Roman" w:hAnsi="Times New Roman"/>
+          <w:b w:val="0"/>
+          <w:bCs w:val="0"/>
+          <w:i w:val="0"/>
+          <w:iCs w:val="0"/>
+          <w:smallCaps w:val="0"/>
+          <w:strike w:val="0"/>
+          <w:color w:val="000000"/>
+          <w:sz w:val="24"/>
+          <w:szCs w:val="24"/>
+          <w:u w:val="none"/>
+          <w:shd w:fill="auto" w:val="clear"/>
+          <w:vertAlign w:val="baseline"/>
+          <w:rtl w:val="0"/>
+        </w:rPr>
+        <w:t xml:space="preserve">Responsible for Development of the Object-Oriented Structure for the DIAMOND project.</w:t>
+      </w:r>
+    </w:p>
+    <w:p>
+      <w:pPr>
+        <w:keepNext w:val="0"/>
+        <w:keepLines w:val="0"/>
+        <w:pageBreakBefore w:val="0"/>
+        <w:widowControl w:val="0"/>
+        <w:numPr>
+          <w:ilvl w:val="0"/>
+          <w:numId w:val="5"/>
+        </w:numPr>
+        <w:pBdr>
+          <w:top w:space="0" w:sz="0" w:val="nil"/>
+          <w:left w:space="0" w:sz="0" w:val="nil"/>
+          <w:bottom w:space="0" w:sz="0" w:val="nil"/>
+          <w:right w:space="0" w:sz="0" w:val="nil"/>
+          <w:between w:space="0" w:sz="0" w:val="nil"/>
+        </w:pBdr>
+        <w:shd w:fill="auto" w:val="clear"/>
+        <w:spacing w:after="0" w:before="0" w:line="240" w:lineRule="auto"/>
+        <w:ind w:left="0" w:right="0" w:firstLine="0"/>
+        <w:jc w:val="both"/>
+        <w:rPr>
+          <w:rFonts w:ascii="Times New Roman" w:cs="Times New Roman" w:eastAsia="Times New Roman" w:hAnsi="Times New Roman"/>
+          <w:b w:val="0"/>
+          <w:bCs w:val="0"/>
+          <w:i w:val="0"/>
+          <w:iCs w:val="0"/>
+          <w:smallCaps w:val="0"/>
+          <w:strike w:val="0"/>
+          <w:color w:val="000000"/>
+          <w:sz w:val="24"/>
+          <w:szCs w:val="24"/>
+          <w:u w:val="none"/>
+          <w:shd w:fill="auto" w:val="clear"/>
+          <w:vertAlign w:val="baseline"/>
+        </w:rPr>
+      </w:pPr>
+      <w:r>
+        <w:rPr>
+          <w:rFonts w:ascii="Times New Roman" w:cs="Times New Roman" w:eastAsia="Times New Roman" w:hAnsi="Times New Roman"/>
+          <w:b w:val="0"/>
+          <w:bCs w:val="0"/>
+          <w:i w:val="0"/>
+          <w:iCs w:val="0"/>
+          <w:smallCaps w:val="0"/>
+          <w:strike w:val="0"/>
+          <w:color w:val="000000"/>
+          <w:sz w:val="24"/>
+          <w:szCs w:val="24"/>
+          <w:u w:val="none"/>
+          <w:shd w:fill="auto" w:val="clear"/>
+          <w:vertAlign w:val="baseline"/>
+          <w:rtl w:val="0"/>
+        </w:rPr>
+        <w:t xml:space="preserve">Responsible for development of error localisation and correction back-ends of the developed tool. The error correction used the developed Object-Oriented Structure – the model.</w:t>
+      </w:r>
+    </w:p>
+    <w:p>
+      <w:pPr>
+        <w:keepNext w:val="0"/>
+        <w:keepLines w:val="0"/>
+        <w:pageBreakBefore w:val="0"/>
+        <w:widowControl w:val="0"/>
+        <w:numPr>
+          <w:ilvl w:val="0"/>
+          <w:numId w:val="5"/>
+        </w:numPr>
+        <w:pBdr>
+          <w:top w:space="0" w:sz="0" w:val="nil"/>
+          <w:left w:space="0" w:sz="0" w:val="nil"/>
+          <w:bottom w:space="0" w:sz="0" w:val="nil"/>
+          <w:right w:space="0" w:sz="0" w:val="nil"/>
+          <w:between w:space="0" w:sz="0" w:val="nil"/>
+        </w:pBdr>
+        <w:shd w:fill="auto" w:val="clear"/>
+        <w:spacing w:after="0" w:before="0" w:line="240" w:lineRule="auto"/>
+        <w:ind w:left="0" w:right="0" w:firstLine="0"/>
+        <w:jc w:val="both"/>
+        <w:rPr>
+          <w:rFonts w:ascii="Times New Roman" w:cs="Times New Roman" w:eastAsia="Times New Roman" w:hAnsi="Times New Roman"/>
+          <w:b w:val="0"/>
+          <w:bCs w:val="0"/>
+          <w:i w:val="0"/>
+          <w:iCs w:val="0"/>
+          <w:smallCaps w:val="0"/>
+          <w:strike w:val="0"/>
+          <w:color w:val="000000"/>
+          <w:sz w:val="24"/>
+          <w:szCs w:val="24"/>
+          <w:u w:val="none"/>
+          <w:shd w:fill="auto" w:val="clear"/>
+          <w:vertAlign w:val="baseline"/>
+        </w:rPr>
+      </w:pPr>
+      <w:r>
+        <w:rPr>
+          <w:rFonts w:ascii="Times New Roman" w:cs="Times New Roman" w:eastAsia="Times New Roman" w:hAnsi="Times New Roman"/>
+          <w:b w:val="0"/>
+          <w:bCs w:val="0"/>
+          <w:i w:val="0"/>
+          <w:iCs w:val="0"/>
+          <w:smallCaps w:val="0"/>
+          <w:strike w:val="0"/>
+          <w:color w:val="000000"/>
+          <w:sz w:val="24"/>
+          <w:szCs w:val="24"/>
+          <w:u w:val="none"/>
+          <w:shd w:fill="auto" w:val="clear"/>
+          <w:vertAlign w:val="baseline"/>
+          <w:rtl w:val="0"/>
+        </w:rPr>
+        <w:t xml:space="preserve">Tested written structure with different C designs.</w:t>
+      </w:r>
+    </w:p>
+    <w:p>
+      <w:pPr>
+        <w:keepNext w:val="0"/>
+        <w:keepLines w:val="0"/>
+        <w:pageBreakBefore w:val="0"/>
+        <w:widowControl w:val="0"/>
+        <w:numPr>
+          <w:ilvl w:val="0"/>
+          <w:numId w:val="5"/>
+        </w:numPr>
+        <w:pBdr>
+          <w:top w:space="0" w:sz="0" w:val="nil"/>
+          <w:left w:space="0" w:sz="0" w:val="nil"/>
+          <w:bottom w:space="0" w:sz="0" w:val="nil"/>
+          <w:right w:space="0" w:sz="0" w:val="nil"/>
+          <w:between w:space="0" w:sz="0" w:val="nil"/>
+        </w:pBdr>
+        <w:shd w:fill="auto" w:val="clear"/>
+        <w:spacing w:after="0" w:before="0" w:line="240" w:lineRule="auto"/>
+        <w:ind w:left="0" w:right="0" w:firstLine="0"/>
+        <w:jc w:val="both"/>
+        <w:rPr>
+          <w:rFonts w:ascii="Times New Roman" w:cs="Times New Roman" w:eastAsia="Times New Roman" w:hAnsi="Times New Roman"/>
+          <w:b w:val="1"/>
+          <w:bCs w:val="1"/>
+          <w:i w:val="0"/>
+          <w:iCs w:val="0"/>
+          <w:smallCaps w:val="0"/>
+          <w:strike w:val="0"/>
+          <w:color w:val="000000"/>
+          <w:sz w:val="24"/>
+          <w:szCs w:val="24"/>
+          <w:u w:val="none"/>
+          <w:shd w:fill="auto" w:val="clear"/>
+          <w:vertAlign w:val="baseline"/>
+        </w:rPr>
+      </w:pPr>
+      <w:r>
+        <w:rPr>
+          <w:rFonts w:ascii="Times New Roman" w:cs="Times New Roman" w:eastAsia="Times New Roman" w:hAnsi="Times New Roman"/>
+          <w:b w:val="0"/>
+          <w:bCs w:val="0"/>
+          <w:i w:val="0"/>
+          <w:iCs w:val="0"/>
+          <w:smallCaps w:val="0"/>
+          <w:strike w:val="0"/>
+          <w:color w:val="000000"/>
+          <w:sz w:val="24"/>
+          <w:szCs w:val="24"/>
+          <w:u w:val="none"/>
+          <w:shd w:fill="auto" w:val="clear"/>
+          <w:vertAlign w:val="baseline"/>
+          <w:rtl w:val="0"/>
+        </w:rPr>
+        <w:t xml:space="preserve">The size of the tool is above 20 thousands lines of code and required over 50 C++ files.</w:t>
+      </w:r>
+      <w:r>
+        <w:rPr>
+          <w:rtl w:val="0"/>
+        </w:rPr>
+      </w:r>
+    </w:p>
+    <w:p>
+      <w:pPr>
+        <w:keepNext w:val="0"/>
+        <w:keepLines w:val="0"/>
+        <w:pageBreakBefore w:val="0"/>
+        <w:widowControl w:val="0"/>
+        <w:pBdr>
+          <w:top w:space="0" w:sz="0" w:val="nil"/>
+          <w:left w:space="0" w:sz="0" w:val="nil"/>
+          <w:bottom w:space="0" w:sz="0" w:val="nil"/>
+          <w:right w:space="0" w:sz="0" w:val="nil"/>
+          <w:between w:space="0" w:sz="0" w:val="nil"/>
+        </w:pBdr>
+        <w:shd w:fill="auto" w:val="clear"/>
+        <w:spacing w:after="0" w:before="0" w:line="240" w:lineRule="auto"/>
+        <w:ind w:left="0" w:right="0" w:firstLine="0"/>
+        <w:jc w:val="both"/>
+        <w:rPr>
+          <w:rFonts w:ascii="Times New Roman" w:cs="Times New Roman" w:eastAsia="Times New Roman" w:hAnsi="Times New Roman"/>
+          <w:b w:val="1"/>
+          <w:bCs w:val="1"/>
+          <w:i w:val="0"/>
+          <w:iCs w:val="0"/>
+          <w:smallCaps w:val="0"/>
+          <w:strike w:val="0"/>
+          <w:color w:val="000000"/>
+          <w:sz w:val="24"/>
+          <w:szCs w:val="24"/>
+          <w:u w:val="none"/>
+          <w:shd w:fill="auto" w:val="clear"/>
+          <w:vertAlign w:val="baseline"/>
+        </w:rPr>
+      </w:pPr>
+      <w:r>
+        <w:rPr>
+          <w:rtl w:val="0"/>
+        </w:rPr>
+      </w:r>
+    </w:p>
+    <w:p>
+      <w:pPr>
+        <w:keepNext w:val="0"/>
+        <w:keepLines w:val="0"/>
+        <w:pageBreakBefore w:val="0"/>
+        <w:widowControl w:val="0"/>
+        <w:pBdr>
+          <w:top w:space="0" w:sz="0" w:val="nil"/>
+          <w:left w:space="0" w:sz="0" w:val="nil"/>
+          <w:bottom w:space="0" w:sz="0" w:val="nil"/>
+          <w:right w:space="0" w:sz="0" w:val="nil"/>
+          <w:between w:space="0" w:sz="0" w:val="nil"/>
+        </w:pBdr>
+        <w:shd w:fill="auto" w:val="clear"/>
+        <w:spacing w:after="0" w:before="0" w:line="240" w:lineRule="auto"/>
+        <w:ind w:left="0" w:right="0" w:firstLine="0"/>
+        <w:jc w:val="both"/>
+        <w:rPr>
+          <w:rFonts w:ascii="Times New Roman" w:cs="Times New Roman" w:eastAsia="Times New Roman" w:hAnsi="Times New Roman"/>
+          <w:b w:val="1"/>
+          <w:bCs w:val="1"/>
+          <w:i w:val="0"/>
+          <w:iCs w:val="0"/>
+          <w:smallCaps w:val="0"/>
+          <w:strike w:val="0"/>
+          <w:color w:val="000000"/>
+          <w:sz w:val="24"/>
+          <w:szCs w:val="24"/>
+          <w:u w:val="none"/>
+          <w:shd w:fill="auto" w:val="clear"/>
+          <w:vertAlign w:val="baseline"/>
+        </w:rPr>
+      </w:pPr>
+      <w:r>
+        <w:rPr>
+          <w:rtl w:val="0"/>
+        </w:rPr>
+      </w:r>
+    </w:p>
+    <w:p>
+      <w:pPr>
+        <w:keepNext w:val="0"/>
+        <w:keepLines w:val="0"/>
+        <w:pageBreakBefore w:val="0"/>
+        <w:widowControl w:val="0"/>
+        <w:pBdr>
+          <w:top w:space="0" w:sz="0" w:val="nil"/>
+          <w:left w:space="0" w:sz="0" w:val="nil"/>
+          <w:bottom w:space="0" w:sz="0" w:val="nil"/>
+          <w:right w:space="0" w:sz="0" w:val="nil"/>
+          <w:between w:space="0" w:sz="0" w:val="nil"/>
+        </w:pBdr>
+        <w:shd w:fill="auto" w:val="clear"/>
+        <w:spacing w:after="0" w:before="0" w:line="240" w:lineRule="auto"/>
+        <w:ind w:left="0" w:right="0" w:firstLine="0"/>
+        <w:jc w:val="both"/>
+        <w:rPr>
+          <w:rFonts w:ascii="Times New Roman" w:cs="Times New Roman" w:eastAsia="Times New Roman" w:hAnsi="Times New Roman"/>
+          <w:b w:val="1"/>
+          <w:bCs w:val="1"/>
+          <w:i w:val="0"/>
+          <w:iCs w:val="0"/>
+          <w:smallCaps w:val="0"/>
+          <w:strike w:val="0"/>
+          <w:color w:val="000000"/>
+          <w:sz w:val="24"/>
+          <w:szCs w:val="24"/>
+          <w:u w:val="none"/>
+          <w:shd w:fill="auto" w:val="clear"/>
+          <w:vertAlign w:val="baseline"/>
+        </w:rPr>
+      </w:pPr>
+      <w:r>
+        <w:rPr>
+          <w:rFonts w:ascii="Times New Roman" w:cs="Times New Roman" w:eastAsia="Times New Roman" w:hAnsi="Times New Roman"/>
+          <w:b w:val="1"/>
+          <w:bCs w:val="1"/>
+          <w:i w:val="0"/>
+          <w:iCs w:val="0"/>
+          <w:smallCaps w:val="0"/>
+          <w:strike w:val="0"/>
+          <w:color w:val="000000"/>
+          <w:sz w:val="24"/>
+          <w:szCs w:val="24"/>
+          <w:u w:val="none"/>
+          <w:shd w:fill="auto" w:val="clear"/>
+          <w:vertAlign w:val="baseline"/>
+          <w:rtl w:val="0"/>
+        </w:rPr>
+        <w:t xml:space="preserve">▪ C++ Developer – Information Technology N</w:t>
+      </w:r>
+    </w:p>
+    <w:p>
+      <w:pPr>
+        <w:keepNext w:val="0"/>
+        <w:keepLines w:val="0"/>
+        <w:pageBreakBefore w:val="0"/>
+        <w:widowControl w:val="0"/>
+        <w:pBdr>
+          <w:top w:space="0" w:sz="0" w:val="nil"/>
+          <w:left w:space="0" w:sz="0" w:val="nil"/>
+          <w:bottom w:space="0" w:sz="0" w:val="nil"/>
+          <w:right w:space="0" w:sz="0" w:val="nil"/>
+          <w:between w:space="0" w:sz="0" w:val="nil"/>
+        </w:pBdr>
+        <w:shd w:fill="auto" w:val="clear"/>
+        <w:spacing w:after="0" w:before="0" w:line="240" w:lineRule="auto"/>
+        <w:ind w:left="0" w:right="0" w:firstLine="0"/>
+        <w:jc w:val="both"/>
+        <w:rPr>
+          <w:rFonts w:ascii="Times New Roman" w:cs="Times New Roman" w:eastAsia="Times New Roman" w:hAnsi="Times New Roman"/>
+          <w:b w:val="1"/>
+          <w:bCs w:val="1"/>
+          <w:i w:val="0"/>
+          <w:iCs w:val="0"/>
+          <w:smallCaps w:val="0"/>
+          <w:strike w:val="0"/>
+          <w:color w:val="000000"/>
+          <w:sz w:val="24"/>
+          <w:szCs w:val="24"/>
+          <w:u w:val="none"/>
+          <w:shd w:fill="auto" w:val="clear"/>
+          <w:vertAlign w:val="baseline"/>
+        </w:rPr>
+      </w:pPr>
+      <w:r>
+        <w:rPr>
+          <w:rFonts w:ascii="Times New Roman" w:cs="Times New Roman" w:eastAsia="Times New Roman" w:hAnsi="Times New Roman"/>
+          <w:b w:val="1"/>
+          <w:bCs w:val="1"/>
+          <w:i w:val="0"/>
+          <w:iCs w:val="0"/>
+          <w:smallCaps w:val="0"/>
+          <w:strike w:val="0"/>
+          <w:color w:val="000000"/>
+          <w:sz w:val="24"/>
+          <w:szCs w:val="24"/>
+          <w:u w:val="none"/>
+          <w:shd w:fill="auto" w:val="clear"/>
+          <w:vertAlign w:val="baseline"/>
+          <w:rtl w:val="0"/>
+        </w:rPr>
+        <w:t xml:space="preserve">February 2009 – December 2009</w:t>
+      </w:r>
+    </w:p>
+    <w:p>
+      <w:pPr>
+        <w:keepNext w:val="0"/>
+        <w:keepLines w:val="0"/>
+        <w:pageBreakBefore w:val="0"/>
+        <w:widowControl w:val="0"/>
+        <w:pBdr>
+          <w:top w:space="0" w:sz="0" w:val="nil"/>
+          <w:left w:space="0" w:sz="0" w:val="nil"/>
+          <w:bottom w:space="0" w:sz="0" w:val="nil"/>
+          <w:right w:space="0" w:sz="0" w:val="nil"/>
+          <w:between w:space="0" w:sz="0" w:val="nil"/>
+        </w:pBdr>
+        <w:shd w:fill="auto" w:val="clear"/>
+        <w:spacing w:after="0" w:before="0" w:line="240" w:lineRule="auto"/>
+        <w:ind w:left="0" w:right="0" w:firstLine="0"/>
+        <w:jc w:val="both"/>
+        <w:rPr>
+          <w:rFonts w:ascii="Times New Roman" w:cs="Times New Roman" w:eastAsia="Times New Roman" w:hAnsi="Times New Roman"/>
+          <w:b w:val="1"/>
+          <w:bCs w:val="1"/>
+          <w:i w:val="0"/>
+          <w:iCs w:val="0"/>
+          <w:smallCaps w:val="0"/>
+          <w:strike w:val="0"/>
+          <w:color w:val="000000"/>
+          <w:sz w:val="24"/>
+          <w:szCs w:val="24"/>
+          <w:u w:val="none"/>
+          <w:shd w:fill="auto" w:val="clear"/>
+          <w:vertAlign w:val="baseline"/>
+        </w:rPr>
+      </w:pPr>
+      <w:r>
+        <w:rPr>
+          <w:rtl w:val="0"/>
+        </w:rPr>
+      </w:r>
+    </w:p>
+    <w:p>
+      <w:pPr>
+        <w:keepNext w:val="0"/>
+        <w:keepLines w:val="0"/>
+        <w:pageBreakBefore w:val="0"/>
+        <w:widowControl w:val="0"/>
+        <w:pBdr>
+          <w:top w:space="0" w:sz="0" w:val="nil"/>
+          <w:left w:space="0" w:sz="0" w:val="nil"/>
+          <w:bottom w:space="0" w:sz="0" w:val="nil"/>
+          <w:right w:space="0" w:sz="0" w:val="nil"/>
+          <w:between w:space="0" w:sz="0" w:val="nil"/>
+        </w:pBdr>
+        <w:shd w:fill="auto" w:val="clear"/>
+        <w:spacing w:after="0" w:before="0" w:line="240" w:lineRule="auto"/>
+        <w:ind w:left="0" w:right="0" w:firstLine="0"/>
+        <w:jc w:val="both"/>
+        <w:rPr>
+          <w:rFonts w:ascii="Times New Roman" w:cs="Times New Roman" w:eastAsia="Times New Roman" w:hAnsi="Times New Roman"/>
+          <w:b w:val="0"/>
+          <w:bCs w:val="0"/>
+          <w:i w:val="0"/>
+          <w:iCs w:val="0"/>
+          <w:smallCaps w:val="0"/>
+          <w:strike w:val="0"/>
+          <w:color w:val="000000"/>
+          <w:sz w:val="24"/>
+          <w:szCs w:val="24"/>
+          <w:u w:val="none"/>
+          <w:shd w:fill="auto" w:val="clear"/>
+          <w:vertAlign w:val="baseline"/>
+        </w:rPr>
+      </w:pPr>
+      <w:r>
+        <w:rPr>
+          <w:rFonts w:ascii="Times New Roman" w:cs="Times New Roman" w:eastAsia="Times New Roman" w:hAnsi="Times New Roman"/>
+          <w:b w:val="0"/>
+          <w:bCs w:val="0"/>
+          <w:i w:val="0"/>
+          <w:iCs w:val="0"/>
+          <w:smallCaps w:val="0"/>
+          <w:strike w:val="0"/>
+          <w:color w:val="000000"/>
+          <w:sz w:val="24"/>
+          <w:szCs w:val="24"/>
+          <w:u w:val="none"/>
+          <w:shd w:fill="auto" w:val="clear"/>
+          <w:vertAlign w:val="baseline"/>
+          <w:rtl w:val="0"/>
+        </w:rPr>
+        <w:t xml:space="preserve">In 2009 worked as a c++ developer in Information Technology Ń, Italian Company. Work were interesting and challenging, my task were to develop 3D modelling software, software were written using C++ Object Oriented Structure. Software will be used for measuring of the details in CNC machines.</w:t>
+      </w:r>
+    </w:p>
+    <w:p>
+      <w:pPr>
+        <w:keepNext w:val="0"/>
+        <w:keepLines w:val="0"/>
+        <w:pageBreakBefore w:val="0"/>
+        <w:widowControl w:val="0"/>
+        <w:numPr>
+          <w:ilvl w:val="0"/>
+          <w:numId w:val="6"/>
+        </w:numPr>
+        <w:pBdr>
+          <w:top w:space="0" w:sz="0" w:val="nil"/>
+          <w:left w:space="0" w:sz="0" w:val="nil"/>
+          <w:bottom w:space="0" w:sz="0" w:val="nil"/>
+          <w:right w:space="0" w:sz="0" w:val="nil"/>
+          <w:between w:space="0" w:sz="0" w:val="nil"/>
+        </w:pBdr>
+        <w:shd w:fill="auto" w:val="clear"/>
+        <w:spacing w:after="0" w:before="0" w:line="240" w:lineRule="auto"/>
+        <w:ind w:left="0" w:right="0" w:firstLine="0"/>
+        <w:jc w:val="both"/>
+        <w:rPr>
+          <w:rFonts w:ascii="Times New Roman" w:cs="Times New Roman" w:eastAsia="Times New Roman" w:hAnsi="Times New Roman"/>
+          <w:b w:val="0"/>
+          <w:bCs w:val="0"/>
+          <w:i w:val="0"/>
+          <w:iCs w:val="0"/>
+          <w:smallCaps w:val="0"/>
+          <w:strike w:val="0"/>
+          <w:color w:val="000000"/>
+          <w:sz w:val="24"/>
+          <w:szCs w:val="24"/>
+          <w:u w:val="none"/>
+          <w:shd w:fill="auto" w:val="clear"/>
+          <w:vertAlign w:val="baseline"/>
+        </w:rPr>
+      </w:pPr>
+      <w:r>
+        <w:rPr>
+          <w:rFonts w:ascii="Times New Roman" w:cs="Times New Roman" w:eastAsia="Times New Roman" w:hAnsi="Times New Roman"/>
+          <w:b w:val="0"/>
+          <w:bCs w:val="0"/>
+          <w:i w:val="0"/>
+          <w:iCs w:val="0"/>
+          <w:smallCaps w:val="0"/>
+          <w:strike w:val="0"/>
+          <w:color w:val="000000"/>
+          <w:sz w:val="24"/>
+          <w:szCs w:val="24"/>
+          <w:u w:val="none"/>
+          <w:shd w:fill="auto" w:val="clear"/>
+          <w:vertAlign w:val="baseline"/>
+          <w:rtl w:val="0"/>
+        </w:rPr>
+        <w:t xml:space="preserve">Responsible for Development of the Object-Oriented Structure for the 3D modelling project.</w:t>
+      </w:r>
+    </w:p>
+    <w:p>
+      <w:pPr>
+        <w:keepNext w:val="0"/>
+        <w:keepLines w:val="0"/>
+        <w:pageBreakBefore w:val="0"/>
+        <w:widowControl w:val="0"/>
+        <w:numPr>
+          <w:ilvl w:val="0"/>
+          <w:numId w:val="6"/>
+        </w:numPr>
+        <w:pBdr>
+          <w:top w:space="0" w:sz="0" w:val="nil"/>
+          <w:left w:space="0" w:sz="0" w:val="nil"/>
+          <w:bottom w:space="0" w:sz="0" w:val="nil"/>
+          <w:right w:space="0" w:sz="0" w:val="nil"/>
+          <w:between w:space="0" w:sz="0" w:val="nil"/>
+        </w:pBdr>
+        <w:shd w:fill="auto" w:val="clear"/>
+        <w:spacing w:after="0" w:before="0" w:line="240" w:lineRule="auto"/>
+        <w:ind w:left="0" w:right="0" w:firstLine="0"/>
+        <w:jc w:val="both"/>
+        <w:rPr>
+          <w:rFonts w:ascii="Times New Roman" w:cs="Times New Roman" w:eastAsia="Times New Roman" w:hAnsi="Times New Roman"/>
+          <w:b w:val="0"/>
+          <w:bCs w:val="0"/>
+          <w:i w:val="0"/>
+          <w:iCs w:val="0"/>
+          <w:smallCaps w:val="0"/>
+          <w:strike w:val="0"/>
+          <w:color w:val="000000"/>
+          <w:sz w:val="24"/>
+          <w:szCs w:val="24"/>
+          <w:u w:val="none"/>
+          <w:shd w:fill="auto" w:val="clear"/>
+          <w:vertAlign w:val="baseline"/>
+        </w:rPr>
+      </w:pPr>
+      <w:r>
+        <w:rPr>
+          <w:rFonts w:ascii="Times New Roman" w:cs="Times New Roman" w:eastAsia="Times New Roman" w:hAnsi="Times New Roman"/>
+          <w:b w:val="0"/>
+          <w:bCs w:val="0"/>
+          <w:i w:val="0"/>
+          <w:iCs w:val="0"/>
+          <w:smallCaps w:val="0"/>
+          <w:strike w:val="0"/>
+          <w:color w:val="000000"/>
+          <w:sz w:val="24"/>
+          <w:szCs w:val="24"/>
+          <w:u w:val="none"/>
+          <w:shd w:fill="auto" w:val="clear"/>
+          <w:vertAlign w:val="baseline"/>
+          <w:rtl w:val="0"/>
+        </w:rPr>
+        <w:t xml:space="preserve">Tested the 3D modelling software with different scenarios.</w:t>
+      </w:r>
+    </w:p>
+    <w:p>
+      <w:pPr>
+        <w:keepNext w:val="0"/>
+        <w:keepLines w:val="0"/>
+        <w:pageBreakBefore w:val="0"/>
+        <w:widowControl w:val="0"/>
+        <w:numPr>
+          <w:ilvl w:val="0"/>
+          <w:numId w:val="6"/>
+        </w:numPr>
+        <w:pBdr>
+          <w:top w:space="0" w:sz="0" w:val="nil"/>
+          <w:left w:space="0" w:sz="0" w:val="nil"/>
+          <w:bottom w:space="0" w:sz="0" w:val="nil"/>
+          <w:right w:space="0" w:sz="0" w:val="nil"/>
+          <w:between w:space="0" w:sz="0" w:val="nil"/>
+        </w:pBdr>
+        <w:shd w:fill="auto" w:val="clear"/>
+        <w:spacing w:after="0" w:before="0" w:line="240" w:lineRule="auto"/>
+        <w:ind w:left="0" w:right="0" w:firstLine="0"/>
+        <w:jc w:val="both"/>
+        <w:rPr>
+          <w:rFonts w:ascii="Times New Roman" w:cs="Times New Roman" w:eastAsia="Times New Roman" w:hAnsi="Times New Roman"/>
+          <w:b w:val="0"/>
+          <w:bCs w:val="0"/>
+          <w:i w:val="0"/>
+          <w:iCs w:val="0"/>
+          <w:smallCaps w:val="0"/>
+          <w:strike w:val="0"/>
+          <w:color w:val="000000"/>
+          <w:sz w:val="24"/>
+          <w:szCs w:val="24"/>
+          <w:u w:val="none"/>
+          <w:shd w:fill="auto" w:val="clear"/>
+          <w:vertAlign w:val="baseline"/>
+        </w:rPr>
+      </w:pPr>
+      <w:r>
+        <w:rPr>
+          <w:rFonts w:ascii="Times New Roman" w:cs="Times New Roman" w:eastAsia="Times New Roman" w:hAnsi="Times New Roman"/>
+          <w:b w:val="0"/>
+          <w:bCs w:val="0"/>
+          <w:i w:val="0"/>
+          <w:iCs w:val="0"/>
+          <w:smallCaps w:val="0"/>
+          <w:strike w:val="0"/>
+          <w:color w:val="000000"/>
+          <w:sz w:val="24"/>
+          <w:szCs w:val="24"/>
+          <w:u w:val="none"/>
+          <w:shd w:fill="auto" w:val="clear"/>
+          <w:vertAlign w:val="baseline"/>
+          <w:rtl w:val="0"/>
+        </w:rPr>
+        <w:t xml:space="preserve">Used 3D modelling tools like AutoCAD for Development.</w:t>
+      </w:r>
+    </w:p>
+    <w:p>
+      <w:pPr>
+        <w:keepNext w:val="0"/>
+        <w:keepLines w:val="0"/>
+        <w:pageBreakBefore w:val="0"/>
+        <w:widowControl w:val="0"/>
+        <w:numPr>
+          <w:ilvl w:val="0"/>
+          <w:numId w:val="6"/>
+        </w:numPr>
+        <w:pBdr>
+          <w:top w:space="0" w:sz="0" w:val="nil"/>
+          <w:left w:space="0" w:sz="0" w:val="nil"/>
+          <w:bottom w:space="0" w:sz="0" w:val="nil"/>
+          <w:right w:space="0" w:sz="0" w:val="nil"/>
+          <w:between w:space="0" w:sz="0" w:val="nil"/>
+        </w:pBdr>
+        <w:shd w:fill="auto" w:val="clear"/>
+        <w:spacing w:after="0" w:before="0" w:line="240" w:lineRule="auto"/>
+        <w:ind w:left="0" w:right="0" w:firstLine="0"/>
+        <w:jc w:val="both"/>
+        <w:rPr>
+          <w:rFonts w:ascii="Times New Roman" w:cs="Times New Roman" w:eastAsia="Times New Roman" w:hAnsi="Times New Roman"/>
+          <w:b w:val="1"/>
+          <w:bCs w:val="1"/>
+          <w:i w:val="0"/>
+          <w:iCs w:val="0"/>
+          <w:smallCaps w:val="0"/>
+          <w:strike w:val="0"/>
+          <w:color w:val="000000"/>
+          <w:sz w:val="24"/>
+          <w:szCs w:val="24"/>
+          <w:u w:val="none"/>
+          <w:shd w:fill="auto" w:val="clear"/>
+          <w:vertAlign w:val="baseline"/>
+        </w:rPr>
+      </w:pPr>
+      <w:r>
+        <w:rPr>
+          <w:rFonts w:ascii="Times New Roman" w:cs="Times New Roman" w:eastAsia="Times New Roman" w:hAnsi="Times New Roman"/>
+          <w:b w:val="0"/>
+          <w:bCs w:val="0"/>
+          <w:i w:val="0"/>
+          <w:iCs w:val="0"/>
+          <w:smallCaps w:val="0"/>
+          <w:strike w:val="0"/>
+          <w:color w:val="000000"/>
+          <w:sz w:val="24"/>
+          <w:szCs w:val="24"/>
+          <w:u w:val="none"/>
+          <w:shd w:fill="auto" w:val="clear"/>
+          <w:vertAlign w:val="baseline"/>
+          <w:rtl w:val="0"/>
+        </w:rPr>
+        <w:t xml:space="preserve">Size of the tool is above 5 thousands lines of code and required over 50 C++ files.</w:t>
+      </w:r>
+      <w:r>
+        <w:rPr>
+          <w:rtl w:val="0"/>
+        </w:rPr>
+      </w:r>
+    </w:p>
+    <w:p>
+      <w:pPr>
+        <w:keepNext w:val="0"/>
+        <w:keepLines w:val="0"/>
+        <w:pageBreakBefore w:val="0"/>
+        <w:widowControl w:val="0"/>
+        <w:pBdr>
+          <w:top w:space="0" w:sz="0" w:val="nil"/>
+          <w:left w:space="0" w:sz="0" w:val="nil"/>
+          <w:bottom w:space="0" w:sz="0" w:val="nil"/>
+          <w:right w:space="0" w:sz="0" w:val="nil"/>
+          <w:between w:space="0" w:sz="0" w:val="nil"/>
+        </w:pBdr>
+        <w:shd w:fill="auto" w:val="clear"/>
+        <w:spacing w:after="0" w:before="0" w:line="240" w:lineRule="auto"/>
+        <w:ind w:left="0" w:right="0" w:firstLine="0"/>
+        <w:jc w:val="both"/>
+        <w:rPr>
+          <w:rFonts w:ascii="Times New Roman" w:cs="Times New Roman" w:eastAsia="Times New Roman" w:hAnsi="Times New Roman"/>
+          <w:b w:val="1"/>
+          <w:bCs w:val="1"/>
+          <w:i w:val="0"/>
+          <w:iCs w:val="0"/>
+          <w:smallCaps w:val="0"/>
+          <w:strike w:val="0"/>
+          <w:color w:val="000000"/>
+          <w:sz w:val="24"/>
+          <w:szCs w:val="24"/>
+          <w:u w:val="none"/>
+          <w:shd w:fill="auto" w:val="clear"/>
+          <w:vertAlign w:val="baseline"/>
+        </w:rPr>
+      </w:pPr>
+      <w:r>
+        <w:rPr>
+          <w:rtl w:val="0"/>
+        </w:rPr>
+      </w:r>
+    </w:p>
+    <w:p>
+      <w:pPr>
+        <w:keepNext w:val="0"/>
+        <w:keepLines w:val="0"/>
+        <w:pageBreakBefore w:val="0"/>
+        <w:widowControl w:val="0"/>
+        <w:pBdr>
+          <w:top w:space="0" w:sz="0" w:val="nil"/>
+          <w:left w:space="0" w:sz="0" w:val="nil"/>
+          <w:bottom w:space="0" w:sz="0" w:val="nil"/>
+          <w:right w:space="0" w:sz="0" w:val="nil"/>
+          <w:between w:space="0" w:sz="0" w:val="nil"/>
+        </w:pBdr>
+        <w:shd w:fill="auto" w:val="clear"/>
+        <w:spacing w:after="0" w:before="0" w:line="240" w:lineRule="auto"/>
+        <w:ind w:left="0" w:right="0" w:firstLine="0"/>
+        <w:jc w:val="both"/>
+        <w:rPr>
+          <w:rFonts w:ascii="Times New Roman" w:cs="Times New Roman" w:eastAsia="Times New Roman" w:hAnsi="Times New Roman"/>
+          <w:b w:val="1"/>
+          <w:bCs w:val="1"/>
+          <w:i w:val="0"/>
+          <w:iCs w:val="0"/>
+          <w:smallCaps w:val="0"/>
+          <w:strike w:val="0"/>
+          <w:color w:val="000000"/>
+          <w:sz w:val="24"/>
+          <w:szCs w:val="24"/>
+          <w:u w:val="none"/>
+          <w:shd w:fill="auto" w:val="clear"/>
+          <w:vertAlign w:val="baseline"/>
+        </w:rPr>
+      </w:pPr>
+      <w:r>
+        <w:rPr>
+          <w:rtl w:val="0"/>
+        </w:rPr>
+      </w:r>
+    </w:p>
+    <w:p>
+      <w:pPr>
+        <w:keepNext w:val="0"/>
+        <w:keepLines w:val="0"/>
+        <w:pageBreakBefore w:val="0"/>
+        <w:widowControl w:val="0"/>
+        <w:pBdr>
+          <w:top w:space="0" w:sz="0" w:val="nil"/>
+          <w:left w:space="0" w:sz="0" w:val="nil"/>
+          <w:bottom w:space="0" w:sz="0" w:val="nil"/>
+          <w:right w:space="0" w:sz="0" w:val="nil"/>
+          <w:between w:space="0" w:sz="0" w:val="nil"/>
+        </w:pBdr>
+        <w:shd w:fill="auto" w:val="clear"/>
+        <w:spacing w:after="0" w:before="0" w:line="240" w:lineRule="auto"/>
+        <w:ind w:left="0" w:right="0" w:firstLine="0"/>
+        <w:jc w:val="both"/>
+        <w:rPr>
+          <w:rFonts w:ascii="Times New Roman" w:cs="Times New Roman" w:eastAsia="Times New Roman" w:hAnsi="Times New Roman"/>
+          <w:b w:val="1"/>
+          <w:bCs w:val="1"/>
+          <w:i w:val="0"/>
+          <w:iCs w:val="0"/>
+          <w:smallCaps w:val="0"/>
+          <w:strike w:val="0"/>
+          <w:color w:val="000000"/>
+          <w:sz w:val="24"/>
+          <w:szCs w:val="24"/>
+          <w:u w:val="none"/>
+          <w:shd w:fill="auto" w:val="clear"/>
+          <w:vertAlign w:val="baseline"/>
+        </w:rPr>
+      </w:pPr>
+      <w:r>
+        <w:rPr>
+          <w:rFonts w:ascii="Times New Roman" w:cs="Times New Roman" w:eastAsia="Times New Roman" w:hAnsi="Times New Roman"/>
+          <w:b w:val="1"/>
+          <w:bCs w:val="1"/>
+          <w:i w:val="0"/>
+          <w:iCs w:val="0"/>
+          <w:smallCaps w:val="0"/>
+          <w:strike w:val="0"/>
+          <w:color w:val="000000"/>
+          <w:sz w:val="24"/>
+          <w:szCs w:val="24"/>
+          <w:u w:val="none"/>
+          <w:shd w:fill="auto" w:val="clear"/>
+          <w:vertAlign w:val="baseline"/>
+          <w:rtl w:val="0"/>
+        </w:rPr>
+        <w:t xml:space="preserve">▪ Line operative - Food Factories in UK</w:t>
+      </w:r>
+    </w:p>
+    <w:p>
+      <w:pPr>
+        <w:keepNext w:val="0"/>
+        <w:keepLines w:val="0"/>
+        <w:pageBreakBefore w:val="0"/>
+        <w:widowControl w:val="0"/>
+        <w:pBdr>
+          <w:top w:space="0" w:sz="0" w:val="nil"/>
+          <w:left w:space="0" w:sz="0" w:val="nil"/>
+          <w:bottom w:space="0" w:sz="0" w:val="nil"/>
+          <w:right w:space="0" w:sz="0" w:val="nil"/>
+          <w:between w:space="0" w:sz="0" w:val="nil"/>
+        </w:pBdr>
+        <w:shd w:fill="auto" w:val="clear"/>
+        <w:spacing w:after="0" w:before="0" w:line="240" w:lineRule="auto"/>
+        <w:ind w:left="0" w:right="0" w:firstLine="0"/>
+        <w:jc w:val="both"/>
+        <w:rPr>
+          <w:rFonts w:ascii="Times New Roman" w:cs="Times New Roman" w:eastAsia="Times New Roman" w:hAnsi="Times New Roman"/>
+          <w:b w:val="1"/>
+          <w:bCs w:val="1"/>
+          <w:i w:val="0"/>
+          <w:iCs w:val="0"/>
+          <w:smallCaps w:val="0"/>
+          <w:strike w:val="0"/>
+          <w:color w:val="000000"/>
+          <w:sz w:val="24"/>
+          <w:szCs w:val="24"/>
+          <w:u w:val="none"/>
+          <w:shd w:fill="auto" w:val="clear"/>
+          <w:vertAlign w:val="baseline"/>
+        </w:rPr>
+      </w:pPr>
+      <w:r>
+        <w:rPr>
+          <w:rFonts w:ascii="Times New Roman" w:cs="Times New Roman" w:eastAsia="Times New Roman" w:hAnsi="Times New Roman"/>
+          <w:b w:val="1"/>
+          <w:bCs w:val="1"/>
+          <w:i w:val="0"/>
+          <w:iCs w:val="0"/>
+          <w:smallCaps w:val="0"/>
+          <w:strike w:val="0"/>
+          <w:color w:val="000000"/>
+          <w:sz w:val="24"/>
+          <w:szCs w:val="24"/>
+          <w:u w:val="none"/>
+          <w:shd w:fill="auto" w:val="clear"/>
+          <w:vertAlign w:val="baseline"/>
+          <w:rtl w:val="0"/>
+        </w:rPr>
+        <w:t xml:space="preserve">January 2008 – March 2009</w:t>
+      </w:r>
+    </w:p>
+    <w:p>
+      <w:pPr>
+        <w:keepNext w:val="0"/>
+        <w:keepLines w:val="0"/>
+        <w:pageBreakBefore w:val="0"/>
+        <w:widowControl w:val="0"/>
+        <w:pBdr>
+          <w:top w:space="0" w:sz="0" w:val="nil"/>
+          <w:left w:space="0" w:sz="0" w:val="nil"/>
+          <w:bottom w:space="0" w:sz="0" w:val="nil"/>
+          <w:right w:space="0" w:sz="0" w:val="nil"/>
+          <w:between w:space="0" w:sz="0" w:val="nil"/>
+        </w:pBdr>
+        <w:shd w:fill="auto" w:val="clear"/>
+        <w:spacing w:after="0" w:before="0" w:line="240" w:lineRule="auto"/>
+        <w:ind w:left="0" w:right="0" w:firstLine="0"/>
+        <w:jc w:val="both"/>
+        <w:rPr>
+          <w:rFonts w:ascii="Times New Roman" w:cs="Times New Roman" w:eastAsia="Times New Roman" w:hAnsi="Times New Roman"/>
+          <w:b w:val="1"/>
+          <w:bCs w:val="1"/>
+          <w:i w:val="0"/>
+          <w:iCs w:val="0"/>
+          <w:smallCaps w:val="0"/>
+          <w:strike w:val="0"/>
+          <w:color w:val="000000"/>
+          <w:sz w:val="24"/>
+          <w:szCs w:val="24"/>
+          <w:u w:val="none"/>
+          <w:shd w:fill="auto" w:val="clear"/>
+          <w:vertAlign w:val="baseline"/>
+        </w:rPr>
+      </w:pPr>
+      <w:r>
+        <w:rPr>
+          <w:rtl w:val="0"/>
+        </w:rPr>
+      </w:r>
+    </w:p>
+    <w:p>
+      <w:pPr>
+        <w:keepNext w:val="0"/>
+        <w:keepLines w:val="0"/>
+        <w:pageBreakBefore w:val="0"/>
+        <w:widowControl w:val="0"/>
+        <w:pBdr>
+          <w:top w:space="0" w:sz="0" w:val="nil"/>
+          <w:left w:space="0" w:sz="0" w:val="nil"/>
+          <w:bottom w:space="0" w:sz="0" w:val="nil"/>
+          <w:right w:space="0" w:sz="0" w:val="nil"/>
+          <w:between w:space="0" w:sz="0" w:val="nil"/>
+        </w:pBdr>
+        <w:shd w:fill="auto" w:val="clear"/>
+        <w:spacing w:after="0" w:before="0" w:line="240" w:lineRule="auto"/>
+        <w:ind w:left="0" w:right="0" w:firstLine="0"/>
+        <w:jc w:val="both"/>
+        <w:rPr>
+          <w:rFonts w:ascii="Times New Roman" w:cs="Times New Roman" w:eastAsia="Times New Roman" w:hAnsi="Times New Roman"/>
+          <w:b w:val="0"/>
+          <w:bCs w:val="0"/>
+          <w:i w:val="0"/>
+          <w:iCs w:val="0"/>
+          <w:smallCaps w:val="0"/>
+          <w:strike w:val="0"/>
+          <w:color w:val="000000"/>
+          <w:sz w:val="24"/>
+          <w:szCs w:val="24"/>
+          <w:u w:val="none"/>
+          <w:shd w:fill="auto" w:val="clear"/>
+          <w:vertAlign w:val="baseline"/>
+        </w:rPr>
+      </w:pPr>
+      <w:r>
+        <w:rPr>
+          <w:rFonts w:ascii="Times New Roman" w:cs="Times New Roman" w:eastAsia="Times New Roman" w:hAnsi="Times New Roman"/>
+          <w:b w:val="0"/>
+          <w:bCs w:val="0"/>
+          <w:i w:val="0"/>
+          <w:iCs w:val="0"/>
+          <w:smallCaps w:val="0"/>
+          <w:strike w:val="0"/>
+          <w:color w:val="000000"/>
+          <w:sz w:val="24"/>
+          <w:szCs w:val="24"/>
+          <w:u w:val="none"/>
+          <w:shd w:fill="auto" w:val="clear"/>
+          <w:vertAlign w:val="baseline"/>
+          <w:rtl w:val="0"/>
+        </w:rPr>
+        <w:t xml:space="preserve">Worked as Line Operative at the Food Factories, Boston, UK. My tasks were:</w:t>
+      </w:r>
+    </w:p>
+    <w:p>
+      <w:pPr>
+        <w:keepNext w:val="0"/>
+        <w:keepLines w:val="0"/>
+        <w:pageBreakBefore w:val="0"/>
+        <w:widowControl w:val="0"/>
+        <w:numPr>
+          <w:ilvl w:val="0"/>
+          <w:numId w:val="7"/>
+        </w:numPr>
+        <w:pBdr>
+          <w:top w:space="0" w:sz="0" w:val="nil"/>
+          <w:left w:space="0" w:sz="0" w:val="nil"/>
+          <w:bottom w:space="0" w:sz="0" w:val="nil"/>
+          <w:right w:space="0" w:sz="0" w:val="nil"/>
+          <w:between w:space="0" w:sz="0" w:val="nil"/>
+        </w:pBdr>
+        <w:shd w:fill="auto" w:val="clear"/>
+        <w:spacing w:after="0" w:before="0" w:line="240" w:lineRule="auto"/>
+        <w:ind w:left="0" w:right="0" w:firstLine="0"/>
+        <w:jc w:val="both"/>
+        <w:rPr>
+          <w:rFonts w:ascii="Times New Roman" w:cs="Times New Roman" w:eastAsia="Times New Roman" w:hAnsi="Times New Roman"/>
+          <w:b w:val="0"/>
+          <w:bCs w:val="0"/>
+          <w:i w:val="0"/>
+          <w:iCs w:val="0"/>
+          <w:smallCaps w:val="0"/>
+          <w:strike w:val="0"/>
+          <w:color w:val="000000"/>
+          <w:sz w:val="24"/>
+          <w:szCs w:val="24"/>
+          <w:u w:val="none"/>
+          <w:shd w:fill="auto" w:val="clear"/>
+          <w:vertAlign w:val="baseline"/>
+        </w:rPr>
+      </w:pPr>
+      <w:r>
+        <w:rPr>
+          <w:rFonts w:ascii="Times New Roman" w:cs="Times New Roman" w:eastAsia="Times New Roman" w:hAnsi="Times New Roman"/>
+          <w:b w:val="0"/>
+          <w:bCs w:val="0"/>
+          <w:i w:val="0"/>
+          <w:iCs w:val="0"/>
+          <w:smallCaps w:val="0"/>
+          <w:strike w:val="0"/>
+          <w:color w:val="000000"/>
+          <w:sz w:val="24"/>
+          <w:szCs w:val="24"/>
+          <w:u w:val="none"/>
+          <w:shd w:fill="auto" w:val="clear"/>
+          <w:vertAlign w:val="baseline"/>
+          <w:rtl w:val="0"/>
+        </w:rPr>
+        <w:t xml:space="preserve">Work at the production line, line operative.</w:t>
+      </w:r>
+    </w:p>
+    <w:p>
+      <w:pPr>
+        <w:keepNext w:val="0"/>
+        <w:keepLines w:val="0"/>
+        <w:pageBreakBefore w:val="0"/>
+        <w:widowControl w:val="0"/>
+        <w:numPr>
+          <w:ilvl w:val="0"/>
+          <w:numId w:val="7"/>
+        </w:numPr>
+        <w:pBdr>
+          <w:top w:space="0" w:sz="0" w:val="nil"/>
+          <w:left w:space="0" w:sz="0" w:val="nil"/>
+          <w:bottom w:space="0" w:sz="0" w:val="nil"/>
+          <w:right w:space="0" w:sz="0" w:val="nil"/>
+          <w:between w:space="0" w:sz="0" w:val="nil"/>
+        </w:pBdr>
+        <w:shd w:fill="auto" w:val="clear"/>
+        <w:spacing w:after="0" w:before="0" w:line="240" w:lineRule="auto"/>
+        <w:ind w:left="0" w:right="0" w:firstLine="0"/>
+        <w:jc w:val="both"/>
+        <w:rPr>
+          <w:rFonts w:ascii="Times New Roman" w:cs="Times New Roman" w:eastAsia="Times New Roman" w:hAnsi="Times New Roman"/>
+          <w:b w:val="0"/>
+          <w:bCs w:val="0"/>
+          <w:i w:val="0"/>
+          <w:iCs w:val="0"/>
+          <w:smallCaps w:val="0"/>
+          <w:strike w:val="0"/>
+          <w:color w:val="000000"/>
+          <w:sz w:val="24"/>
+          <w:szCs w:val="24"/>
+          <w:u w:val="none"/>
+          <w:shd w:fill="auto" w:val="clear"/>
+          <w:vertAlign w:val="baseline"/>
+        </w:rPr>
+      </w:pPr>
+      <w:r>
+        <w:rPr>
+          <w:rFonts w:ascii="Times New Roman" w:cs="Times New Roman" w:eastAsia="Times New Roman" w:hAnsi="Times New Roman"/>
+          <w:b w:val="0"/>
+          <w:bCs w:val="0"/>
+          <w:i w:val="0"/>
+          <w:iCs w:val="0"/>
+          <w:smallCaps w:val="0"/>
+          <w:strike w:val="0"/>
+          <w:color w:val="000000"/>
+          <w:sz w:val="24"/>
+          <w:szCs w:val="24"/>
+          <w:u w:val="none"/>
+          <w:shd w:fill="auto" w:val="clear"/>
+          <w:vertAlign w:val="baseline"/>
+          <w:rtl w:val="0"/>
+        </w:rPr>
+        <w:t xml:space="preserve">40 Hours per week.</w:t>
+      </w:r>
+    </w:p>
+    <w:p>
+      <w:pPr>
+        <w:keepNext w:val="0"/>
+        <w:keepLines w:val="0"/>
+        <w:pageBreakBefore w:val="0"/>
+        <w:widowControl w:val="0"/>
+        <w:numPr>
+          <w:ilvl w:val="0"/>
+          <w:numId w:val="7"/>
+        </w:numPr>
+        <w:pBdr>
+          <w:top w:space="0" w:sz="0" w:val="nil"/>
+          <w:left w:space="0" w:sz="0" w:val="nil"/>
+          <w:bottom w:space="0" w:sz="0" w:val="nil"/>
+          <w:right w:space="0" w:sz="0" w:val="nil"/>
+          <w:between w:space="0" w:sz="0" w:val="nil"/>
+        </w:pBdr>
+        <w:shd w:fill="auto" w:val="clear"/>
+        <w:spacing w:after="0" w:before="0" w:line="240" w:lineRule="auto"/>
+        <w:ind w:left="0" w:right="0" w:firstLine="0"/>
+        <w:jc w:val="both"/>
+        <w:rPr>
+          <w:rFonts w:ascii="Times New Roman" w:cs="Times New Roman" w:eastAsia="Times New Roman" w:hAnsi="Times New Roman"/>
+          <w:b w:val="1"/>
+          <w:bCs w:val="1"/>
+          <w:i w:val="0"/>
+          <w:iCs w:val="0"/>
+          <w:smallCaps w:val="0"/>
+          <w:strike w:val="0"/>
+          <w:color w:val="000000"/>
+          <w:sz w:val="24"/>
+          <w:szCs w:val="24"/>
+          <w:u w:val="none"/>
+          <w:shd w:fill="auto" w:val="clear"/>
+          <w:vertAlign w:val="baseline"/>
+        </w:rPr>
+      </w:pPr>
+      <w:r>
+        <w:rPr>
+          <w:rFonts w:ascii="Times New Roman" w:cs="Times New Roman" w:eastAsia="Times New Roman" w:hAnsi="Times New Roman"/>
+          <w:b w:val="0"/>
+          <w:bCs w:val="0"/>
+          <w:i w:val="0"/>
+          <w:iCs w:val="0"/>
+          <w:smallCaps w:val="0"/>
+          <w:strike w:val="0"/>
+          <w:color w:val="000000"/>
+          <w:sz w:val="24"/>
+          <w:szCs w:val="24"/>
+          <w:u w:val="none"/>
+          <w:shd w:fill="auto" w:val="clear"/>
+          <w:vertAlign w:val="baseline"/>
+          <w:rtl w:val="0"/>
+        </w:rPr>
+        <w:t xml:space="preserve">After moved to Tallinn.</w:t>
+      </w:r>
+      <w:r>
+        <w:rPr>
+          <w:rtl w:val="0"/>
+        </w:rPr>
+      </w:r>
+    </w:p>
+    <w:p>
+      <w:pPr>
+        <w:keepNext w:val="0"/>
+        <w:keepLines w:val="0"/>
+        <w:pageBreakBefore w:val="0"/>
+        <w:widowControl w:val="0"/>
+        <w:pBdr>
+          <w:top w:space="0" w:sz="0" w:val="nil"/>
+          <w:left w:space="0" w:sz="0" w:val="nil"/>
+          <w:bottom w:space="0" w:sz="0" w:val="nil"/>
+          <w:right w:space="0" w:sz="0" w:val="nil"/>
+          <w:between w:space="0" w:sz="0" w:val="nil"/>
+        </w:pBdr>
+        <w:shd w:fill="auto" w:val="clear"/>
+        <w:spacing w:after="0" w:before="0" w:line="240" w:lineRule="auto"/>
+        <w:ind w:left="0" w:right="0" w:firstLine="0"/>
+        <w:jc w:val="left"/>
+        <w:rPr>
+          <w:rFonts w:ascii="Times New Roman" w:cs="Times New Roman" w:eastAsia="Times New Roman" w:hAnsi="Times New Roman"/>
+          <w:b w:val="1"/>
+          <w:bCs w:val="1"/>
+          <w:i w:val="0"/>
+          <w:iCs w:val="0"/>
+          <w:smallCaps w:val="0"/>
+          <w:strike w:val="0"/>
+          <w:color w:val="000000"/>
+          <w:sz w:val="24"/>
+          <w:szCs w:val="24"/>
+          <w:u w:val="none"/>
+          <w:shd w:fill="auto" w:val="clear"/>
+          <w:vertAlign w:val="baseline"/>
+        </w:rPr>
+      </w:pPr>
+      <w:r>
+        <w:rPr>
+          <w:rtl w:val="0"/>
+        </w:rPr>
+      </w:r>
+    </w:p>
+    <w:p>
+      <w:pPr>
+        <w:keepNext w:val="0"/>
+        <w:keepLines w:val="0"/>
+        <w:pageBreakBefore w:val="0"/>
+        <w:widowControl w:val="0"/>
+        <w:pBdr>
+          <w:top w:space="0" w:sz="0" w:val="nil"/>
+          <w:left w:space="0" w:sz="0" w:val="nil"/>
+          <w:bottom w:space="0" w:sz="0" w:val="nil"/>
+          <w:right w:space="0" w:sz="0" w:val="nil"/>
+          <w:between w:space="0" w:sz="0" w:val="nil"/>
+        </w:pBdr>
+        <w:shd w:fill="auto" w:val="clear"/>
+        <w:spacing w:after="0" w:before="0" w:line="240" w:lineRule="auto"/>
+        <w:ind w:left="0" w:right="0" w:firstLine="0"/>
+        <w:jc w:val="both"/>
+        <w:rPr>
+          <w:rFonts w:ascii="Times New Roman" w:cs="Times New Roman" w:eastAsia="Times New Roman" w:hAnsi="Times New Roman"/>
+          <w:b w:val="1"/>
+          <w:bCs w:val="1"/>
+          <w:i w:val="0"/>
+          <w:iCs w:val="0"/>
+          <w:smallCaps w:val="0"/>
+          <w:strike w:val="0"/>
+          <w:color w:val="000000"/>
+          <w:sz w:val="24"/>
+          <w:szCs w:val="24"/>
+          <w:u w:val="none"/>
+          <w:shd w:fill="auto" w:val="clear"/>
+          <w:vertAlign w:val="baseline"/>
+        </w:rPr>
+      </w:pPr>
+      <w:r>
+        <w:rPr>
+          <w:rtl w:val="0"/>
+        </w:rPr>
+      </w:r>
+    </w:p>
+    <w:p>
+      <w:pPr>
+        <w:keepNext w:val="0"/>
+        <w:keepLines w:val="0"/>
+        <w:pageBreakBefore w:val="0"/>
+        <w:widowControl w:val="0"/>
+        <w:pBdr>
+          <w:top w:space="0" w:sz="0" w:val="nil"/>
+          <w:left w:space="0" w:sz="0" w:val="nil"/>
+          <w:bottom w:space="0" w:sz="0" w:val="nil"/>
+          <w:right w:space="0" w:sz="0" w:val="nil"/>
+          <w:between w:space="0" w:sz="0" w:val="nil"/>
+        </w:pBdr>
+        <w:shd w:fill="auto" w:val="clear"/>
+        <w:spacing w:after="0" w:before="0" w:line="240" w:lineRule="auto"/>
+        <w:ind w:left="0" w:right="0" w:firstLine="0"/>
+        <w:jc w:val="both"/>
+        <w:rPr>
+          <w:rFonts w:ascii="Times New Roman" w:cs="Times New Roman" w:eastAsia="Times New Roman" w:hAnsi="Times New Roman"/>
+          <w:b w:val="1"/>
+          <w:bCs w:val="1"/>
+          <w:i w:val="0"/>
+          <w:iCs w:val="0"/>
+          <w:smallCaps w:val="0"/>
+          <w:strike w:val="0"/>
+          <w:color w:val="000000"/>
+          <w:sz w:val="24"/>
+          <w:szCs w:val="24"/>
+          <w:u w:val="none"/>
+          <w:shd w:fill="auto" w:val="clear"/>
+          <w:vertAlign w:val="baseline"/>
+        </w:rPr>
+      </w:pPr>
+      <w:r>
+        <w:rPr>
+          <w:rFonts w:ascii="Times New Roman" w:cs="Times New Roman" w:eastAsia="Times New Roman" w:hAnsi="Times New Roman"/>
+          <w:b w:val="1"/>
+          <w:bCs w:val="1"/>
+          <w:i w:val="0"/>
+          <w:iCs w:val="0"/>
+          <w:smallCaps w:val="0"/>
+          <w:strike w:val="0"/>
+          <w:color w:val="000000"/>
+          <w:sz w:val="24"/>
+          <w:szCs w:val="24"/>
+          <w:u w:val="none"/>
+          <w:shd w:fill="auto" w:val="clear"/>
+          <w:vertAlign w:val="baseline"/>
+          <w:rtl w:val="0"/>
+        </w:rPr>
+        <w:t xml:space="preserve">▪ PHP Developer – Titanium Systems</w:t>
+      </w:r>
+    </w:p>
+    <w:p>
+      <w:pPr>
+        <w:keepNext w:val="0"/>
+        <w:keepLines w:val="0"/>
+        <w:pageBreakBefore w:val="0"/>
+        <w:widowControl w:val="0"/>
+        <w:pBdr>
+          <w:top w:space="0" w:sz="0" w:val="nil"/>
+          <w:left w:space="0" w:sz="0" w:val="nil"/>
+          <w:bottom w:space="0" w:sz="0" w:val="nil"/>
+          <w:right w:space="0" w:sz="0" w:val="nil"/>
+          <w:between w:space="0" w:sz="0" w:val="nil"/>
+        </w:pBdr>
+        <w:shd w:fill="auto" w:val="clear"/>
+        <w:spacing w:after="0" w:before="0" w:line="240" w:lineRule="auto"/>
+        <w:ind w:left="0" w:right="0" w:firstLine="0"/>
+        <w:jc w:val="both"/>
+        <w:rPr>
+          <w:rFonts w:ascii="Times New Roman" w:cs="Times New Roman" w:eastAsia="Times New Roman" w:hAnsi="Times New Roman"/>
+          <w:b w:val="1"/>
+          <w:bCs w:val="1"/>
+          <w:i w:val="0"/>
+          <w:iCs w:val="0"/>
+          <w:smallCaps w:val="0"/>
+          <w:strike w:val="0"/>
+          <w:color w:val="000000"/>
+          <w:sz w:val="24"/>
+          <w:szCs w:val="24"/>
+          <w:u w:val="none"/>
+          <w:shd w:fill="auto" w:val="clear"/>
+          <w:vertAlign w:val="baseline"/>
+        </w:rPr>
+      </w:pPr>
+      <w:r>
+        <w:rPr>
+          <w:rFonts w:ascii="Times New Roman" w:cs="Times New Roman" w:eastAsia="Times New Roman" w:hAnsi="Times New Roman"/>
+          <w:b w:val="1"/>
+          <w:bCs w:val="1"/>
+          <w:i w:val="0"/>
+          <w:iCs w:val="0"/>
+          <w:smallCaps w:val="0"/>
+          <w:strike w:val="0"/>
+          <w:color w:val="000000"/>
+          <w:sz w:val="24"/>
+          <w:szCs w:val="24"/>
+          <w:u w:val="none"/>
+          <w:shd w:fill="auto" w:val="clear"/>
+          <w:vertAlign w:val="baseline"/>
+          <w:rtl w:val="0"/>
+        </w:rPr>
+        <w:t xml:space="preserve">November 2006 – December 2007</w:t>
+      </w:r>
+    </w:p>
+    <w:p>
+      <w:pPr>
+        <w:keepNext w:val="0"/>
+        <w:keepLines w:val="0"/>
+        <w:pageBreakBefore w:val="0"/>
+        <w:widowControl w:val="0"/>
+        <w:pBdr>
+          <w:top w:space="0" w:sz="0" w:val="nil"/>
+          <w:left w:space="0" w:sz="0" w:val="nil"/>
+          <w:bottom w:space="0" w:sz="0" w:val="nil"/>
+          <w:right w:space="0" w:sz="0" w:val="nil"/>
+          <w:between w:space="0" w:sz="0" w:val="nil"/>
+        </w:pBdr>
+        <w:shd w:fill="auto" w:val="clear"/>
+        <w:spacing w:after="0" w:before="0" w:line="240" w:lineRule="auto"/>
+        <w:ind w:left="0" w:right="0" w:firstLine="0"/>
+        <w:jc w:val="both"/>
+        <w:rPr>
+          <w:rFonts w:ascii="Times New Roman" w:cs="Times New Roman" w:eastAsia="Times New Roman" w:hAnsi="Times New Roman"/>
+          <w:b w:val="1"/>
+          <w:bCs w:val="1"/>
+          <w:i w:val="0"/>
+          <w:iCs w:val="0"/>
+          <w:smallCaps w:val="0"/>
+          <w:strike w:val="0"/>
+          <w:color w:val="000000"/>
+          <w:sz w:val="24"/>
+          <w:szCs w:val="24"/>
+          <w:u w:val="none"/>
+          <w:shd w:fill="auto" w:val="clear"/>
+          <w:vertAlign w:val="baseline"/>
+        </w:rPr>
+      </w:pPr>
+      <w:r>
+        <w:rPr>
+          <w:rtl w:val="0"/>
+        </w:rPr>
+      </w:r>
+    </w:p>
+    <w:p>
+      <w:pPr>
+        <w:keepNext w:val="0"/>
+        <w:keepLines w:val="0"/>
+        <w:pageBreakBefore w:val="0"/>
+        <w:widowControl w:val="0"/>
+        <w:pBdr>
+          <w:top w:space="0" w:sz="0" w:val="nil"/>
+          <w:left w:space="0" w:sz="0" w:val="nil"/>
+          <w:bottom w:space="0" w:sz="0" w:val="nil"/>
+          <w:right w:space="0" w:sz="0" w:val="nil"/>
+          <w:between w:space="0" w:sz="0" w:val="nil"/>
+        </w:pBdr>
+        <w:shd w:fill="auto" w:val="clear"/>
+        <w:spacing w:after="0" w:before="0" w:line="240" w:lineRule="auto"/>
+        <w:ind w:left="0" w:right="0" w:firstLine="0"/>
+        <w:jc w:val="both"/>
+        <w:rPr>
+          <w:rFonts w:ascii="Times New Roman" w:cs="Times New Roman" w:eastAsia="Times New Roman" w:hAnsi="Times New Roman"/>
+          <w:b w:val="0"/>
+          <w:bCs w:val="0"/>
+          <w:i w:val="0"/>
+          <w:iCs w:val="0"/>
+          <w:smallCaps w:val="0"/>
+          <w:strike w:val="0"/>
+          <w:color w:val="000000"/>
+          <w:sz w:val="24"/>
+          <w:szCs w:val="24"/>
+          <w:u w:val="none"/>
+          <w:shd w:fill="auto" w:val="clear"/>
+          <w:vertAlign w:val="baseline"/>
+        </w:rPr>
+      </w:pPr>
+      <w:r>
+        <w:rPr>
+          <w:rFonts w:ascii="Times New Roman" w:cs="Times New Roman" w:eastAsia="Times New Roman" w:hAnsi="Times New Roman"/>
+          <w:b w:val="0"/>
+          <w:bCs w:val="0"/>
+          <w:i w:val="0"/>
+          <w:iCs w:val="0"/>
+          <w:smallCaps w:val="0"/>
+          <w:strike w:val="0"/>
+          <w:color w:val="000000"/>
+          <w:sz w:val="24"/>
+          <w:szCs w:val="24"/>
+          <w:u w:val="none"/>
+          <w:shd w:fill="auto" w:val="clear"/>
+          <w:vertAlign w:val="baseline"/>
+          <w:rtl w:val="0"/>
+        </w:rPr>
+        <w:t xml:space="preserve">In 2006 worked as a PHP developer in Titanium Systems, Estonian Company. Developed Internet Car Booking System, Administrative Back-End, system were build using PHP/MySQL.</w:t>
+      </w:r>
+    </w:p>
+    <w:p>
+      <w:pPr>
+        <w:keepNext w:val="0"/>
+        <w:keepLines w:val="0"/>
+        <w:pageBreakBefore w:val="0"/>
+        <w:widowControl w:val="0"/>
+        <w:numPr>
+          <w:ilvl w:val="0"/>
+          <w:numId w:val="8"/>
+        </w:numPr>
+        <w:pBdr>
+          <w:top w:space="0" w:sz="0" w:val="nil"/>
+          <w:left w:space="0" w:sz="0" w:val="nil"/>
+          <w:bottom w:space="0" w:sz="0" w:val="nil"/>
+          <w:right w:space="0" w:sz="0" w:val="nil"/>
+          <w:between w:space="0" w:sz="0" w:val="nil"/>
+        </w:pBdr>
+        <w:shd w:fill="auto" w:val="clear"/>
+        <w:spacing w:after="0" w:before="0" w:line="240" w:lineRule="auto"/>
+        <w:ind w:left="0" w:right="0" w:firstLine="0"/>
+        <w:jc w:val="both"/>
+        <w:rPr>
+          <w:rFonts w:ascii="Times New Roman" w:cs="Times New Roman" w:eastAsia="Times New Roman" w:hAnsi="Times New Roman"/>
+          <w:b w:val="0"/>
+          <w:bCs w:val="0"/>
+          <w:i w:val="0"/>
+          <w:iCs w:val="0"/>
+          <w:smallCaps w:val="0"/>
+          <w:strike w:val="0"/>
+          <w:color w:val="000000"/>
+          <w:sz w:val="24"/>
+          <w:szCs w:val="24"/>
+          <w:u w:val="none"/>
+          <w:shd w:fill="auto" w:val="clear"/>
+          <w:vertAlign w:val="baseline"/>
+        </w:rPr>
+      </w:pPr>
+      <w:r>
+        <w:rPr>
+          <w:rFonts w:ascii="Times New Roman" w:cs="Times New Roman" w:eastAsia="Times New Roman" w:hAnsi="Times New Roman"/>
+          <w:b w:val="0"/>
+          <w:bCs w:val="0"/>
+          <w:i w:val="0"/>
+          <w:iCs w:val="0"/>
+          <w:smallCaps w:val="0"/>
+          <w:strike w:val="0"/>
+          <w:color w:val="000000"/>
+          <w:sz w:val="24"/>
+          <w:szCs w:val="24"/>
+          <w:u w:val="none"/>
+          <w:shd w:fill="auto" w:val="clear"/>
+          <w:vertAlign w:val="baseline"/>
+          <w:rtl w:val="0"/>
+        </w:rPr>
+        <w:t xml:space="preserve">Responsible for Development of Administrative Back-End of the Car Rental Internet Page.</w:t>
+      </w:r>
+    </w:p>
+    <w:p>
+      <w:pPr>
+        <w:keepNext w:val="0"/>
+        <w:keepLines w:val="0"/>
+        <w:pageBreakBefore w:val="0"/>
+        <w:widowControl w:val="0"/>
+        <w:numPr>
+          <w:ilvl w:val="0"/>
+          <w:numId w:val="8"/>
+        </w:numPr>
+        <w:pBdr>
+          <w:top w:space="0" w:sz="0" w:val="nil"/>
+          <w:left w:space="0" w:sz="0" w:val="nil"/>
+          <w:bottom w:space="0" w:sz="0" w:val="nil"/>
+          <w:right w:space="0" w:sz="0" w:val="nil"/>
+          <w:between w:space="0" w:sz="0" w:val="nil"/>
+        </w:pBdr>
+        <w:shd w:fill="auto" w:val="clear"/>
+        <w:spacing w:after="0" w:before="0" w:line="240" w:lineRule="auto"/>
+        <w:ind w:left="0" w:right="0" w:firstLine="0"/>
+        <w:jc w:val="both"/>
+        <w:rPr>
+          <w:rFonts w:ascii="Times New Roman" w:cs="Times New Roman" w:eastAsia="Times New Roman" w:hAnsi="Times New Roman"/>
+          <w:b w:val="0"/>
+          <w:bCs w:val="0"/>
+          <w:i w:val="0"/>
+          <w:iCs w:val="0"/>
+          <w:smallCaps w:val="0"/>
+          <w:strike w:val="0"/>
+          <w:color w:val="000000"/>
+          <w:sz w:val="24"/>
+          <w:szCs w:val="24"/>
+          <w:u w:val="none"/>
+          <w:shd w:fill="auto" w:val="clear"/>
+          <w:vertAlign w:val="baseline"/>
+        </w:rPr>
+      </w:pPr>
+      <w:r>
+        <w:rPr>
+          <w:rFonts w:ascii="Times New Roman" w:cs="Times New Roman" w:eastAsia="Times New Roman" w:hAnsi="Times New Roman"/>
+          <w:b w:val="0"/>
+          <w:bCs w:val="0"/>
+          <w:i w:val="0"/>
+          <w:iCs w:val="0"/>
+          <w:smallCaps w:val="0"/>
+          <w:strike w:val="0"/>
+          <w:color w:val="000000"/>
+          <w:sz w:val="24"/>
+          <w:szCs w:val="24"/>
+          <w:u w:val="none"/>
+          <w:shd w:fill="auto" w:val="clear"/>
+          <w:vertAlign w:val="baseline"/>
+          <w:rtl w:val="0"/>
+        </w:rPr>
+        <w:t xml:space="preserve">Used Standard Editors for HTML editing and testing.</w:t>
+      </w:r>
+    </w:p>
+    <w:p>
+      <w:pPr>
+        <w:keepNext w:val="0"/>
+        <w:keepLines w:val="0"/>
+        <w:pageBreakBefore w:val="0"/>
+        <w:widowControl w:val="0"/>
+        <w:numPr>
+          <w:ilvl w:val="0"/>
+          <w:numId w:val="8"/>
+        </w:numPr>
+        <w:pBdr>
+          <w:top w:space="0" w:sz="0" w:val="nil"/>
+          <w:left w:space="0" w:sz="0" w:val="nil"/>
+          <w:bottom w:space="0" w:sz="0" w:val="nil"/>
+          <w:right w:space="0" w:sz="0" w:val="nil"/>
+          <w:between w:space="0" w:sz="0" w:val="nil"/>
+        </w:pBdr>
+        <w:shd w:fill="auto" w:val="clear"/>
+        <w:spacing w:after="0" w:before="0" w:line="240" w:lineRule="auto"/>
+        <w:ind w:left="0" w:right="0" w:firstLine="0"/>
+        <w:jc w:val="both"/>
+        <w:rPr>
+          <w:rFonts w:ascii="Times New Roman" w:cs="Times New Roman" w:eastAsia="Times New Roman" w:hAnsi="Times New Roman"/>
+          <w:b w:val="0"/>
+          <w:bCs w:val="0"/>
+          <w:i w:val="0"/>
+          <w:iCs w:val="0"/>
+          <w:smallCaps w:val="0"/>
+          <w:strike w:val="0"/>
+          <w:color w:val="000000"/>
+          <w:sz w:val="24"/>
+          <w:szCs w:val="24"/>
+          <w:u w:val="none"/>
+          <w:shd w:fill="auto" w:val="clear"/>
+          <w:vertAlign w:val="baseline"/>
+        </w:rPr>
+      </w:pPr>
+      <w:r>
+        <w:rPr>
+          <w:rFonts w:ascii="Times New Roman" w:cs="Times New Roman" w:eastAsia="Times New Roman" w:hAnsi="Times New Roman"/>
+          <w:b w:val="0"/>
+          <w:bCs w:val="0"/>
+          <w:i w:val="0"/>
+          <w:iCs w:val="0"/>
+          <w:smallCaps w:val="0"/>
+          <w:strike w:val="0"/>
+          <w:color w:val="000000"/>
+          <w:sz w:val="24"/>
+          <w:szCs w:val="24"/>
+          <w:u w:val="none"/>
+          <w:shd w:fill="auto" w:val="clear"/>
+          <w:vertAlign w:val="baseline"/>
+          <w:rtl w:val="0"/>
+        </w:rPr>
+        <w:t xml:space="preserve">Implemented a lot of statistical calculation and visualisation using MySQL databases.</w:t>
+      </w:r>
+    </w:p>
+    <w:p>
+      <w:pPr>
+        <w:keepNext w:val="0"/>
+        <w:keepLines w:val="0"/>
+        <w:pageBreakBefore w:val="0"/>
+        <w:widowControl w:val="0"/>
+        <w:numPr>
+          <w:ilvl w:val="0"/>
+          <w:numId w:val="8"/>
+        </w:numPr>
+        <w:pBdr>
+          <w:top w:space="0" w:sz="0" w:val="nil"/>
+          <w:left w:space="0" w:sz="0" w:val="nil"/>
+          <w:bottom w:space="0" w:sz="0" w:val="nil"/>
+          <w:right w:space="0" w:sz="0" w:val="nil"/>
+          <w:between w:space="0" w:sz="0" w:val="nil"/>
+        </w:pBdr>
+        <w:shd w:fill="auto" w:val="clear"/>
+        <w:spacing w:after="0" w:before="0" w:line="240" w:lineRule="auto"/>
+        <w:ind w:left="0" w:right="0" w:firstLine="0"/>
+        <w:jc w:val="both"/>
+        <w:rPr>
+          <w:rFonts w:ascii="Times New Roman" w:cs="Times New Roman" w:eastAsia="Times New Roman" w:hAnsi="Times New Roman"/>
+          <w:b w:val="0"/>
+          <w:bCs w:val="0"/>
+          <w:i w:val="0"/>
+          <w:iCs w:val="0"/>
+          <w:smallCaps w:val="0"/>
+          <w:strike w:val="0"/>
+          <w:color w:val="000000"/>
+          <w:sz w:val="24"/>
+          <w:szCs w:val="24"/>
+          <w:u w:val="none"/>
+          <w:shd w:fill="auto" w:val="clear"/>
+          <w:vertAlign w:val="baseline"/>
+        </w:rPr>
+      </w:pPr>
+      <w:r>
+        <w:rPr>
+          <w:rFonts w:ascii="Times New Roman" w:cs="Times New Roman" w:eastAsia="Times New Roman" w:hAnsi="Times New Roman"/>
+          <w:b w:val="0"/>
+          <w:bCs w:val="0"/>
+          <w:i w:val="0"/>
+          <w:iCs w:val="0"/>
+          <w:smallCaps w:val="0"/>
+          <w:strike w:val="0"/>
+          <w:color w:val="000000"/>
+          <w:sz w:val="24"/>
+          <w:szCs w:val="24"/>
+          <w:u w:val="none"/>
+          <w:shd w:fill="auto" w:val="clear"/>
+          <w:vertAlign w:val="baseline"/>
+          <w:rtl w:val="0"/>
+        </w:rPr>
+        <w:t xml:space="preserve">Tested the developed product.</w:t>
+      </w:r>
+    </w:p>
+    <w:p>
+      <w:pPr>
+        <w:keepNext w:val="0"/>
+        <w:keepLines w:val="0"/>
+        <w:pageBreakBefore w:val="0"/>
+        <w:widowControl w:val="0"/>
+        <w:pBdr>
+          <w:top w:space="0" w:sz="0" w:val="nil"/>
+          <w:left w:space="0" w:sz="0" w:val="nil"/>
+          <w:bottom w:space="0" w:sz="0" w:val="nil"/>
+          <w:right w:space="0" w:sz="0" w:val="nil"/>
+          <w:between w:space="0" w:sz="0" w:val="nil"/>
+        </w:pBdr>
+        <w:shd w:fill="auto" w:val="clear"/>
+        <w:spacing w:after="0" w:before="0" w:line="240" w:lineRule="auto"/>
+        <w:ind w:left="0" w:right="0" w:firstLine="0"/>
+        <w:jc w:val="both"/>
+        <w:rPr>
+          <w:rFonts w:ascii="Times New Roman" w:cs="Times New Roman" w:eastAsia="Times New Roman" w:hAnsi="Times New Roman"/>
+          <w:b w:val="0"/>
+          <w:bCs w:val="0"/>
+          <w:i w:val="0"/>
+          <w:iCs w:val="0"/>
+          <w:smallCaps w:val="0"/>
+          <w:strike w:val="0"/>
+          <w:color w:val="000000"/>
+          <w:sz w:val="24"/>
+          <w:szCs w:val="24"/>
+          <w:u w:val="none"/>
+          <w:shd w:fill="auto" w:val="clear"/>
+          <w:vertAlign w:val="baseline"/>
+        </w:rPr>
+      </w:pPr>
+      <w:r>
+        <w:rPr>
+          <w:rtl w:val="0"/>
+        </w:rPr>
+      </w:r>
+    </w:p>
+    <w:p>
+      <w:pPr>
+        <w:keepNext w:val="0"/>
+        <w:keepLines w:val="0"/>
+        <w:pageBreakBefore w:val="0"/>
+        <w:widowControl w:val="0"/>
+        <w:pBdr>
+          <w:top w:space="0" w:sz="0" w:val="nil"/>
+          <w:left w:space="0" w:sz="0" w:val="nil"/>
+          <w:bottom w:space="0" w:sz="0" w:val="nil"/>
+          <w:right w:space="0" w:sz="0" w:val="nil"/>
+          <w:between w:space="0" w:sz="0" w:val="nil"/>
+        </w:pBdr>
+        <w:shd w:fill="auto" w:val="clear"/>
+        <w:spacing w:after="0" w:before="0" w:line="240" w:lineRule="auto"/>
+        <w:ind w:left="0" w:right="0" w:firstLine="0"/>
+        <w:jc w:val="both"/>
+        <w:rPr>
+          <w:rFonts w:ascii="Times New Roman" w:cs="Times New Roman" w:eastAsia="Times New Roman" w:hAnsi="Times New Roman"/>
+          <w:b w:val="1"/>
+          <w:bCs w:val="1"/>
+          <w:i w:val="0"/>
+          <w:iCs w:val="0"/>
+          <w:smallCaps w:val="0"/>
+          <w:strike w:val="0"/>
+          <w:color w:val="000000"/>
+          <w:sz w:val="24"/>
+          <w:szCs w:val="24"/>
+          <w:u w:val="none"/>
+          <w:shd w:fill="auto" w:val="clear"/>
+          <w:vertAlign w:val="baseline"/>
+        </w:rPr>
+      </w:pPr>
+      <w:r>
+        <w:rPr>
+          <w:rFonts w:ascii="Times New Roman" w:cs="Times New Roman" w:eastAsia="Times New Roman" w:hAnsi="Times New Roman"/>
+          <w:b w:val="1"/>
+          <w:bCs w:val="1"/>
+          <w:i w:val="0"/>
+          <w:iCs w:val="0"/>
+          <w:smallCaps w:val="0"/>
+          <w:strike w:val="0"/>
+          <w:color w:val="000000"/>
+          <w:sz w:val="24"/>
+          <w:szCs w:val="24"/>
+          <w:u w:val="none"/>
+          <w:shd w:fill="auto" w:val="clear"/>
+          <w:vertAlign w:val="baseline"/>
+          <w:rtl w:val="0"/>
+        </w:rPr>
+        <w:t xml:space="preserve">▪ Image Processing – Evotec Technologies</w:t>
+      </w:r>
+    </w:p>
+    <w:p>
+      <w:pPr>
+        <w:keepNext w:val="0"/>
+        <w:keepLines w:val="0"/>
+        <w:pageBreakBefore w:val="0"/>
+        <w:widowControl w:val="0"/>
+        <w:pBdr>
+          <w:top w:space="0" w:sz="0" w:val="nil"/>
+          <w:left w:space="0" w:sz="0" w:val="nil"/>
+          <w:bottom w:space="0" w:sz="0" w:val="nil"/>
+          <w:right w:space="0" w:sz="0" w:val="nil"/>
+          <w:between w:space="0" w:sz="0" w:val="nil"/>
+        </w:pBdr>
+        <w:shd w:fill="auto" w:val="clear"/>
+        <w:spacing w:after="0" w:before="0" w:line="240" w:lineRule="auto"/>
+        <w:ind w:left="0" w:right="0" w:firstLine="0"/>
+        <w:jc w:val="both"/>
+        <w:rPr>
+          <w:rFonts w:ascii="Times New Roman" w:cs="Times New Roman" w:eastAsia="Times New Roman" w:hAnsi="Times New Roman"/>
+          <w:b w:val="1"/>
+          <w:bCs w:val="1"/>
+          <w:i w:val="0"/>
+          <w:iCs w:val="0"/>
+          <w:smallCaps w:val="0"/>
+          <w:strike w:val="0"/>
+          <w:color w:val="000000"/>
+          <w:sz w:val="24"/>
+          <w:szCs w:val="24"/>
+          <w:u w:val="none"/>
+          <w:shd w:fill="auto" w:val="clear"/>
+          <w:vertAlign w:val="baseline"/>
+        </w:rPr>
+      </w:pPr>
+      <w:r>
+        <w:rPr>
+          <w:rFonts w:ascii="Times New Roman" w:cs="Times New Roman" w:eastAsia="Times New Roman" w:hAnsi="Times New Roman"/>
+          <w:b w:val="1"/>
+          <w:bCs w:val="1"/>
+          <w:i w:val="0"/>
+          <w:iCs w:val="0"/>
+          <w:smallCaps w:val="0"/>
+          <w:strike w:val="0"/>
+          <w:color w:val="000000"/>
+          <w:sz w:val="24"/>
+          <w:szCs w:val="24"/>
+          <w:u w:val="none"/>
+          <w:shd w:fill="auto" w:val="clear"/>
+          <w:vertAlign w:val="baseline"/>
+          <w:rtl w:val="0"/>
+        </w:rPr>
+        <w:t xml:space="preserve">December 2003 – May 2006</w:t>
+      </w:r>
+    </w:p>
+    <w:p>
+      <w:pPr>
+        <w:keepNext w:val="0"/>
+        <w:keepLines w:val="0"/>
+        <w:pageBreakBefore w:val="0"/>
+        <w:widowControl w:val="0"/>
+        <w:pBdr>
+          <w:top w:space="0" w:sz="0" w:val="nil"/>
+          <w:left w:space="0" w:sz="0" w:val="nil"/>
+          <w:bottom w:space="0" w:sz="0" w:val="nil"/>
+          <w:right w:space="0" w:sz="0" w:val="nil"/>
+          <w:between w:space="0" w:sz="0" w:val="nil"/>
+        </w:pBdr>
+        <w:shd w:fill="auto" w:val="clear"/>
+        <w:spacing w:after="0" w:before="0" w:line="240" w:lineRule="auto"/>
+        <w:ind w:left="0" w:right="0" w:firstLine="0"/>
+        <w:jc w:val="both"/>
+        <w:rPr>
+          <w:rFonts w:ascii="Times New Roman" w:cs="Times New Roman" w:eastAsia="Times New Roman" w:hAnsi="Times New Roman"/>
+          <w:b w:val="1"/>
+          <w:bCs w:val="1"/>
+          <w:i w:val="0"/>
+          <w:iCs w:val="0"/>
+          <w:smallCaps w:val="0"/>
+          <w:strike w:val="0"/>
+          <w:color w:val="000000"/>
+          <w:sz w:val="24"/>
+          <w:szCs w:val="24"/>
+          <w:u w:val="none"/>
+          <w:shd w:fill="auto" w:val="clear"/>
+          <w:vertAlign w:val="baseline"/>
+        </w:rPr>
+      </w:pPr>
+      <w:r>
+        <w:rPr>
+          <w:rtl w:val="0"/>
+        </w:rPr>
+      </w:r>
+    </w:p>
+    <w:p>
+      <w:pPr>
+        <w:keepNext w:val="0"/>
+        <w:keepLines w:val="0"/>
+        <w:pageBreakBefore w:val="0"/>
+        <w:widowControl w:val="0"/>
+        <w:pBdr>
+          <w:top w:space="0" w:sz="0" w:val="nil"/>
+          <w:left w:space="0" w:sz="0" w:val="nil"/>
+          <w:bottom w:space="0" w:sz="0" w:val="nil"/>
+          <w:right w:space="0" w:sz="0" w:val="nil"/>
+          <w:between w:space="0" w:sz="0" w:val="nil"/>
+        </w:pBdr>
+        <w:shd w:fill="auto" w:val="clear"/>
+        <w:spacing w:after="0" w:before="0" w:line="240" w:lineRule="auto"/>
+        <w:ind w:left="0" w:right="0" w:firstLine="0"/>
+        <w:jc w:val="both"/>
+        <w:rPr>
+          <w:rFonts w:ascii="Times New Roman" w:cs="Times New Roman" w:eastAsia="Times New Roman" w:hAnsi="Times New Roman"/>
+          <w:b w:val="0"/>
+          <w:bCs w:val="0"/>
+          <w:i w:val="0"/>
+          <w:iCs w:val="0"/>
+          <w:smallCaps w:val="0"/>
+          <w:strike w:val="0"/>
+          <w:color w:val="000000"/>
+          <w:sz w:val="24"/>
+          <w:szCs w:val="24"/>
+          <w:u w:val="none"/>
+          <w:shd w:fill="auto" w:val="clear"/>
+          <w:vertAlign w:val="baseline"/>
+        </w:rPr>
+      </w:pPr>
+      <w:r>
+        <w:rPr>
+          <w:rFonts w:ascii="Times New Roman" w:cs="Times New Roman" w:eastAsia="Times New Roman" w:hAnsi="Times New Roman"/>
+          <w:b w:val="0"/>
+          <w:bCs w:val="0"/>
+          <w:i w:val="0"/>
+          <w:iCs w:val="0"/>
+          <w:smallCaps w:val="0"/>
+          <w:strike w:val="0"/>
+          <w:color w:val="000000"/>
+          <w:sz w:val="24"/>
+          <w:szCs w:val="24"/>
+          <w:u w:val="none"/>
+          <w:shd w:fill="auto" w:val="clear"/>
+          <w:vertAlign w:val="baseline"/>
+          <w:rtl w:val="0"/>
+        </w:rPr>
+        <w:t xml:space="preserve">In 2003 worked as a developer of the image processing tools in Evotec Technologies, German Company. Work were interesting, my task was to develop image processing scripts using Acapella image processing language. Developed scripts were used for processing of cell's photos.</w:t>
+      </w:r>
+    </w:p>
+    <w:p>
+      <w:pPr>
+        <w:keepNext w:val="0"/>
+        <w:keepLines w:val="0"/>
+        <w:pageBreakBefore w:val="0"/>
+        <w:widowControl w:val="0"/>
+        <w:numPr>
+          <w:ilvl w:val="0"/>
+          <w:numId w:val="9"/>
+        </w:numPr>
+        <w:pBdr>
+          <w:top w:space="0" w:sz="0" w:val="nil"/>
+          <w:left w:space="0" w:sz="0" w:val="nil"/>
+          <w:bottom w:space="0" w:sz="0" w:val="nil"/>
+          <w:right w:space="0" w:sz="0" w:val="nil"/>
+          <w:between w:space="0" w:sz="0" w:val="nil"/>
+        </w:pBdr>
+        <w:shd w:fill="auto" w:val="clear"/>
+        <w:spacing w:after="0" w:before="0" w:line="240" w:lineRule="auto"/>
+        <w:ind w:left="0" w:right="0" w:firstLine="0"/>
+        <w:jc w:val="both"/>
+        <w:rPr>
+          <w:rFonts w:ascii="Times New Roman" w:cs="Times New Roman" w:eastAsia="Times New Roman" w:hAnsi="Times New Roman"/>
+          <w:b w:val="0"/>
+          <w:bCs w:val="0"/>
+          <w:i w:val="0"/>
+          <w:iCs w:val="0"/>
+          <w:smallCaps w:val="0"/>
+          <w:strike w:val="0"/>
+          <w:color w:val="000000"/>
+          <w:sz w:val="24"/>
+          <w:szCs w:val="24"/>
+          <w:u w:val="none"/>
+          <w:shd w:fill="auto" w:val="clear"/>
+          <w:vertAlign w:val="baseline"/>
+        </w:rPr>
+      </w:pPr>
+      <w:r>
+        <w:rPr>
+          <w:rFonts w:ascii="Times New Roman" w:cs="Times New Roman" w:eastAsia="Times New Roman" w:hAnsi="Times New Roman"/>
+          <w:b w:val="0"/>
+          <w:bCs w:val="0"/>
+          <w:i w:val="0"/>
+          <w:iCs w:val="0"/>
+          <w:smallCaps w:val="0"/>
+          <w:strike w:val="0"/>
+          <w:color w:val="000000"/>
+          <w:sz w:val="24"/>
+          <w:szCs w:val="24"/>
+          <w:u w:val="none"/>
+          <w:shd w:fill="auto" w:val="clear"/>
+          <w:vertAlign w:val="baseline"/>
+          <w:rtl w:val="0"/>
+        </w:rPr>
+        <w:t xml:space="preserve">Responsible for Development of the Image Processing Scripts.</w:t>
+      </w:r>
+    </w:p>
+    <w:p>
+      <w:pPr>
+        <w:keepNext w:val="0"/>
+        <w:keepLines w:val="0"/>
+        <w:pageBreakBefore w:val="0"/>
+        <w:widowControl w:val="0"/>
+        <w:numPr>
+          <w:ilvl w:val="0"/>
+          <w:numId w:val="9"/>
+        </w:numPr>
+        <w:pBdr>
+          <w:top w:space="0" w:sz="0" w:val="nil"/>
+          <w:left w:space="0" w:sz="0" w:val="nil"/>
+          <w:bottom w:space="0" w:sz="0" w:val="nil"/>
+          <w:right w:space="0" w:sz="0" w:val="nil"/>
+          <w:between w:space="0" w:sz="0" w:val="nil"/>
+        </w:pBdr>
+        <w:shd w:fill="auto" w:val="clear"/>
+        <w:spacing w:after="0" w:before="0" w:line="240" w:lineRule="auto"/>
+        <w:ind w:left="0" w:right="0" w:firstLine="0"/>
+        <w:jc w:val="both"/>
+        <w:rPr>
+          <w:rFonts w:ascii="Times New Roman" w:cs="Times New Roman" w:eastAsia="Times New Roman" w:hAnsi="Times New Roman"/>
+          <w:b w:val="0"/>
+          <w:bCs w:val="0"/>
+          <w:i w:val="0"/>
+          <w:iCs w:val="0"/>
+          <w:smallCaps w:val="0"/>
+          <w:strike w:val="0"/>
+          <w:color w:val="000000"/>
+          <w:sz w:val="24"/>
+          <w:szCs w:val="24"/>
+          <w:u w:val="none"/>
+          <w:shd w:fill="auto" w:val="clear"/>
+          <w:vertAlign w:val="baseline"/>
+        </w:rPr>
+      </w:pPr>
+      <w:r>
+        <w:rPr>
+          <w:rFonts w:ascii="Times New Roman" w:cs="Times New Roman" w:eastAsia="Times New Roman" w:hAnsi="Times New Roman"/>
+          <w:b w:val="0"/>
+          <w:bCs w:val="0"/>
+          <w:i w:val="0"/>
+          <w:iCs w:val="0"/>
+          <w:smallCaps w:val="0"/>
+          <w:strike w:val="0"/>
+          <w:color w:val="000000"/>
+          <w:sz w:val="24"/>
+          <w:szCs w:val="24"/>
+          <w:u w:val="none"/>
+          <w:shd w:fill="auto" w:val="clear"/>
+          <w:vertAlign w:val="baseline"/>
+          <w:rtl w:val="0"/>
+        </w:rPr>
+        <w:t xml:space="preserve">Used Standard Algorithms for Development.</w:t>
+      </w:r>
+    </w:p>
+    <w:p>
+      <w:pPr>
+        <w:keepNext w:val="0"/>
+        <w:keepLines w:val="0"/>
+        <w:pageBreakBefore w:val="0"/>
+        <w:widowControl w:val="0"/>
+        <w:numPr>
+          <w:ilvl w:val="0"/>
+          <w:numId w:val="9"/>
+        </w:numPr>
+        <w:pBdr>
+          <w:top w:space="0" w:sz="0" w:val="nil"/>
+          <w:left w:space="0" w:sz="0" w:val="nil"/>
+          <w:bottom w:space="0" w:sz="0" w:val="nil"/>
+          <w:right w:space="0" w:sz="0" w:val="nil"/>
+          <w:between w:space="0" w:sz="0" w:val="nil"/>
+        </w:pBdr>
+        <w:shd w:fill="auto" w:val="clear"/>
+        <w:spacing w:after="0" w:before="0" w:line="240" w:lineRule="auto"/>
+        <w:ind w:left="0" w:right="0" w:firstLine="0"/>
+        <w:jc w:val="both"/>
+        <w:rPr>
+          <w:rFonts w:ascii="Times New Roman" w:cs="Times New Roman" w:eastAsia="Times New Roman" w:hAnsi="Times New Roman"/>
+          <w:b w:val="0"/>
+          <w:bCs w:val="0"/>
+          <w:i w:val="0"/>
+          <w:iCs w:val="0"/>
+          <w:smallCaps w:val="0"/>
+          <w:strike w:val="0"/>
+          <w:color w:val="000000"/>
+          <w:sz w:val="24"/>
+          <w:szCs w:val="24"/>
+          <w:u w:val="none"/>
+          <w:shd w:fill="auto" w:val="clear"/>
+          <w:vertAlign w:val="baseline"/>
+        </w:rPr>
+      </w:pPr>
+      <w:r>
+        <w:rPr>
+          <w:rFonts w:ascii="Times New Roman" w:cs="Times New Roman" w:eastAsia="Times New Roman" w:hAnsi="Times New Roman"/>
+          <w:b w:val="0"/>
+          <w:bCs w:val="0"/>
+          <w:i w:val="0"/>
+          <w:iCs w:val="0"/>
+          <w:smallCaps w:val="0"/>
+          <w:strike w:val="0"/>
+          <w:color w:val="000000"/>
+          <w:sz w:val="24"/>
+          <w:szCs w:val="24"/>
+          <w:u w:val="none"/>
+          <w:shd w:fill="auto" w:val="clear"/>
+          <w:vertAlign w:val="baseline"/>
+          <w:rtl w:val="0"/>
+        </w:rPr>
+        <w:t xml:space="preserve">Implemented a lot of statistical calculation and visualisations using the Acapella Programming language.</w:t>
+      </w:r>
+    </w:p>
+    <w:p>
+      <w:pPr>
+        <w:keepNext w:val="0"/>
+        <w:keepLines w:val="0"/>
+        <w:pageBreakBefore w:val="0"/>
+        <w:widowControl w:val="0"/>
+        <w:numPr>
+          <w:ilvl w:val="0"/>
+          <w:numId w:val="9"/>
+        </w:numPr>
+        <w:pBdr>
+          <w:top w:space="0" w:sz="0" w:val="nil"/>
+          <w:left w:space="0" w:sz="0" w:val="nil"/>
+          <w:bottom w:space="0" w:sz="0" w:val="nil"/>
+          <w:right w:space="0" w:sz="0" w:val="nil"/>
+          <w:between w:space="0" w:sz="0" w:val="nil"/>
+        </w:pBdr>
+        <w:shd w:fill="auto" w:val="clear"/>
+        <w:spacing w:after="0" w:before="0" w:line="240" w:lineRule="auto"/>
+        <w:ind w:left="0" w:right="0" w:firstLine="0"/>
+        <w:jc w:val="both"/>
+        <w:rPr>
+          <w:rFonts w:ascii="Times New Roman" w:cs="Times New Roman" w:eastAsia="Times New Roman" w:hAnsi="Times New Roman"/>
+          <w:b w:val="0"/>
+          <w:bCs w:val="0"/>
+          <w:i w:val="0"/>
+          <w:iCs w:val="0"/>
+          <w:smallCaps w:val="0"/>
+          <w:strike w:val="0"/>
+          <w:color w:val="000000"/>
+          <w:sz w:val="24"/>
+          <w:szCs w:val="24"/>
+          <w:u w:val="none"/>
+          <w:shd w:fill="auto" w:val="clear"/>
+          <w:vertAlign w:val="baseline"/>
+        </w:rPr>
+      </w:pPr>
+      <w:r>
+        <w:rPr>
+          <w:rFonts w:ascii="Times New Roman" w:cs="Times New Roman" w:eastAsia="Times New Roman" w:hAnsi="Times New Roman"/>
+          <w:b w:val="0"/>
+          <w:bCs w:val="0"/>
+          <w:i w:val="0"/>
+          <w:iCs w:val="0"/>
+          <w:smallCaps w:val="0"/>
+          <w:strike w:val="0"/>
+          <w:color w:val="000000"/>
+          <w:sz w:val="24"/>
+          <w:szCs w:val="24"/>
+          <w:u w:val="none"/>
+          <w:shd w:fill="auto" w:val="clear"/>
+          <w:vertAlign w:val="baseline"/>
+          <w:rtl w:val="0"/>
+        </w:rPr>
+        <w:t xml:space="preserve">Tested the developed product.</w:t>
+      </w:r>
+    </w:p>
+    <w:p>
+      <w:pPr>
+        <w:keepNext w:val="0"/>
+        <w:keepLines w:val="0"/>
+        <w:pageBreakBefore w:val="0"/>
+        <w:widowControl w:val="0"/>
+        <w:pBdr>
+          <w:top w:space="0" w:sz="0" w:val="nil"/>
+          <w:left w:space="0" w:sz="0" w:val="nil"/>
+          <w:bottom w:space="0" w:sz="0" w:val="nil"/>
+          <w:right w:space="0" w:sz="0" w:val="nil"/>
+          <w:between w:space="0" w:sz="0" w:val="nil"/>
+        </w:pBdr>
+        <w:shd w:fill="auto" w:val="clear"/>
+        <w:spacing w:after="0" w:before="0" w:line="240" w:lineRule="auto"/>
+        <w:ind w:left="0" w:right="0" w:firstLine="0"/>
+        <w:jc w:val="both"/>
+        <w:rPr>
+          <w:rFonts w:ascii="Times New Roman" w:cs="Times New Roman" w:eastAsia="Times New Roman" w:hAnsi="Times New Roman"/>
+          <w:b w:val="0"/>
+          <w:bCs w:val="0"/>
+          <w:i w:val="0"/>
+          <w:iCs w:val="0"/>
+          <w:smallCaps w:val="0"/>
+          <w:strike w:val="0"/>
+          <w:color w:val="000000"/>
+          <w:sz w:val="24"/>
+          <w:szCs w:val="24"/>
+          <w:u w:val="none"/>
+          <w:shd w:fill="auto" w:val="clear"/>
+          <w:vertAlign w:val="baseline"/>
+        </w:rPr>
+      </w:pPr>
+      <w:r>
+        <w:rPr>
+          <w:rtl w:val="0"/>
+        </w:rPr>
+      </w:r>
+    </w:p>
+    <w:p>
+      <w:pPr>
+        <w:keepNext w:val="0"/>
+        <w:keepLines w:val="0"/>
+        <w:pageBreakBefore w:val="0"/>
+        <w:widowControl w:val="0"/>
+        <w:pBdr>
+          <w:top w:space="0" w:sz="0" w:val="nil"/>
+          <w:left w:space="0" w:sz="0" w:val="nil"/>
+          <w:bottom w:space="0" w:sz="0" w:val="nil"/>
+          <w:right w:space="0" w:sz="0" w:val="nil"/>
+          <w:between w:space="0" w:sz="0" w:val="nil"/>
+        </w:pBdr>
+        <w:shd w:fill="auto" w:val="clear"/>
+        <w:spacing w:after="0" w:before="0" w:line="240" w:lineRule="auto"/>
+        <w:ind w:left="0" w:right="0" w:firstLine="0"/>
+        <w:jc w:val="both"/>
+        <w:rPr>
+          <w:rFonts w:ascii="Open Sans" w:cs="Open Sans" w:eastAsia="Open Sans" w:hAnsi="Open Sans"/>
+          <w:b w:val="0"/>
+          <w:bCs w:val="0"/>
+          <w:i w:val="0"/>
+          <w:iCs w:val="0"/>
+          <w:smallCaps w:val="0"/>
+          <w:strike w:val="0"/>
+          <w:color w:val="000000"/>
+          <w:sz w:val="20"/>
+          <w:szCs w:val="20"/>
+          <w:u w:val="none"/>
+          <w:shd w:fill="auto" w:val="clear"/>
+          <w:vertAlign w:val="baseline"/>
+        </w:rPr>
+      </w:pPr>
+      <w:r>
+        <w:rPr>
+          <w:rFonts w:ascii="Times New Roman" w:cs="Times New Roman" w:eastAsia="Times New Roman" w:hAnsi="Times New Roman"/>
+          <w:b w:val="1"/>
+          <w:bCs w:val="1"/>
+          <w:i w:val="0"/>
+          <w:iCs w:val="0"/>
+          <w:smallCaps w:val="0"/>
+          <w:strike w:val="0"/>
+          <w:color w:val="000000"/>
+          <w:sz w:val="24"/>
+          <w:szCs w:val="24"/>
+          <w:u w:val="none"/>
+          <w:shd w:fill="auto" w:val="clear"/>
+          <w:vertAlign w:val="baseline"/>
+          <w:rtl w:val="0"/>
+        </w:rPr>
+        <w:t xml:space="preserve">Publications:</w:t>
+      </w:r>
+      <w:r>
+        <w:rPr>
+          <w:rFonts w:ascii="Times New Roman" w:cs="Times New Roman" w:eastAsia="Times New Roman" w:hAnsi="Times New Roman"/>
+          <w:b w:val="0"/>
+          <w:bCs w:val="0"/>
+          <w:i w:val="0"/>
+          <w:iCs w:val="0"/>
+          <w:smallCaps w:val="0"/>
+          <w:strike w:val="0"/>
+          <w:color w:val="000000"/>
+          <w:sz w:val="24"/>
+          <w:szCs w:val="24"/>
+          <w:u w:val="none"/>
+          <w:shd w:fill="auto" w:val="clear"/>
+          <w:vertAlign w:val="baseline"/>
+          <w:rtl w:val="0"/>
+        </w:rPr>
+        <w:tab/>
+      </w:r>
+      <w:r>
+        <w:rPr>
+          <w:rtl w:val="0"/>
+        </w:rPr>
+      </w:r>
+    </w:p>
+    <w:p>
+      <w:pPr>
+        <w:keepNext w:val="0"/>
+        <w:keepLines w:val="0"/>
+        <w:pageBreakBefore w:val="0"/>
+        <w:widowControl w:val="0"/>
+        <w:pBdr>
+          <w:top w:space="0" w:sz="0" w:val="nil"/>
+          <w:left w:space="0" w:sz="0" w:val="nil"/>
+          <w:bottom w:space="0" w:sz="0" w:val="nil"/>
+          <w:right w:space="0" w:sz="0" w:val="nil"/>
+          <w:between w:space="0" w:sz="0" w:val="nil"/>
+        </w:pBdr>
+        <w:shd w:fill="auto" w:val="clear"/>
+        <w:spacing w:after="0" w:before="0" w:line="240" w:lineRule="auto"/>
+        <w:ind w:left="0" w:right="0" w:firstLine="0"/>
+        <w:jc w:val="both"/>
+        <w:rPr>
+          <w:rFonts w:ascii="Open Sans" w:cs="Open Sans" w:eastAsia="Open Sans" w:hAnsi="Open Sans"/>
+          <w:b w:val="0"/>
+          <w:bCs w:val="0"/>
+          <w:i w:val="0"/>
+          <w:iCs w:val="0"/>
+          <w:smallCaps w:val="0"/>
+          <w:strike w:val="0"/>
+          <w:color w:val="000000"/>
+          <w:sz w:val="20"/>
+          <w:szCs w:val="20"/>
+          <w:u w:val="none"/>
+          <w:shd w:fill="auto" w:val="clear"/>
+          <w:vertAlign w:val="baseline"/>
+        </w:rPr>
+      </w:pPr>
+      <w:r>
+        <w:rPr>
+          <w:rtl w:val="0"/>
+        </w:rPr>
+      </w:r>
+    </w:p>
+    <w:p>
+      <w:pPr>
+        <w:keepNext w:val="0"/>
+        <w:keepLines w:val="0"/>
+        <w:pageBreakBefore w:val="0"/>
+        <w:widowControl w:val="1"/>
         <w:numPr>
           <w:ilvl w:val="0"/>
           <w:numId w:val="10"/>
@@ -3312,15 +6890,19 @@
           <w:vertAlign w:val="baseline"/>
           <w:rtl w:val="0"/>
         </w:rPr>
-        <w:t xml:space="preserve">Part-time work.</w:t>
-      </w:r>
-    </w:p>
-    <w:p>
-      <w:pPr>
-        <w:keepNext w:val="0"/>
-        <w:keepLines w:val="0"/>
-        <w:pageBreakBefore w:val="0"/>
-        <w:widowControl w:val="0"/>
+        <w:t xml:space="preserve">Repinski, Urmas (2012). Model-based Verification with Error Localization and Error Correction for C Designs. Программные продукты и системы, No 100, pp. 221 - 229.</w:t>
+      </w:r>
+    </w:p>
+    <w:p>
+      <w:pPr>
+        <w:keepNext w:val="0"/>
+        <w:keepLines w:val="0"/>
+        <w:pageBreakBefore w:val="0"/>
+        <w:widowControl w:val="1"/>
+        <w:numPr>
+          <w:ilvl w:val="0"/>
+          <w:numId w:val="10"/>
+        </w:numPr>
         <w:pBdr>
           <w:top w:space="0" w:sz="0" w:val="nil"/>
           <w:left w:space="0" w:sz="0" w:val="nil"/>
@@ -3350,16 +6932,34 @@
       </w:pPr>
       <w:r>
         <w:rPr>
-          <w:rtl w:val="0"/>
-        </w:rPr>
-      </w:r>
-    </w:p>
-    <w:p>
-      <w:pPr>
-        <w:keepNext w:val="0"/>
-        <w:keepLines w:val="0"/>
-        <w:pageBreakBefore w:val="0"/>
-        <w:widowControl w:val="0"/>
+          <w:rFonts w:ascii="Times New Roman" w:cs="Times New Roman" w:eastAsia="Times New Roman" w:hAnsi="Times New Roman"/>
+          <w:b w:val="0"/>
+          <w:bCs w:val="0"/>
+          <w:i w:val="0"/>
+          <w:iCs w:val="0"/>
+          <w:smallCaps w:val="0"/>
+          <w:strike w:val="0"/>
+          <w:color w:val="000000"/>
+          <w:sz w:val="24"/>
+          <w:szCs w:val="24"/>
+          <w:u w:val="none"/>
+          <w:shd w:fill="auto" w:val="clear"/>
+          <w:vertAlign w:val="baseline"/>
+          <w:rtl w:val="0"/>
+        </w:rPr>
+        <w:t xml:space="preserve">Репинский, Урмас (2012). Нахождение и исправление ошибок в С дизайнах. Программные продукты и системы, N 100, стр. 229 - 237.</w:t>
+      </w:r>
+    </w:p>
+    <w:p>
+      <w:pPr>
+        <w:keepNext w:val="0"/>
+        <w:keepLines w:val="0"/>
+        <w:pageBreakBefore w:val="0"/>
+        <w:widowControl w:val="1"/>
+        <w:numPr>
+          <w:ilvl w:val="0"/>
+          <w:numId w:val="10"/>
+        </w:numPr>
         <w:pBdr>
           <w:top w:space="0" w:sz="0" w:val="nil"/>
           <w:left w:space="0" w:sz="0" w:val="nil"/>
@@ -3389,16 +6989,34 @@
       </w:pPr>
       <w:r>
         <w:rPr>
-          <w:rtl w:val="0"/>
-        </w:rPr>
-      </w:r>
-    </w:p>
-    <w:p>
-      <w:pPr>
-        <w:keepNext w:val="0"/>
-        <w:keepLines w:val="0"/>
-        <w:pageBreakBefore w:val="0"/>
-        <w:widowControl w:val="0"/>
+          <w:rFonts w:ascii="Times New Roman" w:cs="Times New Roman" w:eastAsia="Times New Roman" w:hAnsi="Times New Roman"/>
+          <w:b w:val="0"/>
+          <w:bCs w:val="0"/>
+          <w:i w:val="0"/>
+          <w:iCs w:val="0"/>
+          <w:smallCaps w:val="0"/>
+          <w:strike w:val="0"/>
+          <w:color w:val="000000"/>
+          <w:sz w:val="24"/>
+          <w:szCs w:val="24"/>
+          <w:u w:val="none"/>
+          <w:shd w:fill="auto" w:val="clear"/>
+          <w:vertAlign w:val="baseline"/>
+          <w:rtl w:val="0"/>
+        </w:rPr>
+        <w:t xml:space="preserve">Repinski, Urmas; Raik, Jaan (2013). Comparison of Model-Based Error Localization Algorithms for C Designs. East-West Design &amp; Test Symposium, (1 - 4). IEEE Computer Society Press.</w:t>
+      </w:r>
+    </w:p>
+    <w:p>
+      <w:pPr>
+        <w:keepNext w:val="0"/>
+        <w:keepLines w:val="0"/>
+        <w:pageBreakBefore w:val="0"/>
+        <w:widowControl w:val="1"/>
+        <w:numPr>
+          <w:ilvl w:val="0"/>
+          <w:numId w:val="10"/>
+        </w:numPr>
         <w:pBdr>
           <w:top w:space="0" w:sz="0" w:val="nil"/>
           <w:left w:space="0" w:sz="0" w:val="nil"/>
@@ -3410,23 +7028,6 @@
         <w:spacing w:after="0" w:before="0" w:line="240" w:lineRule="auto"/>
         <w:ind w:left="0" w:right="0" w:firstLine="0"/>
         <w:jc w:val="left"/>
-        <w:rPr>
-          <w:rFonts w:ascii="Times New Roman" w:cs="Times New Roman" w:eastAsia="Times New Roman" w:hAnsi="Times New Roman"/>
-          <w:b w:val="0"/>
-          <w:bCs w:val="0"/>
-          <w:i w:val="0"/>
-          <w:iCs w:val="0"/>
-          <w:smallCaps w:val="0"/>
-          <w:strike w:val="0"/>
-          <w:color w:val="000000"/>
-          <w:sz w:val="24"/>
-          <w:szCs w:val="24"/>
-          <w:u w:val="none"/>
-          <w:shd w:fill="auto" w:val="clear"/>
-          <w:vertAlign w:val="baseline"/>
-        </w:rPr>
-      </w:pPr>
-      <w:r>
         <w:rPr>
           <w:rFonts w:ascii="Times New Roman" w:cs="Times New Roman" w:eastAsia="Times New Roman" w:hAnsi="Times New Roman"/>
           <w:b w:val="1"/>
@@ -3441,226 +7042,201 @@
           <w:u w:val="none"/>
           <w:shd w:fill="auto" w:val="clear"/>
           <w:vertAlign w:val="baseline"/>
-          <w:rtl w:val="0"/>
-        </w:rPr>
-        <w:t xml:space="preserve">▪ General Worker - Packer at Staffline Recruitment, May 2014 - October 2014.</w:t>
-      </w:r>
-      <w:r>
-        <w:rPr>
-          <w:rtl w:val="0"/>
-        </w:rPr>
-      </w:r>
-    </w:p>
-    <w:p>
-      <w:pPr>
-        <w:keepNext w:val="0"/>
-        <w:keepLines w:val="0"/>
-        <w:pageBreakBefore w:val="0"/>
-        <w:widowControl w:val="0"/>
-        <w:pBdr>
-          <w:top w:space="0" w:sz="0" w:val="nil"/>
-          <w:left w:space="0" w:sz="0" w:val="nil"/>
-          <w:bottom w:space="0" w:sz="0" w:val="nil"/>
-          <w:right w:space="0" w:sz="0" w:val="nil"/>
-          <w:between w:space="0" w:sz="0" w:val="nil"/>
-        </w:pBdr>
-        <w:shd w:fill="auto" w:val="clear"/>
-        <w:spacing w:after="0" w:before="0" w:line="240" w:lineRule="auto"/>
-        <w:ind w:left="0" w:right="0" w:firstLine="0"/>
-        <w:jc w:val="left"/>
-        <w:rPr>
-          <w:rFonts w:ascii="Times New Roman" w:cs="Times New Roman" w:eastAsia="Times New Roman" w:hAnsi="Times New Roman"/>
-          <w:b w:val="0"/>
-          <w:bCs w:val="0"/>
-          <w:i w:val="0"/>
-          <w:iCs w:val="0"/>
-          <w:smallCaps w:val="0"/>
-          <w:strike w:val="0"/>
-          <w:color w:val="000000"/>
-          <w:sz w:val="24"/>
-          <w:szCs w:val="24"/>
-          <w:u w:val="none"/>
-          <w:shd w:fill="auto" w:val="clear"/>
-          <w:vertAlign w:val="baseline"/>
-        </w:rPr>
-      </w:pPr>
-      <w:r>
-        <w:rPr>
-          <w:rFonts w:ascii="Times New Roman" w:cs="Times New Roman" w:eastAsia="Times New Roman" w:hAnsi="Times New Roman"/>
-          <w:b w:val="0"/>
-          <w:bCs w:val="0"/>
-          <w:i w:val="0"/>
-          <w:iCs w:val="0"/>
-          <w:smallCaps w:val="0"/>
-          <w:strike w:val="0"/>
-          <w:color w:val="000000"/>
-          <w:sz w:val="24"/>
-          <w:szCs w:val="24"/>
-          <w:u w:val="none"/>
-          <w:shd w:fill="auto" w:val="clear"/>
-          <w:vertAlign w:val="baseline"/>
-          <w:rtl w:val="0"/>
-        </w:rPr>
-        <w:t xml:space="preserve">Address: 21 Melford Rd, Righead Ind Est, Bellshill, Lanarkshire, UK, ML4 3LR</w:t>
-      </w:r>
-    </w:p>
-    <w:p>
-      <w:pPr>
-        <w:keepNext w:val="0"/>
-        <w:keepLines w:val="0"/>
-        <w:pageBreakBefore w:val="0"/>
-        <w:widowControl w:val="0"/>
-        <w:pBdr>
-          <w:top w:space="0" w:sz="0" w:val="nil"/>
-          <w:left w:space="0" w:sz="0" w:val="nil"/>
-          <w:bottom w:space="0" w:sz="0" w:val="nil"/>
-          <w:right w:space="0" w:sz="0" w:val="nil"/>
-          <w:between w:space="0" w:sz="0" w:val="nil"/>
-        </w:pBdr>
-        <w:shd w:fill="auto" w:val="clear"/>
-        <w:spacing w:after="0" w:before="0" w:line="240" w:lineRule="auto"/>
-        <w:ind w:left="0" w:right="0" w:firstLine="0"/>
-        <w:jc w:val="left"/>
-        <w:rPr>
-          <w:rFonts w:ascii="Times New Roman" w:cs="Times New Roman" w:eastAsia="Times New Roman" w:hAnsi="Times New Roman"/>
-          <w:b w:val="0"/>
-          <w:bCs w:val="0"/>
-          <w:i w:val="0"/>
-          <w:iCs w:val="0"/>
-          <w:smallCaps w:val="0"/>
-          <w:strike w:val="0"/>
-          <w:color w:val="000000"/>
-          <w:sz w:val="24"/>
-          <w:szCs w:val="24"/>
-          <w:u w:val="none"/>
-          <w:shd w:fill="auto" w:val="clear"/>
-          <w:vertAlign w:val="baseline"/>
-        </w:rPr>
-      </w:pPr>
-      <w:r>
-        <w:rPr>
-          <w:rFonts w:ascii="Times New Roman" w:cs="Times New Roman" w:eastAsia="Times New Roman" w:hAnsi="Times New Roman"/>
-          <w:b w:val="0"/>
-          <w:bCs w:val="0"/>
-          <w:i w:val="0"/>
-          <w:iCs w:val="0"/>
-          <w:smallCaps w:val="0"/>
-          <w:strike w:val="0"/>
-          <w:color w:val="000000"/>
-          <w:sz w:val="24"/>
-          <w:szCs w:val="24"/>
-          <w:u w:val="none"/>
-          <w:shd w:fill="auto" w:val="clear"/>
-          <w:vertAlign w:val="baseline"/>
-          <w:rtl w:val="0"/>
-        </w:rPr>
-        <w:t xml:space="preserve">Phone Number: 01698 748016</w:t>
-      </w:r>
-    </w:p>
-    <w:p>
-      <w:pPr>
-        <w:keepNext w:val="0"/>
-        <w:keepLines w:val="0"/>
-        <w:pageBreakBefore w:val="0"/>
-        <w:widowControl w:val="0"/>
-        <w:pBdr>
-          <w:top w:space="0" w:sz="0" w:val="nil"/>
-          <w:left w:space="0" w:sz="0" w:val="nil"/>
-          <w:bottom w:space="0" w:sz="0" w:val="nil"/>
-          <w:right w:space="0" w:sz="0" w:val="nil"/>
-          <w:between w:space="0" w:sz="0" w:val="nil"/>
-        </w:pBdr>
-        <w:shd w:fill="auto" w:val="clear"/>
-        <w:spacing w:after="0" w:before="0" w:line="240" w:lineRule="auto"/>
-        <w:ind w:left="0" w:right="0" w:firstLine="0"/>
-        <w:jc w:val="left"/>
-        <w:rPr>
-          <w:rFonts w:ascii="Times New Roman" w:cs="Times New Roman" w:eastAsia="Times New Roman" w:hAnsi="Times New Roman"/>
-          <w:b w:val="0"/>
-          <w:bCs w:val="0"/>
-          <w:i w:val="0"/>
-          <w:iCs w:val="0"/>
-          <w:smallCaps w:val="0"/>
-          <w:strike w:val="0"/>
-          <w:color w:val="000000"/>
-          <w:sz w:val="24"/>
-          <w:szCs w:val="24"/>
-          <w:u w:val="none"/>
-          <w:shd w:fill="auto" w:val="clear"/>
-          <w:vertAlign w:val="baseline"/>
-        </w:rPr>
-      </w:pPr>
-      <w:r>
-        <w:rPr>
-          <w:rFonts w:ascii="Times New Roman" w:cs="Times New Roman" w:eastAsia="Times New Roman" w:hAnsi="Times New Roman"/>
-          <w:b w:val="0"/>
-          <w:bCs w:val="0"/>
-          <w:i w:val="0"/>
-          <w:iCs w:val="0"/>
-          <w:smallCaps w:val="0"/>
-          <w:strike w:val="0"/>
-          <w:color w:val="000000"/>
-          <w:sz w:val="24"/>
-          <w:szCs w:val="24"/>
-          <w:u w:val="none"/>
-          <w:shd w:fill="auto" w:val="clear"/>
-          <w:vertAlign w:val="baseline"/>
-          <w:rtl w:val="0"/>
-        </w:rPr>
-        <w:t xml:space="preserve">Email: enquiries@staffline.co.uk</w:t>
-      </w:r>
-    </w:p>
-    <w:p>
-      <w:pPr>
-        <w:keepNext w:val="0"/>
-        <w:keepLines w:val="0"/>
-        <w:pageBreakBefore w:val="0"/>
-        <w:widowControl w:val="0"/>
-        <w:pBdr>
-          <w:top w:space="0" w:sz="0" w:val="nil"/>
-          <w:left w:space="0" w:sz="0" w:val="nil"/>
-          <w:bottom w:space="0" w:sz="0" w:val="nil"/>
-          <w:right w:space="0" w:sz="0" w:val="nil"/>
-          <w:between w:space="0" w:sz="0" w:val="nil"/>
-        </w:pBdr>
-        <w:shd w:fill="auto" w:val="clear"/>
-        <w:spacing w:after="0" w:before="0" w:line="240" w:lineRule="auto"/>
-        <w:ind w:left="0" w:right="0" w:firstLine="0"/>
-        <w:jc w:val="left"/>
-        <w:rPr>
-          <w:rFonts w:ascii="Times New Roman" w:cs="Times New Roman" w:eastAsia="Times New Roman" w:hAnsi="Times New Roman"/>
-          <w:b w:val="0"/>
-          <w:bCs w:val="0"/>
-          <w:i w:val="0"/>
-          <w:iCs w:val="0"/>
-          <w:smallCaps w:val="0"/>
-          <w:strike w:val="0"/>
-          <w:color w:val="000000"/>
-          <w:sz w:val="24"/>
-          <w:szCs w:val="24"/>
-          <w:u w:val="none"/>
-          <w:shd w:fill="auto" w:val="clear"/>
-          <w:vertAlign w:val="baseline"/>
-        </w:rPr>
-      </w:pPr>
-      <w:r>
-        <w:rPr>
-          <w:rFonts w:ascii="Times New Roman" w:cs="Times New Roman" w:eastAsia="Times New Roman" w:hAnsi="Times New Roman"/>
-          <w:b w:val="0"/>
-          <w:bCs w:val="0"/>
-          <w:i w:val="0"/>
-          <w:iCs w:val="0"/>
-          <w:smallCaps w:val="0"/>
-          <w:strike w:val="0"/>
-          <w:color w:val="000000"/>
-          <w:sz w:val="24"/>
-          <w:szCs w:val="24"/>
-          <w:u w:val="none"/>
-          <w:shd w:fill="auto" w:val="clear"/>
-          <w:vertAlign w:val="baseline"/>
-          <w:rtl w:val="0"/>
-        </w:rPr>
-        <w:t xml:space="preserve">Worked as General Worker at Staffline Recruitment in Morrisons Warehouse, Bellshill, Schottland, UK. My tasks were:</w:t>
+        </w:rPr>
+      </w:pPr>
+      <w:r>
+        <w:rPr>
+          <w:rFonts w:ascii="Times New Roman" w:cs="Times New Roman" w:eastAsia="Times New Roman" w:hAnsi="Times New Roman"/>
+          <w:b w:val="0"/>
+          <w:bCs w:val="0"/>
+          <w:i w:val="0"/>
+          <w:iCs w:val="0"/>
+          <w:smallCaps w:val="0"/>
+          <w:strike w:val="0"/>
+          <w:color w:val="000000"/>
+          <w:sz w:val="24"/>
+          <w:szCs w:val="24"/>
+          <w:u w:val="none"/>
+          <w:shd w:fill="auto" w:val="clear"/>
+          <w:vertAlign w:val="baseline"/>
+          <w:rtl w:val="0"/>
+        </w:rPr>
+        <w:t xml:space="preserve">Bloem, Roderick; Drechsler, Rolf; Fey, Goerschwin; Finder, Alexander; Hofferek, Georg; Koenighofer, Robert; Raik, Jaan; Repinski, Urmas; Suelflow, Andre (2012). FoREnSiC - An Automatic Debugging Environment for C Programs. Haifa Verification Conference (1 - 6). IBM Research Labs, Haifa, Israel: IBM</w:t>
+      </w:r>
+      <w:r>
+        <w:rPr>
+          <w:rtl w:val="0"/>
+        </w:rPr>
+      </w:r>
+    </w:p>
+    <w:p>
+      <w:pPr>
+        <w:keepNext w:val="0"/>
+        <w:keepLines w:val="0"/>
+        <w:pageBreakBefore w:val="0"/>
+        <w:widowControl w:val="0"/>
+        <w:pBdr>
+          <w:top w:space="0" w:sz="0" w:val="nil"/>
+          <w:left w:space="0" w:sz="0" w:val="nil"/>
+          <w:bottom w:space="0" w:sz="0" w:val="nil"/>
+          <w:right w:space="0" w:sz="0" w:val="nil"/>
+          <w:between w:space="0" w:sz="0" w:val="nil"/>
+        </w:pBdr>
+        <w:shd w:fill="auto" w:val="clear"/>
+        <w:spacing w:after="0" w:before="0" w:line="240" w:lineRule="auto"/>
+        <w:ind w:left="0" w:right="0" w:firstLine="0"/>
+        <w:jc w:val="both"/>
+        <w:rPr>
+          <w:rFonts w:ascii="Times New Roman" w:cs="Times New Roman" w:eastAsia="Times New Roman" w:hAnsi="Times New Roman"/>
+          <w:b w:val="1"/>
+          <w:bCs w:val="1"/>
+          <w:i w:val="0"/>
+          <w:iCs w:val="0"/>
+          <w:smallCaps w:val="0"/>
+          <w:strike w:val="0"/>
+          <w:color w:val="000000"/>
+          <w:sz w:val="24"/>
+          <w:szCs w:val="24"/>
+          <w:u w:val="none"/>
+          <w:shd w:fill="auto" w:val="clear"/>
+          <w:vertAlign w:val="baseline"/>
+        </w:rPr>
+      </w:pPr>
+      <w:r>
+        <w:rPr>
+          <w:rtl w:val="0"/>
+        </w:rPr>
+      </w:r>
+    </w:p>
+    <w:p>
+      <w:pPr>
+        <w:keepNext w:val="0"/>
+        <w:keepLines w:val="0"/>
+        <w:pageBreakBefore w:val="0"/>
+        <w:widowControl w:val="0"/>
+        <w:pBdr>
+          <w:top w:space="0" w:sz="0" w:val="nil"/>
+          <w:left w:space="0" w:sz="0" w:val="nil"/>
+          <w:bottom w:space="0" w:sz="0" w:val="nil"/>
+          <w:right w:space="0" w:sz="0" w:val="nil"/>
+          <w:between w:space="0" w:sz="0" w:val="nil"/>
+        </w:pBdr>
+        <w:shd w:fill="auto" w:val="clear"/>
+        <w:spacing w:after="0" w:before="0" w:line="240" w:lineRule="auto"/>
+        <w:ind w:left="0" w:right="0" w:firstLine="0"/>
+        <w:jc w:val="both"/>
+        <w:rPr>
+          <w:rFonts w:ascii="Times New Roman" w:cs="Times New Roman" w:eastAsia="Times New Roman" w:hAnsi="Times New Roman"/>
+          <w:b w:val="1"/>
+          <w:bCs w:val="1"/>
+          <w:i w:val="0"/>
+          <w:iCs w:val="0"/>
+          <w:smallCaps w:val="0"/>
+          <w:strike w:val="0"/>
+          <w:color w:val="000000"/>
+          <w:sz w:val="24"/>
+          <w:szCs w:val="24"/>
+          <w:u w:val="none"/>
+          <w:shd w:fill="auto" w:val="clear"/>
+          <w:vertAlign w:val="baseline"/>
+        </w:rPr>
+      </w:pPr>
+      <w:r>
+        <w:rPr>
+          <w:rtl w:val="0"/>
+        </w:rPr>
+      </w:r>
+    </w:p>
+    <w:p>
+      <w:pPr>
+        <w:keepNext w:val="0"/>
+        <w:keepLines w:val="0"/>
+        <w:pageBreakBefore w:val="0"/>
+        <w:widowControl w:val="0"/>
+        <w:pBdr>
+          <w:top w:space="0" w:sz="0" w:val="nil"/>
+          <w:left w:space="0" w:sz="0" w:val="nil"/>
+          <w:bottom w:space="0" w:sz="0" w:val="nil"/>
+          <w:right w:space="0" w:sz="0" w:val="nil"/>
+          <w:between w:space="0" w:sz="0" w:val="nil"/>
+        </w:pBdr>
+        <w:shd w:fill="auto" w:val="clear"/>
+        <w:spacing w:after="0" w:before="0" w:line="240" w:lineRule="auto"/>
+        <w:ind w:left="0" w:right="0" w:firstLine="0"/>
+        <w:jc w:val="both"/>
+        <w:rPr>
+          <w:rFonts w:ascii="Times New Roman" w:cs="Times New Roman" w:eastAsia="Times New Roman" w:hAnsi="Times New Roman"/>
+          <w:b w:val="1"/>
+          <w:bCs w:val="1"/>
+          <w:i w:val="0"/>
+          <w:iCs w:val="0"/>
+          <w:smallCaps w:val="0"/>
+          <w:strike w:val="0"/>
+          <w:color w:val="000000"/>
+          <w:sz w:val="24"/>
+          <w:szCs w:val="24"/>
+          <w:u w:val="none"/>
+          <w:shd w:fill="auto" w:val="clear"/>
+          <w:vertAlign w:val="baseline"/>
+        </w:rPr>
+      </w:pPr>
+      <w:r>
+        <w:rPr>
+          <w:rFonts w:ascii="Times New Roman" w:cs="Times New Roman" w:eastAsia="Times New Roman" w:hAnsi="Times New Roman"/>
+          <w:b w:val="1"/>
+          <w:bCs w:val="1"/>
+          <w:i w:val="0"/>
+          <w:iCs w:val="0"/>
+          <w:smallCaps w:val="0"/>
+          <w:strike w:val="0"/>
+          <w:color w:val="000000"/>
+          <w:sz w:val="24"/>
+          <w:szCs w:val="24"/>
+          <w:u w:val="none"/>
+          <w:shd w:fill="auto" w:val="clear"/>
+          <w:vertAlign w:val="baseline"/>
+          <w:rtl w:val="0"/>
+        </w:rPr>
+        <w:t xml:space="preserve">Language Skills:</w:t>
+      </w:r>
+    </w:p>
+    <w:p>
+      <w:pPr>
+        <w:keepNext w:val="0"/>
+        <w:keepLines w:val="0"/>
+        <w:pageBreakBefore w:val="0"/>
+        <w:widowControl w:val="0"/>
+        <w:pBdr>
+          <w:top w:space="0" w:sz="0" w:val="nil"/>
+          <w:left w:space="0" w:sz="0" w:val="nil"/>
+          <w:bottom w:space="0" w:sz="0" w:val="nil"/>
+          <w:right w:space="0" w:sz="0" w:val="nil"/>
+          <w:between w:space="0" w:sz="0" w:val="nil"/>
+        </w:pBdr>
+        <w:shd w:fill="auto" w:val="clear"/>
+        <w:spacing w:after="0" w:before="0" w:line="240" w:lineRule="auto"/>
+        <w:ind w:left="0" w:right="0" w:firstLine="0"/>
+        <w:jc w:val="both"/>
+        <w:rPr>
+          <w:rFonts w:ascii="Times New Roman" w:cs="Times New Roman" w:eastAsia="Times New Roman" w:hAnsi="Times New Roman"/>
+          <w:b w:val="1"/>
+          <w:bCs w:val="1"/>
+          <w:i w:val="0"/>
+          <w:iCs w:val="0"/>
+          <w:smallCaps w:val="0"/>
+          <w:strike w:val="0"/>
+          <w:color w:val="000000"/>
+          <w:sz w:val="24"/>
+          <w:szCs w:val="24"/>
+          <w:u w:val="none"/>
+          <w:shd w:fill="auto" w:val="clear"/>
+          <w:vertAlign w:val="baseline"/>
+        </w:rPr>
+      </w:pPr>
+      <w:r>
+        <w:rPr>
+          <w:rtl w:val="0"/>
+        </w:rPr>
       </w:r>
     </w:p>
     <w:p>
@@ -3683,41 +7259,46 @@
         <w:shd w:fill="auto" w:val="clear"/>
         <w:spacing w:after="0" w:before="0" w:line="240" w:lineRule="auto"/>
         <w:ind w:left="0" w:right="0" w:firstLine="0"/>
-        <w:jc w:val="left"/>
-        <w:rPr>
-          <w:rFonts w:ascii="Times New Roman" w:cs="Times New Roman" w:eastAsia="Times New Roman" w:hAnsi="Times New Roman"/>
-          <w:b w:val="0"/>
-          <w:bCs w:val="0"/>
-          <w:i w:val="0"/>
-          <w:iCs w:val="0"/>
-          <w:smallCaps w:val="0"/>
-          <w:strike w:val="0"/>
-          <w:color w:val="000000"/>
-          <w:sz w:val="24"/>
-          <w:szCs w:val="24"/>
-          <w:u w:val="none"/>
-          <w:shd w:fill="auto" w:val="clear"/>
-          <w:vertAlign w:val="baseline"/>
-        </w:rPr>
-      </w:pPr>
-      <w:r>
-        <w:rPr>
-          <w:rFonts w:ascii="Times New Roman" w:cs="Times New Roman" w:eastAsia="Times New Roman" w:hAnsi="Times New Roman"/>
-          <w:b w:val="0"/>
-          <w:bCs w:val="0"/>
-          <w:i w:val="0"/>
-          <w:iCs w:val="0"/>
-          <w:smallCaps w:val="0"/>
-          <w:strike w:val="0"/>
-          <w:color w:val="000000"/>
-          <w:sz w:val="24"/>
-          <w:szCs w:val="24"/>
-          <w:u w:val="none"/>
-          <w:shd w:fill="auto" w:val="clear"/>
-          <w:vertAlign w:val="baseline"/>
-          <w:rtl w:val="0"/>
-        </w:rPr>
-        <w:t xml:space="preserve">The work was 8 hours per day, 5-6 days per week.</w:t>
+        <w:jc w:val="both"/>
+        <w:rPr>
+          <w:rFonts w:ascii="Open Sans" w:cs="Open Sans" w:eastAsia="Open Sans" w:hAnsi="Open Sans"/>
+          <w:b w:val="0"/>
+          <w:bCs w:val="0"/>
+          <w:i w:val="0"/>
+          <w:iCs w:val="0"/>
+          <w:smallCaps w:val="0"/>
+          <w:strike w:val="0"/>
+          <w:color w:val="000000"/>
+          <w:sz w:val="20"/>
+          <w:szCs w:val="20"/>
+          <w:u w:val="none"/>
+          <w:shd w:fill="auto" w:val="clear"/>
+          <w:vertAlign w:val="baseline"/>
+        </w:rPr>
+      </w:pPr>
+      <w:r>
+        <w:rPr>
+          <w:rFonts w:ascii="Times New Roman" w:cs="Times New Roman" w:eastAsia="Times New Roman" w:hAnsi="Times New Roman"/>
+          <w:b w:val="0"/>
+          <w:bCs w:val="0"/>
+          <w:i w:val="0"/>
+          <w:iCs w:val="0"/>
+          <w:smallCaps w:val="0"/>
+          <w:strike w:val="0"/>
+          <w:color w:val="000000"/>
+          <w:sz w:val="24"/>
+          <w:szCs w:val="24"/>
+          <w:u w:val="none"/>
+          <w:shd w:fill="auto" w:val="clear"/>
+          <w:vertAlign w:val="baseline"/>
+          <w:rtl w:val="0"/>
+        </w:rPr>
+        <w:t xml:space="preserve">Russian - native</w:t>
+      </w:r>
+      <w:r>
+        <w:rPr>
+          <w:rtl w:val="0"/>
+        </w:rPr>
       </w:r>
     </w:p>
     <w:p>
@@ -3738,328 +7319,43 @@
           <w:between w:space="0" w:sz="0" w:val="nil"/>
         </w:pBdr>
         <w:shd w:fill="auto" w:val="clear"/>
-        <w:spacing w:after="0" w:before="0" w:line="240" w:lineRule="auto"/>
+        <w:spacing w:after="100" w:before="100" w:line="240" w:lineRule="auto"/>
         <w:ind w:left="0" w:right="0" w:firstLine="0"/>
         <w:jc w:val="left"/>
         <w:rPr>
           <w:rFonts w:ascii="Times New Roman" w:cs="Times New Roman" w:eastAsia="Times New Roman" w:hAnsi="Times New Roman"/>
-          <w:b w:val="1"/>
-          <w:bCs w:val="1"/>
-          <w:i w:val="0"/>
-          <w:iCs w:val="0"/>
-          <w:smallCaps w:val="0"/>
-          <w:strike w:val="0"/>
-          <w:color w:val="000000"/>
-          <w:sz w:val="24"/>
-          <w:szCs w:val="24"/>
-          <w:u w:val="none"/>
-          <w:shd w:fill="auto" w:val="clear"/>
-          <w:vertAlign w:val="baseline"/>
-        </w:rPr>
-      </w:pPr>
-      <w:r>
-        <w:rPr>
-          <w:rFonts w:ascii="Times New Roman" w:cs="Times New Roman" w:eastAsia="Times New Roman" w:hAnsi="Times New Roman"/>
-          <w:b w:val="0"/>
-          <w:bCs w:val="0"/>
-          <w:i w:val="0"/>
-          <w:iCs w:val="0"/>
-          <w:smallCaps w:val="0"/>
-          <w:strike w:val="0"/>
-          <w:color w:val="000000"/>
-          <w:sz w:val="24"/>
-          <w:szCs w:val="24"/>
-          <w:u w:val="none"/>
-          <w:shd w:fill="auto" w:val="clear"/>
-          <w:vertAlign w:val="baseline"/>
-          <w:rtl w:val="0"/>
-        </w:rPr>
-        <w:t xml:space="preserve">After moved to London.</w:t>
-      </w:r>
-      <w:r>
-        <w:rPr>
-          <w:rtl w:val="0"/>
-        </w:rPr>
-      </w:r>
-    </w:p>
-    <w:p>
-      <w:pPr>
-        <w:keepNext w:val="0"/>
-        <w:keepLines w:val="0"/>
-        <w:pageBreakBefore w:val="0"/>
-        <w:widowControl w:val="0"/>
-        <w:pBdr>
-          <w:top w:space="0" w:sz="0" w:val="nil"/>
-          <w:left w:space="0" w:sz="0" w:val="nil"/>
-          <w:bottom w:space="0" w:sz="0" w:val="nil"/>
-          <w:right w:space="0" w:sz="0" w:val="nil"/>
-          <w:between w:space="0" w:sz="0" w:val="nil"/>
-        </w:pBdr>
-        <w:shd w:fill="auto" w:val="clear"/>
-        <w:spacing w:after="0" w:before="0" w:line="240" w:lineRule="auto"/>
-        <w:ind w:left="0" w:right="0" w:firstLine="0"/>
-        <w:jc w:val="left"/>
-        <w:rPr>
-          <w:rFonts w:ascii="Times New Roman" w:cs="Times New Roman" w:eastAsia="Times New Roman" w:hAnsi="Times New Roman"/>
-          <w:b w:val="1"/>
-          <w:bCs w:val="1"/>
-          <w:i w:val="0"/>
-          <w:iCs w:val="0"/>
-          <w:smallCaps w:val="0"/>
-          <w:strike w:val="0"/>
-          <w:color w:val="000000"/>
-          <w:sz w:val="24"/>
-          <w:szCs w:val="24"/>
-          <w:u w:val="none"/>
-          <w:shd w:fill="auto" w:val="clear"/>
-          <w:vertAlign w:val="baseline"/>
-        </w:rPr>
-      </w:pPr>
-      <w:r>
-        <w:rPr>
-          <w:rtl w:val="0"/>
-        </w:rPr>
-      </w:r>
-    </w:p>
-    <w:p>
-      <w:pPr>
-        <w:keepNext w:val="0"/>
-        <w:keepLines w:val="0"/>
-        <w:pageBreakBefore w:val="0"/>
-        <w:widowControl w:val="0"/>
-        <w:pBdr>
-          <w:top w:space="0" w:sz="0" w:val="nil"/>
-          <w:left w:space="0" w:sz="0" w:val="nil"/>
-          <w:bottom w:space="0" w:sz="0" w:val="nil"/>
-          <w:right w:space="0" w:sz="0" w:val="nil"/>
-          <w:between w:space="0" w:sz="0" w:val="nil"/>
-        </w:pBdr>
-        <w:shd w:fill="auto" w:val="clear"/>
-        <w:spacing w:after="0" w:before="0" w:line="240" w:lineRule="auto"/>
-        <w:ind w:left="0" w:right="0" w:firstLine="0"/>
-        <w:jc w:val="both"/>
-        <w:rPr>
-          <w:rFonts w:ascii="Times New Roman" w:cs="Times New Roman" w:eastAsia="Times New Roman" w:hAnsi="Times New Roman"/>
-          <w:b w:val="1"/>
-          <w:bCs w:val="1"/>
-          <w:i w:val="0"/>
-          <w:iCs w:val="0"/>
-          <w:smallCaps w:val="0"/>
-          <w:strike w:val="0"/>
-          <w:color w:val="000000"/>
-          <w:sz w:val="24"/>
-          <w:szCs w:val="24"/>
-          <w:u w:val="none"/>
-          <w:shd w:fill="auto" w:val="clear"/>
-          <w:vertAlign w:val="baseline"/>
-        </w:rPr>
-      </w:pPr>
-      <w:r>
-        <w:rPr>
-          <w:rtl w:val="0"/>
-        </w:rPr>
-      </w:r>
-    </w:p>
-    <w:p>
-      <w:pPr>
-        <w:keepNext w:val="0"/>
-        <w:keepLines w:val="0"/>
-        <w:pageBreakBefore w:val="0"/>
-        <w:widowControl w:val="0"/>
-        <w:pBdr>
-          <w:top w:space="0" w:sz="0" w:val="nil"/>
-          <w:left w:space="0" w:sz="0" w:val="nil"/>
-          <w:bottom w:space="0" w:sz="0" w:val="nil"/>
-          <w:right w:space="0" w:sz="0" w:val="nil"/>
-          <w:between w:space="0" w:sz="0" w:val="nil"/>
-        </w:pBdr>
-        <w:shd w:fill="auto" w:val="clear"/>
-        <w:spacing w:after="0" w:before="0" w:line="240" w:lineRule="auto"/>
-        <w:ind w:left="0" w:right="0" w:firstLine="0"/>
-        <w:jc w:val="both"/>
-        <w:rPr>
-          <w:rFonts w:ascii="Times New Roman" w:cs="Times New Roman" w:eastAsia="Times New Roman" w:hAnsi="Times New Roman"/>
-          <w:b w:val="1"/>
-          <w:bCs w:val="1"/>
-          <w:i w:val="0"/>
-          <w:iCs w:val="0"/>
-          <w:smallCaps w:val="0"/>
-          <w:strike w:val="0"/>
-          <w:color w:val="000000"/>
-          <w:sz w:val="24"/>
-          <w:szCs w:val="24"/>
-          <w:u w:val="none"/>
-          <w:shd w:fill="auto" w:val="clear"/>
-          <w:vertAlign w:val="baseline"/>
-        </w:rPr>
-      </w:pPr>
-      <w:r>
-        <w:rPr>
-          <w:rFonts w:ascii="Times New Roman" w:cs="Times New Roman" w:eastAsia="Times New Roman" w:hAnsi="Times New Roman"/>
-          <w:b w:val="1"/>
-          <w:bCs w:val="1"/>
-          <w:i w:val="0"/>
-          <w:iCs w:val="0"/>
-          <w:smallCaps w:val="0"/>
-          <w:strike w:val="0"/>
-          <w:color w:val="000000"/>
-          <w:sz w:val="24"/>
-          <w:szCs w:val="24"/>
-          <w:u w:val="none"/>
-          <w:shd w:fill="auto" w:val="clear"/>
-          <w:vertAlign w:val="baseline"/>
-          <w:rtl w:val="0"/>
-        </w:rPr>
-        <w:t xml:space="preserve">▪ PHP Developer – Satron RD (TOP-Tronic)</w:t>
-      </w:r>
-    </w:p>
-    <w:p>
-      <w:pPr>
-        <w:keepNext w:val="0"/>
-        <w:keepLines w:val="0"/>
-        <w:pageBreakBefore w:val="0"/>
-        <w:widowControl w:val="0"/>
-        <w:pBdr>
-          <w:top w:space="0" w:sz="0" w:val="nil"/>
-          <w:left w:space="0" w:sz="0" w:val="nil"/>
-          <w:bottom w:space="0" w:sz="0" w:val="nil"/>
-          <w:right w:space="0" w:sz="0" w:val="nil"/>
-          <w:between w:space="0" w:sz="0" w:val="nil"/>
-        </w:pBdr>
-        <w:shd w:fill="auto" w:val="clear"/>
-        <w:tabs>
-          <w:tab w:val="left" w:leader="none" w:pos="3120"/>
-        </w:tabs>
-        <w:spacing w:after="0" w:before="0" w:line="240" w:lineRule="auto"/>
-        <w:ind w:left="0" w:right="0" w:firstLine="0"/>
-        <w:jc w:val="both"/>
-        <w:rPr>
-          <w:rFonts w:ascii="Times New Roman" w:cs="Times New Roman" w:eastAsia="Times New Roman" w:hAnsi="Times New Roman"/>
-          <w:b w:val="1"/>
-          <w:bCs w:val="1"/>
-          <w:i w:val="0"/>
-          <w:iCs w:val="0"/>
-          <w:smallCaps w:val="0"/>
-          <w:strike w:val="0"/>
-          <w:color w:val="000000"/>
-          <w:sz w:val="24"/>
-          <w:szCs w:val="24"/>
-          <w:u w:val="none"/>
-          <w:shd w:fill="auto" w:val="clear"/>
-          <w:vertAlign w:val="baseline"/>
-        </w:rPr>
-      </w:pPr>
-      <w:r>
-        <w:rPr>
-          <w:rFonts w:ascii="Times New Roman" w:cs="Times New Roman" w:eastAsia="Times New Roman" w:hAnsi="Times New Roman"/>
-          <w:b w:val="1"/>
-          <w:bCs w:val="1"/>
-          <w:i w:val="0"/>
-          <w:iCs w:val="0"/>
-          <w:smallCaps w:val="0"/>
-          <w:strike w:val="0"/>
-          <w:color w:val="000000"/>
-          <w:sz w:val="24"/>
-          <w:szCs w:val="24"/>
-          <w:u w:val="none"/>
-          <w:shd w:fill="auto" w:val="clear"/>
-          <w:vertAlign w:val="baseline"/>
-          <w:rtl w:val="0"/>
-        </w:rPr>
-        <w:t xml:space="preserve">May 2012 – July 2012</w:t>
-        <w:tab/>
-      </w:r>
-    </w:p>
-    <w:p>
-      <w:pPr>
-        <w:keepNext w:val="0"/>
-        <w:keepLines w:val="0"/>
-        <w:pageBreakBefore w:val="0"/>
-        <w:widowControl w:val="0"/>
-        <w:pBdr>
-          <w:top w:space="0" w:sz="0" w:val="nil"/>
-          <w:left w:space="0" w:sz="0" w:val="nil"/>
-          <w:bottom w:space="0" w:sz="0" w:val="nil"/>
-          <w:right w:space="0" w:sz="0" w:val="nil"/>
-          <w:between w:space="0" w:sz="0" w:val="nil"/>
-        </w:pBdr>
-        <w:shd w:fill="auto" w:val="clear"/>
-        <w:spacing w:after="0" w:before="0" w:line="240" w:lineRule="auto"/>
-        <w:ind w:left="0" w:right="0" w:firstLine="0"/>
-        <w:jc w:val="both"/>
-        <w:rPr>
-          <w:rFonts w:ascii="Times New Roman" w:cs="Times New Roman" w:eastAsia="Times New Roman" w:hAnsi="Times New Roman"/>
-          <w:b w:val="1"/>
-          <w:bCs w:val="1"/>
-          <w:i w:val="0"/>
-          <w:iCs w:val="0"/>
-          <w:smallCaps w:val="0"/>
-          <w:strike w:val="0"/>
-          <w:color w:val="000000"/>
-          <w:sz w:val="24"/>
-          <w:szCs w:val="24"/>
-          <w:u w:val="none"/>
-          <w:shd w:fill="auto" w:val="clear"/>
-          <w:vertAlign w:val="baseline"/>
-        </w:rPr>
-      </w:pPr>
-      <w:r>
-        <w:rPr>
-          <w:rtl w:val="0"/>
-        </w:rPr>
-      </w:r>
-    </w:p>
-    <w:p>
-      <w:pPr>
-        <w:keepNext w:val="0"/>
-        <w:keepLines w:val="0"/>
-        <w:pageBreakBefore w:val="0"/>
-        <w:widowControl w:val="0"/>
-        <w:pBdr>
-          <w:top w:space="0" w:sz="0" w:val="nil"/>
-          <w:left w:space="0" w:sz="0" w:val="nil"/>
-          <w:bottom w:space="0" w:sz="0" w:val="nil"/>
-          <w:right w:space="0" w:sz="0" w:val="nil"/>
-          <w:between w:space="0" w:sz="0" w:val="nil"/>
-        </w:pBdr>
-        <w:shd w:fill="auto" w:val="clear"/>
-        <w:spacing w:after="0" w:before="0" w:line="240" w:lineRule="auto"/>
-        <w:ind w:left="0" w:right="0" w:firstLine="0"/>
-        <w:jc w:val="both"/>
-        <w:rPr>
-          <w:rFonts w:ascii="Times New Roman" w:cs="Times New Roman" w:eastAsia="Times New Roman" w:hAnsi="Times New Roman"/>
-          <w:b w:val="0"/>
-          <w:bCs w:val="0"/>
-          <w:i w:val="0"/>
-          <w:iCs w:val="0"/>
-          <w:smallCaps w:val="0"/>
-          <w:strike w:val="0"/>
-          <w:color w:val="000000"/>
-          <w:sz w:val="24"/>
-          <w:szCs w:val="24"/>
-          <w:u w:val="none"/>
-          <w:shd w:fill="auto" w:val="clear"/>
-          <w:vertAlign w:val="baseline"/>
-        </w:rPr>
-      </w:pPr>
-      <w:r>
-        <w:rPr>
-          <w:rFonts w:ascii="Times New Roman" w:cs="Times New Roman" w:eastAsia="Times New Roman" w:hAnsi="Times New Roman"/>
-          <w:b w:val="0"/>
-          <w:bCs w:val="0"/>
-          <w:i w:val="0"/>
-          <w:iCs w:val="0"/>
-          <w:smallCaps w:val="0"/>
-          <w:strike w:val="0"/>
-          <w:color w:val="000000"/>
-          <w:sz w:val="24"/>
-          <w:szCs w:val="24"/>
-          <w:u w:val="none"/>
-          <w:shd w:fill="auto" w:val="clear"/>
-          <w:vertAlign w:val="baseline"/>
-          <w:rtl w:val="0"/>
-        </w:rPr>
-        <w:t xml:space="preserve">Worked as a PHP Developer in Satron RD, Estonia</w:t>
+          <w:b w:val="0"/>
+          <w:bCs w:val="0"/>
+          <w:i w:val="0"/>
+          <w:iCs w:val="0"/>
+          <w:smallCaps w:val="0"/>
+          <w:strike w:val="0"/>
+          <w:color w:val="000000"/>
+          <w:sz w:val="24"/>
+          <w:szCs w:val="24"/>
+          <w:u w:val="none"/>
+          <w:shd w:fill="auto" w:val="clear"/>
+          <w:vertAlign w:val="baseline"/>
+        </w:rPr>
+      </w:pPr>
+      <w:r>
+        <w:rPr>
+          <w:rFonts w:ascii="Times New Roman" w:cs="Times New Roman" w:eastAsia="Times New Roman" w:hAnsi="Times New Roman"/>
+          <w:b w:val="0"/>
+          <w:bCs w:val="0"/>
+          <w:i w:val="0"/>
+          <w:iCs w:val="0"/>
+          <w:smallCaps w:val="0"/>
+          <w:strike w:val="0"/>
+          <w:color w:val="000000"/>
+          <w:sz w:val="24"/>
+          <w:szCs w:val="24"/>
+          <w:u w:val="none"/>
+          <w:shd w:fill="auto" w:val="clear"/>
+          <w:vertAlign w:val="baseline"/>
+          <w:rtl w:val="0"/>
+        </w:rPr>
+        <w:t xml:space="preserve">English – speaking – very good, reading – very good, writing – very good</w:t>
       </w:r>
     </w:p>
     <w:p>
@@ -4070,7 +7366,7 @@
         <w:widowControl w:val="0"/>
         <w:numPr>
           <w:ilvl w:val="0"/>
-          <w:numId w:val="2"/>
+          <w:numId w:val="11"/>
         </w:numPr>
         <w:pBdr>
           <w:top w:space="0" w:sz="0" w:val="nil"/>
@@ -4080,43 +7376,43 @@
           <w:between w:space="0" w:sz="0" w:val="nil"/>
         </w:pBdr>
         <w:shd w:fill="auto" w:val="clear"/>
-        <w:spacing w:after="0" w:before="0" w:line="240" w:lineRule="auto"/>
-        <w:ind w:left="0" w:right="0" w:firstLine="0"/>
-        <w:jc w:val="both"/>
-        <w:rPr>
-          <w:rFonts w:ascii="Times New Roman" w:cs="Times New Roman" w:eastAsia="Times New Roman" w:hAnsi="Times New Roman"/>
-          <w:b w:val="0"/>
-          <w:bCs w:val="0"/>
-          <w:i w:val="0"/>
-          <w:iCs w:val="0"/>
-          <w:smallCaps w:val="0"/>
-          <w:strike w:val="0"/>
-          <w:color w:val="000000"/>
-          <w:sz w:val="24"/>
-          <w:szCs w:val="24"/>
-          <w:u w:val="none"/>
-          <w:shd w:fill="auto" w:val="clear"/>
-          <w:vertAlign w:val="baseline"/>
-        </w:rPr>
-      </w:pPr>
-      <w:r>
-        <w:rPr>
-          <w:rFonts w:ascii="Times New Roman" w:cs="Times New Roman" w:eastAsia="Times New Roman" w:hAnsi="Times New Roman"/>
-          <w:b w:val="0"/>
-          <w:bCs w:val="0"/>
-          <w:i w:val="0"/>
-          <w:iCs w:val="0"/>
-          <w:smallCaps w:val="0"/>
-          <w:strike w:val="0"/>
-          <w:color w:val="000000"/>
-          <w:sz w:val="24"/>
-          <w:szCs w:val="24"/>
-          <w:u w:val="none"/>
-          <w:shd w:fill="auto" w:val="clear"/>
-          <w:vertAlign w:val="baseline"/>
-          <w:rtl w:val="0"/>
-        </w:rPr>
-        <w:t xml:space="preserve">Responsible for Development of the Object-Oriented Structure for the PHP Software.</w:t>
+        <w:spacing w:after="100" w:before="100" w:line="240" w:lineRule="auto"/>
+        <w:ind w:left="0" w:right="0" w:firstLine="0"/>
+        <w:jc w:val="left"/>
+        <w:rPr>
+          <w:rFonts w:ascii="Times New Roman" w:cs="Times New Roman" w:eastAsia="Times New Roman" w:hAnsi="Times New Roman"/>
+          <w:b w:val="0"/>
+          <w:bCs w:val="0"/>
+          <w:i w:val="0"/>
+          <w:iCs w:val="0"/>
+          <w:smallCaps w:val="0"/>
+          <w:strike w:val="0"/>
+          <w:color w:val="000000"/>
+          <w:sz w:val="24"/>
+          <w:szCs w:val="24"/>
+          <w:u w:val="none"/>
+          <w:shd w:fill="auto" w:val="clear"/>
+          <w:vertAlign w:val="baseline"/>
+        </w:rPr>
+      </w:pPr>
+      <w:r>
+        <w:rPr>
+          <w:rFonts w:ascii="Times New Roman" w:cs="Times New Roman" w:eastAsia="Times New Roman" w:hAnsi="Times New Roman"/>
+          <w:b w:val="0"/>
+          <w:bCs w:val="0"/>
+          <w:i w:val="0"/>
+          <w:iCs w:val="0"/>
+          <w:smallCaps w:val="0"/>
+          <w:strike w:val="0"/>
+          <w:color w:val="000000"/>
+          <w:sz w:val="24"/>
+          <w:szCs w:val="24"/>
+          <w:u w:val="none"/>
+          <w:shd w:fill="auto" w:val="clear"/>
+          <w:vertAlign w:val="baseline"/>
+          <w:rtl w:val="0"/>
+        </w:rPr>
+        <w:t xml:space="preserve">Estonian – speaking – very good, reading – very good, writing – very good</w:t>
       </w:r>
     </w:p>
     <w:p>
@@ -4127,3303 +7423,7 @@
         <w:widowControl w:val="0"/>
         <w:numPr>
           <w:ilvl w:val="0"/>
-          <w:numId w:val="2"/>
-        </w:numPr>
-        <w:pBdr>
-          <w:top w:space="0" w:sz="0" w:val="nil"/>
-          <w:left w:space="0" w:sz="0" w:val="nil"/>
-          <w:bottom w:space="0" w:sz="0" w:val="nil"/>
-          <w:right w:space="0" w:sz="0" w:val="nil"/>
-          <w:between w:space="0" w:sz="0" w:val="nil"/>
-        </w:pBdr>
-        <w:shd w:fill="auto" w:val="clear"/>
-        <w:spacing w:after="0" w:before="0" w:line="240" w:lineRule="auto"/>
-        <w:ind w:left="0" w:right="0" w:firstLine="0"/>
-        <w:jc w:val="both"/>
-        <w:rPr>
-          <w:rFonts w:ascii="Times New Roman" w:cs="Times New Roman" w:eastAsia="Times New Roman" w:hAnsi="Times New Roman"/>
-          <w:b w:val="0"/>
-          <w:bCs w:val="0"/>
-          <w:i w:val="0"/>
-          <w:iCs w:val="0"/>
-          <w:smallCaps w:val="0"/>
-          <w:strike w:val="0"/>
-          <w:color w:val="000000"/>
-          <w:sz w:val="24"/>
-          <w:szCs w:val="24"/>
-          <w:u w:val="none"/>
-          <w:shd w:fill="auto" w:val="clear"/>
-          <w:vertAlign w:val="baseline"/>
-        </w:rPr>
-      </w:pPr>
-      <w:r>
-        <w:rPr>
-          <w:rFonts w:ascii="Times New Roman" w:cs="Times New Roman" w:eastAsia="Times New Roman" w:hAnsi="Times New Roman"/>
-          <w:b w:val="0"/>
-          <w:bCs w:val="0"/>
-          <w:i w:val="0"/>
-          <w:iCs w:val="0"/>
-          <w:smallCaps w:val="0"/>
-          <w:strike w:val="0"/>
-          <w:color w:val="000000"/>
-          <w:sz w:val="24"/>
-          <w:szCs w:val="24"/>
-          <w:u w:val="none"/>
-          <w:shd w:fill="auto" w:val="clear"/>
-          <w:vertAlign w:val="baseline"/>
-          <w:rtl w:val="0"/>
-        </w:rPr>
-        <w:t xml:space="preserve">The size of the code is above 5 thousands lines of code.</w:t>
-      </w:r>
-    </w:p>
-    <w:p>
-      <w:pPr>
-        <w:keepNext w:val="0"/>
-        <w:keepLines w:val="0"/>
-        <w:pageBreakBefore w:val="0"/>
-        <w:widowControl w:val="0"/>
-        <w:numPr>
-          <w:ilvl w:val="0"/>
-          <w:numId w:val="2"/>
-        </w:numPr>
-        <w:pBdr>
-          <w:top w:space="0" w:sz="0" w:val="nil"/>
-          <w:left w:space="0" w:sz="0" w:val="nil"/>
-          <w:bottom w:space="0" w:sz="0" w:val="nil"/>
-          <w:right w:space="0" w:sz="0" w:val="nil"/>
-          <w:between w:space="0" w:sz="0" w:val="nil"/>
-        </w:pBdr>
-        <w:shd w:fill="auto" w:val="clear"/>
-        <w:spacing w:after="0" w:before="0" w:line="240" w:lineRule="auto"/>
-        <w:ind w:left="0" w:right="0" w:firstLine="0"/>
-        <w:jc w:val="both"/>
-        <w:rPr>
-          <w:rFonts w:ascii="Times New Roman" w:cs="Times New Roman" w:eastAsia="Times New Roman" w:hAnsi="Times New Roman"/>
-          <w:b w:val="1"/>
-          <w:bCs w:val="1"/>
-          <w:i w:val="0"/>
-          <w:iCs w:val="0"/>
-          <w:smallCaps w:val="0"/>
-          <w:strike w:val="0"/>
-          <w:color w:val="000000"/>
-          <w:sz w:val="24"/>
-          <w:szCs w:val="24"/>
-          <w:u w:val="none"/>
-          <w:shd w:fill="auto" w:val="clear"/>
-          <w:vertAlign w:val="baseline"/>
-        </w:rPr>
-      </w:pPr>
-      <w:r>
-        <w:rPr>
-          <w:rFonts w:ascii="Times New Roman" w:cs="Times New Roman" w:eastAsia="Times New Roman" w:hAnsi="Times New Roman"/>
-          <w:b w:val="0"/>
-          <w:bCs w:val="0"/>
-          <w:i w:val="0"/>
-          <w:iCs w:val="0"/>
-          <w:smallCaps w:val="0"/>
-          <w:strike w:val="0"/>
-          <w:color w:val="000000"/>
-          <w:sz w:val="24"/>
-          <w:szCs w:val="24"/>
-          <w:u w:val="none"/>
-          <w:shd w:fill="auto" w:val="clear"/>
-          <w:vertAlign w:val="baseline"/>
-          <w:rtl w:val="0"/>
-        </w:rPr>
-        <w:t xml:space="preserve">Simple and reliable software for Editing Languages in Jura Coffee Machines.</w:t>
-      </w:r>
-      <w:r>
-        <w:rPr>
-          <w:rtl w:val="0"/>
-        </w:rPr>
-      </w:r>
-    </w:p>
-    <w:p>
-      <w:pPr>
-        <w:keepNext w:val="0"/>
-        <w:keepLines w:val="0"/>
-        <w:pageBreakBefore w:val="0"/>
-        <w:widowControl w:val="0"/>
-        <w:pBdr>
-          <w:top w:space="0" w:sz="0" w:val="nil"/>
-          <w:left w:space="0" w:sz="0" w:val="nil"/>
-          <w:bottom w:space="0" w:sz="0" w:val="nil"/>
-          <w:right w:space="0" w:sz="0" w:val="nil"/>
-          <w:between w:space="0" w:sz="0" w:val="nil"/>
-        </w:pBdr>
-        <w:shd w:fill="auto" w:val="clear"/>
-        <w:spacing w:after="0" w:before="0" w:line="240" w:lineRule="auto"/>
-        <w:ind w:left="0" w:right="0" w:firstLine="0"/>
-        <w:jc w:val="both"/>
-        <w:rPr>
-          <w:rFonts w:ascii="Times New Roman" w:cs="Times New Roman" w:eastAsia="Times New Roman" w:hAnsi="Times New Roman"/>
-          <w:b w:val="1"/>
-          <w:bCs w:val="1"/>
-          <w:i w:val="0"/>
-          <w:iCs w:val="0"/>
-          <w:smallCaps w:val="0"/>
-          <w:strike w:val="0"/>
-          <w:color w:val="000000"/>
-          <w:sz w:val="24"/>
-          <w:szCs w:val="24"/>
-          <w:u w:val="none"/>
-          <w:shd w:fill="auto" w:val="clear"/>
-          <w:vertAlign w:val="baseline"/>
-        </w:rPr>
-      </w:pPr>
-      <w:r>
-        <w:rPr>
-          <w:rtl w:val="0"/>
-        </w:rPr>
-      </w:r>
-    </w:p>
-    <w:p>
-      <w:pPr>
-        <w:keepNext w:val="0"/>
-        <w:keepLines w:val="0"/>
-        <w:pageBreakBefore w:val="0"/>
-        <w:widowControl w:val="0"/>
-        <w:pBdr>
-          <w:top w:space="0" w:sz="0" w:val="nil"/>
-          <w:left w:space="0" w:sz="0" w:val="nil"/>
-          <w:bottom w:space="0" w:sz="0" w:val="nil"/>
-          <w:right w:space="0" w:sz="0" w:val="nil"/>
-          <w:between w:space="0" w:sz="0" w:val="nil"/>
-        </w:pBdr>
-        <w:shd w:fill="auto" w:val="clear"/>
-        <w:spacing w:after="0" w:before="0" w:line="240" w:lineRule="auto"/>
-        <w:ind w:left="0" w:right="0" w:firstLine="0"/>
-        <w:jc w:val="both"/>
-        <w:rPr>
-          <w:rFonts w:ascii="Times New Roman" w:cs="Times New Roman" w:eastAsia="Times New Roman" w:hAnsi="Times New Roman"/>
-          <w:b w:val="1"/>
-          <w:bCs w:val="1"/>
-          <w:i w:val="0"/>
-          <w:iCs w:val="0"/>
-          <w:smallCaps w:val="0"/>
-          <w:strike w:val="0"/>
-          <w:color w:val="000000"/>
-          <w:sz w:val="24"/>
-          <w:szCs w:val="24"/>
-          <w:u w:val="none"/>
-          <w:shd w:fill="auto" w:val="clear"/>
-          <w:vertAlign w:val="baseline"/>
-        </w:rPr>
-      </w:pPr>
-      <w:r>
-        <w:rPr>
-          <w:rtl w:val="0"/>
-        </w:rPr>
-      </w:r>
-    </w:p>
-    <w:p>
-      <w:pPr>
-        <w:keepNext w:val="0"/>
-        <w:keepLines w:val="0"/>
-        <w:pageBreakBefore w:val="0"/>
-        <w:widowControl w:val="0"/>
-        <w:pBdr>
-          <w:top w:space="0" w:sz="0" w:val="nil"/>
-          <w:left w:space="0" w:sz="0" w:val="nil"/>
-          <w:bottom w:space="0" w:sz="0" w:val="nil"/>
-          <w:right w:space="0" w:sz="0" w:val="nil"/>
-          <w:between w:space="0" w:sz="0" w:val="nil"/>
-        </w:pBdr>
-        <w:shd w:fill="auto" w:val="clear"/>
-        <w:spacing w:after="0" w:before="0" w:line="240" w:lineRule="auto"/>
-        <w:ind w:left="0" w:right="0" w:firstLine="0"/>
-        <w:jc w:val="both"/>
-        <w:rPr>
-          <w:rFonts w:ascii="Times New Roman" w:cs="Times New Roman" w:eastAsia="Times New Roman" w:hAnsi="Times New Roman"/>
-          <w:b w:val="1"/>
-          <w:bCs w:val="1"/>
-          <w:i w:val="0"/>
-          <w:iCs w:val="0"/>
-          <w:smallCaps w:val="0"/>
-          <w:strike w:val="0"/>
-          <w:color w:val="000000"/>
-          <w:sz w:val="24"/>
-          <w:szCs w:val="24"/>
-          <w:u w:val="none"/>
-          <w:shd w:fill="auto" w:val="clear"/>
-          <w:vertAlign w:val="baseline"/>
-        </w:rPr>
-      </w:pPr>
-      <w:r>
-        <w:rPr>
-          <w:rFonts w:ascii="Times New Roman" w:cs="Times New Roman" w:eastAsia="Times New Roman" w:hAnsi="Times New Roman"/>
-          <w:b w:val="1"/>
-          <w:bCs w:val="1"/>
-          <w:i w:val="0"/>
-          <w:iCs w:val="0"/>
-          <w:smallCaps w:val="0"/>
-          <w:strike w:val="0"/>
-          <w:color w:val="000000"/>
-          <w:sz w:val="24"/>
-          <w:szCs w:val="24"/>
-          <w:u w:val="none"/>
-          <w:shd w:fill="auto" w:val="clear"/>
-          <w:vertAlign w:val="baseline"/>
-          <w:rtl w:val="0"/>
-        </w:rPr>
-        <w:t xml:space="preserve">▪ C++ Developer – Tallinn University of Technology</w:t>
-      </w:r>
-    </w:p>
-    <w:p>
-      <w:pPr>
-        <w:keepNext w:val="0"/>
-        <w:keepLines w:val="0"/>
-        <w:pageBreakBefore w:val="0"/>
-        <w:widowControl w:val="0"/>
-        <w:pBdr>
-          <w:top w:space="0" w:sz="0" w:val="nil"/>
-          <w:left w:space="0" w:sz="0" w:val="nil"/>
-          <w:bottom w:space="0" w:sz="0" w:val="nil"/>
-          <w:right w:space="0" w:sz="0" w:val="nil"/>
-          <w:between w:space="0" w:sz="0" w:val="nil"/>
-        </w:pBdr>
-        <w:shd w:fill="auto" w:val="clear"/>
-        <w:tabs>
-          <w:tab w:val="left" w:leader="none" w:pos="3120"/>
-        </w:tabs>
-        <w:spacing w:after="0" w:before="0" w:line="240" w:lineRule="auto"/>
-        <w:ind w:left="0" w:right="0" w:firstLine="0"/>
-        <w:jc w:val="both"/>
-        <w:rPr>
-          <w:rFonts w:ascii="Times New Roman" w:cs="Times New Roman" w:eastAsia="Times New Roman" w:hAnsi="Times New Roman"/>
-          <w:b w:val="1"/>
-          <w:bCs w:val="1"/>
-          <w:i w:val="0"/>
-          <w:iCs w:val="0"/>
-          <w:smallCaps w:val="0"/>
-          <w:strike w:val="0"/>
-          <w:color w:val="000000"/>
-          <w:sz w:val="24"/>
-          <w:szCs w:val="24"/>
-          <w:u w:val="none"/>
-          <w:shd w:fill="auto" w:val="clear"/>
-          <w:vertAlign w:val="baseline"/>
-        </w:rPr>
-      </w:pPr>
-      <w:r>
-        <w:rPr>
-          <w:rFonts w:ascii="Times New Roman" w:cs="Times New Roman" w:eastAsia="Times New Roman" w:hAnsi="Times New Roman"/>
-          <w:b w:val="1"/>
-          <w:bCs w:val="1"/>
-          <w:i w:val="0"/>
-          <w:iCs w:val="0"/>
-          <w:smallCaps w:val="0"/>
-          <w:strike w:val="0"/>
-          <w:color w:val="000000"/>
-          <w:sz w:val="24"/>
-          <w:szCs w:val="24"/>
-          <w:u w:val="none"/>
-          <w:shd w:fill="auto" w:val="clear"/>
-          <w:vertAlign w:val="baseline"/>
-          <w:rtl w:val="0"/>
-        </w:rPr>
-        <w:t xml:space="preserve">January 2010 – March 2012</w:t>
-        <w:tab/>
-      </w:r>
-    </w:p>
-    <w:p>
-      <w:pPr>
-        <w:keepNext w:val="0"/>
-        <w:keepLines w:val="0"/>
-        <w:pageBreakBefore w:val="0"/>
-        <w:widowControl w:val="0"/>
-        <w:pBdr>
-          <w:top w:space="0" w:sz="0" w:val="nil"/>
-          <w:left w:space="0" w:sz="0" w:val="nil"/>
-          <w:bottom w:space="0" w:sz="0" w:val="nil"/>
-          <w:right w:space="0" w:sz="0" w:val="nil"/>
-          <w:between w:space="0" w:sz="0" w:val="nil"/>
-        </w:pBdr>
-        <w:shd w:fill="auto" w:val="clear"/>
-        <w:spacing w:after="0" w:before="0" w:line="240" w:lineRule="auto"/>
-        <w:ind w:left="0" w:right="0" w:firstLine="0"/>
-        <w:jc w:val="both"/>
-        <w:rPr>
-          <w:rFonts w:ascii="Times New Roman" w:cs="Times New Roman" w:eastAsia="Times New Roman" w:hAnsi="Times New Roman"/>
-          <w:b w:val="1"/>
-          <w:bCs w:val="1"/>
-          <w:i w:val="0"/>
-          <w:iCs w:val="0"/>
-          <w:smallCaps w:val="0"/>
-          <w:strike w:val="0"/>
-          <w:color w:val="000000"/>
-          <w:sz w:val="24"/>
-          <w:szCs w:val="24"/>
-          <w:u w:val="none"/>
-          <w:shd w:fill="auto" w:val="clear"/>
-          <w:vertAlign w:val="baseline"/>
-        </w:rPr>
-      </w:pPr>
-      <w:r>
-        <w:rPr>
-          <w:rtl w:val="0"/>
-        </w:rPr>
-      </w:r>
-    </w:p>
-    <w:p>
-      <w:pPr>
-        <w:keepNext w:val="0"/>
-        <w:keepLines w:val="0"/>
-        <w:pageBreakBefore w:val="0"/>
-        <w:widowControl w:val="0"/>
-        <w:pBdr>
-          <w:top w:space="0" w:sz="0" w:val="nil"/>
-          <w:left w:space="0" w:sz="0" w:val="nil"/>
-          <w:bottom w:space="0" w:sz="0" w:val="nil"/>
-          <w:right w:space="0" w:sz="0" w:val="nil"/>
-          <w:between w:space="0" w:sz="0" w:val="nil"/>
-        </w:pBdr>
-        <w:shd w:fill="auto" w:val="clear"/>
-        <w:spacing w:after="0" w:before="0" w:line="240" w:lineRule="auto"/>
-        <w:ind w:left="0" w:right="0" w:firstLine="0"/>
-        <w:jc w:val="both"/>
-        <w:rPr>
-          <w:rFonts w:ascii="Times New Roman" w:cs="Times New Roman" w:eastAsia="Times New Roman" w:hAnsi="Times New Roman"/>
-          <w:b w:val="0"/>
-          <w:bCs w:val="0"/>
-          <w:i w:val="0"/>
-          <w:iCs w:val="0"/>
-          <w:smallCaps w:val="0"/>
-          <w:strike w:val="0"/>
-          <w:color w:val="000000"/>
-          <w:sz w:val="24"/>
-          <w:szCs w:val="24"/>
-          <w:u w:val="none"/>
-          <w:shd w:fill="auto" w:val="clear"/>
-          <w:vertAlign w:val="baseline"/>
-        </w:rPr>
-      </w:pPr>
-      <w:r>
-        <w:rPr>
-          <w:rFonts w:ascii="Times New Roman" w:cs="Times New Roman" w:eastAsia="Times New Roman" w:hAnsi="Times New Roman"/>
-          <w:b w:val="0"/>
-          <w:bCs w:val="0"/>
-          <w:i w:val="0"/>
-          <w:iCs w:val="0"/>
-          <w:smallCaps w:val="0"/>
-          <w:strike w:val="0"/>
-          <w:color w:val="000000"/>
-          <w:sz w:val="24"/>
-          <w:szCs w:val="24"/>
-          <w:u w:val="none"/>
-          <w:shd w:fill="auto" w:val="clear"/>
-          <w:vertAlign w:val="baseline"/>
-          <w:rtl w:val="0"/>
-        </w:rPr>
-        <w:t xml:space="preserve">In 2010 started to work as developer for Tallinn University of Technology. Project’s web page is at the address fp7-diamond.eu.  The project were based on C++ object oriented model, model-based error localisation and mutation-based error correction of C designs, and is complete.</w:t>
-      </w:r>
-    </w:p>
-    <w:p>
-      <w:pPr>
-        <w:keepNext w:val="0"/>
-        <w:keepLines w:val="0"/>
-        <w:pageBreakBefore w:val="0"/>
-        <w:widowControl w:val="0"/>
-        <w:numPr>
-          <w:ilvl w:val="0"/>
-          <w:numId w:val="3"/>
-        </w:numPr>
-        <w:pBdr>
-          <w:top w:space="0" w:sz="0" w:val="nil"/>
-          <w:left w:space="0" w:sz="0" w:val="nil"/>
-          <w:bottom w:space="0" w:sz="0" w:val="nil"/>
-          <w:right w:space="0" w:sz="0" w:val="nil"/>
-          <w:between w:space="0" w:sz="0" w:val="nil"/>
-        </w:pBdr>
-        <w:shd w:fill="auto" w:val="clear"/>
-        <w:spacing w:after="0" w:before="0" w:line="240" w:lineRule="auto"/>
-        <w:ind w:left="0" w:right="0" w:firstLine="0"/>
-        <w:jc w:val="both"/>
-        <w:rPr>
-          <w:rFonts w:ascii="Times New Roman" w:cs="Times New Roman" w:eastAsia="Times New Roman" w:hAnsi="Times New Roman"/>
-          <w:b w:val="0"/>
-          <w:bCs w:val="0"/>
-          <w:i w:val="0"/>
-          <w:iCs w:val="0"/>
-          <w:smallCaps w:val="0"/>
-          <w:strike w:val="0"/>
-          <w:color w:val="000000"/>
-          <w:sz w:val="24"/>
-          <w:szCs w:val="24"/>
-          <w:u w:val="none"/>
-          <w:shd w:fill="auto" w:val="clear"/>
-          <w:vertAlign w:val="baseline"/>
-        </w:rPr>
-      </w:pPr>
-      <w:r>
-        <w:rPr>
-          <w:rFonts w:ascii="Times New Roman" w:cs="Times New Roman" w:eastAsia="Times New Roman" w:hAnsi="Times New Roman"/>
-          <w:b w:val="0"/>
-          <w:bCs w:val="0"/>
-          <w:i w:val="0"/>
-          <w:iCs w:val="0"/>
-          <w:smallCaps w:val="0"/>
-          <w:strike w:val="0"/>
-          <w:color w:val="000000"/>
-          <w:sz w:val="24"/>
-          <w:szCs w:val="24"/>
-          <w:u w:val="none"/>
-          <w:shd w:fill="auto" w:val="clear"/>
-          <w:vertAlign w:val="baseline"/>
-          <w:rtl w:val="0"/>
-        </w:rPr>
-        <w:t xml:space="preserve">Responsible for Development of the Object-Oriented Structure for the DIAMOND project.</w:t>
-      </w:r>
-    </w:p>
-    <w:p>
-      <w:pPr>
-        <w:keepNext w:val="0"/>
-        <w:keepLines w:val="0"/>
-        <w:pageBreakBefore w:val="0"/>
-        <w:widowControl w:val="0"/>
-        <w:numPr>
-          <w:ilvl w:val="0"/>
-          <w:numId w:val="3"/>
-        </w:numPr>
-        <w:pBdr>
-          <w:top w:space="0" w:sz="0" w:val="nil"/>
-          <w:left w:space="0" w:sz="0" w:val="nil"/>
-          <w:bottom w:space="0" w:sz="0" w:val="nil"/>
-          <w:right w:space="0" w:sz="0" w:val="nil"/>
-          <w:between w:space="0" w:sz="0" w:val="nil"/>
-        </w:pBdr>
-        <w:shd w:fill="auto" w:val="clear"/>
-        <w:spacing w:after="0" w:before="0" w:line="240" w:lineRule="auto"/>
-        <w:ind w:left="0" w:right="0" w:firstLine="0"/>
-        <w:jc w:val="both"/>
-        <w:rPr>
-          <w:rFonts w:ascii="Times New Roman" w:cs="Times New Roman" w:eastAsia="Times New Roman" w:hAnsi="Times New Roman"/>
-          <w:b w:val="0"/>
-          <w:bCs w:val="0"/>
-          <w:i w:val="0"/>
-          <w:iCs w:val="0"/>
-          <w:smallCaps w:val="0"/>
-          <w:strike w:val="0"/>
-          <w:color w:val="000000"/>
-          <w:sz w:val="24"/>
-          <w:szCs w:val="24"/>
-          <w:u w:val="none"/>
-          <w:shd w:fill="auto" w:val="clear"/>
-          <w:vertAlign w:val="baseline"/>
-        </w:rPr>
-      </w:pPr>
-      <w:r>
-        <w:rPr>
-          <w:rFonts w:ascii="Times New Roman" w:cs="Times New Roman" w:eastAsia="Times New Roman" w:hAnsi="Times New Roman"/>
-          <w:b w:val="0"/>
-          <w:bCs w:val="0"/>
-          <w:i w:val="0"/>
-          <w:iCs w:val="0"/>
-          <w:smallCaps w:val="0"/>
-          <w:strike w:val="0"/>
-          <w:color w:val="000000"/>
-          <w:sz w:val="24"/>
-          <w:szCs w:val="24"/>
-          <w:u w:val="none"/>
-          <w:shd w:fill="auto" w:val="clear"/>
-          <w:vertAlign w:val="baseline"/>
-          <w:rtl w:val="0"/>
-        </w:rPr>
-        <w:t xml:space="preserve">Responsible for development of error localisation and correction back-ends of the developed tool. The error correction used the developed Object-Oriented Structure – the model.</w:t>
-      </w:r>
-    </w:p>
-    <w:p>
-      <w:pPr>
-        <w:keepNext w:val="0"/>
-        <w:keepLines w:val="0"/>
-        <w:pageBreakBefore w:val="0"/>
-        <w:widowControl w:val="0"/>
-        <w:numPr>
-          <w:ilvl w:val="0"/>
-          <w:numId w:val="3"/>
-        </w:numPr>
-        <w:pBdr>
-          <w:top w:space="0" w:sz="0" w:val="nil"/>
-          <w:left w:space="0" w:sz="0" w:val="nil"/>
-          <w:bottom w:space="0" w:sz="0" w:val="nil"/>
-          <w:right w:space="0" w:sz="0" w:val="nil"/>
-          <w:between w:space="0" w:sz="0" w:val="nil"/>
-        </w:pBdr>
-        <w:shd w:fill="auto" w:val="clear"/>
-        <w:spacing w:after="0" w:before="0" w:line="240" w:lineRule="auto"/>
-        <w:ind w:left="0" w:right="0" w:firstLine="0"/>
-        <w:jc w:val="both"/>
-        <w:rPr>
-          <w:rFonts w:ascii="Times New Roman" w:cs="Times New Roman" w:eastAsia="Times New Roman" w:hAnsi="Times New Roman"/>
-          <w:b w:val="0"/>
-          <w:bCs w:val="0"/>
-          <w:i w:val="0"/>
-          <w:iCs w:val="0"/>
-          <w:smallCaps w:val="0"/>
-          <w:strike w:val="0"/>
-          <w:color w:val="000000"/>
-          <w:sz w:val="24"/>
-          <w:szCs w:val="24"/>
-          <w:u w:val="none"/>
-          <w:shd w:fill="auto" w:val="clear"/>
-          <w:vertAlign w:val="baseline"/>
-        </w:rPr>
-      </w:pPr>
-      <w:r>
-        <w:rPr>
-          <w:rFonts w:ascii="Times New Roman" w:cs="Times New Roman" w:eastAsia="Times New Roman" w:hAnsi="Times New Roman"/>
-          <w:b w:val="0"/>
-          <w:bCs w:val="0"/>
-          <w:i w:val="0"/>
-          <w:iCs w:val="0"/>
-          <w:smallCaps w:val="0"/>
-          <w:strike w:val="0"/>
-          <w:color w:val="000000"/>
-          <w:sz w:val="24"/>
-          <w:szCs w:val="24"/>
-          <w:u w:val="none"/>
-          <w:shd w:fill="auto" w:val="clear"/>
-          <w:vertAlign w:val="baseline"/>
-          <w:rtl w:val="0"/>
-        </w:rPr>
-        <w:t xml:space="preserve">Tested written structure with different C designs.</w:t>
-      </w:r>
-    </w:p>
-    <w:p>
-      <w:pPr>
-        <w:keepNext w:val="0"/>
-        <w:keepLines w:val="0"/>
-        <w:pageBreakBefore w:val="0"/>
-        <w:widowControl w:val="0"/>
-        <w:numPr>
-          <w:ilvl w:val="0"/>
-          <w:numId w:val="3"/>
-        </w:numPr>
-        <w:pBdr>
-          <w:top w:space="0" w:sz="0" w:val="nil"/>
-          <w:left w:space="0" w:sz="0" w:val="nil"/>
-          <w:bottom w:space="0" w:sz="0" w:val="nil"/>
-          <w:right w:space="0" w:sz="0" w:val="nil"/>
-          <w:between w:space="0" w:sz="0" w:val="nil"/>
-        </w:pBdr>
-        <w:shd w:fill="auto" w:val="clear"/>
-        <w:spacing w:after="0" w:before="0" w:line="240" w:lineRule="auto"/>
-        <w:ind w:left="0" w:right="0" w:firstLine="0"/>
-        <w:jc w:val="both"/>
-        <w:rPr>
-          <w:rFonts w:ascii="Times New Roman" w:cs="Times New Roman" w:eastAsia="Times New Roman" w:hAnsi="Times New Roman"/>
-          <w:b w:val="1"/>
-          <w:bCs w:val="1"/>
-          <w:i w:val="0"/>
-          <w:iCs w:val="0"/>
-          <w:smallCaps w:val="0"/>
-          <w:strike w:val="0"/>
-          <w:color w:val="000000"/>
-          <w:sz w:val="24"/>
-          <w:szCs w:val="24"/>
-          <w:u w:val="none"/>
-          <w:shd w:fill="auto" w:val="clear"/>
-          <w:vertAlign w:val="baseline"/>
-        </w:rPr>
-      </w:pPr>
-      <w:r>
-        <w:rPr>
-          <w:rFonts w:ascii="Times New Roman" w:cs="Times New Roman" w:eastAsia="Times New Roman" w:hAnsi="Times New Roman"/>
-          <w:b w:val="0"/>
-          <w:bCs w:val="0"/>
-          <w:i w:val="0"/>
-          <w:iCs w:val="0"/>
-          <w:smallCaps w:val="0"/>
-          <w:strike w:val="0"/>
-          <w:color w:val="000000"/>
-          <w:sz w:val="24"/>
-          <w:szCs w:val="24"/>
-          <w:u w:val="none"/>
-          <w:shd w:fill="auto" w:val="clear"/>
-          <w:vertAlign w:val="baseline"/>
-          <w:rtl w:val="0"/>
-        </w:rPr>
-        <w:t xml:space="preserve">The size of the tool is above 20 thousands lines of code and required over 50 C++ files.</w:t>
-      </w:r>
-      <w:r>
-        <w:rPr>
-          <w:rtl w:val="0"/>
-        </w:rPr>
-      </w:r>
-    </w:p>
-    <w:p>
-      <w:pPr>
-        <w:keepNext w:val="0"/>
-        <w:keepLines w:val="0"/>
-        <w:pageBreakBefore w:val="0"/>
-        <w:widowControl w:val="0"/>
-        <w:pBdr>
-          <w:top w:space="0" w:sz="0" w:val="nil"/>
-          <w:left w:space="0" w:sz="0" w:val="nil"/>
-          <w:bottom w:space="0" w:sz="0" w:val="nil"/>
-          <w:right w:space="0" w:sz="0" w:val="nil"/>
-          <w:between w:space="0" w:sz="0" w:val="nil"/>
-        </w:pBdr>
-        <w:shd w:fill="auto" w:val="clear"/>
-        <w:spacing w:after="0" w:before="0" w:line="240" w:lineRule="auto"/>
-        <w:ind w:left="0" w:right="0" w:firstLine="0"/>
-        <w:jc w:val="both"/>
-        <w:rPr>
-          <w:rFonts w:ascii="Times New Roman" w:cs="Times New Roman" w:eastAsia="Times New Roman" w:hAnsi="Times New Roman"/>
-          <w:b w:val="1"/>
-          <w:bCs w:val="1"/>
-          <w:i w:val="0"/>
-          <w:iCs w:val="0"/>
-          <w:smallCaps w:val="0"/>
-          <w:strike w:val="0"/>
-          <w:color w:val="000000"/>
-          <w:sz w:val="24"/>
-          <w:szCs w:val="24"/>
-          <w:u w:val="none"/>
-          <w:shd w:fill="auto" w:val="clear"/>
-          <w:vertAlign w:val="baseline"/>
-        </w:rPr>
-      </w:pPr>
-      <w:r>
-        <w:rPr>
-          <w:rtl w:val="0"/>
-        </w:rPr>
-      </w:r>
-    </w:p>
-    <w:p>
-      <w:pPr>
-        <w:keepNext w:val="0"/>
-        <w:keepLines w:val="0"/>
-        <w:pageBreakBefore w:val="0"/>
-        <w:widowControl w:val="0"/>
-        <w:pBdr>
-          <w:top w:space="0" w:sz="0" w:val="nil"/>
-          <w:left w:space="0" w:sz="0" w:val="nil"/>
-          <w:bottom w:space="0" w:sz="0" w:val="nil"/>
-          <w:right w:space="0" w:sz="0" w:val="nil"/>
-          <w:between w:space="0" w:sz="0" w:val="nil"/>
-        </w:pBdr>
-        <w:shd w:fill="auto" w:val="clear"/>
-        <w:spacing w:after="0" w:before="0" w:line="240" w:lineRule="auto"/>
-        <w:ind w:left="0" w:right="0" w:firstLine="0"/>
-        <w:jc w:val="both"/>
-        <w:rPr>
-          <w:rFonts w:ascii="Times New Roman" w:cs="Times New Roman" w:eastAsia="Times New Roman" w:hAnsi="Times New Roman"/>
-          <w:b w:val="1"/>
-          <w:bCs w:val="1"/>
-          <w:i w:val="0"/>
-          <w:iCs w:val="0"/>
-          <w:smallCaps w:val="0"/>
-          <w:strike w:val="0"/>
-          <w:color w:val="000000"/>
-          <w:sz w:val="24"/>
-          <w:szCs w:val="24"/>
-          <w:u w:val="none"/>
-          <w:shd w:fill="auto" w:val="clear"/>
-          <w:vertAlign w:val="baseline"/>
-        </w:rPr>
-      </w:pPr>
-      <w:r>
-        <w:rPr>
-          <w:rtl w:val="0"/>
-        </w:rPr>
-      </w:r>
-    </w:p>
-    <w:p>
-      <w:pPr>
-        <w:keepNext w:val="0"/>
-        <w:keepLines w:val="0"/>
-        <w:pageBreakBefore w:val="0"/>
-        <w:widowControl w:val="0"/>
-        <w:pBdr>
-          <w:top w:space="0" w:sz="0" w:val="nil"/>
-          <w:left w:space="0" w:sz="0" w:val="nil"/>
-          <w:bottom w:space="0" w:sz="0" w:val="nil"/>
-          <w:right w:space="0" w:sz="0" w:val="nil"/>
-          <w:between w:space="0" w:sz="0" w:val="nil"/>
-        </w:pBdr>
-        <w:shd w:fill="auto" w:val="clear"/>
-        <w:spacing w:after="0" w:before="0" w:line="240" w:lineRule="auto"/>
-        <w:ind w:left="0" w:right="0" w:firstLine="0"/>
-        <w:jc w:val="both"/>
-        <w:rPr>
-          <w:rFonts w:ascii="Times New Roman" w:cs="Times New Roman" w:eastAsia="Times New Roman" w:hAnsi="Times New Roman"/>
-          <w:b w:val="1"/>
-          <w:bCs w:val="1"/>
-          <w:i w:val="0"/>
-          <w:iCs w:val="0"/>
-          <w:smallCaps w:val="0"/>
-          <w:strike w:val="0"/>
-          <w:color w:val="000000"/>
-          <w:sz w:val="24"/>
-          <w:szCs w:val="24"/>
-          <w:u w:val="none"/>
-          <w:shd w:fill="auto" w:val="clear"/>
-          <w:vertAlign w:val="baseline"/>
-        </w:rPr>
-      </w:pPr>
-      <w:r>
-        <w:rPr>
-          <w:rFonts w:ascii="Times New Roman" w:cs="Times New Roman" w:eastAsia="Times New Roman" w:hAnsi="Times New Roman"/>
-          <w:b w:val="1"/>
-          <w:bCs w:val="1"/>
-          <w:i w:val="0"/>
-          <w:iCs w:val="0"/>
-          <w:smallCaps w:val="0"/>
-          <w:strike w:val="0"/>
-          <w:color w:val="000000"/>
-          <w:sz w:val="24"/>
-          <w:szCs w:val="24"/>
-          <w:u w:val="none"/>
-          <w:shd w:fill="auto" w:val="clear"/>
-          <w:vertAlign w:val="baseline"/>
-          <w:rtl w:val="0"/>
-        </w:rPr>
-        <w:t xml:space="preserve">▪ C++ Developer – Information Technology N</w:t>
-      </w:r>
-    </w:p>
-    <w:p>
-      <w:pPr>
-        <w:keepNext w:val="0"/>
-        <w:keepLines w:val="0"/>
-        <w:pageBreakBefore w:val="0"/>
-        <w:widowControl w:val="0"/>
-        <w:pBdr>
-          <w:top w:space="0" w:sz="0" w:val="nil"/>
-          <w:left w:space="0" w:sz="0" w:val="nil"/>
-          <w:bottom w:space="0" w:sz="0" w:val="nil"/>
-          <w:right w:space="0" w:sz="0" w:val="nil"/>
-          <w:between w:space="0" w:sz="0" w:val="nil"/>
-        </w:pBdr>
-        <w:shd w:fill="auto" w:val="clear"/>
-        <w:spacing w:after="0" w:before="0" w:line="240" w:lineRule="auto"/>
-        <w:ind w:left="0" w:right="0" w:firstLine="0"/>
-        <w:jc w:val="both"/>
-        <w:rPr>
-          <w:rFonts w:ascii="Times New Roman" w:cs="Times New Roman" w:eastAsia="Times New Roman" w:hAnsi="Times New Roman"/>
-          <w:b w:val="1"/>
-          <w:bCs w:val="1"/>
-          <w:i w:val="0"/>
-          <w:iCs w:val="0"/>
-          <w:smallCaps w:val="0"/>
-          <w:strike w:val="0"/>
-          <w:color w:val="000000"/>
-          <w:sz w:val="24"/>
-          <w:szCs w:val="24"/>
-          <w:u w:val="none"/>
-          <w:shd w:fill="auto" w:val="clear"/>
-          <w:vertAlign w:val="baseline"/>
-        </w:rPr>
-      </w:pPr>
-      <w:r>
-        <w:rPr>
-          <w:rFonts w:ascii="Times New Roman" w:cs="Times New Roman" w:eastAsia="Times New Roman" w:hAnsi="Times New Roman"/>
-          <w:b w:val="1"/>
-          <w:bCs w:val="1"/>
-          <w:i w:val="0"/>
-          <w:iCs w:val="0"/>
-          <w:smallCaps w:val="0"/>
-          <w:strike w:val="0"/>
-          <w:color w:val="000000"/>
-          <w:sz w:val="24"/>
-          <w:szCs w:val="24"/>
-          <w:u w:val="none"/>
-          <w:shd w:fill="auto" w:val="clear"/>
-          <w:vertAlign w:val="baseline"/>
-          <w:rtl w:val="0"/>
-        </w:rPr>
-        <w:t xml:space="preserve">February 2009 – December 2009</w:t>
-      </w:r>
-    </w:p>
-    <w:p>
-      <w:pPr>
-        <w:keepNext w:val="0"/>
-        <w:keepLines w:val="0"/>
-        <w:pageBreakBefore w:val="0"/>
-        <w:widowControl w:val="0"/>
-        <w:pBdr>
-          <w:top w:space="0" w:sz="0" w:val="nil"/>
-          <w:left w:space="0" w:sz="0" w:val="nil"/>
-          <w:bottom w:space="0" w:sz="0" w:val="nil"/>
-          <w:right w:space="0" w:sz="0" w:val="nil"/>
-          <w:between w:space="0" w:sz="0" w:val="nil"/>
-        </w:pBdr>
-        <w:shd w:fill="auto" w:val="clear"/>
-        <w:spacing w:after="0" w:before="0" w:line="240" w:lineRule="auto"/>
-        <w:ind w:left="0" w:right="0" w:firstLine="0"/>
-        <w:jc w:val="both"/>
-        <w:rPr>
-          <w:rFonts w:ascii="Times New Roman" w:cs="Times New Roman" w:eastAsia="Times New Roman" w:hAnsi="Times New Roman"/>
-          <w:b w:val="1"/>
-          <w:bCs w:val="1"/>
-          <w:i w:val="0"/>
-          <w:iCs w:val="0"/>
-          <w:smallCaps w:val="0"/>
-          <w:strike w:val="0"/>
-          <w:color w:val="000000"/>
-          <w:sz w:val="24"/>
-          <w:szCs w:val="24"/>
-          <w:u w:val="none"/>
-          <w:shd w:fill="auto" w:val="clear"/>
-          <w:vertAlign w:val="baseline"/>
-        </w:rPr>
-      </w:pPr>
-      <w:r>
-        <w:rPr>
-          <w:rtl w:val="0"/>
-        </w:rPr>
-      </w:r>
-    </w:p>
-    <w:p>
-      <w:pPr>
-        <w:keepNext w:val="0"/>
-        <w:keepLines w:val="0"/>
-        <w:pageBreakBefore w:val="0"/>
-        <w:widowControl w:val="0"/>
-        <w:pBdr>
-          <w:top w:space="0" w:sz="0" w:val="nil"/>
-          <w:left w:space="0" w:sz="0" w:val="nil"/>
-          <w:bottom w:space="0" w:sz="0" w:val="nil"/>
-          <w:right w:space="0" w:sz="0" w:val="nil"/>
-          <w:between w:space="0" w:sz="0" w:val="nil"/>
-        </w:pBdr>
-        <w:shd w:fill="auto" w:val="clear"/>
-        <w:spacing w:after="0" w:before="0" w:line="240" w:lineRule="auto"/>
-        <w:ind w:left="0" w:right="0" w:firstLine="0"/>
-        <w:jc w:val="both"/>
-        <w:rPr>
-          <w:rFonts w:ascii="Times New Roman" w:cs="Times New Roman" w:eastAsia="Times New Roman" w:hAnsi="Times New Roman"/>
-          <w:b w:val="0"/>
-          <w:bCs w:val="0"/>
-          <w:i w:val="0"/>
-          <w:iCs w:val="0"/>
-          <w:smallCaps w:val="0"/>
-          <w:strike w:val="0"/>
-          <w:color w:val="000000"/>
-          <w:sz w:val="24"/>
-          <w:szCs w:val="24"/>
-          <w:u w:val="none"/>
-          <w:shd w:fill="auto" w:val="clear"/>
-          <w:vertAlign w:val="baseline"/>
-        </w:rPr>
-      </w:pPr>
-      <w:r>
-        <w:rPr>
-          <w:rFonts w:ascii="Times New Roman" w:cs="Times New Roman" w:eastAsia="Times New Roman" w:hAnsi="Times New Roman"/>
-          <w:b w:val="0"/>
-          <w:bCs w:val="0"/>
-          <w:i w:val="0"/>
-          <w:iCs w:val="0"/>
-          <w:smallCaps w:val="0"/>
-          <w:strike w:val="0"/>
-          <w:color w:val="000000"/>
-          <w:sz w:val="24"/>
-          <w:szCs w:val="24"/>
-          <w:u w:val="none"/>
-          <w:shd w:fill="auto" w:val="clear"/>
-          <w:vertAlign w:val="baseline"/>
-          <w:rtl w:val="0"/>
-        </w:rPr>
-        <w:t xml:space="preserve">In 2009 worked as a c++ developer in Information Technology Ń, Italian Company. Work were interesting and challenging, my task were to develop 3D modelling software, software were written using C++ Object Oriented Structure. Software will be used for measuring of the details in CNC machines.</w:t>
-      </w:r>
-    </w:p>
-    <w:p>
-      <w:pPr>
-        <w:keepNext w:val="0"/>
-        <w:keepLines w:val="0"/>
-        <w:pageBreakBefore w:val="0"/>
-        <w:widowControl w:val="0"/>
-        <w:numPr>
-          <w:ilvl w:val="0"/>
-          <w:numId w:val="4"/>
-        </w:numPr>
-        <w:pBdr>
-          <w:top w:space="0" w:sz="0" w:val="nil"/>
-          <w:left w:space="0" w:sz="0" w:val="nil"/>
-          <w:bottom w:space="0" w:sz="0" w:val="nil"/>
-          <w:right w:space="0" w:sz="0" w:val="nil"/>
-          <w:between w:space="0" w:sz="0" w:val="nil"/>
-        </w:pBdr>
-        <w:shd w:fill="auto" w:val="clear"/>
-        <w:spacing w:after="0" w:before="0" w:line="240" w:lineRule="auto"/>
-        <w:ind w:left="0" w:right="0" w:firstLine="0"/>
-        <w:jc w:val="both"/>
-        <w:rPr>
-          <w:rFonts w:ascii="Times New Roman" w:cs="Times New Roman" w:eastAsia="Times New Roman" w:hAnsi="Times New Roman"/>
-          <w:b w:val="0"/>
-          <w:bCs w:val="0"/>
-          <w:i w:val="0"/>
-          <w:iCs w:val="0"/>
-          <w:smallCaps w:val="0"/>
-          <w:strike w:val="0"/>
-          <w:color w:val="000000"/>
-          <w:sz w:val="24"/>
-          <w:szCs w:val="24"/>
-          <w:u w:val="none"/>
-          <w:shd w:fill="auto" w:val="clear"/>
-          <w:vertAlign w:val="baseline"/>
-        </w:rPr>
-      </w:pPr>
-      <w:r>
-        <w:rPr>
-          <w:rFonts w:ascii="Times New Roman" w:cs="Times New Roman" w:eastAsia="Times New Roman" w:hAnsi="Times New Roman"/>
-          <w:b w:val="0"/>
-          <w:bCs w:val="0"/>
-          <w:i w:val="0"/>
-          <w:iCs w:val="0"/>
-          <w:smallCaps w:val="0"/>
-          <w:strike w:val="0"/>
-          <w:color w:val="000000"/>
-          <w:sz w:val="24"/>
-          <w:szCs w:val="24"/>
-          <w:u w:val="none"/>
-          <w:shd w:fill="auto" w:val="clear"/>
-          <w:vertAlign w:val="baseline"/>
-          <w:rtl w:val="0"/>
-        </w:rPr>
-        <w:t xml:space="preserve">Responsible for Development of the Object-Oriented Structure for the 3D modelling project.</w:t>
-      </w:r>
-    </w:p>
-    <w:p>
-      <w:pPr>
-        <w:keepNext w:val="0"/>
-        <w:keepLines w:val="0"/>
-        <w:pageBreakBefore w:val="0"/>
-        <w:widowControl w:val="0"/>
-        <w:numPr>
-          <w:ilvl w:val="0"/>
-          <w:numId w:val="4"/>
-        </w:numPr>
-        <w:pBdr>
-          <w:top w:space="0" w:sz="0" w:val="nil"/>
-          <w:left w:space="0" w:sz="0" w:val="nil"/>
-          <w:bottom w:space="0" w:sz="0" w:val="nil"/>
-          <w:right w:space="0" w:sz="0" w:val="nil"/>
-          <w:between w:space="0" w:sz="0" w:val="nil"/>
-        </w:pBdr>
-        <w:shd w:fill="auto" w:val="clear"/>
-        <w:spacing w:after="0" w:before="0" w:line="240" w:lineRule="auto"/>
-        <w:ind w:left="0" w:right="0" w:firstLine="0"/>
-        <w:jc w:val="both"/>
-        <w:rPr>
-          <w:rFonts w:ascii="Times New Roman" w:cs="Times New Roman" w:eastAsia="Times New Roman" w:hAnsi="Times New Roman"/>
-          <w:b w:val="0"/>
-          <w:bCs w:val="0"/>
-          <w:i w:val="0"/>
-          <w:iCs w:val="0"/>
-          <w:smallCaps w:val="0"/>
-          <w:strike w:val="0"/>
-          <w:color w:val="000000"/>
-          <w:sz w:val="24"/>
-          <w:szCs w:val="24"/>
-          <w:u w:val="none"/>
-          <w:shd w:fill="auto" w:val="clear"/>
-          <w:vertAlign w:val="baseline"/>
-        </w:rPr>
-      </w:pPr>
-      <w:r>
-        <w:rPr>
-          <w:rFonts w:ascii="Times New Roman" w:cs="Times New Roman" w:eastAsia="Times New Roman" w:hAnsi="Times New Roman"/>
-          <w:b w:val="0"/>
-          <w:bCs w:val="0"/>
-          <w:i w:val="0"/>
-          <w:iCs w:val="0"/>
-          <w:smallCaps w:val="0"/>
-          <w:strike w:val="0"/>
-          <w:color w:val="000000"/>
-          <w:sz w:val="24"/>
-          <w:szCs w:val="24"/>
-          <w:u w:val="none"/>
-          <w:shd w:fill="auto" w:val="clear"/>
-          <w:vertAlign w:val="baseline"/>
-          <w:rtl w:val="0"/>
-        </w:rPr>
-        <w:t xml:space="preserve">Tested the 3D modelling software with different scenarios.</w:t>
-      </w:r>
-    </w:p>
-    <w:p>
-      <w:pPr>
-        <w:keepNext w:val="0"/>
-        <w:keepLines w:val="0"/>
-        <w:pageBreakBefore w:val="0"/>
-        <w:widowControl w:val="0"/>
-        <w:numPr>
-          <w:ilvl w:val="0"/>
-          <w:numId w:val="4"/>
-        </w:numPr>
-        <w:pBdr>
-          <w:top w:space="0" w:sz="0" w:val="nil"/>
-          <w:left w:space="0" w:sz="0" w:val="nil"/>
-          <w:bottom w:space="0" w:sz="0" w:val="nil"/>
-          <w:right w:space="0" w:sz="0" w:val="nil"/>
-          <w:between w:space="0" w:sz="0" w:val="nil"/>
-        </w:pBdr>
-        <w:shd w:fill="auto" w:val="clear"/>
-        <w:spacing w:after="0" w:before="0" w:line="240" w:lineRule="auto"/>
-        <w:ind w:left="0" w:right="0" w:firstLine="0"/>
-        <w:jc w:val="both"/>
-        <w:rPr>
-          <w:rFonts w:ascii="Times New Roman" w:cs="Times New Roman" w:eastAsia="Times New Roman" w:hAnsi="Times New Roman"/>
-          <w:b w:val="0"/>
-          <w:bCs w:val="0"/>
-          <w:i w:val="0"/>
-          <w:iCs w:val="0"/>
-          <w:smallCaps w:val="0"/>
-          <w:strike w:val="0"/>
-          <w:color w:val="000000"/>
-          <w:sz w:val="24"/>
-          <w:szCs w:val="24"/>
-          <w:u w:val="none"/>
-          <w:shd w:fill="auto" w:val="clear"/>
-          <w:vertAlign w:val="baseline"/>
-        </w:rPr>
-      </w:pPr>
-      <w:r>
-        <w:rPr>
-          <w:rFonts w:ascii="Times New Roman" w:cs="Times New Roman" w:eastAsia="Times New Roman" w:hAnsi="Times New Roman"/>
-          <w:b w:val="0"/>
-          <w:bCs w:val="0"/>
-          <w:i w:val="0"/>
-          <w:iCs w:val="0"/>
-          <w:smallCaps w:val="0"/>
-          <w:strike w:val="0"/>
-          <w:color w:val="000000"/>
-          <w:sz w:val="24"/>
-          <w:szCs w:val="24"/>
-          <w:u w:val="none"/>
-          <w:shd w:fill="auto" w:val="clear"/>
-          <w:vertAlign w:val="baseline"/>
-          <w:rtl w:val="0"/>
-        </w:rPr>
-        <w:t xml:space="preserve">Used 3D modelling tools like AutoCAD for Development.</w:t>
-      </w:r>
-    </w:p>
-    <w:p>
-      <w:pPr>
-        <w:keepNext w:val="0"/>
-        <w:keepLines w:val="0"/>
-        <w:pageBreakBefore w:val="0"/>
-        <w:widowControl w:val="0"/>
-        <w:numPr>
-          <w:ilvl w:val="0"/>
-          <w:numId w:val="4"/>
-        </w:numPr>
-        <w:pBdr>
-          <w:top w:space="0" w:sz="0" w:val="nil"/>
-          <w:left w:space="0" w:sz="0" w:val="nil"/>
-          <w:bottom w:space="0" w:sz="0" w:val="nil"/>
-          <w:right w:space="0" w:sz="0" w:val="nil"/>
-          <w:between w:space="0" w:sz="0" w:val="nil"/>
-        </w:pBdr>
-        <w:shd w:fill="auto" w:val="clear"/>
-        <w:spacing w:after="0" w:before="0" w:line="240" w:lineRule="auto"/>
-        <w:ind w:left="0" w:right="0" w:firstLine="0"/>
-        <w:jc w:val="both"/>
-        <w:rPr>
-          <w:rFonts w:ascii="Times New Roman" w:cs="Times New Roman" w:eastAsia="Times New Roman" w:hAnsi="Times New Roman"/>
-          <w:b w:val="1"/>
-          <w:bCs w:val="1"/>
-          <w:i w:val="0"/>
-          <w:iCs w:val="0"/>
-          <w:smallCaps w:val="0"/>
-          <w:strike w:val="0"/>
-          <w:color w:val="000000"/>
-          <w:sz w:val="24"/>
-          <w:szCs w:val="24"/>
-          <w:u w:val="none"/>
-          <w:shd w:fill="auto" w:val="clear"/>
-          <w:vertAlign w:val="baseline"/>
-        </w:rPr>
-      </w:pPr>
-      <w:r>
-        <w:rPr>
-          <w:rFonts w:ascii="Times New Roman" w:cs="Times New Roman" w:eastAsia="Times New Roman" w:hAnsi="Times New Roman"/>
-          <w:b w:val="0"/>
-          <w:bCs w:val="0"/>
-          <w:i w:val="0"/>
-          <w:iCs w:val="0"/>
-          <w:smallCaps w:val="0"/>
-          <w:strike w:val="0"/>
-          <w:color w:val="000000"/>
-          <w:sz w:val="24"/>
-          <w:szCs w:val="24"/>
-          <w:u w:val="none"/>
-          <w:shd w:fill="auto" w:val="clear"/>
-          <w:vertAlign w:val="baseline"/>
-          <w:rtl w:val="0"/>
-        </w:rPr>
-        <w:t xml:space="preserve">Size of the tool is above 5 thousands lines of code and required over 50 C++ files.</w:t>
-      </w:r>
-      <w:r>
-        <w:rPr>
-          <w:rtl w:val="0"/>
-        </w:rPr>
-      </w:r>
-    </w:p>
-    <w:p>
-      <w:pPr>
-        <w:keepNext w:val="0"/>
-        <w:keepLines w:val="0"/>
-        <w:pageBreakBefore w:val="0"/>
-        <w:widowControl w:val="0"/>
-        <w:pBdr>
-          <w:top w:space="0" w:sz="0" w:val="nil"/>
-          <w:left w:space="0" w:sz="0" w:val="nil"/>
-          <w:bottom w:space="0" w:sz="0" w:val="nil"/>
-          <w:right w:space="0" w:sz="0" w:val="nil"/>
-          <w:between w:space="0" w:sz="0" w:val="nil"/>
-        </w:pBdr>
-        <w:shd w:fill="auto" w:val="clear"/>
-        <w:spacing w:after="0" w:before="0" w:line="240" w:lineRule="auto"/>
-        <w:ind w:left="0" w:right="0" w:firstLine="0"/>
-        <w:jc w:val="both"/>
-        <w:rPr>
-          <w:rFonts w:ascii="Times New Roman" w:cs="Times New Roman" w:eastAsia="Times New Roman" w:hAnsi="Times New Roman"/>
-          <w:b w:val="1"/>
-          <w:bCs w:val="1"/>
-          <w:i w:val="0"/>
-          <w:iCs w:val="0"/>
-          <w:smallCaps w:val="0"/>
-          <w:strike w:val="0"/>
-          <w:color w:val="000000"/>
-          <w:sz w:val="24"/>
-          <w:szCs w:val="24"/>
-          <w:u w:val="none"/>
-          <w:shd w:fill="auto" w:val="clear"/>
-          <w:vertAlign w:val="baseline"/>
-        </w:rPr>
-      </w:pPr>
-      <w:r>
-        <w:rPr>
-          <w:rtl w:val="0"/>
-        </w:rPr>
-      </w:r>
-    </w:p>
-    <w:p>
-      <w:pPr>
-        <w:keepNext w:val="0"/>
-        <w:keepLines w:val="0"/>
-        <w:pageBreakBefore w:val="0"/>
-        <w:widowControl w:val="0"/>
-        <w:pBdr>
-          <w:top w:space="0" w:sz="0" w:val="nil"/>
-          <w:left w:space="0" w:sz="0" w:val="nil"/>
-          <w:bottom w:space="0" w:sz="0" w:val="nil"/>
-          <w:right w:space="0" w:sz="0" w:val="nil"/>
-          <w:between w:space="0" w:sz="0" w:val="nil"/>
-        </w:pBdr>
-        <w:shd w:fill="auto" w:val="clear"/>
-        <w:spacing w:after="0" w:before="0" w:line="240" w:lineRule="auto"/>
-        <w:ind w:left="0" w:right="0" w:firstLine="0"/>
-        <w:jc w:val="both"/>
-        <w:rPr>
-          <w:rFonts w:ascii="Times New Roman" w:cs="Times New Roman" w:eastAsia="Times New Roman" w:hAnsi="Times New Roman"/>
-          <w:b w:val="1"/>
-          <w:bCs w:val="1"/>
-          <w:i w:val="0"/>
-          <w:iCs w:val="0"/>
-          <w:smallCaps w:val="0"/>
-          <w:strike w:val="0"/>
-          <w:color w:val="000000"/>
-          <w:sz w:val="24"/>
-          <w:szCs w:val="24"/>
-          <w:u w:val="none"/>
-          <w:shd w:fill="auto" w:val="clear"/>
-          <w:vertAlign w:val="baseline"/>
-        </w:rPr>
-      </w:pPr>
-      <w:r>
-        <w:rPr>
-          <w:rtl w:val="0"/>
-        </w:rPr>
-      </w:r>
-    </w:p>
-    <w:p>
-      <w:pPr>
-        <w:keepNext w:val="0"/>
-        <w:keepLines w:val="0"/>
-        <w:pageBreakBefore w:val="0"/>
-        <w:widowControl w:val="0"/>
-        <w:pBdr>
-          <w:top w:space="0" w:sz="0" w:val="nil"/>
-          <w:left w:space="0" w:sz="0" w:val="nil"/>
-          <w:bottom w:space="0" w:sz="0" w:val="nil"/>
-          <w:right w:space="0" w:sz="0" w:val="nil"/>
-          <w:between w:space="0" w:sz="0" w:val="nil"/>
-        </w:pBdr>
-        <w:shd w:fill="auto" w:val="clear"/>
-        <w:spacing w:after="0" w:before="0" w:line="240" w:lineRule="auto"/>
-        <w:ind w:left="0" w:right="0" w:firstLine="0"/>
-        <w:jc w:val="both"/>
-        <w:rPr>
-          <w:rFonts w:ascii="Times New Roman" w:cs="Times New Roman" w:eastAsia="Times New Roman" w:hAnsi="Times New Roman"/>
-          <w:b w:val="1"/>
-          <w:bCs w:val="1"/>
-          <w:i w:val="0"/>
-          <w:iCs w:val="0"/>
-          <w:smallCaps w:val="0"/>
-          <w:strike w:val="0"/>
-          <w:color w:val="000000"/>
-          <w:sz w:val="24"/>
-          <w:szCs w:val="24"/>
-          <w:u w:val="none"/>
-          <w:shd w:fill="auto" w:val="clear"/>
-          <w:vertAlign w:val="baseline"/>
-        </w:rPr>
-      </w:pPr>
-      <w:r>
-        <w:rPr>
-          <w:rFonts w:ascii="Times New Roman" w:cs="Times New Roman" w:eastAsia="Times New Roman" w:hAnsi="Times New Roman"/>
-          <w:b w:val="1"/>
-          <w:bCs w:val="1"/>
-          <w:i w:val="0"/>
-          <w:iCs w:val="0"/>
-          <w:smallCaps w:val="0"/>
-          <w:strike w:val="0"/>
-          <w:color w:val="000000"/>
-          <w:sz w:val="24"/>
-          <w:szCs w:val="24"/>
-          <w:u w:val="none"/>
-          <w:shd w:fill="auto" w:val="clear"/>
-          <w:vertAlign w:val="baseline"/>
-          <w:rtl w:val="0"/>
-        </w:rPr>
-        <w:t xml:space="preserve">▪ Line operative - Food Factories in UK</w:t>
-      </w:r>
-    </w:p>
-    <w:p>
-      <w:pPr>
-        <w:keepNext w:val="0"/>
-        <w:keepLines w:val="0"/>
-        <w:pageBreakBefore w:val="0"/>
-        <w:widowControl w:val="0"/>
-        <w:pBdr>
-          <w:top w:space="0" w:sz="0" w:val="nil"/>
-          <w:left w:space="0" w:sz="0" w:val="nil"/>
-          <w:bottom w:space="0" w:sz="0" w:val="nil"/>
-          <w:right w:space="0" w:sz="0" w:val="nil"/>
-          <w:between w:space="0" w:sz="0" w:val="nil"/>
-        </w:pBdr>
-        <w:shd w:fill="auto" w:val="clear"/>
-        <w:spacing w:after="0" w:before="0" w:line="240" w:lineRule="auto"/>
-        <w:ind w:left="0" w:right="0" w:firstLine="0"/>
-        <w:jc w:val="both"/>
-        <w:rPr>
-          <w:rFonts w:ascii="Times New Roman" w:cs="Times New Roman" w:eastAsia="Times New Roman" w:hAnsi="Times New Roman"/>
-          <w:b w:val="1"/>
-          <w:bCs w:val="1"/>
-          <w:i w:val="0"/>
-          <w:iCs w:val="0"/>
-          <w:smallCaps w:val="0"/>
-          <w:strike w:val="0"/>
-          <w:color w:val="000000"/>
-          <w:sz w:val="24"/>
-          <w:szCs w:val="24"/>
-          <w:u w:val="none"/>
-          <w:shd w:fill="auto" w:val="clear"/>
-          <w:vertAlign w:val="baseline"/>
-        </w:rPr>
-      </w:pPr>
-      <w:r>
-        <w:rPr>
-          <w:rFonts w:ascii="Times New Roman" w:cs="Times New Roman" w:eastAsia="Times New Roman" w:hAnsi="Times New Roman"/>
-          <w:b w:val="1"/>
-          <w:bCs w:val="1"/>
-          <w:i w:val="0"/>
-          <w:iCs w:val="0"/>
-          <w:smallCaps w:val="0"/>
-          <w:strike w:val="0"/>
-          <w:color w:val="000000"/>
-          <w:sz w:val="24"/>
-          <w:szCs w:val="24"/>
-          <w:u w:val="none"/>
-          <w:shd w:fill="auto" w:val="clear"/>
-          <w:vertAlign w:val="baseline"/>
-          <w:rtl w:val="0"/>
-        </w:rPr>
-        <w:t xml:space="preserve">January 2008 – March 2009</w:t>
-      </w:r>
-    </w:p>
-    <w:p>
-      <w:pPr>
-        <w:keepNext w:val="0"/>
-        <w:keepLines w:val="0"/>
-        <w:pageBreakBefore w:val="0"/>
-        <w:widowControl w:val="0"/>
-        <w:pBdr>
-          <w:top w:space="0" w:sz="0" w:val="nil"/>
-          <w:left w:space="0" w:sz="0" w:val="nil"/>
-          <w:bottom w:space="0" w:sz="0" w:val="nil"/>
-          <w:right w:space="0" w:sz="0" w:val="nil"/>
-          <w:between w:space="0" w:sz="0" w:val="nil"/>
-        </w:pBdr>
-        <w:shd w:fill="auto" w:val="clear"/>
-        <w:spacing w:after="0" w:before="0" w:line="240" w:lineRule="auto"/>
-        <w:ind w:left="0" w:right="0" w:firstLine="0"/>
-        <w:jc w:val="both"/>
-        <w:rPr>
-          <w:rFonts w:ascii="Times New Roman" w:cs="Times New Roman" w:eastAsia="Times New Roman" w:hAnsi="Times New Roman"/>
-          <w:b w:val="1"/>
-          <w:bCs w:val="1"/>
-          <w:i w:val="0"/>
-          <w:iCs w:val="0"/>
-          <w:smallCaps w:val="0"/>
-          <w:strike w:val="0"/>
-          <w:color w:val="000000"/>
-          <w:sz w:val="24"/>
-          <w:szCs w:val="24"/>
-          <w:u w:val="none"/>
-          <w:shd w:fill="auto" w:val="clear"/>
-          <w:vertAlign w:val="baseline"/>
-        </w:rPr>
-      </w:pPr>
-      <w:r>
-        <w:rPr>
-          <w:rtl w:val="0"/>
-        </w:rPr>
-      </w:r>
-    </w:p>
-    <w:p>
-      <w:pPr>
-        <w:keepNext w:val="0"/>
-        <w:keepLines w:val="0"/>
-        <w:pageBreakBefore w:val="0"/>
-        <w:widowControl w:val="0"/>
-        <w:pBdr>
-          <w:top w:space="0" w:sz="0" w:val="nil"/>
-          <w:left w:space="0" w:sz="0" w:val="nil"/>
-          <w:bottom w:space="0" w:sz="0" w:val="nil"/>
-          <w:right w:space="0" w:sz="0" w:val="nil"/>
-          <w:between w:space="0" w:sz="0" w:val="nil"/>
-        </w:pBdr>
-        <w:shd w:fill="auto" w:val="clear"/>
-        <w:spacing w:after="0" w:before="0" w:line="240" w:lineRule="auto"/>
-        <w:ind w:left="0" w:right="0" w:firstLine="0"/>
-        <w:jc w:val="both"/>
-        <w:rPr>
-          <w:rFonts w:ascii="Times New Roman" w:cs="Times New Roman" w:eastAsia="Times New Roman" w:hAnsi="Times New Roman"/>
-          <w:b w:val="0"/>
-          <w:bCs w:val="0"/>
-          <w:i w:val="0"/>
-          <w:iCs w:val="0"/>
-          <w:smallCaps w:val="0"/>
-          <w:strike w:val="0"/>
-          <w:color w:val="000000"/>
-          <w:sz w:val="24"/>
-          <w:szCs w:val="24"/>
-          <w:u w:val="none"/>
-          <w:shd w:fill="auto" w:val="clear"/>
-          <w:vertAlign w:val="baseline"/>
-        </w:rPr>
-      </w:pPr>
-      <w:r>
-        <w:rPr>
-          <w:rFonts w:ascii="Times New Roman" w:cs="Times New Roman" w:eastAsia="Times New Roman" w:hAnsi="Times New Roman"/>
-          <w:b w:val="0"/>
-          <w:bCs w:val="0"/>
-          <w:i w:val="0"/>
-          <w:iCs w:val="0"/>
-          <w:smallCaps w:val="0"/>
-          <w:strike w:val="0"/>
-          <w:color w:val="000000"/>
-          <w:sz w:val="24"/>
-          <w:szCs w:val="24"/>
-          <w:u w:val="none"/>
-          <w:shd w:fill="auto" w:val="clear"/>
-          <w:vertAlign w:val="baseline"/>
-          <w:rtl w:val="0"/>
-        </w:rPr>
-        <w:t xml:space="preserve">Worked as Line Operative at the Food Factories, Boston, UK. My tasks were:</w:t>
-      </w:r>
-    </w:p>
-    <w:p>
-      <w:pPr>
-        <w:keepNext w:val="0"/>
-        <w:keepLines w:val="0"/>
-        <w:pageBreakBefore w:val="0"/>
-        <w:widowControl w:val="0"/>
-        <w:numPr>
-          <w:ilvl w:val="0"/>
-          <w:numId w:val="5"/>
-        </w:numPr>
-        <w:pBdr>
-          <w:top w:space="0" w:sz="0" w:val="nil"/>
-          <w:left w:space="0" w:sz="0" w:val="nil"/>
-          <w:bottom w:space="0" w:sz="0" w:val="nil"/>
-          <w:right w:space="0" w:sz="0" w:val="nil"/>
-          <w:between w:space="0" w:sz="0" w:val="nil"/>
-        </w:pBdr>
-        <w:shd w:fill="auto" w:val="clear"/>
-        <w:spacing w:after="0" w:before="0" w:line="240" w:lineRule="auto"/>
-        <w:ind w:left="0" w:right="0" w:firstLine="0"/>
-        <w:jc w:val="both"/>
-        <w:rPr>
-          <w:rFonts w:ascii="Times New Roman" w:cs="Times New Roman" w:eastAsia="Times New Roman" w:hAnsi="Times New Roman"/>
-          <w:b w:val="0"/>
-          <w:bCs w:val="0"/>
-          <w:i w:val="0"/>
-          <w:iCs w:val="0"/>
-          <w:smallCaps w:val="0"/>
-          <w:strike w:val="0"/>
-          <w:color w:val="000000"/>
-          <w:sz w:val="24"/>
-          <w:szCs w:val="24"/>
-          <w:u w:val="none"/>
-          <w:shd w:fill="auto" w:val="clear"/>
-          <w:vertAlign w:val="baseline"/>
-        </w:rPr>
-      </w:pPr>
-      <w:r>
-        <w:rPr>
-          <w:rFonts w:ascii="Times New Roman" w:cs="Times New Roman" w:eastAsia="Times New Roman" w:hAnsi="Times New Roman"/>
-          <w:b w:val="0"/>
-          <w:bCs w:val="0"/>
-          <w:i w:val="0"/>
-          <w:iCs w:val="0"/>
-          <w:smallCaps w:val="0"/>
-          <w:strike w:val="0"/>
-          <w:color w:val="000000"/>
-          <w:sz w:val="24"/>
-          <w:szCs w:val="24"/>
-          <w:u w:val="none"/>
-          <w:shd w:fill="auto" w:val="clear"/>
-          <w:vertAlign w:val="baseline"/>
-          <w:rtl w:val="0"/>
-        </w:rPr>
-        <w:t xml:space="preserve">Work at the production line, line operative.</w:t>
-      </w:r>
-    </w:p>
-    <w:p>
-      <w:pPr>
-        <w:keepNext w:val="0"/>
-        <w:keepLines w:val="0"/>
-        <w:pageBreakBefore w:val="0"/>
-        <w:widowControl w:val="0"/>
-        <w:numPr>
-          <w:ilvl w:val="0"/>
-          <w:numId w:val="5"/>
-        </w:numPr>
-        <w:pBdr>
-          <w:top w:space="0" w:sz="0" w:val="nil"/>
-          <w:left w:space="0" w:sz="0" w:val="nil"/>
-          <w:bottom w:space="0" w:sz="0" w:val="nil"/>
-          <w:right w:space="0" w:sz="0" w:val="nil"/>
-          <w:between w:space="0" w:sz="0" w:val="nil"/>
-        </w:pBdr>
-        <w:shd w:fill="auto" w:val="clear"/>
-        <w:spacing w:after="0" w:before="0" w:line="240" w:lineRule="auto"/>
-        <w:ind w:left="0" w:right="0" w:firstLine="0"/>
-        <w:jc w:val="both"/>
-        <w:rPr>
-          <w:rFonts w:ascii="Times New Roman" w:cs="Times New Roman" w:eastAsia="Times New Roman" w:hAnsi="Times New Roman"/>
-          <w:b w:val="0"/>
-          <w:bCs w:val="0"/>
-          <w:i w:val="0"/>
-          <w:iCs w:val="0"/>
-          <w:smallCaps w:val="0"/>
-          <w:strike w:val="0"/>
-          <w:color w:val="000000"/>
-          <w:sz w:val="24"/>
-          <w:szCs w:val="24"/>
-          <w:u w:val="none"/>
-          <w:shd w:fill="auto" w:val="clear"/>
-          <w:vertAlign w:val="baseline"/>
-        </w:rPr>
-      </w:pPr>
-      <w:r>
-        <w:rPr>
-          <w:rFonts w:ascii="Times New Roman" w:cs="Times New Roman" w:eastAsia="Times New Roman" w:hAnsi="Times New Roman"/>
-          <w:b w:val="0"/>
-          <w:bCs w:val="0"/>
-          <w:i w:val="0"/>
-          <w:iCs w:val="0"/>
-          <w:smallCaps w:val="0"/>
-          <w:strike w:val="0"/>
-          <w:color w:val="000000"/>
-          <w:sz w:val="24"/>
-          <w:szCs w:val="24"/>
-          <w:u w:val="none"/>
-          <w:shd w:fill="auto" w:val="clear"/>
-          <w:vertAlign w:val="baseline"/>
-          <w:rtl w:val="0"/>
-        </w:rPr>
-        <w:t xml:space="preserve">40 Hours per week.</w:t>
-      </w:r>
-    </w:p>
-    <w:p>
-      <w:pPr>
-        <w:keepNext w:val="0"/>
-        <w:keepLines w:val="0"/>
-        <w:pageBreakBefore w:val="0"/>
-        <w:widowControl w:val="0"/>
-        <w:numPr>
-          <w:ilvl w:val="0"/>
-          <w:numId w:val="5"/>
-        </w:numPr>
-        <w:pBdr>
-          <w:top w:space="0" w:sz="0" w:val="nil"/>
-          <w:left w:space="0" w:sz="0" w:val="nil"/>
-          <w:bottom w:space="0" w:sz="0" w:val="nil"/>
-          <w:right w:space="0" w:sz="0" w:val="nil"/>
-          <w:between w:space="0" w:sz="0" w:val="nil"/>
-        </w:pBdr>
-        <w:shd w:fill="auto" w:val="clear"/>
-        <w:spacing w:after="0" w:before="0" w:line="240" w:lineRule="auto"/>
-        <w:ind w:left="0" w:right="0" w:firstLine="0"/>
-        <w:jc w:val="both"/>
-        <w:rPr>
-          <w:rFonts w:ascii="Times New Roman" w:cs="Times New Roman" w:eastAsia="Times New Roman" w:hAnsi="Times New Roman"/>
-          <w:b w:val="1"/>
-          <w:bCs w:val="1"/>
-          <w:i w:val="0"/>
-          <w:iCs w:val="0"/>
-          <w:smallCaps w:val="0"/>
-          <w:strike w:val="0"/>
-          <w:color w:val="000000"/>
-          <w:sz w:val="24"/>
-          <w:szCs w:val="24"/>
-          <w:u w:val="none"/>
-          <w:shd w:fill="auto" w:val="clear"/>
-          <w:vertAlign w:val="baseline"/>
-        </w:rPr>
-      </w:pPr>
-      <w:r>
-        <w:rPr>
-          <w:rFonts w:ascii="Times New Roman" w:cs="Times New Roman" w:eastAsia="Times New Roman" w:hAnsi="Times New Roman"/>
-          <w:b w:val="0"/>
-          <w:bCs w:val="0"/>
-          <w:i w:val="0"/>
-          <w:iCs w:val="0"/>
-          <w:smallCaps w:val="0"/>
-          <w:strike w:val="0"/>
-          <w:color w:val="000000"/>
-          <w:sz w:val="24"/>
-          <w:szCs w:val="24"/>
-          <w:u w:val="none"/>
-          <w:shd w:fill="auto" w:val="clear"/>
-          <w:vertAlign w:val="baseline"/>
-          <w:rtl w:val="0"/>
-        </w:rPr>
-        <w:t xml:space="preserve">After moved to Tallinn.</w:t>
-      </w:r>
-      <w:r>
-        <w:rPr>
-          <w:rtl w:val="0"/>
-        </w:rPr>
-      </w:r>
-    </w:p>
-    <w:p>
-      <w:pPr>
-        <w:keepNext w:val="0"/>
-        <w:keepLines w:val="0"/>
-        <w:pageBreakBefore w:val="0"/>
-        <w:widowControl w:val="0"/>
-        <w:pBdr>
-          <w:top w:space="0" w:sz="0" w:val="nil"/>
-          <w:left w:space="0" w:sz="0" w:val="nil"/>
-          <w:bottom w:space="0" w:sz="0" w:val="nil"/>
-          <w:right w:space="0" w:sz="0" w:val="nil"/>
-          <w:between w:space="0" w:sz="0" w:val="nil"/>
-        </w:pBdr>
-        <w:shd w:fill="auto" w:val="clear"/>
-        <w:spacing w:after="0" w:before="0" w:line="240" w:lineRule="auto"/>
-        <w:ind w:left="0" w:right="0" w:firstLine="0"/>
-        <w:jc w:val="left"/>
-        <w:rPr>
-          <w:rFonts w:ascii="Times New Roman" w:cs="Times New Roman" w:eastAsia="Times New Roman" w:hAnsi="Times New Roman"/>
-          <w:b w:val="1"/>
-          <w:bCs w:val="1"/>
-          <w:i w:val="0"/>
-          <w:iCs w:val="0"/>
-          <w:smallCaps w:val="0"/>
-          <w:strike w:val="0"/>
-          <w:color w:val="000000"/>
-          <w:sz w:val="24"/>
-          <w:szCs w:val="24"/>
-          <w:u w:val="none"/>
-          <w:shd w:fill="auto" w:val="clear"/>
-          <w:vertAlign w:val="baseline"/>
-        </w:rPr>
-      </w:pPr>
-      <w:r>
-        <w:rPr>
-          <w:rtl w:val="0"/>
-        </w:rPr>
-      </w:r>
-    </w:p>
-    <w:p>
-      <w:pPr>
-        <w:keepNext w:val="0"/>
-        <w:keepLines w:val="0"/>
-        <w:pageBreakBefore w:val="0"/>
-        <w:widowControl w:val="0"/>
-        <w:pBdr>
-          <w:top w:space="0" w:sz="0" w:val="nil"/>
-          <w:left w:space="0" w:sz="0" w:val="nil"/>
-          <w:bottom w:space="0" w:sz="0" w:val="nil"/>
-          <w:right w:space="0" w:sz="0" w:val="nil"/>
-          <w:between w:space="0" w:sz="0" w:val="nil"/>
-        </w:pBdr>
-        <w:shd w:fill="auto" w:val="clear"/>
-        <w:spacing w:after="0" w:before="0" w:line="240" w:lineRule="auto"/>
-        <w:ind w:left="0" w:right="0" w:firstLine="0"/>
-        <w:jc w:val="both"/>
-        <w:rPr>
-          <w:rFonts w:ascii="Times New Roman" w:cs="Times New Roman" w:eastAsia="Times New Roman" w:hAnsi="Times New Roman"/>
-          <w:b w:val="1"/>
-          <w:bCs w:val="1"/>
-          <w:i w:val="0"/>
-          <w:iCs w:val="0"/>
-          <w:smallCaps w:val="0"/>
-          <w:strike w:val="0"/>
-          <w:color w:val="000000"/>
-          <w:sz w:val="24"/>
-          <w:szCs w:val="24"/>
-          <w:u w:val="none"/>
-          <w:shd w:fill="auto" w:val="clear"/>
-          <w:vertAlign w:val="baseline"/>
-        </w:rPr>
-      </w:pPr>
-      <w:r>
-        <w:rPr>
-          <w:rtl w:val="0"/>
-        </w:rPr>
-      </w:r>
-    </w:p>
-    <w:p>
-      <w:pPr>
-        <w:keepNext w:val="0"/>
-        <w:keepLines w:val="0"/>
-        <w:pageBreakBefore w:val="0"/>
-        <w:widowControl w:val="0"/>
-        <w:pBdr>
-          <w:top w:space="0" w:sz="0" w:val="nil"/>
-          <w:left w:space="0" w:sz="0" w:val="nil"/>
-          <w:bottom w:space="0" w:sz="0" w:val="nil"/>
-          <w:right w:space="0" w:sz="0" w:val="nil"/>
-          <w:between w:space="0" w:sz="0" w:val="nil"/>
-        </w:pBdr>
-        <w:shd w:fill="auto" w:val="clear"/>
-        <w:spacing w:after="0" w:before="0" w:line="240" w:lineRule="auto"/>
-        <w:ind w:left="0" w:right="0" w:firstLine="0"/>
-        <w:jc w:val="both"/>
-        <w:rPr>
-          <w:rFonts w:ascii="Times New Roman" w:cs="Times New Roman" w:eastAsia="Times New Roman" w:hAnsi="Times New Roman"/>
-          <w:b w:val="1"/>
-          <w:bCs w:val="1"/>
-          <w:i w:val="0"/>
-          <w:iCs w:val="0"/>
-          <w:smallCaps w:val="0"/>
-          <w:strike w:val="0"/>
-          <w:color w:val="000000"/>
-          <w:sz w:val="24"/>
-          <w:szCs w:val="24"/>
-          <w:u w:val="none"/>
-          <w:shd w:fill="auto" w:val="clear"/>
-          <w:vertAlign w:val="baseline"/>
-        </w:rPr>
-      </w:pPr>
-      <w:r>
-        <w:rPr>
-          <w:rFonts w:ascii="Times New Roman" w:cs="Times New Roman" w:eastAsia="Times New Roman" w:hAnsi="Times New Roman"/>
-          <w:b w:val="1"/>
-          <w:bCs w:val="1"/>
-          <w:i w:val="0"/>
-          <w:iCs w:val="0"/>
-          <w:smallCaps w:val="0"/>
-          <w:strike w:val="0"/>
-          <w:color w:val="000000"/>
-          <w:sz w:val="24"/>
-          <w:szCs w:val="24"/>
-          <w:u w:val="none"/>
-          <w:shd w:fill="auto" w:val="clear"/>
-          <w:vertAlign w:val="baseline"/>
-          <w:rtl w:val="0"/>
-        </w:rPr>
-        <w:t xml:space="preserve">▪ PHP Developer – Titanium Systems</w:t>
-      </w:r>
-    </w:p>
-    <w:p>
-      <w:pPr>
-        <w:keepNext w:val="0"/>
-        <w:keepLines w:val="0"/>
-        <w:pageBreakBefore w:val="0"/>
-        <w:widowControl w:val="0"/>
-        <w:pBdr>
-          <w:top w:space="0" w:sz="0" w:val="nil"/>
-          <w:left w:space="0" w:sz="0" w:val="nil"/>
-          <w:bottom w:space="0" w:sz="0" w:val="nil"/>
-          <w:right w:space="0" w:sz="0" w:val="nil"/>
-          <w:between w:space="0" w:sz="0" w:val="nil"/>
-        </w:pBdr>
-        <w:shd w:fill="auto" w:val="clear"/>
-        <w:spacing w:after="0" w:before="0" w:line="240" w:lineRule="auto"/>
-        <w:ind w:left="0" w:right="0" w:firstLine="0"/>
-        <w:jc w:val="both"/>
-        <w:rPr>
-          <w:rFonts w:ascii="Times New Roman" w:cs="Times New Roman" w:eastAsia="Times New Roman" w:hAnsi="Times New Roman"/>
-          <w:b w:val="1"/>
-          <w:bCs w:val="1"/>
-          <w:i w:val="0"/>
-          <w:iCs w:val="0"/>
-          <w:smallCaps w:val="0"/>
-          <w:strike w:val="0"/>
-          <w:color w:val="000000"/>
-          <w:sz w:val="24"/>
-          <w:szCs w:val="24"/>
-          <w:u w:val="none"/>
-          <w:shd w:fill="auto" w:val="clear"/>
-          <w:vertAlign w:val="baseline"/>
-        </w:rPr>
-      </w:pPr>
-      <w:r>
-        <w:rPr>
-          <w:rFonts w:ascii="Times New Roman" w:cs="Times New Roman" w:eastAsia="Times New Roman" w:hAnsi="Times New Roman"/>
-          <w:b w:val="1"/>
-          <w:bCs w:val="1"/>
-          <w:i w:val="0"/>
-          <w:iCs w:val="0"/>
-          <w:smallCaps w:val="0"/>
-          <w:strike w:val="0"/>
-          <w:color w:val="000000"/>
-          <w:sz w:val="24"/>
-          <w:szCs w:val="24"/>
-          <w:u w:val="none"/>
-          <w:shd w:fill="auto" w:val="clear"/>
-          <w:vertAlign w:val="baseline"/>
-          <w:rtl w:val="0"/>
-        </w:rPr>
-        <w:t xml:space="preserve">November 2006 – December 2007</w:t>
-      </w:r>
-    </w:p>
-    <w:p>
-      <w:pPr>
-        <w:keepNext w:val="0"/>
-        <w:keepLines w:val="0"/>
-        <w:pageBreakBefore w:val="0"/>
-        <w:widowControl w:val="0"/>
-        <w:pBdr>
-          <w:top w:space="0" w:sz="0" w:val="nil"/>
-          <w:left w:space="0" w:sz="0" w:val="nil"/>
-          <w:bottom w:space="0" w:sz="0" w:val="nil"/>
-          <w:right w:space="0" w:sz="0" w:val="nil"/>
-          <w:between w:space="0" w:sz="0" w:val="nil"/>
-        </w:pBdr>
-        <w:shd w:fill="auto" w:val="clear"/>
-        <w:spacing w:after="0" w:before="0" w:line="240" w:lineRule="auto"/>
-        <w:ind w:left="0" w:right="0" w:firstLine="0"/>
-        <w:jc w:val="both"/>
-        <w:rPr>
-          <w:rFonts w:ascii="Times New Roman" w:cs="Times New Roman" w:eastAsia="Times New Roman" w:hAnsi="Times New Roman"/>
-          <w:b w:val="1"/>
-          <w:bCs w:val="1"/>
-          <w:i w:val="0"/>
-          <w:iCs w:val="0"/>
-          <w:smallCaps w:val="0"/>
-          <w:strike w:val="0"/>
-          <w:color w:val="000000"/>
-          <w:sz w:val="24"/>
-          <w:szCs w:val="24"/>
-          <w:u w:val="none"/>
-          <w:shd w:fill="auto" w:val="clear"/>
-          <w:vertAlign w:val="baseline"/>
-        </w:rPr>
-      </w:pPr>
-      <w:r>
-        <w:rPr>
-          <w:rtl w:val="0"/>
-        </w:rPr>
-      </w:r>
-    </w:p>
-    <w:p>
-      <w:pPr>
-        <w:keepNext w:val="0"/>
-        <w:keepLines w:val="0"/>
-        <w:pageBreakBefore w:val="0"/>
-        <w:widowControl w:val="0"/>
-        <w:pBdr>
-          <w:top w:space="0" w:sz="0" w:val="nil"/>
-          <w:left w:space="0" w:sz="0" w:val="nil"/>
-          <w:bottom w:space="0" w:sz="0" w:val="nil"/>
-          <w:right w:space="0" w:sz="0" w:val="nil"/>
-          <w:between w:space="0" w:sz="0" w:val="nil"/>
-        </w:pBdr>
-        <w:shd w:fill="auto" w:val="clear"/>
-        <w:spacing w:after="0" w:before="0" w:line="240" w:lineRule="auto"/>
-        <w:ind w:left="0" w:right="0" w:firstLine="0"/>
-        <w:jc w:val="both"/>
-        <w:rPr>
-          <w:rFonts w:ascii="Times New Roman" w:cs="Times New Roman" w:eastAsia="Times New Roman" w:hAnsi="Times New Roman"/>
-          <w:b w:val="0"/>
-          <w:bCs w:val="0"/>
-          <w:i w:val="0"/>
-          <w:iCs w:val="0"/>
-          <w:smallCaps w:val="0"/>
-          <w:strike w:val="0"/>
-          <w:color w:val="000000"/>
-          <w:sz w:val="24"/>
-          <w:szCs w:val="24"/>
-          <w:u w:val="none"/>
-          <w:shd w:fill="auto" w:val="clear"/>
-          <w:vertAlign w:val="baseline"/>
-        </w:rPr>
-      </w:pPr>
-      <w:r>
-        <w:rPr>
-          <w:rFonts w:ascii="Times New Roman" w:cs="Times New Roman" w:eastAsia="Times New Roman" w:hAnsi="Times New Roman"/>
-          <w:b w:val="0"/>
-          <w:bCs w:val="0"/>
-          <w:i w:val="0"/>
-          <w:iCs w:val="0"/>
-          <w:smallCaps w:val="0"/>
-          <w:strike w:val="0"/>
-          <w:color w:val="000000"/>
-          <w:sz w:val="24"/>
-          <w:szCs w:val="24"/>
-          <w:u w:val="none"/>
-          <w:shd w:fill="auto" w:val="clear"/>
-          <w:vertAlign w:val="baseline"/>
-          <w:rtl w:val="0"/>
-        </w:rPr>
-        <w:t xml:space="preserve">In 2006 worked as a PHP developer in Titanium Systems, Estonian Company. Developed Internet Car Booking System, Administrative Back-End, system were build using PHP/MySQL.</w:t>
-      </w:r>
-    </w:p>
-    <w:p>
-      <w:pPr>
-        <w:keepNext w:val="0"/>
-        <w:keepLines w:val="0"/>
-        <w:pageBreakBefore w:val="0"/>
-        <w:widowControl w:val="0"/>
-        <w:numPr>
-          <w:ilvl w:val="0"/>
-          <w:numId w:val="6"/>
-        </w:numPr>
-        <w:pBdr>
-          <w:top w:space="0" w:sz="0" w:val="nil"/>
-          <w:left w:space="0" w:sz="0" w:val="nil"/>
-          <w:bottom w:space="0" w:sz="0" w:val="nil"/>
-          <w:right w:space="0" w:sz="0" w:val="nil"/>
-          <w:between w:space="0" w:sz="0" w:val="nil"/>
-        </w:pBdr>
-        <w:shd w:fill="auto" w:val="clear"/>
-        <w:spacing w:after="0" w:before="0" w:line="240" w:lineRule="auto"/>
-        <w:ind w:left="0" w:right="0" w:firstLine="0"/>
-        <w:jc w:val="both"/>
-        <w:rPr>
-          <w:rFonts w:ascii="Times New Roman" w:cs="Times New Roman" w:eastAsia="Times New Roman" w:hAnsi="Times New Roman"/>
-          <w:b w:val="0"/>
-          <w:bCs w:val="0"/>
-          <w:i w:val="0"/>
-          <w:iCs w:val="0"/>
-          <w:smallCaps w:val="0"/>
-          <w:strike w:val="0"/>
-          <w:color w:val="000000"/>
-          <w:sz w:val="24"/>
-          <w:szCs w:val="24"/>
-          <w:u w:val="none"/>
-          <w:shd w:fill="auto" w:val="clear"/>
-          <w:vertAlign w:val="baseline"/>
-        </w:rPr>
-      </w:pPr>
-      <w:r>
-        <w:rPr>
-          <w:rFonts w:ascii="Times New Roman" w:cs="Times New Roman" w:eastAsia="Times New Roman" w:hAnsi="Times New Roman"/>
-          <w:b w:val="0"/>
-          <w:bCs w:val="0"/>
-          <w:i w:val="0"/>
-          <w:iCs w:val="0"/>
-          <w:smallCaps w:val="0"/>
-          <w:strike w:val="0"/>
-          <w:color w:val="000000"/>
-          <w:sz w:val="24"/>
-          <w:szCs w:val="24"/>
-          <w:u w:val="none"/>
-          <w:shd w:fill="auto" w:val="clear"/>
-          <w:vertAlign w:val="baseline"/>
-          <w:rtl w:val="0"/>
-        </w:rPr>
-        <w:t xml:space="preserve">Responsible for Development of Administrative Back-End of the Car Rental Internet Page.</w:t>
-      </w:r>
-    </w:p>
-    <w:p>
-      <w:pPr>
-        <w:keepNext w:val="0"/>
-        <w:keepLines w:val="0"/>
-        <w:pageBreakBefore w:val="0"/>
-        <w:widowControl w:val="0"/>
-        <w:numPr>
-          <w:ilvl w:val="0"/>
-          <w:numId w:val="6"/>
-        </w:numPr>
-        <w:pBdr>
-          <w:top w:space="0" w:sz="0" w:val="nil"/>
-          <w:left w:space="0" w:sz="0" w:val="nil"/>
-          <w:bottom w:space="0" w:sz="0" w:val="nil"/>
-          <w:right w:space="0" w:sz="0" w:val="nil"/>
-          <w:between w:space="0" w:sz="0" w:val="nil"/>
-        </w:pBdr>
-        <w:shd w:fill="auto" w:val="clear"/>
-        <w:spacing w:after="0" w:before="0" w:line="240" w:lineRule="auto"/>
-        <w:ind w:left="0" w:right="0" w:firstLine="0"/>
-        <w:jc w:val="both"/>
-        <w:rPr>
-          <w:rFonts w:ascii="Times New Roman" w:cs="Times New Roman" w:eastAsia="Times New Roman" w:hAnsi="Times New Roman"/>
-          <w:b w:val="0"/>
-          <w:bCs w:val="0"/>
-          <w:i w:val="0"/>
-          <w:iCs w:val="0"/>
-          <w:smallCaps w:val="0"/>
-          <w:strike w:val="0"/>
-          <w:color w:val="000000"/>
-          <w:sz w:val="24"/>
-          <w:szCs w:val="24"/>
-          <w:u w:val="none"/>
-          <w:shd w:fill="auto" w:val="clear"/>
-          <w:vertAlign w:val="baseline"/>
-        </w:rPr>
-      </w:pPr>
-      <w:r>
-        <w:rPr>
-          <w:rFonts w:ascii="Times New Roman" w:cs="Times New Roman" w:eastAsia="Times New Roman" w:hAnsi="Times New Roman"/>
-          <w:b w:val="0"/>
-          <w:bCs w:val="0"/>
-          <w:i w:val="0"/>
-          <w:iCs w:val="0"/>
-          <w:smallCaps w:val="0"/>
-          <w:strike w:val="0"/>
-          <w:color w:val="000000"/>
-          <w:sz w:val="24"/>
-          <w:szCs w:val="24"/>
-          <w:u w:val="none"/>
-          <w:shd w:fill="auto" w:val="clear"/>
-          <w:vertAlign w:val="baseline"/>
-          <w:rtl w:val="0"/>
-        </w:rPr>
-        <w:t xml:space="preserve">Used Standard Editors for HTML editing and testing.</w:t>
-      </w:r>
-    </w:p>
-    <w:p>
-      <w:pPr>
-        <w:keepNext w:val="0"/>
-        <w:keepLines w:val="0"/>
-        <w:pageBreakBefore w:val="0"/>
-        <w:widowControl w:val="0"/>
-        <w:numPr>
-          <w:ilvl w:val="0"/>
-          <w:numId w:val="6"/>
-        </w:numPr>
-        <w:pBdr>
-          <w:top w:space="0" w:sz="0" w:val="nil"/>
-          <w:left w:space="0" w:sz="0" w:val="nil"/>
-          <w:bottom w:space="0" w:sz="0" w:val="nil"/>
-          <w:right w:space="0" w:sz="0" w:val="nil"/>
-          <w:between w:space="0" w:sz="0" w:val="nil"/>
-        </w:pBdr>
-        <w:shd w:fill="auto" w:val="clear"/>
-        <w:spacing w:after="0" w:before="0" w:line="240" w:lineRule="auto"/>
-        <w:ind w:left="0" w:right="0" w:firstLine="0"/>
-        <w:jc w:val="both"/>
-        <w:rPr>
-          <w:rFonts w:ascii="Times New Roman" w:cs="Times New Roman" w:eastAsia="Times New Roman" w:hAnsi="Times New Roman"/>
-          <w:b w:val="0"/>
-          <w:bCs w:val="0"/>
-          <w:i w:val="0"/>
-          <w:iCs w:val="0"/>
-          <w:smallCaps w:val="0"/>
-          <w:strike w:val="0"/>
-          <w:color w:val="000000"/>
-          <w:sz w:val="24"/>
-          <w:szCs w:val="24"/>
-          <w:u w:val="none"/>
-          <w:shd w:fill="auto" w:val="clear"/>
-          <w:vertAlign w:val="baseline"/>
-        </w:rPr>
-      </w:pPr>
-      <w:r>
-        <w:rPr>
-          <w:rFonts w:ascii="Times New Roman" w:cs="Times New Roman" w:eastAsia="Times New Roman" w:hAnsi="Times New Roman"/>
-          <w:b w:val="0"/>
-          <w:bCs w:val="0"/>
-          <w:i w:val="0"/>
-          <w:iCs w:val="0"/>
-          <w:smallCaps w:val="0"/>
-          <w:strike w:val="0"/>
-          <w:color w:val="000000"/>
-          <w:sz w:val="24"/>
-          <w:szCs w:val="24"/>
-          <w:u w:val="none"/>
-          <w:shd w:fill="auto" w:val="clear"/>
-          <w:vertAlign w:val="baseline"/>
-          <w:rtl w:val="0"/>
-        </w:rPr>
-        <w:t xml:space="preserve">Implemented a lot of statistical calculation and visualisation using MySQL databases.</w:t>
-      </w:r>
-    </w:p>
-    <w:p>
-      <w:pPr>
-        <w:keepNext w:val="0"/>
-        <w:keepLines w:val="0"/>
-        <w:pageBreakBefore w:val="0"/>
-        <w:widowControl w:val="0"/>
-        <w:numPr>
-          <w:ilvl w:val="0"/>
-          <w:numId w:val="6"/>
-        </w:numPr>
-        <w:pBdr>
-          <w:top w:space="0" w:sz="0" w:val="nil"/>
-          <w:left w:space="0" w:sz="0" w:val="nil"/>
-          <w:bottom w:space="0" w:sz="0" w:val="nil"/>
-          <w:right w:space="0" w:sz="0" w:val="nil"/>
-          <w:between w:space="0" w:sz="0" w:val="nil"/>
-        </w:pBdr>
-        <w:shd w:fill="auto" w:val="clear"/>
-        <w:spacing w:after="0" w:before="0" w:line="240" w:lineRule="auto"/>
-        <w:ind w:left="0" w:right="0" w:firstLine="0"/>
-        <w:jc w:val="both"/>
-        <w:rPr>
-          <w:rFonts w:ascii="Times New Roman" w:cs="Times New Roman" w:eastAsia="Times New Roman" w:hAnsi="Times New Roman"/>
-          <w:b w:val="0"/>
-          <w:bCs w:val="0"/>
-          <w:i w:val="0"/>
-          <w:iCs w:val="0"/>
-          <w:smallCaps w:val="0"/>
-          <w:strike w:val="0"/>
-          <w:color w:val="000000"/>
-          <w:sz w:val="24"/>
-          <w:szCs w:val="24"/>
-          <w:u w:val="none"/>
-          <w:shd w:fill="auto" w:val="clear"/>
-          <w:vertAlign w:val="baseline"/>
-        </w:rPr>
-      </w:pPr>
-      <w:r>
-        <w:rPr>
-          <w:rFonts w:ascii="Times New Roman" w:cs="Times New Roman" w:eastAsia="Times New Roman" w:hAnsi="Times New Roman"/>
-          <w:b w:val="0"/>
-          <w:bCs w:val="0"/>
-          <w:i w:val="0"/>
-          <w:iCs w:val="0"/>
-          <w:smallCaps w:val="0"/>
-          <w:strike w:val="0"/>
-          <w:color w:val="000000"/>
-          <w:sz w:val="24"/>
-          <w:szCs w:val="24"/>
-          <w:u w:val="none"/>
-          <w:shd w:fill="auto" w:val="clear"/>
-          <w:vertAlign w:val="baseline"/>
-          <w:rtl w:val="0"/>
-        </w:rPr>
-        <w:t xml:space="preserve">Tested the developed product.</w:t>
-      </w:r>
-    </w:p>
-    <w:p>
-      <w:pPr>
-        <w:keepNext w:val="0"/>
-        <w:keepLines w:val="0"/>
-        <w:pageBreakBefore w:val="0"/>
-        <w:widowControl w:val="0"/>
-        <w:pBdr>
-          <w:top w:space="0" w:sz="0" w:val="nil"/>
-          <w:left w:space="0" w:sz="0" w:val="nil"/>
-          <w:bottom w:space="0" w:sz="0" w:val="nil"/>
-          <w:right w:space="0" w:sz="0" w:val="nil"/>
-          <w:between w:space="0" w:sz="0" w:val="nil"/>
-        </w:pBdr>
-        <w:shd w:fill="auto" w:val="clear"/>
-        <w:spacing w:after="0" w:before="0" w:line="240" w:lineRule="auto"/>
-        <w:ind w:left="0" w:right="0" w:firstLine="0"/>
-        <w:jc w:val="both"/>
-        <w:rPr>
-          <w:rFonts w:ascii="Times New Roman" w:cs="Times New Roman" w:eastAsia="Times New Roman" w:hAnsi="Times New Roman"/>
-          <w:b w:val="0"/>
-          <w:bCs w:val="0"/>
-          <w:i w:val="0"/>
-          <w:iCs w:val="0"/>
-          <w:smallCaps w:val="0"/>
-          <w:strike w:val="0"/>
-          <w:color w:val="000000"/>
-          <w:sz w:val="24"/>
-          <w:szCs w:val="24"/>
-          <w:u w:val="none"/>
-          <w:shd w:fill="auto" w:val="clear"/>
-          <w:vertAlign w:val="baseline"/>
-        </w:rPr>
-      </w:pPr>
-      <w:r>
-        <w:rPr>
-          <w:rtl w:val="0"/>
-        </w:rPr>
-      </w:r>
-    </w:p>
-    <w:p>
-      <w:pPr>
-        <w:keepNext w:val="0"/>
-        <w:keepLines w:val="0"/>
-        <w:pageBreakBefore w:val="0"/>
-        <w:widowControl w:val="0"/>
-        <w:pBdr>
-          <w:top w:space="0" w:sz="0" w:val="nil"/>
-          <w:left w:space="0" w:sz="0" w:val="nil"/>
-          <w:bottom w:space="0" w:sz="0" w:val="nil"/>
-          <w:right w:space="0" w:sz="0" w:val="nil"/>
-          <w:between w:space="0" w:sz="0" w:val="nil"/>
-        </w:pBdr>
-        <w:shd w:fill="auto" w:val="clear"/>
-        <w:spacing w:after="0" w:before="0" w:line="240" w:lineRule="auto"/>
-        <w:ind w:left="0" w:right="0" w:firstLine="0"/>
-        <w:jc w:val="both"/>
-        <w:rPr>
-          <w:rFonts w:ascii="Times New Roman" w:cs="Times New Roman" w:eastAsia="Times New Roman" w:hAnsi="Times New Roman"/>
-          <w:b w:val="1"/>
-          <w:bCs w:val="1"/>
-          <w:i w:val="0"/>
-          <w:iCs w:val="0"/>
-          <w:smallCaps w:val="0"/>
-          <w:strike w:val="0"/>
-          <w:color w:val="000000"/>
-          <w:sz w:val="24"/>
-          <w:szCs w:val="24"/>
-          <w:u w:val="none"/>
-          <w:shd w:fill="auto" w:val="clear"/>
-          <w:vertAlign w:val="baseline"/>
-        </w:rPr>
-      </w:pPr>
-      <w:r>
-        <w:rPr>
-          <w:rFonts w:ascii="Times New Roman" w:cs="Times New Roman" w:eastAsia="Times New Roman" w:hAnsi="Times New Roman"/>
-          <w:b w:val="1"/>
-          <w:bCs w:val="1"/>
-          <w:i w:val="0"/>
-          <w:iCs w:val="0"/>
-          <w:smallCaps w:val="0"/>
-          <w:strike w:val="0"/>
-          <w:color w:val="000000"/>
-          <w:sz w:val="24"/>
-          <w:szCs w:val="24"/>
-          <w:u w:val="none"/>
-          <w:shd w:fill="auto" w:val="clear"/>
-          <w:vertAlign w:val="baseline"/>
-          <w:rtl w:val="0"/>
-        </w:rPr>
-        <w:t xml:space="preserve">▪ Image Processing – Evotec Technologies</w:t>
-      </w:r>
-    </w:p>
-    <w:p>
-      <w:pPr>
-        <w:keepNext w:val="0"/>
-        <w:keepLines w:val="0"/>
-        <w:pageBreakBefore w:val="0"/>
-        <w:widowControl w:val="0"/>
-        <w:pBdr>
-          <w:top w:space="0" w:sz="0" w:val="nil"/>
-          <w:left w:space="0" w:sz="0" w:val="nil"/>
-          <w:bottom w:space="0" w:sz="0" w:val="nil"/>
-          <w:right w:space="0" w:sz="0" w:val="nil"/>
-          <w:between w:space="0" w:sz="0" w:val="nil"/>
-        </w:pBdr>
-        <w:shd w:fill="auto" w:val="clear"/>
-        <w:spacing w:after="0" w:before="0" w:line="240" w:lineRule="auto"/>
-        <w:ind w:left="0" w:right="0" w:firstLine="0"/>
-        <w:jc w:val="both"/>
-        <w:rPr>
-          <w:rFonts w:ascii="Times New Roman" w:cs="Times New Roman" w:eastAsia="Times New Roman" w:hAnsi="Times New Roman"/>
-          <w:b w:val="1"/>
-          <w:bCs w:val="1"/>
-          <w:i w:val="0"/>
-          <w:iCs w:val="0"/>
-          <w:smallCaps w:val="0"/>
-          <w:strike w:val="0"/>
-          <w:color w:val="000000"/>
-          <w:sz w:val="24"/>
-          <w:szCs w:val="24"/>
-          <w:u w:val="none"/>
-          <w:shd w:fill="auto" w:val="clear"/>
-          <w:vertAlign w:val="baseline"/>
-        </w:rPr>
-      </w:pPr>
-      <w:r>
-        <w:rPr>
-          <w:rFonts w:ascii="Times New Roman" w:cs="Times New Roman" w:eastAsia="Times New Roman" w:hAnsi="Times New Roman"/>
-          <w:b w:val="1"/>
-          <w:bCs w:val="1"/>
-          <w:i w:val="0"/>
-          <w:iCs w:val="0"/>
-          <w:smallCaps w:val="0"/>
-          <w:strike w:val="0"/>
-          <w:color w:val="000000"/>
-          <w:sz w:val="24"/>
-          <w:szCs w:val="24"/>
-          <w:u w:val="none"/>
-          <w:shd w:fill="auto" w:val="clear"/>
-          <w:vertAlign w:val="baseline"/>
-          <w:rtl w:val="0"/>
-        </w:rPr>
-        <w:t xml:space="preserve">December 2003 – May 2006</w:t>
-      </w:r>
-    </w:p>
-    <w:p>
-      <w:pPr>
-        <w:keepNext w:val="0"/>
-        <w:keepLines w:val="0"/>
-        <w:pageBreakBefore w:val="0"/>
-        <w:widowControl w:val="0"/>
-        <w:pBdr>
-          <w:top w:space="0" w:sz="0" w:val="nil"/>
-          <w:left w:space="0" w:sz="0" w:val="nil"/>
-          <w:bottom w:space="0" w:sz="0" w:val="nil"/>
-          <w:right w:space="0" w:sz="0" w:val="nil"/>
-          <w:between w:space="0" w:sz="0" w:val="nil"/>
-        </w:pBdr>
-        <w:shd w:fill="auto" w:val="clear"/>
-        <w:spacing w:after="0" w:before="0" w:line="240" w:lineRule="auto"/>
-        <w:ind w:left="0" w:right="0" w:firstLine="0"/>
-        <w:jc w:val="both"/>
-        <w:rPr>
-          <w:rFonts w:ascii="Times New Roman" w:cs="Times New Roman" w:eastAsia="Times New Roman" w:hAnsi="Times New Roman"/>
-          <w:b w:val="1"/>
-          <w:bCs w:val="1"/>
-          <w:i w:val="0"/>
-          <w:iCs w:val="0"/>
-          <w:smallCaps w:val="0"/>
-          <w:strike w:val="0"/>
-          <w:color w:val="000000"/>
-          <w:sz w:val="24"/>
-          <w:szCs w:val="24"/>
-          <w:u w:val="none"/>
-          <w:shd w:fill="auto" w:val="clear"/>
-          <w:vertAlign w:val="baseline"/>
-        </w:rPr>
-      </w:pPr>
-      <w:r>
-        <w:rPr>
-          <w:rtl w:val="0"/>
-        </w:rPr>
-      </w:r>
-    </w:p>
-    <w:p>
-      <w:pPr>
-        <w:keepNext w:val="0"/>
-        <w:keepLines w:val="0"/>
-        <w:pageBreakBefore w:val="0"/>
-        <w:widowControl w:val="0"/>
-        <w:pBdr>
-          <w:top w:space="0" w:sz="0" w:val="nil"/>
-          <w:left w:space="0" w:sz="0" w:val="nil"/>
-          <w:bottom w:space="0" w:sz="0" w:val="nil"/>
-          <w:right w:space="0" w:sz="0" w:val="nil"/>
-          <w:between w:space="0" w:sz="0" w:val="nil"/>
-        </w:pBdr>
-        <w:shd w:fill="auto" w:val="clear"/>
-        <w:spacing w:after="0" w:before="0" w:line="240" w:lineRule="auto"/>
-        <w:ind w:left="0" w:right="0" w:firstLine="0"/>
-        <w:jc w:val="both"/>
-        <w:rPr>
-          <w:rFonts w:ascii="Times New Roman" w:cs="Times New Roman" w:eastAsia="Times New Roman" w:hAnsi="Times New Roman"/>
-          <w:b w:val="0"/>
-          <w:bCs w:val="0"/>
-          <w:i w:val="0"/>
-          <w:iCs w:val="0"/>
-          <w:smallCaps w:val="0"/>
-          <w:strike w:val="0"/>
-          <w:color w:val="000000"/>
-          <w:sz w:val="24"/>
-          <w:szCs w:val="24"/>
-          <w:u w:val="none"/>
-          <w:shd w:fill="auto" w:val="clear"/>
-          <w:vertAlign w:val="baseline"/>
-        </w:rPr>
-      </w:pPr>
-      <w:r>
-        <w:rPr>
-          <w:rFonts w:ascii="Times New Roman" w:cs="Times New Roman" w:eastAsia="Times New Roman" w:hAnsi="Times New Roman"/>
-          <w:b w:val="0"/>
-          <w:bCs w:val="0"/>
-          <w:i w:val="0"/>
-          <w:iCs w:val="0"/>
-          <w:smallCaps w:val="0"/>
-          <w:strike w:val="0"/>
-          <w:color w:val="000000"/>
-          <w:sz w:val="24"/>
-          <w:szCs w:val="24"/>
-          <w:u w:val="none"/>
-          <w:shd w:fill="auto" w:val="clear"/>
-          <w:vertAlign w:val="baseline"/>
-          <w:rtl w:val="0"/>
-        </w:rPr>
-        <w:t xml:space="preserve">In 2003 worked as a developer of the image processing tools in Evotec Technologies, German Company. Work were interesting, my task was to develop image processing scripts using Acapella image processing language. Developed scripts were used for processing of cell's photos.</w:t>
-      </w:r>
-    </w:p>
-    <w:p>
-      <w:pPr>
-        <w:keepNext w:val="0"/>
-        <w:keepLines w:val="0"/>
-        <w:pageBreakBefore w:val="0"/>
-        <w:widowControl w:val="0"/>
-        <w:numPr>
-          <w:ilvl w:val="0"/>
-          <w:numId w:val="7"/>
-        </w:numPr>
-        <w:pBdr>
-          <w:top w:space="0" w:sz="0" w:val="nil"/>
-          <w:left w:space="0" w:sz="0" w:val="nil"/>
-          <w:bottom w:space="0" w:sz="0" w:val="nil"/>
-          <w:right w:space="0" w:sz="0" w:val="nil"/>
-          <w:between w:space="0" w:sz="0" w:val="nil"/>
-        </w:pBdr>
-        <w:shd w:fill="auto" w:val="clear"/>
-        <w:spacing w:after="0" w:before="0" w:line="240" w:lineRule="auto"/>
-        <w:ind w:left="0" w:right="0" w:firstLine="0"/>
-        <w:jc w:val="both"/>
-        <w:rPr>
-          <w:rFonts w:ascii="Times New Roman" w:cs="Times New Roman" w:eastAsia="Times New Roman" w:hAnsi="Times New Roman"/>
-          <w:b w:val="0"/>
-          <w:bCs w:val="0"/>
-          <w:i w:val="0"/>
-          <w:iCs w:val="0"/>
-          <w:smallCaps w:val="0"/>
-          <w:strike w:val="0"/>
-          <w:color w:val="000000"/>
-          <w:sz w:val="24"/>
-          <w:szCs w:val="24"/>
-          <w:u w:val="none"/>
-          <w:shd w:fill="auto" w:val="clear"/>
-          <w:vertAlign w:val="baseline"/>
-        </w:rPr>
-      </w:pPr>
-      <w:r>
-        <w:rPr>
-          <w:rFonts w:ascii="Times New Roman" w:cs="Times New Roman" w:eastAsia="Times New Roman" w:hAnsi="Times New Roman"/>
-          <w:b w:val="0"/>
-          <w:bCs w:val="0"/>
-          <w:i w:val="0"/>
-          <w:iCs w:val="0"/>
-          <w:smallCaps w:val="0"/>
-          <w:strike w:val="0"/>
-          <w:color w:val="000000"/>
-          <w:sz w:val="24"/>
-          <w:szCs w:val="24"/>
-          <w:u w:val="none"/>
-          <w:shd w:fill="auto" w:val="clear"/>
-          <w:vertAlign w:val="baseline"/>
-          <w:rtl w:val="0"/>
-        </w:rPr>
-        <w:t xml:space="preserve">Responsible for Development of the Image Processing Scripts.</w:t>
-      </w:r>
-    </w:p>
-    <w:p>
-      <w:pPr>
-        <w:keepNext w:val="0"/>
-        <w:keepLines w:val="0"/>
-        <w:pageBreakBefore w:val="0"/>
-        <w:widowControl w:val="0"/>
-        <w:numPr>
-          <w:ilvl w:val="0"/>
-          <w:numId w:val="7"/>
-        </w:numPr>
-        <w:pBdr>
-          <w:top w:space="0" w:sz="0" w:val="nil"/>
-          <w:left w:space="0" w:sz="0" w:val="nil"/>
-          <w:bottom w:space="0" w:sz="0" w:val="nil"/>
-          <w:right w:space="0" w:sz="0" w:val="nil"/>
-          <w:between w:space="0" w:sz="0" w:val="nil"/>
-        </w:pBdr>
-        <w:shd w:fill="auto" w:val="clear"/>
-        <w:spacing w:after="0" w:before="0" w:line="240" w:lineRule="auto"/>
-        <w:ind w:left="0" w:right="0" w:firstLine="0"/>
-        <w:jc w:val="both"/>
-        <w:rPr>
-          <w:rFonts w:ascii="Times New Roman" w:cs="Times New Roman" w:eastAsia="Times New Roman" w:hAnsi="Times New Roman"/>
-          <w:b w:val="0"/>
-          <w:bCs w:val="0"/>
-          <w:i w:val="0"/>
-          <w:iCs w:val="0"/>
-          <w:smallCaps w:val="0"/>
-          <w:strike w:val="0"/>
-          <w:color w:val="000000"/>
-          <w:sz w:val="24"/>
-          <w:szCs w:val="24"/>
-          <w:u w:val="none"/>
-          <w:shd w:fill="auto" w:val="clear"/>
-          <w:vertAlign w:val="baseline"/>
-        </w:rPr>
-      </w:pPr>
-      <w:r>
-        <w:rPr>
-          <w:rFonts w:ascii="Times New Roman" w:cs="Times New Roman" w:eastAsia="Times New Roman" w:hAnsi="Times New Roman"/>
-          <w:b w:val="0"/>
-          <w:bCs w:val="0"/>
-          <w:i w:val="0"/>
-          <w:iCs w:val="0"/>
-          <w:smallCaps w:val="0"/>
-          <w:strike w:val="0"/>
-          <w:color w:val="000000"/>
-          <w:sz w:val="24"/>
-          <w:szCs w:val="24"/>
-          <w:u w:val="none"/>
-          <w:shd w:fill="auto" w:val="clear"/>
-          <w:vertAlign w:val="baseline"/>
-          <w:rtl w:val="0"/>
-        </w:rPr>
-        <w:t xml:space="preserve">Used Standard Algorithms for Development.</w:t>
-      </w:r>
-    </w:p>
-    <w:p>
-      <w:pPr>
-        <w:keepNext w:val="0"/>
-        <w:keepLines w:val="0"/>
-        <w:pageBreakBefore w:val="0"/>
-        <w:widowControl w:val="0"/>
-        <w:numPr>
-          <w:ilvl w:val="0"/>
-          <w:numId w:val="7"/>
-        </w:numPr>
-        <w:pBdr>
-          <w:top w:space="0" w:sz="0" w:val="nil"/>
-          <w:left w:space="0" w:sz="0" w:val="nil"/>
-          <w:bottom w:space="0" w:sz="0" w:val="nil"/>
-          <w:right w:space="0" w:sz="0" w:val="nil"/>
-          <w:between w:space="0" w:sz="0" w:val="nil"/>
-        </w:pBdr>
-        <w:shd w:fill="auto" w:val="clear"/>
-        <w:spacing w:after="0" w:before="0" w:line="240" w:lineRule="auto"/>
-        <w:ind w:left="0" w:right="0" w:firstLine="0"/>
-        <w:jc w:val="both"/>
-        <w:rPr>
-          <w:rFonts w:ascii="Times New Roman" w:cs="Times New Roman" w:eastAsia="Times New Roman" w:hAnsi="Times New Roman"/>
-          <w:b w:val="0"/>
-          <w:bCs w:val="0"/>
-          <w:i w:val="0"/>
-          <w:iCs w:val="0"/>
-          <w:smallCaps w:val="0"/>
-          <w:strike w:val="0"/>
-          <w:color w:val="000000"/>
-          <w:sz w:val="24"/>
-          <w:szCs w:val="24"/>
-          <w:u w:val="none"/>
-          <w:shd w:fill="auto" w:val="clear"/>
-          <w:vertAlign w:val="baseline"/>
-        </w:rPr>
-      </w:pPr>
-      <w:r>
-        <w:rPr>
-          <w:rFonts w:ascii="Times New Roman" w:cs="Times New Roman" w:eastAsia="Times New Roman" w:hAnsi="Times New Roman"/>
-          <w:b w:val="0"/>
-          <w:bCs w:val="0"/>
-          <w:i w:val="0"/>
-          <w:iCs w:val="0"/>
-          <w:smallCaps w:val="0"/>
-          <w:strike w:val="0"/>
-          <w:color w:val="000000"/>
-          <w:sz w:val="24"/>
-          <w:szCs w:val="24"/>
-          <w:u w:val="none"/>
-          <w:shd w:fill="auto" w:val="clear"/>
-          <w:vertAlign w:val="baseline"/>
-          <w:rtl w:val="0"/>
-        </w:rPr>
-        <w:t xml:space="preserve">Implemented a lot of statistical calculation and visualisations using the Acapella Programming language.</w:t>
-      </w:r>
-    </w:p>
-    <w:p>
-      <w:pPr>
-        <w:keepNext w:val="0"/>
-        <w:keepLines w:val="0"/>
-        <w:pageBreakBefore w:val="0"/>
-        <w:widowControl w:val="0"/>
-        <w:numPr>
-          <w:ilvl w:val="0"/>
-          <w:numId w:val="7"/>
-        </w:numPr>
-        <w:pBdr>
-          <w:top w:space="0" w:sz="0" w:val="nil"/>
-          <w:left w:space="0" w:sz="0" w:val="nil"/>
-          <w:bottom w:space="0" w:sz="0" w:val="nil"/>
-          <w:right w:space="0" w:sz="0" w:val="nil"/>
-          <w:between w:space="0" w:sz="0" w:val="nil"/>
-        </w:pBdr>
-        <w:shd w:fill="auto" w:val="clear"/>
-        <w:spacing w:after="0" w:before="0" w:line="240" w:lineRule="auto"/>
-        <w:ind w:left="0" w:right="0" w:firstLine="0"/>
-        <w:jc w:val="both"/>
-        <w:rPr>
-          <w:rFonts w:ascii="Times New Roman" w:cs="Times New Roman" w:eastAsia="Times New Roman" w:hAnsi="Times New Roman"/>
-          <w:b w:val="0"/>
-          <w:bCs w:val="0"/>
-          <w:i w:val="0"/>
-          <w:iCs w:val="0"/>
-          <w:smallCaps w:val="0"/>
-          <w:strike w:val="0"/>
-          <w:color w:val="000000"/>
-          <w:sz w:val="24"/>
-          <w:szCs w:val="24"/>
-          <w:u w:val="none"/>
-          <w:shd w:fill="auto" w:val="clear"/>
-          <w:vertAlign w:val="baseline"/>
-        </w:rPr>
-      </w:pPr>
-      <w:r>
-        <w:rPr>
-          <w:rFonts w:ascii="Times New Roman" w:cs="Times New Roman" w:eastAsia="Times New Roman" w:hAnsi="Times New Roman"/>
-          <w:b w:val="0"/>
-          <w:bCs w:val="0"/>
-          <w:i w:val="0"/>
-          <w:iCs w:val="0"/>
-          <w:smallCaps w:val="0"/>
-          <w:strike w:val="0"/>
-          <w:color w:val="000000"/>
-          <w:sz w:val="24"/>
-          <w:szCs w:val="24"/>
-          <w:u w:val="none"/>
-          <w:shd w:fill="auto" w:val="clear"/>
-          <w:vertAlign w:val="baseline"/>
-          <w:rtl w:val="0"/>
-        </w:rPr>
-        <w:t xml:space="preserve">Tested the developed product.</w:t>
-      </w:r>
-    </w:p>
-    <w:p>
-      <w:pPr>
-        <w:keepNext w:val="0"/>
-        <w:keepLines w:val="0"/>
-        <w:pageBreakBefore w:val="0"/>
-        <w:widowControl w:val="0"/>
-        <w:pBdr>
-          <w:top w:space="0" w:sz="0" w:val="nil"/>
-          <w:left w:space="0" w:sz="0" w:val="nil"/>
-          <w:bottom w:space="0" w:sz="0" w:val="nil"/>
-          <w:right w:space="0" w:sz="0" w:val="nil"/>
-          <w:between w:space="0" w:sz="0" w:val="nil"/>
-        </w:pBdr>
-        <w:shd w:fill="auto" w:val="clear"/>
-        <w:spacing w:after="0" w:before="0" w:line="240" w:lineRule="auto"/>
-        <w:ind w:left="0" w:right="0" w:firstLine="0"/>
-        <w:jc w:val="both"/>
-        <w:rPr>
-          <w:rFonts w:ascii="Times New Roman" w:cs="Times New Roman" w:eastAsia="Times New Roman" w:hAnsi="Times New Roman"/>
-          <w:b w:val="0"/>
-          <w:bCs w:val="0"/>
-          <w:i w:val="0"/>
-          <w:iCs w:val="0"/>
-          <w:smallCaps w:val="0"/>
-          <w:strike w:val="0"/>
-          <w:color w:val="000000"/>
-          <w:sz w:val="24"/>
-          <w:szCs w:val="24"/>
-          <w:u w:val="none"/>
-          <w:shd w:fill="auto" w:val="clear"/>
-          <w:vertAlign w:val="baseline"/>
-        </w:rPr>
-      </w:pPr>
-      <w:r>
-        <w:rPr>
-          <w:rtl w:val="0"/>
-        </w:rPr>
-      </w:r>
-    </w:p>
-    <w:p>
-      <w:pPr>
-        <w:keepNext w:val="0"/>
-        <w:keepLines w:val="0"/>
-        <w:pageBreakBefore w:val="0"/>
-        <w:widowControl w:val="0"/>
-        <w:pBdr>
-          <w:top w:space="0" w:sz="0" w:val="nil"/>
-          <w:left w:space="0" w:sz="0" w:val="nil"/>
-          <w:bottom w:space="0" w:sz="0" w:val="nil"/>
-          <w:right w:space="0" w:sz="0" w:val="nil"/>
-          <w:between w:space="0" w:sz="0" w:val="nil"/>
-        </w:pBdr>
-        <w:shd w:fill="auto" w:val="clear"/>
-        <w:spacing w:after="0" w:before="0" w:line="240" w:lineRule="auto"/>
-        <w:ind w:left="0" w:right="0" w:firstLine="0"/>
-        <w:jc w:val="both"/>
-        <w:rPr>
-          <w:rFonts w:ascii="Open Sans" w:cs="Open Sans" w:eastAsia="Open Sans" w:hAnsi="Open Sans"/>
-          <w:b w:val="0"/>
-          <w:bCs w:val="0"/>
-          <w:i w:val="0"/>
-          <w:iCs w:val="0"/>
-          <w:smallCaps w:val="0"/>
-          <w:strike w:val="0"/>
-          <w:color w:val="000000"/>
-          <w:sz w:val="20"/>
-          <w:szCs w:val="20"/>
-          <w:u w:val="none"/>
-          <w:shd w:fill="auto" w:val="clear"/>
-          <w:vertAlign w:val="baseline"/>
-        </w:rPr>
-      </w:pPr>
-      <w:r>
-        <w:rPr>
-          <w:rFonts w:ascii="Times New Roman" w:cs="Times New Roman" w:eastAsia="Times New Roman" w:hAnsi="Times New Roman"/>
-          <w:b w:val="1"/>
-          <w:bCs w:val="1"/>
-          <w:i w:val="0"/>
-          <w:iCs w:val="0"/>
-          <w:smallCaps w:val="0"/>
-          <w:strike w:val="0"/>
-          <w:color w:val="000000"/>
-          <w:sz w:val="24"/>
-          <w:szCs w:val="24"/>
-          <w:u w:val="none"/>
-          <w:shd w:fill="auto" w:val="clear"/>
-          <w:vertAlign w:val="baseline"/>
-          <w:rtl w:val="0"/>
-        </w:rPr>
-        <w:t xml:space="preserve">Publications:</w:t>
-      </w:r>
-      <w:r>
-        <w:rPr>
-          <w:rFonts w:ascii="Times New Roman" w:cs="Times New Roman" w:eastAsia="Times New Roman" w:hAnsi="Times New Roman"/>
-          <w:b w:val="0"/>
-          <w:bCs w:val="0"/>
-          <w:i w:val="0"/>
-          <w:iCs w:val="0"/>
-          <w:smallCaps w:val="0"/>
-          <w:strike w:val="0"/>
-          <w:color w:val="000000"/>
-          <w:sz w:val="24"/>
-          <w:szCs w:val="24"/>
-          <w:u w:val="none"/>
-          <w:shd w:fill="auto" w:val="clear"/>
-          <w:vertAlign w:val="baseline"/>
-          <w:rtl w:val="0"/>
-        </w:rPr>
-        <w:tab/>
-      </w:r>
-      <w:r>
-        <w:rPr>
-          <w:rtl w:val="0"/>
-        </w:rPr>
-      </w:r>
-    </w:p>
-    <w:p>
-      <w:pPr>
-        <w:keepNext w:val="0"/>
-        <w:keepLines w:val="0"/>
-        <w:pageBreakBefore w:val="0"/>
-        <w:widowControl w:val="0"/>
-        <w:pBdr>
-          <w:top w:space="0" w:sz="0" w:val="nil"/>
-          <w:left w:space="0" w:sz="0" w:val="nil"/>
-          <w:bottom w:space="0" w:sz="0" w:val="nil"/>
-          <w:right w:space="0" w:sz="0" w:val="nil"/>
-          <w:between w:space="0" w:sz="0" w:val="nil"/>
-        </w:pBdr>
-        <w:shd w:fill="auto" w:val="clear"/>
-        <w:spacing w:after="0" w:before="0" w:line="240" w:lineRule="auto"/>
-        <w:ind w:left="0" w:right="0" w:firstLine="0"/>
-        <w:jc w:val="both"/>
-        <w:rPr>
-          <w:rFonts w:ascii="Open Sans" w:cs="Open Sans" w:eastAsia="Open Sans" w:hAnsi="Open Sans"/>
-          <w:b w:val="0"/>
-          <w:bCs w:val="0"/>
-          <w:i w:val="0"/>
-          <w:iCs w:val="0"/>
-          <w:smallCaps w:val="0"/>
-          <w:strike w:val="0"/>
-          <w:color w:val="000000"/>
-          <w:sz w:val="20"/>
-          <w:szCs w:val="20"/>
-          <w:u w:val="none"/>
-          <w:shd w:fill="auto" w:val="clear"/>
-          <w:vertAlign w:val="baseline"/>
-        </w:rPr>
-      </w:pPr>
-      <w:r>
-        <w:rPr>
-          <w:rtl w:val="0"/>
-        </w:rPr>
-      </w:r>
-    </w:p>
-    <w:p>
-      <w:pPr>
-        <w:keepNext w:val="0"/>
-        <w:keepLines w:val="0"/>
-        <w:pageBreakBefore w:val="0"/>
-        <w:widowControl w:val="1"/>
-        <w:numPr>
-          <w:ilvl w:val="0"/>
-          <w:numId w:val="8"/>
-        </w:numPr>
-        <w:pBdr>
-          <w:top w:space="0" w:sz="0" w:val="nil"/>
-          <w:left w:space="0" w:sz="0" w:val="nil"/>
-          <w:bottom w:space="0" w:sz="0" w:val="nil"/>
-          <w:right w:space="0" w:sz="0" w:val="nil"/>
-          <w:between w:space="0" w:sz="0" w:val="nil"/>
-        </w:pBdr>
-        <w:shd w:fill="auto" w:val="clear"/>
-        <w:spacing w:after="0" w:before="0" w:line="240" w:lineRule="auto"/>
-        <w:ind w:left="0" w:right="0" w:firstLine="0"/>
-        <w:jc w:val="left"/>
-        <w:rPr>
-          <w:rFonts w:ascii="Times New Roman" w:cs="Times New Roman" w:eastAsia="Times New Roman" w:hAnsi="Times New Roman"/>
-          <w:b w:val="0"/>
-          <w:bCs w:val="0"/>
-          <w:i w:val="0"/>
-          <w:iCs w:val="0"/>
-          <w:smallCaps w:val="0"/>
-          <w:strike w:val="0"/>
-          <w:color w:val="000000"/>
-          <w:sz w:val="24"/>
-          <w:szCs w:val="24"/>
-          <w:u w:val="none"/>
-          <w:shd w:fill="auto" w:val="clear"/>
-          <w:vertAlign w:val="baseline"/>
-        </w:rPr>
-      </w:pPr>
-      <w:r>
-        <w:rPr>
-          <w:rFonts w:ascii="Times New Roman" w:cs="Times New Roman" w:eastAsia="Times New Roman" w:hAnsi="Times New Roman"/>
-          <w:b w:val="0"/>
-          <w:bCs w:val="0"/>
-          <w:i w:val="0"/>
-          <w:iCs w:val="0"/>
-          <w:smallCaps w:val="0"/>
-          <w:strike w:val="0"/>
-          <w:color w:val="000000"/>
-          <w:sz w:val="24"/>
-          <w:szCs w:val="24"/>
-          <w:u w:val="none"/>
-          <w:shd w:fill="auto" w:val="clear"/>
-          <w:vertAlign w:val="baseline"/>
-          <w:rtl w:val="0"/>
-        </w:rPr>
-        <w:t xml:space="preserve">Repinski, Urmas (2012). Model-based Verification with Error Localization and Error Correction for C Designs. Программные продукты и системы, No 100, pp. 221 - 229.</w:t>
-      </w:r>
-    </w:p>
-    <w:p>
-      <w:pPr>
-        <w:keepNext w:val="0"/>
-        <w:keepLines w:val="0"/>
-        <w:pageBreakBefore w:val="0"/>
-        <w:widowControl w:val="1"/>
-        <w:numPr>
-          <w:ilvl w:val="0"/>
-          <w:numId w:val="8"/>
-        </w:numPr>
-        <w:pBdr>
-          <w:top w:space="0" w:sz="0" w:val="nil"/>
-          <w:left w:space="0" w:sz="0" w:val="nil"/>
-          <w:bottom w:space="0" w:sz="0" w:val="nil"/>
-          <w:right w:space="0" w:sz="0" w:val="nil"/>
-          <w:between w:space="0" w:sz="0" w:val="nil"/>
-        </w:pBdr>
-        <w:shd w:fill="auto" w:val="clear"/>
-        <w:spacing w:after="0" w:before="0" w:line="240" w:lineRule="auto"/>
-        <w:ind w:left="0" w:right="0" w:firstLine="0"/>
-        <w:jc w:val="left"/>
-        <w:rPr>
-          <w:rFonts w:ascii="Times New Roman" w:cs="Times New Roman" w:eastAsia="Times New Roman" w:hAnsi="Times New Roman"/>
-          <w:b w:val="0"/>
-          <w:bCs w:val="0"/>
-          <w:i w:val="0"/>
-          <w:iCs w:val="0"/>
-          <w:smallCaps w:val="0"/>
-          <w:strike w:val="0"/>
-          <w:color w:val="000000"/>
-          <w:sz w:val="24"/>
-          <w:szCs w:val="24"/>
-          <w:u w:val="none"/>
-          <w:shd w:fill="auto" w:val="clear"/>
-          <w:vertAlign w:val="baseline"/>
-        </w:rPr>
-      </w:pPr>
-      <w:r>
-        <w:rPr>
-          <w:rFonts w:ascii="Times New Roman" w:cs="Times New Roman" w:eastAsia="Times New Roman" w:hAnsi="Times New Roman"/>
-          <w:b w:val="0"/>
-          <w:bCs w:val="0"/>
-          <w:i w:val="0"/>
-          <w:iCs w:val="0"/>
-          <w:smallCaps w:val="0"/>
-          <w:strike w:val="0"/>
-          <w:color w:val="000000"/>
-          <w:sz w:val="24"/>
-          <w:szCs w:val="24"/>
-          <w:u w:val="none"/>
-          <w:shd w:fill="auto" w:val="clear"/>
-          <w:vertAlign w:val="baseline"/>
-          <w:rtl w:val="0"/>
-        </w:rPr>
-        <w:t xml:space="preserve">Репинский, Урмас (2012). Нахождение и исправление ошибок в С дизайнах. Программные продукты и системы, N 100, стр. 229 - 237.</w:t>
-      </w:r>
-    </w:p>
-    <w:p>
-      <w:pPr>
-        <w:keepNext w:val="0"/>
-        <w:keepLines w:val="0"/>
-        <w:pageBreakBefore w:val="0"/>
-        <w:widowControl w:val="1"/>
-        <w:numPr>
-          <w:ilvl w:val="0"/>
-          <w:numId w:val="8"/>
-        </w:numPr>
-        <w:pBdr>
-          <w:top w:space="0" w:sz="0" w:val="nil"/>
-          <w:left w:space="0" w:sz="0" w:val="nil"/>
-          <w:bottom w:space="0" w:sz="0" w:val="nil"/>
-          <w:right w:space="0" w:sz="0" w:val="nil"/>
-          <w:between w:space="0" w:sz="0" w:val="nil"/>
-        </w:pBdr>
-        <w:shd w:fill="auto" w:val="clear"/>
-        <w:spacing w:after="0" w:before="0" w:line="240" w:lineRule="auto"/>
-        <w:ind w:left="0" w:right="0" w:firstLine="0"/>
-        <w:jc w:val="left"/>
-        <w:rPr>
-          <w:rFonts w:ascii="Times New Roman" w:cs="Times New Roman" w:eastAsia="Times New Roman" w:hAnsi="Times New Roman"/>
-          <w:b w:val="0"/>
-          <w:bCs w:val="0"/>
-          <w:i w:val="0"/>
-          <w:iCs w:val="0"/>
-          <w:smallCaps w:val="0"/>
-          <w:strike w:val="0"/>
-          <w:color w:val="000000"/>
-          <w:sz w:val="24"/>
-          <w:szCs w:val="24"/>
-          <w:u w:val="none"/>
-          <w:shd w:fill="auto" w:val="clear"/>
-          <w:vertAlign w:val="baseline"/>
-        </w:rPr>
-      </w:pPr>
-      <w:r>
-        <w:rPr>
-          <w:rFonts w:ascii="Times New Roman" w:cs="Times New Roman" w:eastAsia="Times New Roman" w:hAnsi="Times New Roman"/>
-          <w:b w:val="0"/>
-          <w:bCs w:val="0"/>
-          <w:i w:val="0"/>
-          <w:iCs w:val="0"/>
-          <w:smallCaps w:val="0"/>
-          <w:strike w:val="0"/>
-          <w:color w:val="000000"/>
-          <w:sz w:val="24"/>
-          <w:szCs w:val="24"/>
-          <w:u w:val="none"/>
-          <w:shd w:fill="auto" w:val="clear"/>
-          <w:vertAlign w:val="baseline"/>
-          <w:rtl w:val="0"/>
-        </w:rPr>
-        <w:t xml:space="preserve">Repinski, Urmas; Raik, Jaan (2013). Comparison of Model-Based Error Localization Algorithms for C Designs. East-West Design &amp; Test Symposium, (1 - 4). IEEE Computer Society Press.</w:t>
-      </w:r>
-    </w:p>
-    <w:p>
-      <w:pPr>
-        <w:keepNext w:val="0"/>
-        <w:keepLines w:val="0"/>
-        <w:pageBreakBefore w:val="0"/>
-        <w:widowControl w:val="1"/>
-        <w:numPr>
-          <w:ilvl w:val="0"/>
-          <w:numId w:val="8"/>
-        </w:numPr>
-        <w:pBdr>
-          <w:top w:space="0" w:sz="0" w:val="nil"/>
-          <w:left w:space="0" w:sz="0" w:val="nil"/>
-          <w:bottom w:space="0" w:sz="0" w:val="nil"/>
-          <w:right w:space="0" w:sz="0" w:val="nil"/>
-          <w:between w:space="0" w:sz="0" w:val="nil"/>
-        </w:pBdr>
-        <w:shd w:fill="auto" w:val="clear"/>
-        <w:spacing w:after="0" w:before="0" w:line="240" w:lineRule="auto"/>
-        <w:ind w:left="0" w:right="0" w:firstLine="0"/>
-        <w:jc w:val="left"/>
-        <w:rPr>
-          <w:rFonts w:ascii="Times New Roman" w:cs="Times New Roman" w:eastAsia="Times New Roman" w:hAnsi="Times New Roman"/>
-          <w:b w:val="1"/>
-          <w:bCs w:val="1"/>
-          <w:i w:val="0"/>
-          <w:iCs w:val="0"/>
-          <w:smallCaps w:val="0"/>
-          <w:strike w:val="0"/>
-          <w:color w:val="000000"/>
-          <w:sz w:val="24"/>
-          <w:szCs w:val="24"/>
-          <w:u w:val="none"/>
-          <w:shd w:fill="auto" w:val="clear"/>
-          <w:vertAlign w:val="baseline"/>
-        </w:rPr>
-      </w:pPr>
-      <w:r>
-        <w:rPr>
-          <w:rFonts w:ascii="Times New Roman" w:cs="Times New Roman" w:eastAsia="Times New Roman" w:hAnsi="Times New Roman"/>
-          <w:b w:val="0"/>
-          <w:bCs w:val="0"/>
-          <w:i w:val="0"/>
-          <w:iCs w:val="0"/>
-          <w:smallCaps w:val="0"/>
-          <w:strike w:val="0"/>
-          <w:color w:val="000000"/>
-          <w:sz w:val="24"/>
-          <w:szCs w:val="24"/>
-          <w:u w:val="none"/>
-          <w:shd w:fill="auto" w:val="clear"/>
-          <w:vertAlign w:val="baseline"/>
-          <w:rtl w:val="0"/>
-        </w:rPr>
-        <w:t xml:space="preserve">Bloem, Roderick; Drechsler, Rolf; Fey, Goerschwin; Finder, Alexander; Hofferek, Georg; Koenighofer, Robert; Raik, Jaan; Repinski, Urmas; Suelflow, Andre (2012). FoREnSiC - An Automatic Debugging Environment for C Programs. Haifa Verification Conference (1 - 6). IBM Research Labs, Haifa, Israel: IBM</w:t>
-      </w:r>
-      <w:r>
-        <w:rPr>
-          <w:rtl w:val="0"/>
-        </w:rPr>
-      </w:r>
-    </w:p>
-    <w:p>
-      <w:pPr>
-        <w:keepNext w:val="0"/>
-        <w:keepLines w:val="0"/>
-        <w:pageBreakBefore w:val="0"/>
-        <w:widowControl w:val="0"/>
-        <w:pBdr>
-          <w:top w:space="0" w:sz="0" w:val="nil"/>
-          <w:left w:space="0" w:sz="0" w:val="nil"/>
-          <w:bottom w:space="0" w:sz="0" w:val="nil"/>
-          <w:right w:space="0" w:sz="0" w:val="nil"/>
-          <w:between w:space="0" w:sz="0" w:val="nil"/>
-        </w:pBdr>
-        <w:shd w:fill="auto" w:val="clear"/>
-        <w:spacing w:after="0" w:before="0" w:line="240" w:lineRule="auto"/>
-        <w:ind w:left="0" w:right="0" w:firstLine="0"/>
-        <w:jc w:val="both"/>
-        <w:rPr>
-          <w:rFonts w:ascii="Times New Roman" w:cs="Times New Roman" w:eastAsia="Times New Roman" w:hAnsi="Times New Roman"/>
-          <w:b w:val="1"/>
-          <w:bCs w:val="1"/>
-          <w:i w:val="0"/>
-          <w:iCs w:val="0"/>
-          <w:smallCaps w:val="0"/>
-          <w:strike w:val="0"/>
-          <w:color w:val="000000"/>
-          <w:sz w:val="24"/>
-          <w:szCs w:val="24"/>
-          <w:u w:val="none"/>
-          <w:shd w:fill="auto" w:val="clear"/>
-          <w:vertAlign w:val="baseline"/>
-        </w:rPr>
-      </w:pPr>
-      <w:r>
-        <w:rPr>
-          <w:rtl w:val="0"/>
-        </w:rPr>
-      </w:r>
-    </w:p>
-    <w:p>
-      <w:pPr>
-        <w:keepNext w:val="0"/>
-        <w:keepLines w:val="0"/>
-        <w:pageBreakBefore w:val="0"/>
-        <w:widowControl w:val="0"/>
-        <w:pBdr>
-          <w:top w:space="0" w:sz="0" w:val="nil"/>
-          <w:left w:space="0" w:sz="0" w:val="nil"/>
-          <w:bottom w:space="0" w:sz="0" w:val="nil"/>
-          <w:right w:space="0" w:sz="0" w:val="nil"/>
-          <w:between w:space="0" w:sz="0" w:val="nil"/>
-        </w:pBdr>
-        <w:shd w:fill="auto" w:val="clear"/>
-        <w:spacing w:after="0" w:before="0" w:line="240" w:lineRule="auto"/>
-        <w:ind w:left="0" w:right="0" w:firstLine="0"/>
-        <w:jc w:val="both"/>
-        <w:rPr>
-          <w:rFonts w:ascii="Times New Roman" w:cs="Times New Roman" w:eastAsia="Times New Roman" w:hAnsi="Times New Roman"/>
-          <w:b w:val="1"/>
-          <w:bCs w:val="1"/>
-          <w:i w:val="0"/>
-          <w:iCs w:val="0"/>
-          <w:smallCaps w:val="0"/>
-          <w:strike w:val="0"/>
-          <w:color w:val="000000"/>
-          <w:sz w:val="24"/>
-          <w:szCs w:val="24"/>
-          <w:u w:val="none"/>
-          <w:shd w:fill="auto" w:val="clear"/>
-          <w:vertAlign w:val="baseline"/>
-        </w:rPr>
-      </w:pPr>
-      <w:r>
-        <w:rPr>
-          <w:rtl w:val="0"/>
-        </w:rPr>
-      </w:r>
-    </w:p>
-    <w:p>
-      <w:pPr>
-        <w:keepNext w:val="0"/>
-        <w:keepLines w:val="0"/>
-        <w:pageBreakBefore w:val="0"/>
-        <w:widowControl w:val="0"/>
-        <w:pBdr>
-          <w:top w:space="0" w:sz="0" w:val="nil"/>
-          <w:left w:space="0" w:sz="0" w:val="nil"/>
-          <w:bottom w:space="0" w:sz="0" w:val="nil"/>
-          <w:right w:space="0" w:sz="0" w:val="nil"/>
-          <w:between w:space="0" w:sz="0" w:val="nil"/>
-        </w:pBdr>
-        <w:shd w:fill="auto" w:val="clear"/>
-        <w:spacing w:after="0" w:before="0" w:line="240" w:lineRule="auto"/>
-        <w:ind w:left="0" w:right="0" w:firstLine="0"/>
-        <w:jc w:val="both"/>
-        <w:rPr>
-          <w:rFonts w:ascii="Times New Roman" w:cs="Times New Roman" w:eastAsia="Times New Roman" w:hAnsi="Times New Roman"/>
-          <w:b w:val="1"/>
-          <w:bCs w:val="1"/>
-          <w:i w:val="0"/>
-          <w:iCs w:val="0"/>
-          <w:smallCaps w:val="0"/>
-          <w:strike w:val="0"/>
-          <w:color w:val="000000"/>
-          <w:sz w:val="24"/>
-          <w:szCs w:val="24"/>
-          <w:u w:val="none"/>
-          <w:shd w:fill="auto" w:val="clear"/>
-          <w:vertAlign w:val="baseline"/>
-        </w:rPr>
-      </w:pPr>
-      <w:r>
-        <w:rPr>
-          <w:rFonts w:ascii="Times New Roman" w:cs="Times New Roman" w:eastAsia="Times New Roman" w:hAnsi="Times New Roman"/>
-          <w:b w:val="1"/>
-          <w:bCs w:val="1"/>
-          <w:i w:val="0"/>
-          <w:iCs w:val="0"/>
-          <w:smallCaps w:val="0"/>
-          <w:strike w:val="0"/>
-          <w:color w:val="000000"/>
-          <w:sz w:val="24"/>
-          <w:szCs w:val="24"/>
-          <w:u w:val="none"/>
-          <w:shd w:fill="auto" w:val="clear"/>
-          <w:vertAlign w:val="baseline"/>
-          <w:rtl w:val="0"/>
-        </w:rPr>
-        <w:t xml:space="preserve">Language Skills:</w:t>
-      </w:r>
-    </w:p>
-    <w:p>
-      <w:pPr>
-        <w:keepNext w:val="0"/>
-        <w:keepLines w:val="0"/>
-        <w:pageBreakBefore w:val="0"/>
-        <w:widowControl w:val="0"/>
-        <w:pBdr>
-          <w:top w:space="0" w:sz="0" w:val="nil"/>
-          <w:left w:space="0" w:sz="0" w:val="nil"/>
-          <w:bottom w:space="0" w:sz="0" w:val="nil"/>
-          <w:right w:space="0" w:sz="0" w:val="nil"/>
-          <w:between w:space="0" w:sz="0" w:val="nil"/>
-        </w:pBdr>
-        <w:shd w:fill="auto" w:val="clear"/>
-        <w:spacing w:after="0" w:before="0" w:line="240" w:lineRule="auto"/>
-        <w:ind w:left="0" w:right="0" w:firstLine="0"/>
-        <w:jc w:val="both"/>
-        <w:rPr>
-          <w:rFonts w:ascii="Times New Roman" w:cs="Times New Roman" w:eastAsia="Times New Roman" w:hAnsi="Times New Roman"/>
-          <w:b w:val="1"/>
-          <w:bCs w:val="1"/>
-          <w:i w:val="0"/>
-          <w:iCs w:val="0"/>
-          <w:smallCaps w:val="0"/>
-          <w:strike w:val="0"/>
-          <w:color w:val="000000"/>
-          <w:sz w:val="24"/>
-          <w:szCs w:val="24"/>
-          <w:u w:val="none"/>
-          <w:shd w:fill="auto" w:val="clear"/>
-          <w:vertAlign w:val="baseline"/>
-        </w:rPr>
-      </w:pPr>
-      <w:r>
-        <w:rPr>
-          <w:rtl w:val="0"/>
-        </w:rPr>
-      </w:r>
-    </w:p>
-    <w:p>
-      <w:pPr>
-        <w:keepNext w:val="0"/>
-        <w:keepLines w:val="0"/>
-        <w:pageBreakBefore w:val="0"/>
-        <w:widowControl w:val="0"/>
-        <w:numPr>
-          <w:ilvl w:val="0"/>
-          <w:numId w:val="9"/>
-        </w:numPr>
-        <w:pBdr>
-          <w:top w:space="0" w:sz="0" w:val="nil"/>
-          <w:left w:space="0" w:sz="0" w:val="nil"/>
-          <w:bottom w:space="0" w:sz="0" w:val="nil"/>
-          <w:right w:space="0" w:sz="0" w:val="nil"/>
-          <w:between w:space="0" w:sz="0" w:val="nil"/>
-        </w:pBdr>
-        <w:shd w:fill="auto" w:val="clear"/>
-        <w:spacing w:after="0" w:before="0" w:line="240" w:lineRule="auto"/>
-        <w:ind w:left="0" w:right="0" w:firstLine="0"/>
-        <w:jc w:val="both"/>
-        <w:rPr>
-          <w:rFonts w:ascii="Open Sans" w:cs="Open Sans" w:eastAsia="Open Sans" w:hAnsi="Open Sans"/>
-          <w:b w:val="0"/>
-          <w:bCs w:val="0"/>
-          <w:i w:val="0"/>
-          <w:iCs w:val="0"/>
-          <w:smallCaps w:val="0"/>
-          <w:strike w:val="0"/>
-          <w:color w:val="000000"/>
-          <w:sz w:val="20"/>
-          <w:szCs w:val="20"/>
-          <w:u w:val="none"/>
-          <w:shd w:fill="auto" w:val="clear"/>
-          <w:vertAlign w:val="baseline"/>
-        </w:rPr>
-      </w:pPr>
-      <w:r>
-        <w:rPr>
-          <w:rFonts w:ascii="Times New Roman" w:cs="Times New Roman" w:eastAsia="Times New Roman" w:hAnsi="Times New Roman"/>
-          <w:b w:val="0"/>
-          <w:bCs w:val="0"/>
-          <w:i w:val="0"/>
-          <w:iCs w:val="0"/>
-          <w:smallCaps w:val="0"/>
-          <w:strike w:val="0"/>
-          <w:color w:val="000000"/>
-          <w:sz w:val="24"/>
-          <w:szCs w:val="24"/>
-          <w:u w:val="none"/>
-          <w:shd w:fill="auto" w:val="clear"/>
-          <w:vertAlign w:val="baseline"/>
-          <w:rtl w:val="0"/>
-        </w:rPr>
-        <w:t xml:space="preserve">Russian - native</w:t>
-      </w:r>
-      <w:r>
-        <w:rPr>
-          <w:rtl w:val="0"/>
-        </w:rPr>
-      </w:r>
-    </w:p>
-    <w:p>
-      <w:pPr>
-        <w:keepNext w:val="0"/>
-        <w:keepLines w:val="0"/>
-        <w:pageBreakBefore w:val="0"/>
-        <w:widowControl w:val="0"/>
-        <w:numPr>
-          <w:ilvl w:val="0"/>
-          <w:numId w:val="9"/>
-        </w:numPr>
-        <w:pBdr>
-          <w:top w:space="0" w:sz="0" w:val="nil"/>
-          <w:left w:space="0" w:sz="0" w:val="nil"/>
-          <w:bottom w:space="0" w:sz="0" w:val="nil"/>
-          <w:right w:space="0" w:sz="0" w:val="nil"/>
-          <w:between w:space="0" w:sz="0" w:val="nil"/>
-        </w:pBdr>
-        <w:shd w:fill="auto" w:val="clear"/>
-        <w:spacing w:after="100" w:before="100" w:line="240" w:lineRule="auto"/>
-        <w:ind w:left="0" w:right="0" w:firstLine="0"/>
-        <w:jc w:val="left"/>
-        <w:rPr>
-          <w:rFonts w:ascii="Times New Roman" w:cs="Times New Roman" w:eastAsia="Times New Roman" w:hAnsi="Times New Roman"/>
-          <w:b w:val="0"/>
-          <w:bCs w:val="0"/>
-          <w:i w:val="0"/>
-          <w:iCs w:val="0"/>
-          <w:smallCaps w:val="0"/>
-          <w:strike w:val="0"/>
-          <w:color w:val="000000"/>
-          <w:sz w:val="24"/>
-          <w:szCs w:val="24"/>
-          <w:u w:val="none"/>
-          <w:shd w:fill="auto" w:val="clear"/>
-          <w:vertAlign w:val="baseline"/>
-        </w:rPr>
-      </w:pPr>
-      <w:r>
-        <w:rPr>
-          <w:rFonts w:ascii="Times New Roman" w:cs="Times New Roman" w:eastAsia="Times New Roman" w:hAnsi="Times New Roman"/>
-          <w:b w:val="0"/>
-          <w:bCs w:val="0"/>
-          <w:i w:val="0"/>
-          <w:iCs w:val="0"/>
-          <w:smallCaps w:val="0"/>
-          <w:strike w:val="0"/>
-          <w:color w:val="000000"/>
-          <w:sz w:val="24"/>
-          <w:szCs w:val="24"/>
-          <w:u w:val="none"/>
-          <w:shd w:fill="auto" w:val="clear"/>
-          <w:vertAlign w:val="baseline"/>
-          <w:rtl w:val="0"/>
-        </w:rPr>
-        <w:t xml:space="preserve">English – speaking – very good, reading – very good, writing – very good</w:t>
-      </w:r>
-    </w:p>
-    <w:p>
-      <w:pPr>
-        <w:keepNext w:val="0"/>
-        <w:keepLines w:val="0"/>
-        <w:pageBreakBefore w:val="0"/>
-        <w:widowControl w:val="0"/>
-        <w:numPr>
-          <w:ilvl w:val="0"/>
-          <w:numId w:val="9"/>
-        </w:numPr>
-        <w:pBdr>
-          <w:top w:space="0" w:sz="0" w:val="nil"/>
-          <w:left w:space="0" w:sz="0" w:val="nil"/>
-          <w:bottom w:space="0" w:sz="0" w:val="nil"/>
-          <w:right w:space="0" w:sz="0" w:val="nil"/>
-          <w:between w:space="0" w:sz="0" w:val="nil"/>
-        </w:pBdr>
-        <w:shd w:fill="auto" w:val="clear"/>
-        <w:spacing w:after="100" w:before="100" w:line="240" w:lineRule="auto"/>
-        <w:ind w:left="0" w:right="0" w:firstLine="0"/>
-        <w:jc w:val="left"/>
-        <w:rPr>
-          <w:rFonts w:ascii="Times New Roman" w:cs="Times New Roman" w:eastAsia="Times New Roman" w:hAnsi="Times New Roman"/>
-          <w:b w:val="0"/>
-          <w:bCs w:val="0"/>
-          <w:i w:val="0"/>
-          <w:iCs w:val="0"/>
-          <w:smallCaps w:val="0"/>
-          <w:strike w:val="0"/>
-          <w:color w:val="000000"/>
-          <w:sz w:val="24"/>
-          <w:szCs w:val="24"/>
-          <w:u w:val="none"/>
-          <w:shd w:fill="auto" w:val="clear"/>
-          <w:vertAlign w:val="baseline"/>
-        </w:rPr>
-      </w:pPr>
-      <w:r>
-        <w:rPr>
-          <w:rFonts w:ascii="Times New Roman" w:cs="Times New Roman" w:eastAsia="Times New Roman" w:hAnsi="Times New Roman"/>
-          <w:b w:val="0"/>
-          <w:bCs w:val="0"/>
-          <w:i w:val="0"/>
-          <w:iCs w:val="0"/>
-          <w:smallCaps w:val="0"/>
-          <w:strike w:val="0"/>
-          <w:color w:val="000000"/>
-          <w:sz w:val="24"/>
-          <w:szCs w:val="24"/>
-          <w:u w:val="none"/>
-          <w:shd w:fill="auto" w:val="clear"/>
-          <w:vertAlign w:val="baseline"/>
-          <w:rtl w:val="0"/>
-        </w:rPr>
-        <w:t xml:space="preserve">Estonian – speaking – very good, reading – very good, writing – very good</w:t>
-      </w:r>
-    </w:p>
-    <w:p>
-      <w:pPr>
-        <w:keepNext w:val="0"/>
-        <w:keepLines w:val="0"/>
-        <w:pageBreakBefore w:val="0"/>
-        <w:widowControl w:val="0"/>
-        <w:numPr>
-          <w:ilvl w:val="0"/>
-          <w:numId w:val="9"/>
+          <w:numId w:val="11"/>
         </w:numPr>
         <w:pBdr>
           <w:top w:space="0" w:sz="0" w:val="nil"/>
@@ -7643,8 +7643,6 @@
       </w:pPr>
       <w:rPr>
         <w:rFonts w:ascii="Noto Sans Symbols" w:cs="Noto Sans Symbols" w:eastAsia="Noto Sans Symbols" w:hAnsi="Noto Sans Symbols"/>
-        <w:sz w:val="24"/>
-        <w:szCs w:val="24"/>
         <w:vertAlign w:val="baseline"/>
       </w:rPr>
     </w:lvl>
@@ -7658,8 +7656,6 @@
       </w:pPr>
       <w:rPr>
         <w:rFonts w:ascii="Noto Sans Symbols" w:cs="Noto Sans Symbols" w:eastAsia="Noto Sans Symbols" w:hAnsi="Noto Sans Symbols"/>
-        <w:sz w:val="24"/>
-        <w:szCs w:val="24"/>
         <w:vertAlign w:val="baseline"/>
       </w:rPr>
     </w:lvl>
@@ -7673,8 +7669,6 @@
       </w:pPr>
       <w:rPr>
         <w:rFonts w:ascii="Noto Sans Symbols" w:cs="Noto Sans Symbols" w:eastAsia="Noto Sans Symbols" w:hAnsi="Noto Sans Symbols"/>
-        <w:sz w:val="24"/>
-        <w:szCs w:val="24"/>
         <w:vertAlign w:val="baseline"/>
       </w:rPr>
     </w:lvl>
@@ -7688,8 +7682,6 @@
       </w:pPr>
       <w:rPr>
         <w:rFonts w:ascii="Noto Sans Symbols" w:cs="Noto Sans Symbols" w:eastAsia="Noto Sans Symbols" w:hAnsi="Noto Sans Symbols"/>
-        <w:sz w:val="24"/>
-        <w:szCs w:val="24"/>
         <w:vertAlign w:val="baseline"/>
       </w:rPr>
     </w:lvl>
@@ -7703,8 +7695,6 @@
       </w:pPr>
       <w:rPr>
         <w:rFonts w:ascii="Noto Sans Symbols" w:cs="Noto Sans Symbols" w:eastAsia="Noto Sans Symbols" w:hAnsi="Noto Sans Symbols"/>
-        <w:sz w:val="24"/>
-        <w:szCs w:val="24"/>
         <w:vertAlign w:val="baseline"/>
       </w:rPr>
     </w:lvl>
@@ -7718,8 +7708,6 @@
       </w:pPr>
       <w:rPr>
         <w:rFonts w:ascii="Noto Sans Symbols" w:cs="Noto Sans Symbols" w:eastAsia="Noto Sans Symbols" w:hAnsi="Noto Sans Symbols"/>
-        <w:sz w:val="24"/>
-        <w:szCs w:val="24"/>
         <w:vertAlign w:val="baseline"/>
       </w:rPr>
     </w:lvl>
@@ -7733,8 +7721,6 @@
       </w:pPr>
       <w:rPr>
         <w:rFonts w:ascii="Noto Sans Symbols" w:cs="Noto Sans Symbols" w:eastAsia="Noto Sans Symbols" w:hAnsi="Noto Sans Symbols"/>
-        <w:sz w:val="24"/>
-        <w:szCs w:val="24"/>
         <w:vertAlign w:val="baseline"/>
       </w:rPr>
     </w:lvl>
@@ -7748,8 +7734,6 @@
       </w:pPr>
       <w:rPr>
         <w:rFonts w:ascii="Noto Sans Symbols" w:cs="Noto Sans Symbols" w:eastAsia="Noto Sans Symbols" w:hAnsi="Noto Sans Symbols"/>
-        <w:sz w:val="24"/>
-        <w:szCs w:val="24"/>
         <w:vertAlign w:val="baseline"/>
       </w:rPr>
     </w:lvl>
@@ -7763,8 +7747,6 @@
       </w:pPr>
       <w:rPr>
         <w:rFonts w:ascii="Noto Sans Symbols" w:cs="Noto Sans Symbols" w:eastAsia="Noto Sans Symbols" w:hAnsi="Noto Sans Symbols"/>
-        <w:sz w:val="24"/>
-        <w:szCs w:val="24"/>
         <w:vertAlign w:val="baseline"/>
       </w:rPr>
     </w:lvl>
@@ -7908,6 +7890,143 @@
       </w:pPr>
       <w:rPr>
         <w:rFonts w:ascii="Noto Sans Symbols" w:cs="Noto Sans Symbols" w:eastAsia="Noto Sans Symbols" w:hAnsi="Noto Sans Symbols"/>
+        <w:sz w:val="24"/>
+        <w:szCs w:val="24"/>
+        <w:vertAlign w:val="baseline"/>
+      </w:rPr>
+    </w:lvl>
+    <w:lvl w:ilvl="1">
+      <w:start w:val="0"/>
+      <w:numFmt w:val="bullet"/>
+      <w:lvlText w:val="−"/>
+      <w:lvlJc w:val="left"/>
+      <w:pPr>
+        <w:ind w:left="0" w:firstLine="0"/>
+      </w:pPr>
+      <w:rPr>
+        <w:rFonts w:ascii="Noto Sans Symbols" w:cs="Noto Sans Symbols" w:eastAsia="Noto Sans Symbols" w:hAnsi="Noto Sans Symbols"/>
+        <w:sz w:val="24"/>
+        <w:szCs w:val="24"/>
+        <w:vertAlign w:val="baseline"/>
+      </w:rPr>
+    </w:lvl>
+    <w:lvl w:ilvl="2">
+      <w:start w:val="0"/>
+      <w:numFmt w:val="bullet"/>
+      <w:lvlText w:val="−"/>
+      <w:lvlJc w:val="left"/>
+      <w:pPr>
+        <w:ind w:left="0" w:firstLine="0"/>
+      </w:pPr>
+      <w:rPr>
+        <w:rFonts w:ascii="Noto Sans Symbols" w:cs="Noto Sans Symbols" w:eastAsia="Noto Sans Symbols" w:hAnsi="Noto Sans Symbols"/>
+        <w:sz w:val="24"/>
+        <w:szCs w:val="24"/>
+        <w:vertAlign w:val="baseline"/>
+      </w:rPr>
+    </w:lvl>
+    <w:lvl w:ilvl="3">
+      <w:start w:val="0"/>
+      <w:numFmt w:val="bullet"/>
+      <w:lvlText w:val="−"/>
+      <w:lvlJc w:val="left"/>
+      <w:pPr>
+        <w:ind w:left="0" w:firstLine="0"/>
+      </w:pPr>
+      <w:rPr>
+        <w:rFonts w:ascii="Noto Sans Symbols" w:cs="Noto Sans Symbols" w:eastAsia="Noto Sans Symbols" w:hAnsi="Noto Sans Symbols"/>
+        <w:sz w:val="24"/>
+        <w:szCs w:val="24"/>
+        <w:vertAlign w:val="baseline"/>
+      </w:rPr>
+    </w:lvl>
+    <w:lvl w:ilvl="4">
+      <w:start w:val="0"/>
+      <w:numFmt w:val="bullet"/>
+      <w:lvlText w:val="−"/>
+      <w:lvlJc w:val="left"/>
+      <w:pPr>
+        <w:ind w:left="0" w:firstLine="0"/>
+      </w:pPr>
+      <w:rPr>
+        <w:rFonts w:ascii="Noto Sans Symbols" w:cs="Noto Sans Symbols" w:eastAsia="Noto Sans Symbols" w:hAnsi="Noto Sans Symbols"/>
+        <w:sz w:val="24"/>
+        <w:szCs w:val="24"/>
+        <w:vertAlign w:val="baseline"/>
+      </w:rPr>
+    </w:lvl>
+    <w:lvl w:ilvl="5">
+      <w:start w:val="0"/>
+      <w:numFmt w:val="bullet"/>
+      <w:lvlText w:val="−"/>
+      <w:lvlJc w:val="left"/>
+      <w:pPr>
+        <w:ind w:left="0" w:firstLine="0"/>
+      </w:pPr>
+      <w:rPr>
+        <w:rFonts w:ascii="Noto Sans Symbols" w:cs="Noto Sans Symbols" w:eastAsia="Noto Sans Symbols" w:hAnsi="Noto Sans Symbols"/>
+        <w:sz w:val="24"/>
+        <w:szCs w:val="24"/>
+        <w:vertAlign w:val="baseline"/>
+      </w:rPr>
+    </w:lvl>
+    <w:lvl w:ilvl="6">
+      <w:start w:val="0"/>
+      <w:numFmt w:val="bullet"/>
+      <w:lvlText w:val="−"/>
+      <w:lvlJc w:val="left"/>
+      <w:pPr>
+        <w:ind w:left="0" w:firstLine="0"/>
+      </w:pPr>
+      <w:rPr>
+        <w:rFonts w:ascii="Noto Sans Symbols" w:cs="Noto Sans Symbols" w:eastAsia="Noto Sans Symbols" w:hAnsi="Noto Sans Symbols"/>
+        <w:sz w:val="24"/>
+        <w:szCs w:val="24"/>
+        <w:vertAlign w:val="baseline"/>
+      </w:rPr>
+    </w:lvl>
+    <w:lvl w:ilvl="7">
+      <w:start w:val="0"/>
+      <w:numFmt w:val="bullet"/>
+      <w:lvlText w:val="−"/>
+      <w:lvlJc w:val="left"/>
+      <w:pPr>
+        <w:ind w:left="0" w:firstLine="0"/>
+      </w:pPr>
+      <w:rPr>
+        <w:rFonts w:ascii="Noto Sans Symbols" w:cs="Noto Sans Symbols" w:eastAsia="Noto Sans Symbols" w:hAnsi="Noto Sans Symbols"/>
+        <w:sz w:val="24"/>
+        <w:szCs w:val="24"/>
+        <w:vertAlign w:val="baseline"/>
+      </w:rPr>
+    </w:lvl>
+    <w:lvl w:ilvl="8">
+      <w:start w:val="0"/>
+      <w:numFmt w:val="bullet"/>
+      <w:lvlText w:val="−"/>
+      <w:lvlJc w:val="left"/>
+      <w:pPr>
+        <w:ind w:left="0" w:firstLine="0"/>
+      </w:pPr>
+      <w:rPr>
+        <w:rFonts w:ascii="Noto Sans Symbols" w:cs="Noto Sans Symbols" w:eastAsia="Noto Sans Symbols" w:hAnsi="Noto Sans Symbols"/>
+        <w:sz w:val="24"/>
+        <w:szCs w:val="24"/>
+        <w:vertAlign w:val="baseline"/>
+      </w:rPr>
+    </w:lvl>
+  </w:abstractNum>
+  <w:abstractNum w:abstractNumId="5">
+    <w:lvl w:ilvl="0">
+      <w:start w:val="0"/>
+      <w:numFmt w:val="bullet"/>
+      <w:lvlText w:val="−"/>
+      <w:lvlJc w:val="left"/>
+      <w:pPr>
+        <w:ind w:left="0" w:firstLine="0"/>
+      </w:pPr>
+      <w:rPr>
+        <w:rFonts w:ascii="Noto Sans Symbols" w:cs="Noto Sans Symbols" w:eastAsia="Noto Sans Symbols" w:hAnsi="Noto Sans Symbols"/>
         <w:strike w:val="0"/>
         <w:vertAlign w:val="baseline"/>
       </w:rPr>
@@ -8025,704 +8144,7 @@
       </w:rPr>
     </w:lvl>
   </w:abstractNum>
-  <w:abstractNum w:abstractNumId="5">
-    <w:lvl w:ilvl="0">
-      <w:start w:val="0"/>
-      <w:numFmt w:val="bullet"/>
-      <w:lvlText w:val="−"/>
-      <w:lvlJc w:val="left"/>
-      <w:pPr>
-        <w:ind w:left="0" w:firstLine="0"/>
-      </w:pPr>
-      <w:rPr>
-        <w:rFonts w:ascii="Noto Sans Symbols" w:cs="Noto Sans Symbols" w:eastAsia="Noto Sans Symbols" w:hAnsi="Noto Sans Symbols"/>
-        <w:vertAlign w:val="baseline"/>
-      </w:rPr>
-    </w:lvl>
-    <w:lvl w:ilvl="1">
-      <w:start w:val="0"/>
-      <w:numFmt w:val="bullet"/>
-      <w:lvlText w:val="−"/>
-      <w:lvlJc w:val="left"/>
-      <w:pPr>
-        <w:ind w:left="0" w:firstLine="0"/>
-      </w:pPr>
-      <w:rPr>
-        <w:rFonts w:ascii="Noto Sans Symbols" w:cs="Noto Sans Symbols" w:eastAsia="Noto Sans Symbols" w:hAnsi="Noto Sans Symbols"/>
-        <w:vertAlign w:val="baseline"/>
-      </w:rPr>
-    </w:lvl>
-    <w:lvl w:ilvl="2">
-      <w:start w:val="0"/>
-      <w:numFmt w:val="bullet"/>
-      <w:lvlText w:val="−"/>
-      <w:lvlJc w:val="left"/>
-      <w:pPr>
-        <w:ind w:left="0" w:firstLine="0"/>
-      </w:pPr>
-      <w:rPr>
-        <w:rFonts w:ascii="Noto Sans Symbols" w:cs="Noto Sans Symbols" w:eastAsia="Noto Sans Symbols" w:hAnsi="Noto Sans Symbols"/>
-        <w:vertAlign w:val="baseline"/>
-      </w:rPr>
-    </w:lvl>
-    <w:lvl w:ilvl="3">
-      <w:start w:val="0"/>
-      <w:numFmt w:val="bullet"/>
-      <w:lvlText w:val="−"/>
-      <w:lvlJc w:val="left"/>
-      <w:pPr>
-        <w:ind w:left="0" w:firstLine="0"/>
-      </w:pPr>
-      <w:rPr>
-        <w:rFonts w:ascii="Noto Sans Symbols" w:cs="Noto Sans Symbols" w:eastAsia="Noto Sans Symbols" w:hAnsi="Noto Sans Symbols"/>
-        <w:vertAlign w:val="baseline"/>
-      </w:rPr>
-    </w:lvl>
-    <w:lvl w:ilvl="4">
-      <w:start w:val="0"/>
-      <w:numFmt w:val="bullet"/>
-      <w:lvlText w:val="−"/>
-      <w:lvlJc w:val="left"/>
-      <w:pPr>
-        <w:ind w:left="0" w:firstLine="0"/>
-      </w:pPr>
-      <w:rPr>
-        <w:rFonts w:ascii="Noto Sans Symbols" w:cs="Noto Sans Symbols" w:eastAsia="Noto Sans Symbols" w:hAnsi="Noto Sans Symbols"/>
-        <w:vertAlign w:val="baseline"/>
-      </w:rPr>
-    </w:lvl>
-    <w:lvl w:ilvl="5">
-      <w:start w:val="0"/>
-      <w:numFmt w:val="bullet"/>
-      <w:lvlText w:val="−"/>
-      <w:lvlJc w:val="left"/>
-      <w:pPr>
-        <w:ind w:left="0" w:firstLine="0"/>
-      </w:pPr>
-      <w:rPr>
-        <w:rFonts w:ascii="Noto Sans Symbols" w:cs="Noto Sans Symbols" w:eastAsia="Noto Sans Symbols" w:hAnsi="Noto Sans Symbols"/>
-        <w:vertAlign w:val="baseline"/>
-      </w:rPr>
-    </w:lvl>
-    <w:lvl w:ilvl="6">
-      <w:start w:val="0"/>
-      <w:numFmt w:val="bullet"/>
-      <w:lvlText w:val="−"/>
-      <w:lvlJc w:val="left"/>
-      <w:pPr>
-        <w:ind w:left="0" w:firstLine="0"/>
-      </w:pPr>
-      <w:rPr>
-        <w:rFonts w:ascii="Noto Sans Symbols" w:cs="Noto Sans Symbols" w:eastAsia="Noto Sans Symbols" w:hAnsi="Noto Sans Symbols"/>
-        <w:vertAlign w:val="baseline"/>
-      </w:rPr>
-    </w:lvl>
-    <w:lvl w:ilvl="7">
-      <w:start w:val="0"/>
-      <w:numFmt w:val="bullet"/>
-      <w:lvlText w:val="−"/>
-      <w:lvlJc w:val="left"/>
-      <w:pPr>
-        <w:ind w:left="0" w:firstLine="0"/>
-      </w:pPr>
-      <w:rPr>
-        <w:rFonts w:ascii="Noto Sans Symbols" w:cs="Noto Sans Symbols" w:eastAsia="Noto Sans Symbols" w:hAnsi="Noto Sans Symbols"/>
-        <w:vertAlign w:val="baseline"/>
-      </w:rPr>
-    </w:lvl>
-    <w:lvl w:ilvl="8">
-      <w:start w:val="0"/>
-      <w:numFmt w:val="bullet"/>
-      <w:lvlText w:val="−"/>
-      <w:lvlJc w:val="left"/>
-      <w:pPr>
-        <w:ind w:left="0" w:firstLine="0"/>
-      </w:pPr>
-      <w:rPr>
-        <w:rFonts w:ascii="Noto Sans Symbols" w:cs="Noto Sans Symbols" w:eastAsia="Noto Sans Symbols" w:hAnsi="Noto Sans Symbols"/>
-        <w:vertAlign w:val="baseline"/>
-      </w:rPr>
-    </w:lvl>
-  </w:abstractNum>
   <w:abstractNum w:abstractNumId="6">
-    <w:lvl w:ilvl="0">
-      <w:start w:val="0"/>
-      <w:numFmt w:val="bullet"/>
-      <w:lvlText w:val="−"/>
-      <w:lvlJc w:val="left"/>
-      <w:pPr>
-        <w:ind w:left="0" w:firstLine="0"/>
-      </w:pPr>
-      <w:rPr>
-        <w:rFonts w:ascii="Noto Sans Symbols" w:cs="Noto Sans Symbols" w:eastAsia="Noto Sans Symbols" w:hAnsi="Noto Sans Symbols"/>
-        <w:vertAlign w:val="baseline"/>
-      </w:rPr>
-    </w:lvl>
-    <w:lvl w:ilvl="1">
-      <w:start w:val="0"/>
-      <w:numFmt w:val="bullet"/>
-      <w:lvlText w:val="−"/>
-      <w:lvlJc w:val="left"/>
-      <w:pPr>
-        <w:ind w:left="0" w:firstLine="0"/>
-      </w:pPr>
-      <w:rPr>
-        <w:rFonts w:ascii="Noto Sans Symbols" w:cs="Noto Sans Symbols" w:eastAsia="Noto Sans Symbols" w:hAnsi="Noto Sans Symbols"/>
-        <w:vertAlign w:val="baseline"/>
-      </w:rPr>
-    </w:lvl>
-    <w:lvl w:ilvl="2">
-      <w:start w:val="0"/>
-      <w:numFmt w:val="bullet"/>
-      <w:lvlText w:val="−"/>
-      <w:lvlJc w:val="left"/>
-      <w:pPr>
-        <w:ind w:left="0" w:firstLine="0"/>
-      </w:pPr>
-      <w:rPr>
-        <w:rFonts w:ascii="Noto Sans Symbols" w:cs="Noto Sans Symbols" w:eastAsia="Noto Sans Symbols" w:hAnsi="Noto Sans Symbols"/>
-        <w:vertAlign w:val="baseline"/>
-      </w:rPr>
-    </w:lvl>
-    <w:lvl w:ilvl="3">
-      <w:start w:val="0"/>
-      <w:numFmt w:val="bullet"/>
-      <w:lvlText w:val="−"/>
-      <w:lvlJc w:val="left"/>
-      <w:pPr>
-        <w:ind w:left="0" w:firstLine="0"/>
-      </w:pPr>
-      <w:rPr>
-        <w:rFonts w:ascii="Noto Sans Symbols" w:cs="Noto Sans Symbols" w:eastAsia="Noto Sans Symbols" w:hAnsi="Noto Sans Symbols"/>
-        <w:vertAlign w:val="baseline"/>
-      </w:rPr>
-    </w:lvl>
-    <w:lvl w:ilvl="4">
-      <w:start w:val="0"/>
-      <w:numFmt w:val="bullet"/>
-      <w:lvlText w:val="−"/>
-      <w:lvlJc w:val="left"/>
-      <w:pPr>
-        <w:ind w:left="0" w:firstLine="0"/>
-      </w:pPr>
-      <w:rPr>
-        <w:rFonts w:ascii="Noto Sans Symbols" w:cs="Noto Sans Symbols" w:eastAsia="Noto Sans Symbols" w:hAnsi="Noto Sans Symbols"/>
-        <w:vertAlign w:val="baseline"/>
-      </w:rPr>
-    </w:lvl>
-    <w:lvl w:ilvl="5">
-      <w:start w:val="0"/>
-      <w:numFmt w:val="bullet"/>
-      <w:lvlText w:val="−"/>
-      <w:lvlJc w:val="left"/>
-      <w:pPr>
-        <w:ind w:left="0" w:firstLine="0"/>
-      </w:pPr>
-      <w:rPr>
-        <w:rFonts w:ascii="Noto Sans Symbols" w:cs="Noto Sans Symbols" w:eastAsia="Noto Sans Symbols" w:hAnsi="Noto Sans Symbols"/>
-        <w:vertAlign w:val="baseline"/>
-      </w:rPr>
-    </w:lvl>
-    <w:lvl w:ilvl="6">
-      <w:start w:val="0"/>
-      <w:numFmt w:val="bullet"/>
-      <w:lvlText w:val="−"/>
-      <w:lvlJc w:val="left"/>
-      <w:pPr>
-        <w:ind w:left="0" w:firstLine="0"/>
-      </w:pPr>
-      <w:rPr>
-        <w:rFonts w:ascii="Noto Sans Symbols" w:cs="Noto Sans Symbols" w:eastAsia="Noto Sans Symbols" w:hAnsi="Noto Sans Symbols"/>
-        <w:vertAlign w:val="baseline"/>
-      </w:rPr>
-    </w:lvl>
-    <w:lvl w:ilvl="7">
-      <w:start w:val="0"/>
-      <w:numFmt w:val="bullet"/>
-      <w:lvlText w:val="−"/>
-      <w:lvlJc w:val="left"/>
-      <w:pPr>
-        <w:ind w:left="0" w:firstLine="0"/>
-      </w:pPr>
-      <w:rPr>
-        <w:rFonts w:ascii="Noto Sans Symbols" w:cs="Noto Sans Symbols" w:eastAsia="Noto Sans Symbols" w:hAnsi="Noto Sans Symbols"/>
-        <w:vertAlign w:val="baseline"/>
-      </w:rPr>
-    </w:lvl>
-    <w:lvl w:ilvl="8">
-      <w:start w:val="0"/>
-      <w:numFmt w:val="bullet"/>
-      <w:lvlText w:val="−"/>
-      <w:lvlJc w:val="left"/>
-      <w:pPr>
-        <w:ind w:left="0" w:firstLine="0"/>
-      </w:pPr>
-      <w:rPr>
-        <w:rFonts w:ascii="Noto Sans Symbols" w:cs="Noto Sans Symbols" w:eastAsia="Noto Sans Symbols" w:hAnsi="Noto Sans Symbols"/>
-        <w:vertAlign w:val="baseline"/>
-      </w:rPr>
-    </w:lvl>
-  </w:abstractNum>
-  <w:abstractNum w:abstractNumId="7">
-    <w:lvl w:ilvl="0">
-      <w:start w:val="0"/>
-      <w:numFmt w:val="bullet"/>
-      <w:lvlText w:val="−"/>
-      <w:lvlJc w:val="left"/>
-      <w:pPr>
-        <w:ind w:left="0" w:firstLine="0"/>
-      </w:pPr>
-      <w:rPr>
-        <w:rFonts w:ascii="Noto Sans Symbols" w:cs="Noto Sans Symbols" w:eastAsia="Noto Sans Symbols" w:hAnsi="Noto Sans Symbols"/>
-        <w:vertAlign w:val="baseline"/>
-      </w:rPr>
-    </w:lvl>
-    <w:lvl w:ilvl="1">
-      <w:start w:val="0"/>
-      <w:numFmt w:val="bullet"/>
-      <w:lvlText w:val="−"/>
-      <w:lvlJc w:val="left"/>
-      <w:pPr>
-        <w:ind w:left="0" w:firstLine="0"/>
-      </w:pPr>
-      <w:rPr>
-        <w:rFonts w:ascii="Noto Sans Symbols" w:cs="Noto Sans Symbols" w:eastAsia="Noto Sans Symbols" w:hAnsi="Noto Sans Symbols"/>
-        <w:vertAlign w:val="baseline"/>
-      </w:rPr>
-    </w:lvl>
-    <w:lvl w:ilvl="2">
-      <w:start w:val="0"/>
-      <w:numFmt w:val="bullet"/>
-      <w:lvlText w:val="−"/>
-      <w:lvlJc w:val="left"/>
-      <w:pPr>
-        <w:ind w:left="0" w:firstLine="0"/>
-      </w:pPr>
-      <w:rPr>
-        <w:rFonts w:ascii="Noto Sans Symbols" w:cs="Noto Sans Symbols" w:eastAsia="Noto Sans Symbols" w:hAnsi="Noto Sans Symbols"/>
-        <w:vertAlign w:val="baseline"/>
-      </w:rPr>
-    </w:lvl>
-    <w:lvl w:ilvl="3">
-      <w:start w:val="0"/>
-      <w:numFmt w:val="bullet"/>
-      <w:lvlText w:val="−"/>
-      <w:lvlJc w:val="left"/>
-      <w:pPr>
-        <w:ind w:left="0" w:firstLine="0"/>
-      </w:pPr>
-      <w:rPr>
-        <w:rFonts w:ascii="Noto Sans Symbols" w:cs="Noto Sans Symbols" w:eastAsia="Noto Sans Symbols" w:hAnsi="Noto Sans Symbols"/>
-        <w:vertAlign w:val="baseline"/>
-      </w:rPr>
-    </w:lvl>
-    <w:lvl w:ilvl="4">
-      <w:start w:val="0"/>
-      <w:numFmt w:val="bullet"/>
-      <w:lvlText w:val="−"/>
-      <w:lvlJc w:val="left"/>
-      <w:pPr>
-        <w:ind w:left="0" w:firstLine="0"/>
-      </w:pPr>
-      <w:rPr>
-        <w:rFonts w:ascii="Noto Sans Symbols" w:cs="Noto Sans Symbols" w:eastAsia="Noto Sans Symbols" w:hAnsi="Noto Sans Symbols"/>
-        <w:vertAlign w:val="baseline"/>
-      </w:rPr>
-    </w:lvl>
-    <w:lvl w:ilvl="5">
-      <w:start w:val="0"/>
-      <w:numFmt w:val="bullet"/>
-      <w:lvlText w:val="−"/>
-      <w:lvlJc w:val="left"/>
-      <w:pPr>
-        <w:ind w:left="0" w:firstLine="0"/>
-      </w:pPr>
-      <w:rPr>
-        <w:rFonts w:ascii="Noto Sans Symbols" w:cs="Noto Sans Symbols" w:eastAsia="Noto Sans Symbols" w:hAnsi="Noto Sans Symbols"/>
-        <w:vertAlign w:val="baseline"/>
-      </w:rPr>
-    </w:lvl>
-    <w:lvl w:ilvl="6">
-      <w:start w:val="0"/>
-      <w:numFmt w:val="bullet"/>
-      <w:lvlText w:val="−"/>
-      <w:lvlJc w:val="left"/>
-      <w:pPr>
-        <w:ind w:left="0" w:firstLine="0"/>
-      </w:pPr>
-      <w:rPr>
-        <w:rFonts w:ascii="Noto Sans Symbols" w:cs="Noto Sans Symbols" w:eastAsia="Noto Sans Symbols" w:hAnsi="Noto Sans Symbols"/>
-        <w:vertAlign w:val="baseline"/>
-      </w:rPr>
-    </w:lvl>
-    <w:lvl w:ilvl="7">
-      <w:start w:val="0"/>
-      <w:numFmt w:val="bullet"/>
-      <w:lvlText w:val="−"/>
-      <w:lvlJc w:val="left"/>
-      <w:pPr>
-        <w:ind w:left="0" w:firstLine="0"/>
-      </w:pPr>
-      <w:rPr>
-        <w:rFonts w:ascii="Noto Sans Symbols" w:cs="Noto Sans Symbols" w:eastAsia="Noto Sans Symbols" w:hAnsi="Noto Sans Symbols"/>
-        <w:vertAlign w:val="baseline"/>
-      </w:rPr>
-    </w:lvl>
-    <w:lvl w:ilvl="8">
-      <w:start w:val="0"/>
-      <w:numFmt w:val="bullet"/>
-      <w:lvlText w:val="−"/>
-      <w:lvlJc w:val="left"/>
-      <w:pPr>
-        <w:ind w:left="0" w:firstLine="0"/>
-      </w:pPr>
-      <w:rPr>
-        <w:rFonts w:ascii="Noto Sans Symbols" w:cs="Noto Sans Symbols" w:eastAsia="Noto Sans Symbols" w:hAnsi="Noto Sans Symbols"/>
-        <w:vertAlign w:val="baseline"/>
-      </w:rPr>
-    </w:lvl>
-  </w:abstractNum>
-  <w:abstractNum w:abstractNumId="8">
-    <w:lvl w:ilvl="0">
-      <w:start w:val="1"/>
-      <w:numFmt w:val="decimal"/>
-      <w:lvlText w:val="%1."/>
-      <w:lvlJc w:val="left"/>
-      <w:pPr>
-        <w:ind w:left="0" w:firstLine="0"/>
-      </w:pPr>
-      <w:rPr>
-        <w:vertAlign w:val="baseline"/>
-      </w:rPr>
-    </w:lvl>
-    <w:lvl w:ilvl="1">
-      <w:start w:val="1"/>
-      <w:numFmt w:val="decimal"/>
-      <w:lvlText w:val="%2."/>
-      <w:lvlJc w:val="left"/>
-      <w:pPr>
-        <w:ind w:left="0" w:firstLine="0"/>
-      </w:pPr>
-      <w:rPr>
-        <w:vertAlign w:val="baseline"/>
-      </w:rPr>
-    </w:lvl>
-    <w:lvl w:ilvl="2">
-      <w:start w:val="1"/>
-      <w:numFmt w:val="decimal"/>
-      <w:lvlText w:val="%1.%2.%3."/>
-      <w:lvlJc w:val="left"/>
-      <w:pPr>
-        <w:ind w:left="0" w:firstLine="0"/>
-      </w:pPr>
-      <w:rPr>
-        <w:vertAlign w:val="baseline"/>
-      </w:rPr>
-    </w:lvl>
-    <w:lvl w:ilvl="3">
-      <w:start w:val="1"/>
-      <w:numFmt w:val="decimal"/>
-      <w:lvlText w:val="%1.%2.%3.%4."/>
-      <w:lvlJc w:val="left"/>
-      <w:pPr>
-        <w:ind w:left="0" w:firstLine="0"/>
-      </w:pPr>
-      <w:rPr>
-        <w:vertAlign w:val="baseline"/>
-      </w:rPr>
-    </w:lvl>
-    <w:lvl w:ilvl="4">
-      <w:start w:val="1"/>
-      <w:numFmt w:val="decimal"/>
-      <w:lvlText w:val="%1.%2.%3.%4.%5."/>
-      <w:lvlJc w:val="left"/>
-      <w:pPr>
-        <w:ind w:left="0" w:firstLine="0"/>
-      </w:pPr>
-      <w:rPr>
-        <w:vertAlign w:val="baseline"/>
-      </w:rPr>
-    </w:lvl>
-    <w:lvl w:ilvl="5">
-      <w:start w:val="1"/>
-      <w:numFmt w:val="decimal"/>
-      <w:lvlText w:val="%1.%2.%3.%4.%5.%6."/>
-      <w:lvlJc w:val="left"/>
-      <w:pPr>
-        <w:ind w:left="0" w:firstLine="0"/>
-      </w:pPr>
-      <w:rPr>
-        <w:vertAlign w:val="baseline"/>
-      </w:rPr>
-    </w:lvl>
-    <w:lvl w:ilvl="6">
-      <w:start w:val="1"/>
-      <w:numFmt w:val="decimal"/>
-      <w:lvlText w:val="%1.%2.%3.%4.%5.%6.%7."/>
-      <w:lvlJc w:val="left"/>
-      <w:pPr>
-        <w:ind w:left="0" w:firstLine="0"/>
-      </w:pPr>
-      <w:rPr>
-        <w:vertAlign w:val="baseline"/>
-      </w:rPr>
-    </w:lvl>
-    <w:lvl w:ilvl="7">
-      <w:start w:val="1"/>
-      <w:numFmt w:val="decimal"/>
-      <w:lvlText w:val="%1.%2.%3.%4.%5.%6.%7.%8."/>
-      <w:lvlJc w:val="left"/>
-      <w:pPr>
-        <w:ind w:left="0" w:firstLine="0"/>
-      </w:pPr>
-      <w:rPr>
-        <w:vertAlign w:val="baseline"/>
-      </w:rPr>
-    </w:lvl>
-    <w:lvl w:ilvl="8">
-      <w:start w:val="1"/>
-      <w:numFmt w:val="decimal"/>
-      <w:lvlText w:val="%1.%2.%3.%4.%5.%6.%7.%8.%9."/>
-      <w:lvlJc w:val="left"/>
-      <w:pPr>
-        <w:ind w:left="0" w:firstLine="0"/>
-      </w:pPr>
-      <w:rPr>
-        <w:vertAlign w:val="baseline"/>
-      </w:rPr>
-    </w:lvl>
-  </w:abstractNum>
-  <w:abstractNum w:abstractNumId="9">
-    <w:lvl w:ilvl="0">
-      <w:start w:val="0"/>
-      <w:numFmt w:val="bullet"/>
-      <w:lvlText w:val="●"/>
-      <w:lvlJc w:val="left"/>
-      <w:pPr>
-        <w:ind w:left="0" w:firstLine="0"/>
-      </w:pPr>
-      <w:rPr>
-        <w:rFonts w:ascii="Noto Sans Symbols" w:cs="Noto Sans Symbols" w:eastAsia="Noto Sans Symbols" w:hAnsi="Noto Sans Symbols"/>
-        <w:vertAlign w:val="baseline"/>
-      </w:rPr>
-    </w:lvl>
-    <w:lvl w:ilvl="1">
-      <w:start w:val="1"/>
-      <w:numFmt w:val="decimal"/>
-      <w:lvlText w:val="%2."/>
-      <w:lvlJc w:val="left"/>
-      <w:pPr>
-        <w:ind w:left="0" w:firstLine="0"/>
-      </w:pPr>
-      <w:rPr>
-        <w:vertAlign w:val="baseline"/>
-      </w:rPr>
-    </w:lvl>
-    <w:lvl w:ilvl="2">
-      <w:start w:val="1"/>
-      <w:numFmt w:val="decimal"/>
-      <w:lvlText w:val="%3."/>
-      <w:lvlJc w:val="left"/>
-      <w:pPr>
-        <w:ind w:left="0" w:firstLine="0"/>
-      </w:pPr>
-      <w:rPr>
-        <w:vertAlign w:val="baseline"/>
-      </w:rPr>
-    </w:lvl>
-    <w:lvl w:ilvl="3">
-      <w:start w:val="1"/>
-      <w:numFmt w:val="decimal"/>
-      <w:lvlText w:val="%4."/>
-      <w:lvlJc w:val="left"/>
-      <w:pPr>
-        <w:ind w:left="0" w:firstLine="0"/>
-      </w:pPr>
-      <w:rPr>
-        <w:vertAlign w:val="baseline"/>
-      </w:rPr>
-    </w:lvl>
-    <w:lvl w:ilvl="4">
-      <w:start w:val="1"/>
-      <w:numFmt w:val="decimal"/>
-      <w:lvlText w:val="%5."/>
-      <w:lvlJc w:val="left"/>
-      <w:pPr>
-        <w:ind w:left="0" w:firstLine="0"/>
-      </w:pPr>
-      <w:rPr>
-        <w:vertAlign w:val="baseline"/>
-      </w:rPr>
-    </w:lvl>
-    <w:lvl w:ilvl="5">
-      <w:start w:val="1"/>
-      <w:numFmt w:val="decimal"/>
-      <w:lvlText w:val="%6."/>
-      <w:lvlJc w:val="left"/>
-      <w:pPr>
-        <w:ind w:left="0" w:firstLine="0"/>
-      </w:pPr>
-      <w:rPr>
-        <w:vertAlign w:val="baseline"/>
-      </w:rPr>
-    </w:lvl>
-    <w:lvl w:ilvl="6">
-      <w:start w:val="1"/>
-      <w:numFmt w:val="decimal"/>
-      <w:lvlText w:val="%7."/>
-      <w:lvlJc w:val="left"/>
-      <w:pPr>
-        <w:ind w:left="0" w:firstLine="0"/>
-      </w:pPr>
-      <w:rPr>
-        <w:vertAlign w:val="baseline"/>
-      </w:rPr>
-    </w:lvl>
-    <w:lvl w:ilvl="7">
-      <w:start w:val="1"/>
-      <w:numFmt w:val="decimal"/>
-      <w:lvlText w:val="%8."/>
-      <w:lvlJc w:val="left"/>
-      <w:pPr>
-        <w:ind w:left="0" w:firstLine="0"/>
-      </w:pPr>
-      <w:rPr>
-        <w:vertAlign w:val="baseline"/>
-      </w:rPr>
-    </w:lvl>
-    <w:lvl w:ilvl="8">
-      <w:start w:val="1"/>
-      <w:numFmt w:val="decimal"/>
-      <w:lvlText w:val="%9."/>
-      <w:lvlJc w:val="left"/>
-      <w:pPr>
-        <w:ind w:left="0" w:firstLine="0"/>
-      </w:pPr>
-      <w:rPr>
-        <w:vertAlign w:val="baseline"/>
-      </w:rPr>
-    </w:lvl>
-  </w:abstractNum>
-  <w:abstractNum w:abstractNumId="10">
-    <w:lvl w:ilvl="0">
-      <w:start w:val="0"/>
-      <w:numFmt w:val="bullet"/>
-      <w:lvlText w:val="−"/>
-      <w:lvlJc w:val="left"/>
-      <w:pPr>
-        <w:ind w:left="0" w:firstLine="0"/>
-      </w:pPr>
-      <w:rPr>
-        <w:rFonts w:ascii="Noto Sans Symbols" w:cs="Noto Sans Symbols" w:eastAsia="Noto Sans Symbols" w:hAnsi="Noto Sans Symbols"/>
-        <w:vertAlign w:val="baseline"/>
-      </w:rPr>
-    </w:lvl>
-    <w:lvl w:ilvl="1">
-      <w:start w:val="0"/>
-      <w:numFmt w:val="bullet"/>
-      <w:lvlText w:val="−"/>
-      <w:lvlJc w:val="left"/>
-      <w:pPr>
-        <w:ind w:left="0" w:firstLine="0"/>
-      </w:pPr>
-      <w:rPr>
-        <w:rFonts w:ascii="Noto Sans Symbols" w:cs="Noto Sans Symbols" w:eastAsia="Noto Sans Symbols" w:hAnsi="Noto Sans Symbols"/>
-        <w:vertAlign w:val="baseline"/>
-      </w:rPr>
-    </w:lvl>
-    <w:lvl w:ilvl="2">
-      <w:start w:val="0"/>
-      <w:numFmt w:val="bullet"/>
-      <w:lvlText w:val="−"/>
-      <w:lvlJc w:val="left"/>
-      <w:pPr>
-        <w:ind w:left="0" w:firstLine="0"/>
-      </w:pPr>
-      <w:rPr>
-        <w:rFonts w:ascii="Noto Sans Symbols" w:cs="Noto Sans Symbols" w:eastAsia="Noto Sans Symbols" w:hAnsi="Noto Sans Symbols"/>
-        <w:vertAlign w:val="baseline"/>
-      </w:rPr>
-    </w:lvl>
-    <w:lvl w:ilvl="3">
-      <w:start w:val="0"/>
-      <w:numFmt w:val="bullet"/>
-      <w:lvlText w:val="−"/>
-      <w:lvlJc w:val="left"/>
-      <w:pPr>
-        <w:ind w:left="0" w:firstLine="0"/>
-      </w:pPr>
-      <w:rPr>
-        <w:rFonts w:ascii="Noto Sans Symbols" w:cs="Noto Sans Symbols" w:eastAsia="Noto Sans Symbols" w:hAnsi="Noto Sans Symbols"/>
-        <w:vertAlign w:val="baseline"/>
-      </w:rPr>
-    </w:lvl>
-    <w:lvl w:ilvl="4">
-      <w:start w:val="0"/>
-      <w:numFmt w:val="bullet"/>
-      <w:lvlText w:val="−"/>
-      <w:lvlJc w:val="left"/>
-      <w:pPr>
-        <w:ind w:left="0" w:firstLine="0"/>
-      </w:pPr>
-      <w:rPr>
-        <w:rFonts w:ascii="Noto Sans Symbols" w:cs="Noto Sans Symbols" w:eastAsia="Noto Sans Symbols" w:hAnsi="Noto Sans Symbols"/>
-        <w:vertAlign w:val="baseline"/>
-      </w:rPr>
-    </w:lvl>
-    <w:lvl w:ilvl="5">
-      <w:start w:val="0"/>
-      <w:numFmt w:val="bullet"/>
-      <w:lvlText w:val="−"/>
-      <w:lvlJc w:val="left"/>
-      <w:pPr>
-        <w:ind w:left="0" w:firstLine="0"/>
-      </w:pPr>
-      <w:rPr>
-        <w:rFonts w:ascii="Noto Sans Symbols" w:cs="Noto Sans Symbols" w:eastAsia="Noto Sans Symbols" w:hAnsi="Noto Sans Symbols"/>
-        <w:vertAlign w:val="baseline"/>
-      </w:rPr>
-    </w:lvl>
-    <w:lvl w:ilvl="6">
-      <w:start w:val="0"/>
-      <w:numFmt w:val="bullet"/>
-      <w:lvlText w:val="−"/>
-      <w:lvlJc w:val="left"/>
-      <w:pPr>
-        <w:ind w:left="0" w:firstLine="0"/>
-      </w:pPr>
-      <w:rPr>
-        <w:rFonts w:ascii="Noto Sans Symbols" w:cs="Noto Sans Symbols" w:eastAsia="Noto Sans Symbols" w:hAnsi="Noto Sans Symbols"/>
-        <w:vertAlign w:val="baseline"/>
-      </w:rPr>
-    </w:lvl>
-    <w:lvl w:ilvl="7">
-      <w:start w:val="0"/>
-      <w:numFmt w:val="bullet"/>
-      <w:lvlText w:val="−"/>
-      <w:lvlJc w:val="left"/>
-      <w:pPr>
-        <w:ind w:left="0" w:firstLine="0"/>
-      </w:pPr>
-      <w:rPr>
-        <w:rFonts w:ascii="Noto Sans Symbols" w:cs="Noto Sans Symbols" w:eastAsia="Noto Sans Symbols" w:hAnsi="Noto Sans Symbols"/>
-        <w:vertAlign w:val="baseline"/>
-      </w:rPr>
-    </w:lvl>
-    <w:lvl w:ilvl="8">
-      <w:start w:val="0"/>
-      <w:numFmt w:val="bullet"/>
-      <w:lvlText w:val="−"/>
-      <w:lvlJc w:val="left"/>
-      <w:pPr>
-        <w:ind w:left="0" w:firstLine="0"/>
-      </w:pPr>
-      <w:rPr>
-        <w:rFonts w:ascii="Noto Sans Symbols" w:cs="Noto Sans Symbols" w:eastAsia="Noto Sans Symbols" w:hAnsi="Noto Sans Symbols"/>
-        <w:vertAlign w:val="baseline"/>
-      </w:rPr>
-    </w:lvl>
-  </w:abstractNum>
-  <w:abstractNum w:abstractNumId="11">
     <w:lvl w:ilvl="0">
       <w:start w:val="0"/>
       <w:numFmt w:val="bullet"/>
@@ -8846,6 +8268,584 @@
       <w:rPr>
         <w:rFonts w:ascii="Noto Sans Symbols" w:cs="Noto Sans Symbols" w:eastAsia="Noto Sans Symbols" w:hAnsi="Noto Sans Symbols"/>
         <w:strike w:val="0"/>
+        <w:vertAlign w:val="baseline"/>
+      </w:rPr>
+    </w:lvl>
+  </w:abstractNum>
+  <w:abstractNum w:abstractNumId="7">
+    <w:lvl w:ilvl="0">
+      <w:start w:val="0"/>
+      <w:numFmt w:val="bullet"/>
+      <w:lvlText w:val="−"/>
+      <w:lvlJc w:val="left"/>
+      <w:pPr>
+        <w:ind w:left="0" w:firstLine="0"/>
+      </w:pPr>
+      <w:rPr>
+        <w:rFonts w:ascii="Noto Sans Symbols" w:cs="Noto Sans Symbols" w:eastAsia="Noto Sans Symbols" w:hAnsi="Noto Sans Symbols"/>
+        <w:vertAlign w:val="baseline"/>
+      </w:rPr>
+    </w:lvl>
+    <w:lvl w:ilvl="1">
+      <w:start w:val="0"/>
+      <w:numFmt w:val="bullet"/>
+      <w:lvlText w:val="−"/>
+      <w:lvlJc w:val="left"/>
+      <w:pPr>
+        <w:ind w:left="0" w:firstLine="0"/>
+      </w:pPr>
+      <w:rPr>
+        <w:rFonts w:ascii="Noto Sans Symbols" w:cs="Noto Sans Symbols" w:eastAsia="Noto Sans Symbols" w:hAnsi="Noto Sans Symbols"/>
+        <w:vertAlign w:val="baseline"/>
+      </w:rPr>
+    </w:lvl>
+    <w:lvl w:ilvl="2">
+      <w:start w:val="0"/>
+      <w:numFmt w:val="bullet"/>
+      <w:lvlText w:val="−"/>
+      <w:lvlJc w:val="left"/>
+      <w:pPr>
+        <w:ind w:left="0" w:firstLine="0"/>
+      </w:pPr>
+      <w:rPr>
+        <w:rFonts w:ascii="Noto Sans Symbols" w:cs="Noto Sans Symbols" w:eastAsia="Noto Sans Symbols" w:hAnsi="Noto Sans Symbols"/>
+        <w:vertAlign w:val="baseline"/>
+      </w:rPr>
+    </w:lvl>
+    <w:lvl w:ilvl="3">
+      <w:start w:val="0"/>
+      <w:numFmt w:val="bullet"/>
+      <w:lvlText w:val="−"/>
+      <w:lvlJc w:val="left"/>
+      <w:pPr>
+        <w:ind w:left="0" w:firstLine="0"/>
+      </w:pPr>
+      <w:rPr>
+        <w:rFonts w:ascii="Noto Sans Symbols" w:cs="Noto Sans Symbols" w:eastAsia="Noto Sans Symbols" w:hAnsi="Noto Sans Symbols"/>
+        <w:vertAlign w:val="baseline"/>
+      </w:rPr>
+    </w:lvl>
+    <w:lvl w:ilvl="4">
+      <w:start w:val="0"/>
+      <w:numFmt w:val="bullet"/>
+      <w:lvlText w:val="−"/>
+      <w:lvlJc w:val="left"/>
+      <w:pPr>
+        <w:ind w:left="0" w:firstLine="0"/>
+      </w:pPr>
+      <w:rPr>
+        <w:rFonts w:ascii="Noto Sans Symbols" w:cs="Noto Sans Symbols" w:eastAsia="Noto Sans Symbols" w:hAnsi="Noto Sans Symbols"/>
+        <w:vertAlign w:val="baseline"/>
+      </w:rPr>
+    </w:lvl>
+    <w:lvl w:ilvl="5">
+      <w:start w:val="0"/>
+      <w:numFmt w:val="bullet"/>
+      <w:lvlText w:val="−"/>
+      <w:lvlJc w:val="left"/>
+      <w:pPr>
+        <w:ind w:left="0" w:firstLine="0"/>
+      </w:pPr>
+      <w:rPr>
+        <w:rFonts w:ascii="Noto Sans Symbols" w:cs="Noto Sans Symbols" w:eastAsia="Noto Sans Symbols" w:hAnsi="Noto Sans Symbols"/>
+        <w:vertAlign w:val="baseline"/>
+      </w:rPr>
+    </w:lvl>
+    <w:lvl w:ilvl="6">
+      <w:start w:val="0"/>
+      <w:numFmt w:val="bullet"/>
+      <w:lvlText w:val="−"/>
+      <w:lvlJc w:val="left"/>
+      <w:pPr>
+        <w:ind w:left="0" w:firstLine="0"/>
+      </w:pPr>
+      <w:rPr>
+        <w:rFonts w:ascii="Noto Sans Symbols" w:cs="Noto Sans Symbols" w:eastAsia="Noto Sans Symbols" w:hAnsi="Noto Sans Symbols"/>
+        <w:vertAlign w:val="baseline"/>
+      </w:rPr>
+    </w:lvl>
+    <w:lvl w:ilvl="7">
+      <w:start w:val="0"/>
+      <w:numFmt w:val="bullet"/>
+      <w:lvlText w:val="−"/>
+      <w:lvlJc w:val="left"/>
+      <w:pPr>
+        <w:ind w:left="0" w:firstLine="0"/>
+      </w:pPr>
+      <w:rPr>
+        <w:rFonts w:ascii="Noto Sans Symbols" w:cs="Noto Sans Symbols" w:eastAsia="Noto Sans Symbols" w:hAnsi="Noto Sans Symbols"/>
+        <w:vertAlign w:val="baseline"/>
+      </w:rPr>
+    </w:lvl>
+    <w:lvl w:ilvl="8">
+      <w:start w:val="0"/>
+      <w:numFmt w:val="bullet"/>
+      <w:lvlText w:val="−"/>
+      <w:lvlJc w:val="left"/>
+      <w:pPr>
+        <w:ind w:left="0" w:firstLine="0"/>
+      </w:pPr>
+      <w:rPr>
+        <w:rFonts w:ascii="Noto Sans Symbols" w:cs="Noto Sans Symbols" w:eastAsia="Noto Sans Symbols" w:hAnsi="Noto Sans Symbols"/>
+        <w:vertAlign w:val="baseline"/>
+      </w:rPr>
+    </w:lvl>
+  </w:abstractNum>
+  <w:abstractNum w:abstractNumId="8">
+    <w:lvl w:ilvl="0">
+      <w:start w:val="0"/>
+      <w:numFmt w:val="bullet"/>
+      <w:lvlText w:val="−"/>
+      <w:lvlJc w:val="left"/>
+      <w:pPr>
+        <w:ind w:left="0" w:firstLine="0"/>
+      </w:pPr>
+      <w:rPr>
+        <w:rFonts w:ascii="Noto Sans Symbols" w:cs="Noto Sans Symbols" w:eastAsia="Noto Sans Symbols" w:hAnsi="Noto Sans Symbols"/>
+        <w:vertAlign w:val="baseline"/>
+      </w:rPr>
+    </w:lvl>
+    <w:lvl w:ilvl="1">
+      <w:start w:val="0"/>
+      <w:numFmt w:val="bullet"/>
+      <w:lvlText w:val="−"/>
+      <w:lvlJc w:val="left"/>
+      <w:pPr>
+        <w:ind w:left="0" w:firstLine="0"/>
+      </w:pPr>
+      <w:rPr>
+        <w:rFonts w:ascii="Noto Sans Symbols" w:cs="Noto Sans Symbols" w:eastAsia="Noto Sans Symbols" w:hAnsi="Noto Sans Symbols"/>
+        <w:vertAlign w:val="baseline"/>
+      </w:rPr>
+    </w:lvl>
+    <w:lvl w:ilvl="2">
+      <w:start w:val="0"/>
+      <w:numFmt w:val="bullet"/>
+      <w:lvlText w:val="−"/>
+      <w:lvlJc w:val="left"/>
+      <w:pPr>
+        <w:ind w:left="0" w:firstLine="0"/>
+      </w:pPr>
+      <w:rPr>
+        <w:rFonts w:ascii="Noto Sans Symbols" w:cs="Noto Sans Symbols" w:eastAsia="Noto Sans Symbols" w:hAnsi="Noto Sans Symbols"/>
+        <w:vertAlign w:val="baseline"/>
+      </w:rPr>
+    </w:lvl>
+    <w:lvl w:ilvl="3">
+      <w:start w:val="0"/>
+      <w:numFmt w:val="bullet"/>
+      <w:lvlText w:val="−"/>
+      <w:lvlJc w:val="left"/>
+      <w:pPr>
+        <w:ind w:left="0" w:firstLine="0"/>
+      </w:pPr>
+      <w:rPr>
+        <w:rFonts w:ascii="Noto Sans Symbols" w:cs="Noto Sans Symbols" w:eastAsia="Noto Sans Symbols" w:hAnsi="Noto Sans Symbols"/>
+        <w:vertAlign w:val="baseline"/>
+      </w:rPr>
+    </w:lvl>
+    <w:lvl w:ilvl="4">
+      <w:start w:val="0"/>
+      <w:numFmt w:val="bullet"/>
+      <w:lvlText w:val="−"/>
+      <w:lvlJc w:val="left"/>
+      <w:pPr>
+        <w:ind w:left="0" w:firstLine="0"/>
+      </w:pPr>
+      <w:rPr>
+        <w:rFonts w:ascii="Noto Sans Symbols" w:cs="Noto Sans Symbols" w:eastAsia="Noto Sans Symbols" w:hAnsi="Noto Sans Symbols"/>
+        <w:vertAlign w:val="baseline"/>
+      </w:rPr>
+    </w:lvl>
+    <w:lvl w:ilvl="5">
+      <w:start w:val="0"/>
+      <w:numFmt w:val="bullet"/>
+      <w:lvlText w:val="−"/>
+      <w:lvlJc w:val="left"/>
+      <w:pPr>
+        <w:ind w:left="0" w:firstLine="0"/>
+      </w:pPr>
+      <w:rPr>
+        <w:rFonts w:ascii="Noto Sans Symbols" w:cs="Noto Sans Symbols" w:eastAsia="Noto Sans Symbols" w:hAnsi="Noto Sans Symbols"/>
+        <w:vertAlign w:val="baseline"/>
+      </w:rPr>
+    </w:lvl>
+    <w:lvl w:ilvl="6">
+      <w:start w:val="0"/>
+      <w:numFmt w:val="bullet"/>
+      <w:lvlText w:val="−"/>
+      <w:lvlJc w:val="left"/>
+      <w:pPr>
+        <w:ind w:left="0" w:firstLine="0"/>
+      </w:pPr>
+      <w:rPr>
+        <w:rFonts w:ascii="Noto Sans Symbols" w:cs="Noto Sans Symbols" w:eastAsia="Noto Sans Symbols" w:hAnsi="Noto Sans Symbols"/>
+        <w:vertAlign w:val="baseline"/>
+      </w:rPr>
+    </w:lvl>
+    <w:lvl w:ilvl="7">
+      <w:start w:val="0"/>
+      <w:numFmt w:val="bullet"/>
+      <w:lvlText w:val="−"/>
+      <w:lvlJc w:val="left"/>
+      <w:pPr>
+        <w:ind w:left="0" w:firstLine="0"/>
+      </w:pPr>
+      <w:rPr>
+        <w:rFonts w:ascii="Noto Sans Symbols" w:cs="Noto Sans Symbols" w:eastAsia="Noto Sans Symbols" w:hAnsi="Noto Sans Symbols"/>
+        <w:vertAlign w:val="baseline"/>
+      </w:rPr>
+    </w:lvl>
+    <w:lvl w:ilvl="8">
+      <w:start w:val="0"/>
+      <w:numFmt w:val="bullet"/>
+      <w:lvlText w:val="−"/>
+      <w:lvlJc w:val="left"/>
+      <w:pPr>
+        <w:ind w:left="0" w:firstLine="0"/>
+      </w:pPr>
+      <w:rPr>
+        <w:rFonts w:ascii="Noto Sans Symbols" w:cs="Noto Sans Symbols" w:eastAsia="Noto Sans Symbols" w:hAnsi="Noto Sans Symbols"/>
+        <w:vertAlign w:val="baseline"/>
+      </w:rPr>
+    </w:lvl>
+  </w:abstractNum>
+  <w:abstractNum w:abstractNumId="9">
+    <w:lvl w:ilvl="0">
+      <w:start w:val="0"/>
+      <w:numFmt w:val="bullet"/>
+      <w:lvlText w:val="−"/>
+      <w:lvlJc w:val="left"/>
+      <w:pPr>
+        <w:ind w:left="0" w:firstLine="0"/>
+      </w:pPr>
+      <w:rPr>
+        <w:rFonts w:ascii="Noto Sans Symbols" w:cs="Noto Sans Symbols" w:eastAsia="Noto Sans Symbols" w:hAnsi="Noto Sans Symbols"/>
+        <w:vertAlign w:val="baseline"/>
+      </w:rPr>
+    </w:lvl>
+    <w:lvl w:ilvl="1">
+      <w:start w:val="0"/>
+      <w:numFmt w:val="bullet"/>
+      <w:lvlText w:val="−"/>
+      <w:lvlJc w:val="left"/>
+      <w:pPr>
+        <w:ind w:left="0" w:firstLine="0"/>
+      </w:pPr>
+      <w:rPr>
+        <w:rFonts w:ascii="Noto Sans Symbols" w:cs="Noto Sans Symbols" w:eastAsia="Noto Sans Symbols" w:hAnsi="Noto Sans Symbols"/>
+        <w:vertAlign w:val="baseline"/>
+      </w:rPr>
+    </w:lvl>
+    <w:lvl w:ilvl="2">
+      <w:start w:val="0"/>
+      <w:numFmt w:val="bullet"/>
+      <w:lvlText w:val="−"/>
+      <w:lvlJc w:val="left"/>
+      <w:pPr>
+        <w:ind w:left="0" w:firstLine="0"/>
+      </w:pPr>
+      <w:rPr>
+        <w:rFonts w:ascii="Noto Sans Symbols" w:cs="Noto Sans Symbols" w:eastAsia="Noto Sans Symbols" w:hAnsi="Noto Sans Symbols"/>
+        <w:vertAlign w:val="baseline"/>
+      </w:rPr>
+    </w:lvl>
+    <w:lvl w:ilvl="3">
+      <w:start w:val="0"/>
+      <w:numFmt w:val="bullet"/>
+      <w:lvlText w:val="−"/>
+      <w:lvlJc w:val="left"/>
+      <w:pPr>
+        <w:ind w:left="0" w:firstLine="0"/>
+      </w:pPr>
+      <w:rPr>
+        <w:rFonts w:ascii="Noto Sans Symbols" w:cs="Noto Sans Symbols" w:eastAsia="Noto Sans Symbols" w:hAnsi="Noto Sans Symbols"/>
+        <w:vertAlign w:val="baseline"/>
+      </w:rPr>
+    </w:lvl>
+    <w:lvl w:ilvl="4">
+      <w:start w:val="0"/>
+      <w:numFmt w:val="bullet"/>
+      <w:lvlText w:val="−"/>
+      <w:lvlJc w:val="left"/>
+      <w:pPr>
+        <w:ind w:left="0" w:firstLine="0"/>
+      </w:pPr>
+      <w:rPr>
+        <w:rFonts w:ascii="Noto Sans Symbols" w:cs="Noto Sans Symbols" w:eastAsia="Noto Sans Symbols" w:hAnsi="Noto Sans Symbols"/>
+        <w:vertAlign w:val="baseline"/>
+      </w:rPr>
+    </w:lvl>
+    <w:lvl w:ilvl="5">
+      <w:start w:val="0"/>
+      <w:numFmt w:val="bullet"/>
+      <w:lvlText w:val="−"/>
+      <w:lvlJc w:val="left"/>
+      <w:pPr>
+        <w:ind w:left="0" w:firstLine="0"/>
+      </w:pPr>
+      <w:rPr>
+        <w:rFonts w:ascii="Noto Sans Symbols" w:cs="Noto Sans Symbols" w:eastAsia="Noto Sans Symbols" w:hAnsi="Noto Sans Symbols"/>
+        <w:vertAlign w:val="baseline"/>
+      </w:rPr>
+    </w:lvl>
+    <w:lvl w:ilvl="6">
+      <w:start w:val="0"/>
+      <w:numFmt w:val="bullet"/>
+      <w:lvlText w:val="−"/>
+      <w:lvlJc w:val="left"/>
+      <w:pPr>
+        <w:ind w:left="0" w:firstLine="0"/>
+      </w:pPr>
+      <w:rPr>
+        <w:rFonts w:ascii="Noto Sans Symbols" w:cs="Noto Sans Symbols" w:eastAsia="Noto Sans Symbols" w:hAnsi="Noto Sans Symbols"/>
+        <w:vertAlign w:val="baseline"/>
+      </w:rPr>
+    </w:lvl>
+    <w:lvl w:ilvl="7">
+      <w:start w:val="0"/>
+      <w:numFmt w:val="bullet"/>
+      <w:lvlText w:val="−"/>
+      <w:lvlJc w:val="left"/>
+      <w:pPr>
+        <w:ind w:left="0" w:firstLine="0"/>
+      </w:pPr>
+      <w:rPr>
+        <w:rFonts w:ascii="Noto Sans Symbols" w:cs="Noto Sans Symbols" w:eastAsia="Noto Sans Symbols" w:hAnsi="Noto Sans Symbols"/>
+        <w:vertAlign w:val="baseline"/>
+      </w:rPr>
+    </w:lvl>
+    <w:lvl w:ilvl="8">
+      <w:start w:val="0"/>
+      <w:numFmt w:val="bullet"/>
+      <w:lvlText w:val="−"/>
+      <w:lvlJc w:val="left"/>
+      <w:pPr>
+        <w:ind w:left="0" w:firstLine="0"/>
+      </w:pPr>
+      <w:rPr>
+        <w:rFonts w:ascii="Noto Sans Symbols" w:cs="Noto Sans Symbols" w:eastAsia="Noto Sans Symbols" w:hAnsi="Noto Sans Symbols"/>
+        <w:vertAlign w:val="baseline"/>
+      </w:rPr>
+    </w:lvl>
+  </w:abstractNum>
+  <w:abstractNum w:abstractNumId="10">
+    <w:lvl w:ilvl="0">
+      <w:start w:val="1"/>
+      <w:numFmt w:val="decimal"/>
+      <w:lvlText w:val="%1."/>
+      <w:lvlJc w:val="left"/>
+      <w:pPr>
+        <w:ind w:left="0" w:firstLine="0"/>
+      </w:pPr>
+      <w:rPr>
+        <w:vertAlign w:val="baseline"/>
+      </w:rPr>
+    </w:lvl>
+    <w:lvl w:ilvl="1">
+      <w:start w:val="1"/>
+      <w:numFmt w:val="decimal"/>
+      <w:lvlText w:val="%2."/>
+      <w:lvlJc w:val="left"/>
+      <w:pPr>
+        <w:ind w:left="0" w:firstLine="0"/>
+      </w:pPr>
+      <w:rPr>
+        <w:vertAlign w:val="baseline"/>
+      </w:rPr>
+    </w:lvl>
+    <w:lvl w:ilvl="2">
+      <w:start w:val="1"/>
+      <w:numFmt w:val="decimal"/>
+      <w:lvlText w:val="%1.%2.%3."/>
+      <w:lvlJc w:val="left"/>
+      <w:pPr>
+        <w:ind w:left="0" w:firstLine="0"/>
+      </w:pPr>
+      <w:rPr>
+        <w:vertAlign w:val="baseline"/>
+      </w:rPr>
+    </w:lvl>
+    <w:lvl w:ilvl="3">
+      <w:start w:val="1"/>
+      <w:numFmt w:val="decimal"/>
+      <w:lvlText w:val="%1.%2.%3.%4."/>
+      <w:lvlJc w:val="left"/>
+      <w:pPr>
+        <w:ind w:left="0" w:firstLine="0"/>
+      </w:pPr>
+      <w:rPr>
+        <w:vertAlign w:val="baseline"/>
+      </w:rPr>
+    </w:lvl>
+    <w:lvl w:ilvl="4">
+      <w:start w:val="1"/>
+      <w:numFmt w:val="decimal"/>
+      <w:lvlText w:val="%1.%2.%3.%4.%5."/>
+      <w:lvlJc w:val="left"/>
+      <w:pPr>
+        <w:ind w:left="0" w:firstLine="0"/>
+      </w:pPr>
+      <w:rPr>
+        <w:vertAlign w:val="baseline"/>
+      </w:rPr>
+    </w:lvl>
+    <w:lvl w:ilvl="5">
+      <w:start w:val="1"/>
+      <w:numFmt w:val="decimal"/>
+      <w:lvlText w:val="%1.%2.%3.%4.%5.%6."/>
+      <w:lvlJc w:val="left"/>
+      <w:pPr>
+        <w:ind w:left="0" w:firstLine="0"/>
+      </w:pPr>
+      <w:rPr>
+        <w:vertAlign w:val="baseline"/>
+      </w:rPr>
+    </w:lvl>
+    <w:lvl w:ilvl="6">
+      <w:start w:val="1"/>
+      <w:numFmt w:val="decimal"/>
+      <w:lvlText w:val="%1.%2.%3.%4.%5.%6.%7."/>
+      <w:lvlJc w:val="left"/>
+      <w:pPr>
+        <w:ind w:left="0" w:firstLine="0"/>
+      </w:pPr>
+      <w:rPr>
+        <w:vertAlign w:val="baseline"/>
+      </w:rPr>
+    </w:lvl>
+    <w:lvl w:ilvl="7">
+      <w:start w:val="1"/>
+      <w:numFmt w:val="decimal"/>
+      <w:lvlText w:val="%1.%2.%3.%4.%5.%6.%7.%8."/>
+      <w:lvlJc w:val="left"/>
+      <w:pPr>
+        <w:ind w:left="0" w:firstLine="0"/>
+      </w:pPr>
+      <w:rPr>
+        <w:vertAlign w:val="baseline"/>
+      </w:rPr>
+    </w:lvl>
+    <w:lvl w:ilvl="8">
+      <w:start w:val="1"/>
+      <w:numFmt w:val="decimal"/>
+      <w:lvlText w:val="%1.%2.%3.%4.%5.%6.%7.%8.%9."/>
+      <w:lvlJc w:val="left"/>
+      <w:pPr>
+        <w:ind w:left="0" w:firstLine="0"/>
+      </w:pPr>
+      <w:rPr>
+        <w:vertAlign w:val="baseline"/>
+      </w:rPr>
+    </w:lvl>
+  </w:abstractNum>
+  <w:abstractNum w:abstractNumId="11">
+    <w:lvl w:ilvl="0">
+      <w:start w:val="0"/>
+      <w:numFmt w:val="bullet"/>
+      <w:lvlText w:val="●"/>
+      <w:lvlJc w:val="left"/>
+      <w:pPr>
+        <w:ind w:left="0" w:firstLine="0"/>
+      </w:pPr>
+      <w:rPr>
+        <w:rFonts w:ascii="Noto Sans Symbols" w:cs="Noto Sans Symbols" w:eastAsia="Noto Sans Symbols" w:hAnsi="Noto Sans Symbols"/>
+        <w:vertAlign w:val="baseline"/>
+      </w:rPr>
+    </w:lvl>
+    <w:lvl w:ilvl="1">
+      <w:start w:val="1"/>
+      <w:numFmt w:val="decimal"/>
+      <w:lvlText w:val="%2."/>
+      <w:lvlJc w:val="left"/>
+      <w:pPr>
+        <w:ind w:left="0" w:firstLine="0"/>
+      </w:pPr>
+      <w:rPr>
+        <w:vertAlign w:val="baseline"/>
+      </w:rPr>
+    </w:lvl>
+    <w:lvl w:ilvl="2">
+      <w:start w:val="1"/>
+      <w:numFmt w:val="decimal"/>
+      <w:lvlText w:val="%3."/>
+      <w:lvlJc w:val="left"/>
+      <w:pPr>
+        <w:ind w:left="0" w:firstLine="0"/>
+      </w:pPr>
+      <w:rPr>
+        <w:vertAlign w:val="baseline"/>
+      </w:rPr>
+    </w:lvl>
+    <w:lvl w:ilvl="3">
+      <w:start w:val="1"/>
+      <w:numFmt w:val="decimal"/>
+      <w:lvlText w:val="%4."/>
+      <w:lvlJc w:val="left"/>
+      <w:pPr>
+        <w:ind w:left="0" w:firstLine="0"/>
+      </w:pPr>
+      <w:rPr>
+        <w:vertAlign w:val="baseline"/>
+      </w:rPr>
+    </w:lvl>
+    <w:lvl w:ilvl="4">
+      <w:start w:val="1"/>
+      <w:numFmt w:val="decimal"/>
+      <w:lvlText w:val="%5."/>
+      <w:lvlJc w:val="left"/>
+      <w:pPr>
+        <w:ind w:left="0" w:firstLine="0"/>
+      </w:pPr>
+      <w:rPr>
+        <w:vertAlign w:val="baseline"/>
+      </w:rPr>
+    </w:lvl>
+    <w:lvl w:ilvl="5">
+      <w:start w:val="1"/>
+      <w:numFmt w:val="decimal"/>
+      <w:lvlText w:val="%6."/>
+      <w:lvlJc w:val="left"/>
+      <w:pPr>
+        <w:ind w:left="0" w:firstLine="0"/>
+      </w:pPr>
+      <w:rPr>
+        <w:vertAlign w:val="baseline"/>
+      </w:rPr>
+    </w:lvl>
+    <w:lvl w:ilvl="6">
+      <w:start w:val="1"/>
+      <w:numFmt w:val="decimal"/>
+      <w:lvlText w:val="%7."/>
+      <w:lvlJc w:val="left"/>
+      <w:pPr>
+        <w:ind w:left="0" w:firstLine="0"/>
+      </w:pPr>
+      <w:rPr>
+        <w:vertAlign w:val="baseline"/>
+      </w:rPr>
+    </w:lvl>
+    <w:lvl w:ilvl="7">
+      <w:start w:val="1"/>
+      <w:numFmt w:val="decimal"/>
+      <w:lvlText w:val="%8."/>
+      <w:lvlJc w:val="left"/>
+      <w:pPr>
+        <w:ind w:left="0" w:firstLine="0"/>
+      </w:pPr>
+      <w:rPr>
+        <w:vertAlign w:val="baseline"/>
+      </w:rPr>
+    </w:lvl>
+    <w:lvl w:ilvl="8">
+      <w:start w:val="1"/>
+      <w:numFmt w:val="decimal"/>
+      <w:lvlText w:val="%9."/>
+      <w:lvlJc w:val="left"/>
+      <w:pPr>
+        <w:ind w:left="0" w:firstLine="0"/>
+      </w:pPr>
+      <w:rPr>
         <w:vertAlign w:val="baseline"/>
       </w:rPr>
     </w:lvl>
@@ -9030,6 +9030,20 @@
       <w:sz w:val="72"/>
       <w:szCs w:val="72"/>
     </w:rPr>
+  </w:style>
+  <w:style w:type="table" w:styleId="TableNormal" w:default="1">
+    <w:name w:val="TableNormal"/>
+    <w:tblPr>
+      <w:tblCellMar>
+        <w:top w:w="100.0" w:type="dxa"/>
+        <w:left w:w="100.0" w:type="dxa"/>
+        <w:bottom w:w="100.0" w:type="dxa"/>
+        <w:right w:w="100.0" w:type="dxa"/>
+      </w:tblCellMar>
+    </w:tblPr>
+  </w:style>
+  <w:style w:type="paragraph" w:styleId="Normal" w:default="1">
+    <w:name w:val="normal"/>
   </w:style>
   <w:style w:type="table" w:styleId="TableNormal" w:default="1">
     <w:name w:val="TableNormal"/>
